--- a/32KP Konstrujuvannja program/1/KNT-122_Onyshchenko_Variant-19_PR1.docx
+++ b/32KP Konstrujuvannja program/1/KNT-122_Onyshchenko_Variant-19_PR1.docx
@@ -180,7 +180,19 @@
         <w:t xml:space="preserve">а </w:t>
       </w:r>
       <w:r>
-        <w:t>«»</w:t>
+        <w:t>«</w:t>
+      </w:r>
+      <w:r>
+        <w:t xml:space="preserve">Знайомство з </w:t>
+      </w:r>
+      <w:r>
+        <w:rPr>
+          <w:lang w:val="en-US"/>
+        </w:rPr>
+        <w:t>Java</w:t>
+      </w:r>
+      <w:r>
+        <w:t>»</w:t>
       </w:r>
     </w:p>
     <w:p>
@@ -401,19 +413,46 @@
     <w:p>
       <w:pPr>
         <w:pStyle w:val="P"/>
-      </w:pPr>
-      <w:r>
-        <w:t>Текст мети роботи.</w:t>
+        <w:rPr>
+          <w:lang w:val="en-US"/>
+        </w:rPr>
+      </w:pPr>
+      <w:r>
+        <w:t>Вивчити основні можливості</w:t>
+      </w:r>
+      <w:r>
+        <w:rPr>
+          <w:lang w:val="en-US"/>
+        </w:rPr>
+        <w:t xml:space="preserve"> </w:t>
+      </w:r>
+      <w:r>
+        <w:t>та принципи роботи з мовою</w:t>
+      </w:r>
+      <w:r>
+        <w:rPr>
+          <w:lang w:val="en-US"/>
+        </w:rPr>
+        <w:t xml:space="preserve"> </w:t>
+      </w:r>
+      <w:r>
+        <w:t>Java.</w:t>
       </w:r>
     </w:p>
     <w:p>
       <w:pPr>
         <w:pStyle w:val="P"/>
+        <w:rPr>
+          <w:lang w:val="en-US"/>
+        </w:rPr>
       </w:pPr>
     </w:p>
     <w:p>
       <w:pPr>
         <w:pStyle w:val="H1"/>
+        <w:rPr>
+          <w:lang w:val="en-US"/>
+        </w:rPr>
       </w:pPr>
       <w:r>
         <w:t xml:space="preserve">Завдання </w:t>
@@ -421,27 +460,85 @@
     </w:p>
     <w:p>
       <w:pPr>
+        <w:pStyle w:val="H1"/>
+      </w:pPr>
+      <w:r>
+        <w:t>Теорія</w:t>
+      </w:r>
+    </w:p>
+    <w:p>
+      <w:pPr>
+        <w:pStyle w:val="H1"/>
+      </w:pPr>
+      <w:r>
+        <w:t xml:space="preserve">Виконання </w:t>
+      </w:r>
+    </w:p>
+    <w:p>
+      <w:pPr>
+        <w:pStyle w:val="H2"/>
+      </w:pPr>
+      <w:r>
+        <w:t xml:space="preserve">1 </w:t>
+      </w:r>
+      <w:r>
+        <w:t xml:space="preserve">Код </w:t>
+      </w:r>
+    </w:p>
+    <w:p>
+      <w:pPr>
         <w:pStyle w:val="P"/>
       </w:pPr>
     </w:p>
     <w:p>
       <w:pPr>
+        <w:pStyle w:val="Code"/>
+      </w:pPr>
+      <w:r>
+        <w:t>Текст коду програми.</w:t>
+      </w:r>
+    </w:p>
+    <w:p>
+      <w:pPr>
         <w:pStyle w:val="P"/>
       </w:pPr>
-      <w:r>
-        <w:t>Текст індивідуального завдання:</w:t>
+    </w:p>
+    <w:p>
+      <w:pPr>
+        <w:pStyle w:val="H2"/>
+      </w:pPr>
+      <w:r>
+        <w:t xml:space="preserve">2 </w:t>
+      </w:r>
+      <w:r>
+        <w:t xml:space="preserve">Результати </w:t>
       </w:r>
     </w:p>
     <w:p>
       <w:pPr>
         <w:pStyle w:val="P"/>
-        <w:numPr>
-          <w:ilvl w:val="0"/>
-          <w:numId w:val="2"/>
-        </w:numPr>
-      </w:pPr>
-      <w:r>
-        <w:t>Виконати пункт один, і так далі.</w:t>
+      </w:pPr>
+    </w:p>
+    <w:p>
+      <w:pPr>
+        <w:pStyle w:val="IMG"/>
+      </w:pPr>
+      <w:r>
+        <w:t>Картинка тут</w:t>
+      </w:r>
+    </w:p>
+    <w:p>
+      <w:pPr>
+        <w:pStyle w:val="IMG"/>
+      </w:pPr>
+      <w:r>
+        <w:t xml:space="preserve">Рисунок </w:t>
+      </w:r>
+      <w:r>
+        <w:t>2</w:t>
+      </w:r>
+      <w:r>
+        <w:t>.1 – Опис картинки</w:t>
       </w:r>
     </w:p>
     <w:p>
@@ -452,110 +549,146 @@
     <w:p>
       <w:pPr>
         <w:pStyle w:val="H1"/>
-      </w:pPr>
-      <w:r>
-        <w:t xml:space="preserve">Виконання </w:t>
+        <w:rPr>
+          <w:lang w:val="en-US"/>
+        </w:rPr>
+      </w:pPr>
+      <w:r>
+        <w:t>Висновки</w:t>
+      </w:r>
+    </w:p>
+    <w:p>
+      <w:pPr>
+        <w:pStyle w:val="H1"/>
+        <w:rPr>
+          <w:lang w:val="en-US"/>
+        </w:rPr>
+      </w:pPr>
+      <w:r>
+        <w:t xml:space="preserve">Питання </w:t>
       </w:r>
     </w:p>
     <w:p>
       <w:pPr>
         <w:pStyle w:val="H2"/>
-      </w:pPr>
-      <w:r>
-        <w:t xml:space="preserve">1 </w:t>
-      </w:r>
-      <w:r>
-        <w:t xml:space="preserve">Код </w:t>
-      </w:r>
-    </w:p>
-    <w:p>
-      <w:pPr>
-        <w:pStyle w:val="P"/>
-      </w:pPr>
-    </w:p>
-    <w:p>
-      <w:pPr>
-        <w:pStyle w:val="Code"/>
-      </w:pPr>
-      <w:r>
-        <w:t>Текст коду програми.</w:t>
-      </w:r>
-    </w:p>
-    <w:p>
-      <w:pPr>
-        <w:pStyle w:val="P"/>
-      </w:pPr>
+        <w:rPr>
+          <w:lang w:val="en-US"/>
+        </w:rPr>
+      </w:pPr>
+      <w:r>
+        <w:rPr>
+          <w:lang w:val="en-US"/>
+        </w:rPr>
+        <w:t>Т</w:t>
+      </w:r>
+      <w:r>
+        <w:rPr>
+          <w:lang w:val="en-US"/>
+        </w:rPr>
+        <w:t>ипи даних в мові Java</w:t>
+      </w:r>
     </w:p>
     <w:p>
       <w:pPr>
         <w:pStyle w:val="H2"/>
-      </w:pPr>
-      <w:r>
-        <w:t xml:space="preserve">2 </w:t>
-      </w:r>
-      <w:r>
-        <w:t xml:space="preserve">Результати </w:t>
-      </w:r>
-    </w:p>
-    <w:p>
-      <w:pPr>
-        <w:pStyle w:val="P"/>
-      </w:pPr>
-    </w:p>
-    <w:p>
-      <w:pPr>
-        <w:pStyle w:val="IMG"/>
-      </w:pPr>
-      <w:r>
-        <w:t>Картинка тут</w:t>
-      </w:r>
-    </w:p>
-    <w:p>
-      <w:pPr>
-        <w:pStyle w:val="IMG"/>
-      </w:pPr>
-      <w:r>
-        <w:t xml:space="preserve">Рисунок </w:t>
-      </w:r>
-      <w:r>
-        <w:t>2</w:t>
-      </w:r>
-      <w:r>
-        <w:t>.1 – Опис картинки</w:t>
-      </w:r>
-    </w:p>
-    <w:p>
-      <w:pPr>
-        <w:pStyle w:val="P"/>
-      </w:pPr>
-    </w:p>
-    <w:p>
-      <w:pPr>
-        <w:pStyle w:val="H1"/>
-      </w:pPr>
-      <w:r>
-        <w:t xml:space="preserve">Питання </w:t>
+        <w:rPr>
+          <w:lang w:val="en-US"/>
+        </w:rPr>
+      </w:pPr>
+      <w:r>
+        <w:rPr>
+          <w:lang w:val="en-US"/>
+        </w:rPr>
+        <w:t>Л</w:t>
+      </w:r>
+      <w:r>
+        <w:rPr>
+          <w:lang w:val="en-US"/>
+        </w:rPr>
+        <w:t>огічні операції в мові Java</w:t>
       </w:r>
     </w:p>
     <w:p>
       <w:pPr>
         <w:pStyle w:val="H2"/>
-      </w:pPr>
-      <w:r>
-        <w:t xml:space="preserve">Контрольне питання </w:t>
-      </w:r>
-    </w:p>
-    <w:p>
-      <w:pPr>
-        <w:pStyle w:val="P"/>
-      </w:pPr>
-    </w:p>
-    <w:p>
-      <w:pPr>
-        <w:pStyle w:val="P"/>
-      </w:pPr>
-      <w:r>
-        <w:t>Відповідь на контрольне питання.</w:t>
+        <w:rPr>
+          <w:lang w:val="en-US"/>
+        </w:rPr>
+      </w:pPr>
+      <w:r>
+        <w:rPr>
+          <w:lang w:val="en-US"/>
+        </w:rPr>
+        <w:t>П</w:t>
+      </w:r>
+      <w:r>
+        <w:rPr>
+          <w:lang w:val="en-US"/>
+        </w:rPr>
+        <w:t>обітові операції в мові Java</w:t>
+      </w:r>
+    </w:p>
+    <w:p>
+      <w:pPr>
+        <w:pStyle w:val="H2"/>
+        <w:rPr>
+          <w:lang w:val="en-US"/>
+        </w:rPr>
+      </w:pPr>
+      <w:r>
+        <w:rPr>
+          <w:lang w:val="en-US"/>
+        </w:rPr>
+        <w:t>О</w:t>
+      </w:r>
+      <w:r>
+        <w:rPr>
+          <w:lang w:val="en-US"/>
+        </w:rPr>
+        <w:t>перації зсуву в мові Java</w:t>
+      </w:r>
+    </w:p>
+    <w:p>
+      <w:pPr>
+        <w:pStyle w:val="H2"/>
+        <w:rPr>
+          <w:lang w:val="en-US"/>
+        </w:rPr>
+      </w:pPr>
+      <w:proofErr w:type="gramStart"/>
+      <w:r>
+        <w:rPr>
+          <w:lang w:val="en-US"/>
+        </w:rPr>
+        <w:t>С</w:t>
+      </w:r>
+      <w:r>
+        <w:rPr>
+          <w:lang w:val="en-US"/>
+        </w:rPr>
+        <w:t>пособ</w:t>
+      </w:r>
+      <w:r>
+        <w:t>и</w:t>
+      </w:r>
+      <w:r>
+        <w:rPr>
+          <w:lang w:val="en-US"/>
+        </w:rPr>
+        <w:t xml:space="preserve"> </w:t>
+      </w:r>
+      <w:r>
+        <w:rPr>
+          <w:lang w:val="en-US"/>
+        </w:rPr>
+        <w:t xml:space="preserve"> запису</w:t>
+      </w:r>
+      <w:proofErr w:type="gramEnd"/>
+      <w:r>
+        <w:rPr>
+          <w:lang w:val="en-US"/>
+        </w:rPr>
+        <w:t xml:space="preserve"> цілих чисел</w:t>
       </w:r>
     </w:p>
     <w:sectPr>

--- a/32KP Konstrujuvannja program/1/KNT-122_Onyshchenko_Variant-19_PR1.docx
+++ b/32KP Konstrujuvannja program/1/KNT-122_Onyshchenko_Variant-19_PR1.docx
@@ -450,9 +450,6 @@
     <w:p>
       <w:pPr>
         <w:pStyle w:val="H1"/>
-        <w:rPr>
-          <w:lang w:val="en-US"/>
-        </w:rPr>
       </w:pPr>
       <w:r>
         <w:t xml:space="preserve">Завдання </w:t>
@@ -460,6 +457,215 @@
     </w:p>
     <w:p>
       <w:pPr>
+        <w:pStyle w:val="P"/>
+      </w:pPr>
+    </w:p>
+    <w:p>
+      <w:pPr>
+        <w:pStyle w:val="P"/>
+      </w:pPr>
+    </w:p>
+    <w:p>
+      <w:pPr>
+        <w:pStyle w:val="P"/>
+      </w:pPr>
+      <w:r>
+        <w:t>1. Ознайомитися з основними теоретичними відомостями за темою роботи, використовуючи ці методичні вказівки, а також рекомендовану літературу.</w:t>
+      </w:r>
+    </w:p>
+    <w:p>
+      <w:pPr>
+        <w:pStyle w:val="P"/>
+      </w:pPr>
+      <w:r>
+        <w:t>2. Вивчити основні принципи роботи з Java.</w:t>
+      </w:r>
+    </w:p>
+    <w:p>
+      <w:pPr>
+        <w:pStyle w:val="P"/>
+      </w:pPr>
+      <w:r>
+        <w:t>3. Виконати наступні завдання:</w:t>
+      </w:r>
+    </w:p>
+    <w:p>
+      <w:pPr>
+        <w:pStyle w:val="P"/>
+      </w:pPr>
+    </w:p>
+    <w:p>
+      <w:pPr>
+        <w:pStyle w:val="P"/>
+        <w:rPr>
+          <w:i/>
+          <w:iCs/>
+        </w:rPr>
+      </w:pPr>
+      <w:r>
+        <w:rPr>
+          <w:i/>
+          <w:iCs/>
+        </w:rPr>
+        <w:t>Загальні завдання:</w:t>
+      </w:r>
+    </w:p>
+    <w:p>
+      <w:pPr>
+        <w:pStyle w:val="P"/>
+      </w:pPr>
+    </w:p>
+    <w:p>
+      <w:pPr>
+        <w:pStyle w:val="P"/>
+      </w:pPr>
+      <w:r>
+        <w:t>1. Ввести з консолі n цілих чисел і помістити їх у масив. На консоль вивести числа-паліндроми, значення яких у прямому й зворотному порядку збігаються.</w:t>
+      </w:r>
+    </w:p>
+    <w:p>
+      <w:pPr>
+        <w:pStyle w:val="P"/>
+      </w:pPr>
+      <w:r>
+        <w:t>2. Шляхом перестановки елементів квадратної матриці дійcних чисел домогтися того, щоб її максимальний елемент перебував у лівому верхньому куті, наступний по величині – у позиції (2,2), наступний по величині – у позиції (3,3) і т.д., заповнивши в такий спосіб всю головну діагональ.</w:t>
+      </w:r>
+    </w:p>
+    <w:p>
+      <w:pPr>
+        <w:pStyle w:val="P"/>
+      </w:pPr>
+    </w:p>
+    <w:p>
+      <w:pPr>
+        <w:pStyle w:val="P"/>
+        <w:rPr>
+          <w:i/>
+          <w:iCs/>
+        </w:rPr>
+      </w:pPr>
+      <w:r>
+        <w:rPr>
+          <w:i/>
+          <w:iCs/>
+        </w:rPr>
+        <w:t>Індивідуальні завдання:</w:t>
+      </w:r>
+    </w:p>
+    <w:p>
+      <w:pPr>
+        <w:pStyle w:val="P"/>
+      </w:pPr>
+    </w:p>
+    <w:p>
+      <w:pPr>
+        <w:pStyle w:val="P"/>
+      </w:pPr>
+      <w:r>
+        <w:t>1. Упорядкувати рядки (стовпці) матриці в порядку зростання значень елементів k-го стовпця (рядка).</w:t>
+      </w:r>
+    </w:p>
+    <w:p>
+      <w:pPr>
+        <w:pStyle w:val="P"/>
+      </w:pPr>
+      <w:r>
+        <w:lastRenderedPageBreak/>
+        <w:t>2. Знайти й вивести найбільше число зростаючих (спадаючих) елементів матриці, що йдуть підряд.</w:t>
+      </w:r>
+    </w:p>
+    <w:p>
+      <w:pPr>
+        <w:pStyle w:val="P"/>
+      </w:pPr>
+      <w:r>
+        <w:t>3. Транспонувати квадратну матрицю.</w:t>
+      </w:r>
+    </w:p>
+    <w:p>
+      <w:pPr>
+        <w:pStyle w:val="P"/>
+      </w:pPr>
+      <w:r>
+        <w:t>4. Повернути матрицю на 90 (180, 270) градусів проти часової стрілки.</w:t>
+      </w:r>
+    </w:p>
+    <w:p>
+      <w:pPr>
+        <w:pStyle w:val="P"/>
+      </w:pPr>
+      <w:r>
+        <w:t>5. Побудувати матрицю, віднімаючи з елементів кожного рядка матриці її середнє арифметичне.</w:t>
+      </w:r>
+    </w:p>
+    <w:p>
+      <w:pPr>
+        <w:pStyle w:val="P"/>
+      </w:pPr>
+      <w:r>
+        <w:t>6. Ущільнити матрицю, видаляючи з неї рядки й стовпці, заповнені нулями.</w:t>
+      </w:r>
+    </w:p>
+    <w:p>
+      <w:pPr>
+        <w:pStyle w:val="P"/>
+      </w:pPr>
+      <w:r>
+        <w:t>7. Перетворити рядки матриці таким чином, щоб елементи, які дорівнюють нулю, розташовувалися після всіх інших.</w:t>
+      </w:r>
+    </w:p>
+    <w:p>
+      <w:pPr>
+        <w:pStyle w:val="P"/>
+      </w:pPr>
+      <w:r>
+        <w:t>8. Знайти кількість всіх седлових точок матриці. (Матриця А має седлову точку Аi,j, якщо Аi,j є мінімальним елементом в i-ому рядку й максимальним в j-ому стовпці).</w:t>
+      </w:r>
+    </w:p>
+    <w:p>
+      <w:pPr>
+        <w:pStyle w:val="P"/>
+      </w:pPr>
+      <w:r>
+        <w:t>9. Знайти число локальних мінімумів. (Сусідами елемента матриці назвемо елементи, що мають із ним загальну сторону або кут. Елемент матриці називається локальним мінімумом, якщо він строго менше всіх своїх сусідів).</w:t>
+      </w:r>
+    </w:p>
+    <w:p>
+      <w:pPr>
+        <w:pStyle w:val="P"/>
+      </w:pPr>
+      <w:r>
+        <w:t>10. Перебудувати задану матрицю, переставляючи в ній стовпці так, щоб значення їхніх характеристик убували. (Характеристикою стовпця прямокутної матриці називається сума модулів його елементів).</w:t>
+      </w:r>
+    </w:p>
+    <w:p>
+      <w:pPr>
+        <w:pStyle w:val="P"/>
+      </w:pPr>
+    </w:p>
+    <w:p>
+      <w:pPr>
+        <w:pStyle w:val="P"/>
+      </w:pPr>
+      <w:r>
+        <w:t>4. Оформити звіт з роботи.</w:t>
+      </w:r>
+    </w:p>
+    <w:p>
+      <w:pPr>
+        <w:pStyle w:val="P"/>
+      </w:pPr>
+      <w:r>
+        <w:t>5. Відповісти на контрольні питання.</w:t>
+      </w:r>
+    </w:p>
+    <w:p>
+      <w:pPr>
+        <w:pStyle w:val="P"/>
+      </w:pPr>
+    </w:p>
+    <w:p>
+      <w:pPr>
         <w:pStyle w:val="H1"/>
       </w:pPr>
       <w:r>
@@ -495,6 +701,7 @@
         <w:pStyle w:val="Code"/>
       </w:pPr>
       <w:r>
+        <w:lastRenderedPageBreak/>
         <w:t>Текст коду програми.</w:t>
       </w:r>
     </w:p>

--- a/32KP Konstrujuvannja program/1/KNT-122_Onyshchenko_Variant-19_PR1.docx
+++ b/32KP Konstrujuvannja program/1/KNT-122_Onyshchenko_Variant-19_PR1.docx
@@ -667,6 +667,9 @@
     <w:p>
       <w:pPr>
         <w:pStyle w:val="H1"/>
+        <w:rPr>
+          <w:lang w:val="en-US"/>
+        </w:rPr>
       </w:pPr>
       <w:r>
         <w:t>Теорія</w:t>
@@ -674,9 +677,382 @@
     </w:p>
     <w:p>
       <w:pPr>
+        <w:pStyle w:val="P"/>
+        <w:rPr>
+          <w:lang w:val="en-US"/>
+        </w:rPr>
+      </w:pPr>
+    </w:p>
+    <w:p>
+      <w:pPr>
+        <w:pStyle w:val="P"/>
+      </w:pPr>
+      <w:r>
+        <w:t xml:space="preserve">На відміну від </w:t>
+      </w:r>
+      <w:r>
+        <w:rPr>
+          <w:lang w:val="en-US"/>
+        </w:rPr>
+        <w:t>Python (</w:t>
+      </w:r>
+      <w:r>
+        <w:t xml:space="preserve">найбільш звична мова програмування) у </w:t>
+      </w:r>
+      <w:r>
+        <w:rPr>
+          <w:lang w:val="en-US"/>
+        </w:rPr>
+        <w:t xml:space="preserve">Java </w:t>
+      </w:r>
+      <w:r>
+        <w:t>одразу помітно кілька відмінностей:</w:t>
+      </w:r>
+    </w:p>
+    <w:p>
+      <w:pPr>
+        <w:pStyle w:val="P"/>
+      </w:pPr>
+    </w:p>
+    <w:p>
+      <w:pPr>
+        <w:pStyle w:val="P"/>
+        <w:numPr>
+          <w:ilvl w:val="0"/>
+          <w:numId w:val="3"/>
+        </w:numPr>
+      </w:pPr>
+      <w:r>
+        <w:t>Весь код має бути записаний у класах. Цим вона нагадує С</w:t>
+      </w:r>
+      <w:r>
+        <w:rPr>
+          <w:lang w:val="en-US"/>
+        </w:rPr>
+        <w:t>#;</w:t>
+      </w:r>
+    </w:p>
+    <w:p>
+      <w:pPr>
+        <w:pStyle w:val="P"/>
+        <w:numPr>
+          <w:ilvl w:val="0"/>
+          <w:numId w:val="3"/>
+        </w:numPr>
+      </w:pPr>
+      <w:r>
+        <w:t xml:space="preserve">Метод для виведення тексту у консоль довший: </w:t>
+      </w:r>
+      <w:r>
+        <w:rPr>
+          <w:rStyle w:val="CodeChar"/>
+        </w:rPr>
+        <w:t>System.out.println</w:t>
+      </w:r>
+      <w:r>
+        <w:t xml:space="preserve"> замість </w:t>
+      </w:r>
+      <w:r>
+        <w:rPr>
+          <w:rStyle w:val="CodeChar"/>
+        </w:rPr>
+        <w:t>print</w:t>
+      </w:r>
+      <w:r>
+        <w:t>;</w:t>
+      </w:r>
+    </w:p>
+    <w:p>
+      <w:pPr>
+        <w:pStyle w:val="P"/>
+        <w:numPr>
+          <w:ilvl w:val="0"/>
+          <w:numId w:val="3"/>
+        </w:numPr>
+      </w:pPr>
+      <w:r>
+        <w:t>Всі типи даних мають оголошуватися і залишаються незмінними.</w:t>
+      </w:r>
+    </w:p>
+    <w:p>
+      <w:pPr>
+        <w:pStyle w:val="P"/>
+      </w:pPr>
+    </w:p>
+    <w:p>
+      <w:pPr>
+        <w:pStyle w:val="P"/>
+      </w:pPr>
+      <w:r>
+        <w:t>Також після спроби запуску програми було з’ясовано що назва головного класу програми має співпадати з назвою файлу.</w:t>
+      </w:r>
+    </w:p>
+    <w:p>
+      <w:pPr>
+        <w:pStyle w:val="P"/>
+        <w:rPr>
+          <w:lang w:val="en-US"/>
+        </w:rPr>
+      </w:pPr>
+      <w:r>
+        <w:t xml:space="preserve">Блоки коду у </w:t>
+      </w:r>
+      <w:r>
+        <w:rPr>
+          <w:lang w:val="en-US"/>
+        </w:rPr>
+        <w:t xml:space="preserve">Java </w:t>
+      </w:r>
+      <w:r>
+        <w:t xml:space="preserve">визначаються фігурними дужками </w:t>
+      </w:r>
+      <w:r>
+        <w:rPr>
+          <w:rStyle w:val="CodeChar"/>
+        </w:rPr>
+        <w:t>{ }</w:t>
+      </w:r>
+      <w:r>
+        <w:rPr>
+          <w:lang w:val="en-US"/>
+        </w:rPr>
+        <w:t xml:space="preserve">, </w:t>
+      </w:r>
+      <w:r>
+        <w:t xml:space="preserve">цим вона схожа на </w:t>
+      </w:r>
+      <w:r>
+        <w:rPr>
+          <w:lang w:val="en-US"/>
+        </w:rPr>
+        <w:t>C++.</w:t>
+      </w:r>
+    </w:p>
+    <w:p>
+      <w:pPr>
+        <w:pStyle w:val="P"/>
+        <w:rPr>
+          <w:lang w:val="en-US"/>
+        </w:rPr>
+      </w:pPr>
+      <w:r>
+        <w:t xml:space="preserve">У головному класі потрібен метод </w:t>
+      </w:r>
+      <w:r>
+        <w:rPr>
+          <w:rStyle w:val="CodeChar"/>
+        </w:rPr>
+        <w:t>main</w:t>
+      </w:r>
+      <w:r>
+        <w:rPr>
+          <w:lang w:val="en-US"/>
+        </w:rPr>
+        <w:t xml:space="preserve"> </w:t>
+      </w:r>
+      <w:r>
+        <w:t xml:space="preserve">з модифікатором </w:t>
+      </w:r>
+      <w:r>
+        <w:rPr>
+          <w:rStyle w:val="CodeChar"/>
+        </w:rPr>
+        <w:t>static</w:t>
+      </w:r>
+      <w:r>
+        <w:rPr>
+          <w:lang w:val="en-US"/>
+        </w:rPr>
+        <w:t xml:space="preserve"> </w:t>
+      </w:r>
+      <w:r>
+        <w:t>аби програма працювала.</w:t>
+      </w:r>
+      <w:r>
+        <w:t xml:space="preserve"> Якщо не прописати такий шаблон функції </w:t>
+      </w:r>
+      <w:r>
+        <w:rPr>
+          <w:rStyle w:val="CodeChar"/>
+        </w:rPr>
+        <w:t>main</w:t>
+      </w:r>
+      <w:r>
+        <w:rPr>
+          <w:lang w:val="en-US"/>
+        </w:rPr>
+        <w:t>:</w:t>
+      </w:r>
+    </w:p>
+    <w:p>
+      <w:pPr>
+        <w:pStyle w:val="P"/>
+        <w:rPr>
+          <w:lang w:val="en-US"/>
+        </w:rPr>
+      </w:pPr>
+    </w:p>
+    <w:p>
+      <w:pPr>
+        <w:pStyle w:val="Code"/>
+      </w:pPr>
+      <w:r>
+        <w:t xml:space="preserve">public static void </w:t>
+      </w:r>
+      <w:proofErr w:type="gramStart"/>
+      <w:r>
+        <w:t>main(</w:t>
+      </w:r>
+      <w:proofErr w:type="gramEnd"/>
+      <w:r>
+        <w:t>String[] args)</w:t>
+      </w:r>
+    </w:p>
+    <w:p>
+      <w:pPr>
+        <w:pStyle w:val="P"/>
+        <w:rPr>
+          <w:lang w:val="en-US"/>
+        </w:rPr>
+      </w:pPr>
+    </w:p>
+    <w:p>
+      <w:pPr>
+        <w:pStyle w:val="P"/>
+        <w:rPr>
+          <w:lang w:val="en-US"/>
+        </w:rPr>
+      </w:pPr>
+      <w:r>
+        <w:t>Програма не буде працювати.</w:t>
+      </w:r>
+    </w:p>
+    <w:p>
+      <w:pPr>
+        <w:pStyle w:val="P"/>
+      </w:pPr>
+      <w:r>
+        <w:t>При спробі оголосити змінну з плаваючою крапкою:</w:t>
+      </w:r>
+    </w:p>
+    <w:p>
+      <w:pPr>
+        <w:pStyle w:val="P"/>
+      </w:pPr>
+    </w:p>
+    <w:p>
+      <w:pPr>
+        <w:pStyle w:val="Code"/>
+      </w:pPr>
+      <w:r>
+        <w:t>float pi = 3.14;</w:t>
+      </w:r>
+    </w:p>
+    <w:p>
+      <w:pPr>
+        <w:pStyle w:val="P"/>
+        <w:rPr>
+          <w:lang w:val="en-US"/>
+        </w:rPr>
+      </w:pPr>
+    </w:p>
+    <w:p>
+      <w:pPr>
+        <w:pStyle w:val="P"/>
+      </w:pPr>
+      <w:r>
+        <w:t xml:space="preserve">Редактор видає помилку </w:t>
+      </w:r>
+      <w:r>
+        <w:rPr>
+          <w:lang w:val="en-US"/>
+        </w:rPr>
+        <w:t xml:space="preserve">“cannot convert from double to float”. </w:t>
+      </w:r>
+      <w:r>
+        <w:t xml:space="preserve">Після додавання постфіксу </w:t>
+      </w:r>
+      <w:r>
+        <w:rPr>
+          <w:rStyle w:val="CodeChar"/>
+        </w:rPr>
+        <w:t>f</w:t>
+      </w:r>
+      <w:r>
+        <w:rPr>
+          <w:lang w:val="en-US"/>
+        </w:rPr>
+        <w:t xml:space="preserve"> </w:t>
+      </w:r>
+      <w:r>
+        <w:t>до числа все запрацювало:</w:t>
+      </w:r>
+    </w:p>
+    <w:p>
+      <w:pPr>
+        <w:pStyle w:val="P"/>
+      </w:pPr>
+    </w:p>
+    <w:p>
+      <w:pPr>
+        <w:pStyle w:val="P"/>
+      </w:pPr>
+      <w:r>
+        <w:t>float pi = 3.14f;</w:t>
+      </w:r>
+    </w:p>
+    <w:p>
+      <w:pPr>
+        <w:pStyle w:val="P"/>
+      </w:pPr>
+      <w:r>
+        <w:t>System.err.println(pi);</w:t>
+      </w:r>
+    </w:p>
+    <w:p>
+      <w:pPr>
+        <w:pStyle w:val="P"/>
+        <w:rPr>
+          <w:lang w:val="en-US"/>
+        </w:rPr>
+      </w:pPr>
+      <w:r>
+        <w:rPr>
+          <w:lang w:val="en-US"/>
+        </w:rPr>
+        <w:t>&gt; 3.14</w:t>
+      </w:r>
+    </w:p>
+    <w:p>
+      <w:pPr>
+        <w:pStyle w:val="P"/>
+        <w:rPr>
+          <w:lang w:val="en-US"/>
+        </w:rPr>
+      </w:pPr>
+    </w:p>
+    <w:p>
+      <w:pPr>
+        <w:pStyle w:val="P"/>
+        <w:rPr>
+          <w:lang w:val="en-US"/>
+        </w:rPr>
+      </w:pPr>
+    </w:p>
+    <w:p>
+      <w:pPr>
+        <w:pStyle w:val="P"/>
+        <w:rPr>
+          <w:lang w:val="en-US"/>
+        </w:rPr>
+      </w:pPr>
+    </w:p>
+    <w:p>
+      <w:pPr>
         <w:pStyle w:val="H1"/>
       </w:pPr>
       <w:r>
+        <w:lastRenderedPageBreak/>
         <w:t xml:space="preserve">Виконання </w:t>
       </w:r>
     </w:p>
@@ -701,7 +1077,6 @@
         <w:pStyle w:val="Code"/>
       </w:pPr>
       <w:r>
-        <w:lastRenderedPageBreak/>
         <w:t>Текст коду програми.</w:t>
       </w:r>
     </w:p>
@@ -1000,10 +1375,11 @@
     </w:lvl>
   </w:abstractNum>
   <w:abstractNum w:abstractNumId="1" w15:restartNumberingAfterBreak="0">
-    <w:nsid w:val="795D4379"/>
+    <w:nsid w:val="651A709A"/>
     <w:multiLevelType w:val="hybridMultilevel"/>
-    <w:tmpl w:val="C21A163C"/>
-    <w:lvl w:ilvl="0" w:tplc="6644C4DC">
+    <w:tmpl w:val="17289824"/>
+    <w:lvl w:ilvl="0" w:tplc="EDF213C0">
+      <w:start w:val="5"/>
       <w:numFmt w:val="bullet"/>
       <w:lvlText w:val="-"/>
       <w:lvlJc w:val="left"/>
@@ -1111,11 +1487,126 @@
       </w:rPr>
     </w:lvl>
   </w:abstractNum>
+  <w:abstractNum w:abstractNumId="2" w15:restartNumberingAfterBreak="0">
+    <w:nsid w:val="795D4379"/>
+    <w:multiLevelType w:val="hybridMultilevel"/>
+    <w:tmpl w:val="C21A163C"/>
+    <w:lvl w:ilvl="0" w:tplc="6644C4DC">
+      <w:numFmt w:val="bullet"/>
+      <w:lvlText w:val="-"/>
+      <w:lvlJc w:val="left"/>
+      <w:pPr>
+        <w:ind w:left="1211" w:hanging="360"/>
+      </w:pPr>
+      <w:rPr>
+        <w:rFonts w:ascii="Times New Roman" w:eastAsia="Times New Roman" w:hAnsi="Times New Roman" w:cs="Times New Roman" w:hint="default"/>
+      </w:rPr>
+    </w:lvl>
+    <w:lvl w:ilvl="1" w:tplc="04220003" w:tentative="1">
+      <w:start w:val="1"/>
+      <w:numFmt w:val="bullet"/>
+      <w:lvlText w:val="o"/>
+      <w:lvlJc w:val="left"/>
+      <w:pPr>
+        <w:ind w:left="1931" w:hanging="360"/>
+      </w:pPr>
+      <w:rPr>
+        <w:rFonts w:ascii="Courier New" w:hAnsi="Courier New" w:cs="Courier New" w:hint="default"/>
+      </w:rPr>
+    </w:lvl>
+    <w:lvl w:ilvl="2" w:tplc="04220005" w:tentative="1">
+      <w:start w:val="1"/>
+      <w:numFmt w:val="bullet"/>
+      <w:lvlText w:val=""/>
+      <w:lvlJc w:val="left"/>
+      <w:pPr>
+        <w:ind w:left="2651" w:hanging="360"/>
+      </w:pPr>
+      <w:rPr>
+        <w:rFonts w:ascii="Wingdings" w:hAnsi="Wingdings" w:hint="default"/>
+      </w:rPr>
+    </w:lvl>
+    <w:lvl w:ilvl="3" w:tplc="04220001" w:tentative="1">
+      <w:start w:val="1"/>
+      <w:numFmt w:val="bullet"/>
+      <w:lvlText w:val=""/>
+      <w:lvlJc w:val="left"/>
+      <w:pPr>
+        <w:ind w:left="3371" w:hanging="360"/>
+      </w:pPr>
+      <w:rPr>
+        <w:rFonts w:ascii="Symbol" w:hAnsi="Symbol" w:hint="default"/>
+      </w:rPr>
+    </w:lvl>
+    <w:lvl w:ilvl="4" w:tplc="04220003" w:tentative="1">
+      <w:start w:val="1"/>
+      <w:numFmt w:val="bullet"/>
+      <w:lvlText w:val="o"/>
+      <w:lvlJc w:val="left"/>
+      <w:pPr>
+        <w:ind w:left="4091" w:hanging="360"/>
+      </w:pPr>
+      <w:rPr>
+        <w:rFonts w:ascii="Courier New" w:hAnsi="Courier New" w:cs="Courier New" w:hint="default"/>
+      </w:rPr>
+    </w:lvl>
+    <w:lvl w:ilvl="5" w:tplc="04220005" w:tentative="1">
+      <w:start w:val="1"/>
+      <w:numFmt w:val="bullet"/>
+      <w:lvlText w:val=""/>
+      <w:lvlJc w:val="left"/>
+      <w:pPr>
+        <w:ind w:left="4811" w:hanging="360"/>
+      </w:pPr>
+      <w:rPr>
+        <w:rFonts w:ascii="Wingdings" w:hAnsi="Wingdings" w:hint="default"/>
+      </w:rPr>
+    </w:lvl>
+    <w:lvl w:ilvl="6" w:tplc="04220001" w:tentative="1">
+      <w:start w:val="1"/>
+      <w:numFmt w:val="bullet"/>
+      <w:lvlText w:val=""/>
+      <w:lvlJc w:val="left"/>
+      <w:pPr>
+        <w:ind w:left="5531" w:hanging="360"/>
+      </w:pPr>
+      <w:rPr>
+        <w:rFonts w:ascii="Symbol" w:hAnsi="Symbol" w:hint="default"/>
+      </w:rPr>
+    </w:lvl>
+    <w:lvl w:ilvl="7" w:tplc="04220003" w:tentative="1">
+      <w:start w:val="1"/>
+      <w:numFmt w:val="bullet"/>
+      <w:lvlText w:val="o"/>
+      <w:lvlJc w:val="left"/>
+      <w:pPr>
+        <w:ind w:left="6251" w:hanging="360"/>
+      </w:pPr>
+      <w:rPr>
+        <w:rFonts w:ascii="Courier New" w:hAnsi="Courier New" w:cs="Courier New" w:hint="default"/>
+      </w:rPr>
+    </w:lvl>
+    <w:lvl w:ilvl="8" w:tplc="04220005" w:tentative="1">
+      <w:start w:val="1"/>
+      <w:numFmt w:val="bullet"/>
+      <w:lvlText w:val=""/>
+      <w:lvlJc w:val="left"/>
+      <w:pPr>
+        <w:ind w:left="6971" w:hanging="360"/>
+      </w:pPr>
+      <w:rPr>
+        <w:rFonts w:ascii="Wingdings" w:hAnsi="Wingdings" w:hint="default"/>
+      </w:rPr>
+    </w:lvl>
+  </w:abstractNum>
   <w:num w:numId="1" w16cid:durableId="1471048762">
-    <w:abstractNumId w:val="1"/>
+    <w:abstractNumId w:val="2"/>
   </w:num>
   <w:num w:numId="2" w16cid:durableId="2123066900">
     <w:abstractNumId w:val="0"/>
+  </w:num>
+  <w:num w:numId="3" w16cid:durableId="657000220">
+    <w:abstractNumId w:val="1"/>
   </w:num>
 </w:numbering>
 </file>
@@ -1590,7 +2081,6 @@
   <w:style w:type="character" w:default="1" w:styleId="a0">
     <w:name w:val="Default Paragraph Font"/>
     <w:uiPriority w:val="1"/>
-    <w:semiHidden/>
     <w:unhideWhenUsed/>
   </w:style>
   <w:style w:type="table" w:default="1" w:styleId="a1">

--- a/32KP Konstrujuvannja program/1/KNT-122_Onyshchenko_Variant-19_PR1.docx
+++ b/32KP Konstrujuvannja program/1/KNT-122_Onyshchenko_Variant-19_PR1.docx
@@ -897,15 +897,7 @@
         <w:pStyle w:val="Code"/>
       </w:pPr>
       <w:r>
-        <w:t xml:space="preserve">public static void </w:t>
-      </w:r>
-      <w:proofErr w:type="gramStart"/>
-      <w:r>
-        <w:t>main(</w:t>
-      </w:r>
-      <w:proofErr w:type="gramEnd"/>
-      <w:r>
-        <w:t>String[] args)</w:t>
+        <w:t>public static void main(String[] args)</w:t>
       </w:r>
     </w:p>
     <w:p>
@@ -1038,6 +1030,15 @@
           <w:lang w:val="en-US"/>
         </w:rPr>
       </w:pPr>
+      <w:r>
+        <w:t xml:space="preserve">Це тому, що константи за замовчуванням зберігаються як </w:t>
+      </w:r>
+      <w:r>
+        <w:rPr>
+          <w:lang w:val="en-US"/>
+        </w:rPr>
+        <w:t>double.</w:t>
+      </w:r>
     </w:p>
     <w:p>
       <w:pPr>
@@ -1237,7 +1238,6 @@
           <w:lang w:val="en-US"/>
         </w:rPr>
       </w:pPr>
-      <w:proofErr w:type="gramStart"/>
       <w:r>
         <w:rPr>
           <w:lang w:val="en-US"/>
@@ -1263,14 +1263,7 @@
         <w:rPr>
           <w:lang w:val="en-US"/>
         </w:rPr>
-        <w:t xml:space="preserve"> запису</w:t>
-      </w:r>
-      <w:proofErr w:type="gramEnd"/>
-      <w:r>
-        <w:rPr>
-          <w:lang w:val="en-US"/>
-        </w:rPr>
-        <w:t xml:space="preserve"> цілих чисел</w:t>
+        <w:t xml:space="preserve"> запису цілих чисел</w:t>
       </w:r>
     </w:p>
     <w:sectPr>

--- a/32KP Konstrujuvannja program/1/KNT-122_Onyshchenko_Variant-19_PR1.docx
+++ b/32KP Konstrujuvannja program/1/KNT-122_Onyshchenko_Variant-19_PR1.docx
@@ -897,7 +897,15 @@
         <w:pStyle w:val="Code"/>
       </w:pPr>
       <w:r>
-        <w:t>public static void main(String[] args)</w:t>
+        <w:t xml:space="preserve">public static void </w:t>
+      </w:r>
+      <w:proofErr w:type="gramStart"/>
+      <w:r>
+        <w:t>main(</w:t>
+      </w:r>
+      <w:proofErr w:type="gramEnd"/>
+      <w:r>
+        <w:t>String[] args)</w:t>
       </w:r>
     </w:p>
     <w:p>
@@ -1047,13 +1055,152 @@
           <w:lang w:val="en-US"/>
         </w:rPr>
       </w:pPr>
+      <w:r>
+        <w:lastRenderedPageBreak/>
+        <w:t xml:space="preserve">На відміну від </w:t>
+      </w:r>
+      <w:r>
+        <w:rPr>
+          <w:lang w:val="en-US"/>
+        </w:rPr>
+        <w:t xml:space="preserve">Python </w:t>
+      </w:r>
+      <w:r>
+        <w:t xml:space="preserve">у мові </w:t>
+      </w:r>
+      <w:r>
+        <w:rPr>
+          <w:lang w:val="en-US"/>
+        </w:rPr>
+        <w:t xml:space="preserve">Java </w:t>
+      </w:r>
+      <w:r>
+        <w:t xml:space="preserve">не можна записувати рядки у одинардних лапках </w:t>
+      </w:r>
+      <w:r>
+        <w:rPr>
+          <w:lang w:val="en-US"/>
+        </w:rPr>
+        <w:t>' '</w:t>
+      </w:r>
+      <w:r>
+        <w:t xml:space="preserve">. Ці символи, як і у </w:t>
+      </w:r>
+      <w:r>
+        <w:rPr>
+          <w:lang w:val="en-US"/>
+        </w:rPr>
+        <w:t xml:space="preserve">C++, </w:t>
+      </w:r>
+      <w:r>
+        <w:t xml:space="preserve">використовуються лише для типу </w:t>
+      </w:r>
+      <w:r>
+        <w:rPr>
+          <w:lang w:val="en-US"/>
+        </w:rPr>
+        <w:t xml:space="preserve">char. </w:t>
+      </w:r>
+      <w:r>
+        <w:t xml:space="preserve">Для рядків обов’язкове використання подвійних лапок </w:t>
+      </w:r>
+      <w:r>
+        <w:rPr>
+          <w:lang w:val="en-US"/>
+        </w:rPr>
+        <w:t>" ".</w:t>
+      </w:r>
+    </w:p>
+    <w:p>
+      <w:pPr>
+        <w:pStyle w:val="P"/>
+      </w:pPr>
+      <w:r>
+        <w:t xml:space="preserve">Тип даних </w:t>
+      </w:r>
+      <w:r>
+        <w:rPr>
+          <w:lang w:val="en-US"/>
+        </w:rPr>
+        <w:t xml:space="preserve">string </w:t>
+      </w:r>
+      <w:r>
+        <w:t xml:space="preserve">потрібно оголошувати з великої літери. Конкатенація рядків, як і в </w:t>
+      </w:r>
+      <w:r>
+        <w:rPr>
+          <w:lang w:val="en-US"/>
+        </w:rPr>
+        <w:t xml:space="preserve">Python, </w:t>
+      </w:r>
+      <w:r>
+        <w:t>працює:</w:t>
+      </w:r>
+    </w:p>
+    <w:p>
+      <w:pPr>
+        <w:pStyle w:val="P"/>
+      </w:pPr>
+    </w:p>
+    <w:p>
+      <w:pPr>
+        <w:pStyle w:val="P"/>
+      </w:pPr>
+      <w:r>
+        <w:t>String plus = "One" + "two";</w:t>
+      </w:r>
+    </w:p>
+    <w:p>
+      <w:pPr>
+        <w:pStyle w:val="P"/>
+      </w:pPr>
+      <w:r>
+        <w:t>System.err.println(plus);</w:t>
+      </w:r>
+    </w:p>
+    <w:p>
+      <w:pPr>
+        <w:pStyle w:val="P"/>
+        <w:rPr>
+          <w:lang w:val="en-US"/>
+        </w:rPr>
+      </w:pPr>
+      <w:r>
+        <w:rPr>
+          <w:lang w:val="en-US"/>
+        </w:rPr>
+        <w:t>&gt; Onetwo</w:t>
+      </w:r>
+    </w:p>
+    <w:p>
+      <w:pPr>
+        <w:pStyle w:val="P"/>
+        <w:rPr>
+          <w:lang w:val="en-US"/>
+        </w:rPr>
+      </w:pPr>
+    </w:p>
+    <w:p>
+      <w:pPr>
+        <w:pStyle w:val="P"/>
+        <w:rPr>
+          <w:lang w:val="en-US"/>
+        </w:rPr>
+      </w:pPr>
+    </w:p>
+    <w:p>
+      <w:pPr>
+        <w:pStyle w:val="P"/>
+        <w:rPr>
+          <w:lang w:val="en-US"/>
+        </w:rPr>
+      </w:pPr>
     </w:p>
     <w:p>
       <w:pPr>
         <w:pStyle w:val="H1"/>
       </w:pPr>
       <w:r>
-        <w:lastRenderedPageBreak/>
         <w:t xml:space="preserve">Виконання </w:t>
       </w:r>
     </w:p>
@@ -1238,6 +1385,7 @@
           <w:lang w:val="en-US"/>
         </w:rPr>
       </w:pPr>
+      <w:proofErr w:type="gramStart"/>
       <w:r>
         <w:rPr>
           <w:lang w:val="en-US"/>
@@ -1263,7 +1411,14 @@
         <w:rPr>
           <w:lang w:val="en-US"/>
         </w:rPr>
-        <w:t xml:space="preserve"> запису цілих чисел</w:t>
+        <w:t xml:space="preserve"> запису</w:t>
+      </w:r>
+      <w:proofErr w:type="gramEnd"/>
+      <w:r>
+        <w:rPr>
+          <w:lang w:val="en-US"/>
+        </w:rPr>
+        <w:t xml:space="preserve"> цілих чисел</w:t>
       </w:r>
     </w:p>
     <w:sectPr>
@@ -1274,6 +1429,56 @@
     </w:sectPr>
   </w:body>
 </w:document>
+</file>
+
+<file path=word/endnotes.xml><?xml version="1.0" encoding="utf-8"?>
+<w:endnotes xmlns:wpc="http://schemas.microsoft.com/office/word/2010/wordprocessingCanvas" xmlns:cx="http://schemas.microsoft.com/office/drawing/2014/chartex" xmlns:cx1="http://schemas.microsoft.com/office/drawing/2015/9/8/chartex" xmlns:cx2="http://schemas.microsoft.com/office/drawing/2015/10/21/chartex" xmlns:cx3="http://schemas.microsoft.com/office/drawing/2016/5/9/chartex" xmlns:cx4="http://schemas.microsoft.com/office/drawing/2016/5/10/chartex" xmlns:cx5="http://schemas.microsoft.com/office/drawing/2016/5/11/chartex" xmlns:cx6="http://schemas.microsoft.com/office/drawing/2016/5/12/chartex" xmlns:cx7="http://schemas.microsoft.com/office/drawing/2016/5/13/chartex" xmlns:cx8="http://schemas.microsoft.com/office/drawing/2016/5/14/chartex" xmlns:mc="http://schemas.openxmlformats.org/markup-compatibility/2006" xmlns:aink="http://schemas.microsoft.com/office/drawing/2016/ink" xmlns:am3d="http://schemas.microsoft.com/office/drawing/2017/model3d" xmlns:o="urn:schemas-microsoft-com:office:office" xmlns:oel="http://schemas.microsoft.com/office/2019/extlst" xmlns:r="http://schemas.openxmlformats.org/officeDocument/2006/relationships" xmlns:m="http://schemas.openxmlformats.org/officeDocument/2006/math" xmlns:v="urn:schemas-microsoft-com:vml" xmlns:wp14="http://schemas.microsoft.com/office/word/2010/wordprocessingDrawing" xmlns:wp="http://schemas.openxmlformats.org/drawingml/2006/wordprocessingDrawing" xmlns:w10="urn:schemas-microsoft-com:office:word" xmlns:w="http://schemas.openxmlformats.org/wordprocessingml/2006/main" xmlns:w14="http://schemas.microsoft.com/office/word/2010/wordml" xmlns:w15="http://schemas.microsoft.com/office/word/2012/wordml" xmlns:w16cex="http://schemas.microsoft.com/office/word/2018/wordml/cex" xmlns:w16cid="http://schemas.microsoft.com/office/word/2016/wordml/cid" xmlns:w16="http://schemas.microsoft.com/office/word/2018/wordml" xmlns:w16du="http://schemas.microsoft.com/office/word/2023/wordml/word16du" xmlns:w16sdtdh="http://schemas.microsoft.com/office/word/2020/wordml/sdtdatahash" xmlns:w16sdtfl="http://schemas.microsoft.com/office/word/2024/wordml/sdtformatlock" xmlns:w16se="http://schemas.microsoft.com/office/word/2015/wordml/symex" xmlns:wpg="http://schemas.microsoft.com/office/word/2010/wordprocessingGroup" xmlns:wpi="http://schemas.microsoft.com/office/word/2010/wordprocessingInk" xmlns:wne="http://schemas.microsoft.com/office/word/2006/wordml" xmlns:wps="http://schemas.microsoft.com/office/word/2010/wordprocessingShape" mc:Ignorable="w14 w15 w16se w16cid w16 w16cex w16sdtdh w16sdtfl w16du wp14">
+  <w:endnote w:type="separator" w:id="-1">
+    <w:p>
+      <w:pPr>
+        <w:spacing w:line="240" w:lineRule="auto"/>
+      </w:pPr>
+      <w:r>
+        <w:separator/>
+      </w:r>
+    </w:p>
+  </w:endnote>
+  <w:endnote w:type="continuationSeparator" w:id="0">
+    <w:p>
+      <w:pPr>
+        <w:spacing w:line="240" w:lineRule="auto"/>
+      </w:pPr>
+      <w:r>
+        <w:continuationSeparator/>
+      </w:r>
+    </w:p>
+  </w:endnote>
+</w:endnotes>
+</file>
+
+<file path=word/footnotes.xml><?xml version="1.0" encoding="utf-8"?>
+<w:footnotes xmlns:wpc="http://schemas.microsoft.com/office/word/2010/wordprocessingCanvas" xmlns:cx="http://schemas.microsoft.com/office/drawing/2014/chartex" xmlns:cx1="http://schemas.microsoft.com/office/drawing/2015/9/8/chartex" xmlns:cx2="http://schemas.microsoft.com/office/drawing/2015/10/21/chartex" xmlns:cx3="http://schemas.microsoft.com/office/drawing/2016/5/9/chartex" xmlns:cx4="http://schemas.microsoft.com/office/drawing/2016/5/10/chartex" xmlns:cx5="http://schemas.microsoft.com/office/drawing/2016/5/11/chartex" xmlns:cx6="http://schemas.microsoft.com/office/drawing/2016/5/12/chartex" xmlns:cx7="http://schemas.microsoft.com/office/drawing/2016/5/13/chartex" xmlns:cx8="http://schemas.microsoft.com/office/drawing/2016/5/14/chartex" xmlns:mc="http://schemas.openxmlformats.org/markup-compatibility/2006" xmlns:aink="http://schemas.microsoft.com/office/drawing/2016/ink" xmlns:am3d="http://schemas.microsoft.com/office/drawing/2017/model3d" xmlns:o="urn:schemas-microsoft-com:office:office" xmlns:oel="http://schemas.microsoft.com/office/2019/extlst" xmlns:r="http://schemas.openxmlformats.org/officeDocument/2006/relationships" xmlns:m="http://schemas.openxmlformats.org/officeDocument/2006/math" xmlns:v="urn:schemas-microsoft-com:vml" xmlns:wp14="http://schemas.microsoft.com/office/word/2010/wordprocessingDrawing" xmlns:wp="http://schemas.openxmlformats.org/drawingml/2006/wordprocessingDrawing" xmlns:w10="urn:schemas-microsoft-com:office:word" xmlns:w="http://schemas.openxmlformats.org/wordprocessingml/2006/main" xmlns:w14="http://schemas.microsoft.com/office/word/2010/wordml" xmlns:w15="http://schemas.microsoft.com/office/word/2012/wordml" xmlns:w16cex="http://schemas.microsoft.com/office/word/2018/wordml/cex" xmlns:w16cid="http://schemas.microsoft.com/office/word/2016/wordml/cid" xmlns:w16="http://schemas.microsoft.com/office/word/2018/wordml" xmlns:w16du="http://schemas.microsoft.com/office/word/2023/wordml/word16du" xmlns:w16sdtdh="http://schemas.microsoft.com/office/word/2020/wordml/sdtdatahash" xmlns:w16sdtfl="http://schemas.microsoft.com/office/word/2024/wordml/sdtformatlock" xmlns:w16se="http://schemas.microsoft.com/office/word/2015/wordml/symex" xmlns:wpg="http://schemas.microsoft.com/office/word/2010/wordprocessingGroup" xmlns:wpi="http://schemas.microsoft.com/office/word/2010/wordprocessingInk" xmlns:wne="http://schemas.microsoft.com/office/word/2006/wordml" xmlns:wps="http://schemas.microsoft.com/office/word/2010/wordprocessingShape" mc:Ignorable="w14 w15 w16se w16cid w16 w16cex w16sdtdh w16sdtfl w16du wp14">
+  <w:footnote w:type="separator" w:id="-1">
+    <w:p>
+      <w:pPr>
+        <w:spacing w:line="240" w:lineRule="auto"/>
+      </w:pPr>
+      <w:r>
+        <w:separator/>
+      </w:r>
+    </w:p>
+  </w:footnote>
+  <w:footnote w:type="continuationSeparator" w:id="0">
+    <w:p>
+      <w:pPr>
+        <w:spacing w:line="240" w:lineRule="auto"/>
+      </w:pPr>
+      <w:r>
+        <w:continuationSeparator/>
+      </w:r>
+    </w:p>
+  </w:footnote>
+</w:footnotes>
 </file>
 
 <file path=word/numbering.xml><?xml version="1.0" encoding="utf-8"?>
@@ -2620,6 +2825,47 @@
       <w:lang w:val="en-US" w:eastAsia="uk-UA"/>
     </w:rPr>
   </w:style>
+  <w:style w:type="paragraph" w:styleId="a8">
+    <w:name w:val="endnote text"/>
+    <w:basedOn w:val="a"/>
+    <w:link w:val="a9"/>
+    <w:uiPriority w:val="99"/>
+    <w:semiHidden/>
+    <w:unhideWhenUsed/>
+    <w:rsid w:val="00EA2EB3"/>
+    <w:pPr>
+      <w:spacing w:line="240" w:lineRule="auto"/>
+    </w:pPr>
+    <w:rPr>
+      <w:sz w:val="20"/>
+      <w:szCs w:val="20"/>
+    </w:rPr>
+  </w:style>
+  <w:style w:type="character" w:customStyle="1" w:styleId="a9">
+    <w:name w:val="Текст кінцевої виноски Знак"/>
+    <w:basedOn w:val="a0"/>
+    <w:link w:val="a8"/>
+    <w:uiPriority w:val="99"/>
+    <w:semiHidden/>
+    <w:rsid w:val="00EA2EB3"/>
+    <w:rPr>
+      <w:rFonts w:ascii="Times New Roman" w:eastAsia="Times New Roman" w:hAnsi="Times New Roman" w:cs="Times New Roman"/>
+      <w:sz w:val="20"/>
+      <w:szCs w:val="20"/>
+      <w:lang w:eastAsia="uk-UA"/>
+    </w:rPr>
+  </w:style>
+  <w:style w:type="character" w:styleId="aa">
+    <w:name w:val="endnote reference"/>
+    <w:basedOn w:val="a0"/>
+    <w:uiPriority w:val="99"/>
+    <w:semiHidden/>
+    <w:unhideWhenUsed/>
+    <w:rsid w:val="00EA2EB3"/>
+    <w:rPr>
+      <w:vertAlign w:val="superscript"/>
+    </w:rPr>
+  </w:style>
 </w:styles>
 </file>
 

--- a/32KP Konstrujuvannja program/1/KNT-122_Onyshchenko_Variant-19_PR1.docx
+++ b/32KP Konstrujuvannja program/1/KNT-122_Onyshchenko_Variant-19_PR1.docx
@@ -995,7 +995,7 @@
     </w:p>
     <w:p>
       <w:pPr>
-        <w:pStyle w:val="P"/>
+        <w:pStyle w:val="Code"/>
       </w:pPr>
       <w:r>
         <w:t>float pi = 3.14f;</w:t>
@@ -1003,7 +1003,7 @@
     </w:p>
     <w:p>
       <w:pPr>
-        <w:pStyle w:val="P"/>
+        <w:pStyle w:val="Code"/>
       </w:pPr>
       <w:r>
         <w:t>System.err.println(pi);</w:t>
@@ -1011,15 +1011,9 @@
     </w:p>
     <w:p>
       <w:pPr>
-        <w:pStyle w:val="P"/>
-        <w:rPr>
-          <w:lang w:val="en-US"/>
-        </w:rPr>
-      </w:pPr>
-      <w:r>
-        <w:rPr>
-          <w:lang w:val="en-US"/>
-        </w:rPr>
+        <w:pStyle w:val="Code"/>
+      </w:pPr>
+      <w:r>
         <w:t>&gt; 3.14</w:t>
       </w:r>
     </w:p>
@@ -1043,86 +1037,104 @@
       </w:r>
       <w:r>
         <w:rPr>
-          <w:lang w:val="en-US"/>
-        </w:rPr>
-        <w:t>double.</w:t>
-      </w:r>
-    </w:p>
-    <w:p>
-      <w:pPr>
-        <w:pStyle w:val="P"/>
-        <w:rPr>
-          <w:lang w:val="en-US"/>
-        </w:rPr>
+          <w:rStyle w:val="CodeChar"/>
+        </w:rPr>
+        <w:t>double</w:t>
+      </w:r>
+      <w:r>
+        <w:rPr>
+          <w:lang w:val="en-US"/>
+        </w:rPr>
+        <w:t>.</w:t>
+      </w:r>
+    </w:p>
+    <w:p>
+      <w:pPr>
+        <w:pStyle w:val="P"/>
+        <w:rPr>
+          <w:lang w:val="en-US"/>
+        </w:rPr>
+      </w:pPr>
+      <w:r>
+        <w:t xml:space="preserve">На відміну від </w:t>
+      </w:r>
+      <w:r>
+        <w:rPr>
+          <w:lang w:val="en-US"/>
+        </w:rPr>
+        <w:t xml:space="preserve">Python </w:t>
+      </w:r>
+      <w:r>
+        <w:t xml:space="preserve">у мові </w:t>
+      </w:r>
+      <w:r>
+        <w:rPr>
+          <w:lang w:val="en-US"/>
+        </w:rPr>
+        <w:t xml:space="preserve">Java </w:t>
+      </w:r>
+      <w:r>
+        <w:t xml:space="preserve">не можна записувати рядки у одинардних лапках </w:t>
+      </w:r>
+      <w:r>
+        <w:rPr>
+          <w:rStyle w:val="CodeChar"/>
+        </w:rPr>
+        <w:t>' '</w:t>
+      </w:r>
+      <w:r>
+        <w:t xml:space="preserve">. Ці символи, як і у </w:t>
+      </w:r>
+      <w:r>
+        <w:rPr>
+          <w:lang w:val="en-US"/>
+        </w:rPr>
+        <w:t xml:space="preserve">C++, </w:t>
+      </w:r>
+      <w:r>
+        <w:t xml:space="preserve">використовуються лише для типу </w:t>
+      </w:r>
+      <w:r>
+        <w:rPr>
+          <w:lang w:val="en-US"/>
+        </w:rPr>
+        <w:t xml:space="preserve">char. </w:t>
+      </w:r>
+      <w:r>
+        <w:t xml:space="preserve">Для рядків обов’язкове використання подвійних лапок </w:t>
+      </w:r>
+      <w:r>
+        <w:rPr>
+          <w:rStyle w:val="CodeChar"/>
+        </w:rPr>
+        <w:t>" "</w:t>
+      </w:r>
+      <w:r>
+        <w:rPr>
+          <w:lang w:val="en-US"/>
+        </w:rPr>
+        <w:t>.</w:t>
+      </w:r>
+    </w:p>
+    <w:p>
+      <w:pPr>
+        <w:pStyle w:val="P"/>
       </w:pPr>
       <w:r>
         <w:lastRenderedPageBreak/>
-        <w:t xml:space="preserve">На відміну від </w:t>
-      </w:r>
-      <w:r>
-        <w:rPr>
-          <w:lang w:val="en-US"/>
-        </w:rPr>
-        <w:t xml:space="preserve">Python </w:t>
-      </w:r>
-      <w:r>
-        <w:t xml:space="preserve">у мові </w:t>
-      </w:r>
-      <w:r>
-        <w:rPr>
-          <w:lang w:val="en-US"/>
-        </w:rPr>
-        <w:t xml:space="preserve">Java </w:t>
-      </w:r>
-      <w:r>
-        <w:t xml:space="preserve">не можна записувати рядки у одинардних лапках </w:t>
-      </w:r>
-      <w:r>
-        <w:rPr>
-          <w:lang w:val="en-US"/>
-        </w:rPr>
-        <w:t>' '</w:t>
-      </w:r>
-      <w:r>
-        <w:t xml:space="preserve">. Ці символи, як і у </w:t>
-      </w:r>
-      <w:r>
-        <w:rPr>
-          <w:lang w:val="en-US"/>
-        </w:rPr>
-        <w:t xml:space="preserve">C++, </w:t>
-      </w:r>
-      <w:r>
-        <w:t xml:space="preserve">використовуються лише для типу </w:t>
-      </w:r>
-      <w:r>
-        <w:rPr>
-          <w:lang w:val="en-US"/>
-        </w:rPr>
-        <w:t xml:space="preserve">char. </w:t>
-      </w:r>
-      <w:r>
-        <w:t xml:space="preserve">Для рядків обов’язкове використання подвійних лапок </w:t>
-      </w:r>
-      <w:r>
-        <w:rPr>
-          <w:lang w:val="en-US"/>
-        </w:rPr>
-        <w:t>" ".</w:t>
-      </w:r>
-    </w:p>
-    <w:p>
-      <w:pPr>
-        <w:pStyle w:val="P"/>
-      </w:pPr>
-      <w:r>
         <w:t xml:space="preserve">Тип даних </w:t>
       </w:r>
       <w:r>
         <w:rPr>
-          <w:lang w:val="en-US"/>
-        </w:rPr>
-        <w:t xml:space="preserve">string </w:t>
+          <w:rStyle w:val="CodeChar"/>
+        </w:rPr>
+        <w:t>string</w:t>
+      </w:r>
+      <w:r>
+        <w:rPr>
+          <w:lang w:val="en-US"/>
+        </w:rPr>
+        <w:t xml:space="preserve"> </w:t>
       </w:r>
       <w:r>
         <w:t xml:space="preserve">потрібно оголошувати з великої літери. Конкатенація рядків, як і в </w:t>
@@ -1144,7 +1156,7 @@
     </w:p>
     <w:p>
       <w:pPr>
-        <w:pStyle w:val="P"/>
+        <w:pStyle w:val="Code"/>
       </w:pPr>
       <w:r>
         <w:t>String plus = "One" + "two";</w:t>
@@ -1152,7 +1164,7 @@
     </w:p>
     <w:p>
       <w:pPr>
-        <w:pStyle w:val="P"/>
+        <w:pStyle w:val="Code"/>
       </w:pPr>
       <w:r>
         <w:t>System.err.println(plus);</w:t>
@@ -1160,15 +1172,9 @@
     </w:p>
     <w:p>
       <w:pPr>
-        <w:pStyle w:val="P"/>
-        <w:rPr>
-          <w:lang w:val="en-US"/>
-        </w:rPr>
-      </w:pPr>
-      <w:r>
-        <w:rPr>
-          <w:lang w:val="en-US"/>
-        </w:rPr>
+        <w:pStyle w:val="Code"/>
+      </w:pPr>
+      <w:r>
         <w:t>&gt; Onetwo</w:t>
       </w:r>
     </w:p>
@@ -1183,10 +1189,96 @@
     <w:p>
       <w:pPr>
         <w:pStyle w:val="P"/>
-        <w:rPr>
-          <w:lang w:val="en-US"/>
-        </w:rPr>
-      </w:pPr>
+      </w:pPr>
+      <w:r>
+        <w:t>У назві методу чи змінної не можна ставити цифру на перше місце</w:t>
+      </w:r>
+      <w:r>
+        <w:t>.</w:t>
+      </w:r>
+      <w:r>
+        <w:t xml:space="preserve"> Як назви можна використовувати і Українські літери:</w:t>
+      </w:r>
+    </w:p>
+    <w:p>
+      <w:pPr>
+        <w:pStyle w:val="P"/>
+      </w:pPr>
+    </w:p>
+    <w:p>
+      <w:pPr>
+        <w:pStyle w:val="Code"/>
+      </w:pPr>
+      <w:r>
+        <w:t>int привіт = 3;</w:t>
+      </w:r>
+    </w:p>
+    <w:p>
+      <w:pPr>
+        <w:pStyle w:val="Code"/>
+      </w:pPr>
+      <w:r>
+        <w:t>System.err.println(привіт);</w:t>
+      </w:r>
+    </w:p>
+    <w:p>
+      <w:pPr>
+        <w:pStyle w:val="Code"/>
+      </w:pPr>
+      <w:r>
+        <w:t>&gt; 3</w:t>
+      </w:r>
+    </w:p>
+    <w:p>
+      <w:pPr>
+        <w:pStyle w:val="P"/>
+        <w:rPr>
+          <w:lang w:val="en-US"/>
+        </w:rPr>
+      </w:pPr>
+    </w:p>
+    <w:p>
+      <w:pPr>
+        <w:pStyle w:val="P"/>
+      </w:pPr>
+      <w:r>
+        <w:t xml:space="preserve">У мові </w:t>
+      </w:r>
+      <w:r>
+        <w:rPr>
+          <w:lang w:val="en-US"/>
+        </w:rPr>
+        <w:t>Java</w:t>
+      </w:r>
+      <w:r>
+        <w:t xml:space="preserve"> не можна використовувати рядки або числа для порівняння:</w:t>
+      </w:r>
+    </w:p>
+    <w:p>
+      <w:pPr>
+        <w:pStyle w:val="P"/>
+      </w:pPr>
+    </w:p>
+    <w:p>
+      <w:pPr>
+        <w:pStyle w:val="Code"/>
+      </w:pPr>
+      <w:r>
+        <w:t>boolean interesting = 0 == false;</w:t>
+      </w:r>
+    </w:p>
+    <w:p>
+      <w:pPr>
+        <w:pStyle w:val="P"/>
+      </w:pPr>
+    </w:p>
+    <w:p>
+      <w:pPr>
+        <w:pStyle w:val="P"/>
+      </w:pPr>
+      <w:r>
+        <w:t>Тоді редактор коду видає помилку.</w:t>
+      </w:r>
     </w:p>
     <w:p>
       <w:pPr>
@@ -1284,6 +1376,7 @@
         </w:rPr>
       </w:pPr>
       <w:r>
+        <w:lastRenderedPageBreak/>
         <w:t>Висновки</w:t>
       </w:r>
     </w:p>

--- a/32KP Konstrujuvannja program/1/KNT-122_Onyshchenko_Variant-19_PR1.docx
+++ b/32KP Konstrujuvannja program/1/KNT-122_Onyshchenko_Variant-19_PR1.docx
@@ -897,15 +897,7 @@
         <w:pStyle w:val="Code"/>
       </w:pPr>
       <w:r>
-        <w:t xml:space="preserve">public static void </w:t>
-      </w:r>
-      <w:proofErr w:type="gramStart"/>
-      <w:r>
-        <w:t>main(</w:t>
-      </w:r>
-      <w:proofErr w:type="gramEnd"/>
-      <w:r>
-        <w:t>String[] args)</w:t>
+        <w:t>public static void main(String[] args)</w:t>
       </w:r>
     </w:p>
     <w:p>
@@ -1251,7 +1243,19 @@
         <w:t>Java</w:t>
       </w:r>
       <w:r>
-        <w:t xml:space="preserve"> не можна використовувати рядки або числа для порівняння:</w:t>
+        <w:t xml:space="preserve"> не можна використовувати рядки або числа для порівняння</w:t>
+      </w:r>
+      <w:r>
+        <w:t xml:space="preserve"> з типом</w:t>
+      </w:r>
+      <w:r>
+        <w:rPr>
+          <w:lang w:val="en-US"/>
+        </w:rPr>
+        <w:t xml:space="preserve"> boolean</w:t>
+      </w:r>
+      <w:r>
+        <w:t>:</w:t>
       </w:r>
     </w:p>
     <w:p>
@@ -1478,7 +1482,6 @@
           <w:lang w:val="en-US"/>
         </w:rPr>
       </w:pPr>
-      <w:proofErr w:type="gramStart"/>
       <w:r>
         <w:rPr>
           <w:lang w:val="en-US"/>
@@ -1504,14 +1507,7 @@
         <w:rPr>
           <w:lang w:val="en-US"/>
         </w:rPr>
-        <w:t xml:space="preserve"> запису</w:t>
-      </w:r>
-      <w:proofErr w:type="gramEnd"/>
-      <w:r>
-        <w:rPr>
-          <w:lang w:val="en-US"/>
-        </w:rPr>
-        <w:t xml:space="preserve"> цілих чисел</w:t>
+        <w:t xml:space="preserve"> запису цілих чисел</w:t>
       </w:r>
     </w:p>
     <w:sectPr>

--- a/32KP Konstrujuvannja program/1/KNT-122_Onyshchenko_Variant-19_PR1.docx
+++ b/32KP Konstrujuvannja program/1/KNT-122_Onyshchenko_Variant-19_PR1.docx
@@ -1243,6 +1243,15 @@
         <w:t>Java</w:t>
       </w:r>
       <w:r>
+        <w:t xml:space="preserve">, на відміну від </w:t>
+      </w:r>
+      <w:r>
+        <w:rPr>
+          <w:lang w:val="en-US"/>
+        </w:rPr>
+        <w:t>Python,</w:t>
+      </w:r>
+      <w:r>
         <w:t xml:space="preserve"> не можна використовувати рядки або числа для порівняння</w:t>
       </w:r>
       <w:r>
@@ -1252,7 +1261,13 @@
         <w:rPr>
           <w:lang w:val="en-US"/>
         </w:rPr>
-        <w:t xml:space="preserve"> boolean</w:t>
+        <w:t xml:space="preserve"> </w:t>
+      </w:r>
+      <w:r>
+        <w:rPr>
+          <w:rStyle w:val="CodeChar"/>
+        </w:rPr>
+        <w:t>boolean</w:t>
       </w:r>
       <w:r>
         <w:t>:</w:t>
@@ -1406,13 +1421,7 @@
         <w:rPr>
           <w:lang w:val="en-US"/>
         </w:rPr>
-        <w:t>Т</w:t>
-      </w:r>
-      <w:r>
-        <w:rPr>
-          <w:lang w:val="en-US"/>
-        </w:rPr>
-        <w:t>ипи даних в мові Java</w:t>
+        <w:t>Типи даних в мові Java</w:t>
       </w:r>
     </w:p>
     <w:p>
@@ -1426,13 +1435,7 @@
         <w:rPr>
           <w:lang w:val="en-US"/>
         </w:rPr>
-        <w:t>Л</w:t>
-      </w:r>
-      <w:r>
-        <w:rPr>
-          <w:lang w:val="en-US"/>
-        </w:rPr>
-        <w:t>огічні операції в мові Java</w:t>
+        <w:t>Логічні операції в мові Java</w:t>
       </w:r>
     </w:p>
     <w:p>
@@ -1446,13 +1449,7 @@
         <w:rPr>
           <w:lang w:val="en-US"/>
         </w:rPr>
-        <w:t>П</w:t>
-      </w:r>
-      <w:r>
-        <w:rPr>
-          <w:lang w:val="en-US"/>
-        </w:rPr>
-        <w:t>обітові операції в мові Java</w:t>
+        <w:t>Побітові операції в мові Java</w:t>
       </w:r>
     </w:p>
     <w:p>
@@ -1466,13 +1463,7 @@
         <w:rPr>
           <w:lang w:val="en-US"/>
         </w:rPr>
-        <w:t>О</w:t>
-      </w:r>
-      <w:r>
-        <w:rPr>
-          <w:lang w:val="en-US"/>
-        </w:rPr>
-        <w:t>перації зсуву в мові Java</w:t>
+        <w:t>Операції зсуву в мові Java</w:t>
       </w:r>
     </w:p>
     <w:p>
@@ -2368,6 +2359,7 @@
   <w:style w:type="character" w:default="1" w:styleId="a0">
     <w:name w:val="Default Paragraph Font"/>
     <w:uiPriority w:val="1"/>
+    <w:semiHidden/>
     <w:unhideWhenUsed/>
   </w:style>
   <w:style w:type="table" w:default="1" w:styleId="a1">

--- a/32KP Konstrujuvannja program/1/KNT-122_Onyshchenko_Variant-19_PR1.docx
+++ b/32KP Konstrujuvannja program/1/KNT-122_Onyshchenko_Variant-19_PR1.docx
@@ -897,7 +897,15 @@
         <w:pStyle w:val="Code"/>
       </w:pPr>
       <w:r>
-        <w:t>public static void main(String[] args)</w:t>
+        <w:t xml:space="preserve">public static void </w:t>
+      </w:r>
+      <w:proofErr w:type="gramStart"/>
+      <w:r>
+        <w:t>main(</w:t>
+      </w:r>
+      <w:proofErr w:type="gramEnd"/>
+      <w:r>
+        <w:t>String[] args)</w:t>
       </w:r>
     </w:p>
     <w:p>
@@ -1294,6 +1302,9 @@
     <w:p>
       <w:pPr>
         <w:pStyle w:val="P"/>
+        <w:rPr>
+          <w:lang w:val="en-US"/>
+        </w:rPr>
       </w:pPr>
       <w:r>
         <w:t>Тоді редактор коду видає помилку.</w:t>
@@ -1309,6 +1320,308 @@
     </w:p>
     <w:p>
       <w:pPr>
+        <w:pStyle w:val="P"/>
+      </w:pPr>
+      <w:r>
+        <w:rPr>
+          <w:lang w:val="en-US"/>
+        </w:rPr>
+        <w:t>Оператори порівняння, здається, працюють як у C++:</w:t>
+      </w:r>
+    </w:p>
+    <w:p>
+      <w:pPr>
+        <w:pStyle w:val="P"/>
+      </w:pPr>
+    </w:p>
+    <w:p>
+      <w:pPr>
+        <w:pStyle w:val="P"/>
+        <w:rPr>
+          <w:lang w:val="en-US"/>
+        </w:rPr>
+      </w:pPr>
+      <w:r>
+        <w:rPr>
+          <w:lang w:val="en-US"/>
+        </w:rPr>
+        <w:t>boolean one = false;</w:t>
+      </w:r>
+    </w:p>
+    <w:p>
+      <w:pPr>
+        <w:pStyle w:val="P"/>
+        <w:rPr>
+          <w:lang w:val="en-US"/>
+        </w:rPr>
+      </w:pPr>
+      <w:r>
+        <w:rPr>
+          <w:lang w:val="en-US"/>
+        </w:rPr>
+        <w:t>boolean two = true;</w:t>
+      </w:r>
+    </w:p>
+    <w:p>
+      <w:pPr>
+        <w:pStyle w:val="P"/>
+        <w:rPr>
+          <w:lang w:val="en-US"/>
+        </w:rPr>
+      </w:pPr>
+      <w:r>
+        <w:rPr>
+          <w:lang w:val="en-US"/>
+        </w:rPr>
+        <w:t>boolean res = one || two;</w:t>
+      </w:r>
+    </w:p>
+    <w:p>
+      <w:pPr>
+        <w:pStyle w:val="P"/>
+        <w:rPr>
+          <w:lang w:val="en-US"/>
+        </w:rPr>
+      </w:pPr>
+      <w:r>
+        <w:rPr>
+          <w:lang w:val="en-US"/>
+        </w:rPr>
+        <w:t>System.err.println(res);</w:t>
+      </w:r>
+    </w:p>
+    <w:p>
+      <w:pPr>
+        <w:pStyle w:val="P"/>
+        <w:rPr>
+          <w:lang w:val="en-US"/>
+        </w:rPr>
+      </w:pPr>
+      <w:r>
+        <w:rPr>
+          <w:lang w:val="en-US"/>
+        </w:rPr>
+        <w:t>&gt; true</w:t>
+      </w:r>
+    </w:p>
+    <w:p>
+      <w:pPr>
+        <w:pStyle w:val="P"/>
+        <w:rPr>
+          <w:lang w:val="en-US"/>
+        </w:rPr>
+      </w:pPr>
+    </w:p>
+    <w:p>
+      <w:pPr>
+        <w:pStyle w:val="P"/>
+        <w:rPr>
+          <w:lang w:val="en-US"/>
+        </w:rPr>
+      </w:pPr>
+    </w:p>
+    <w:p>
+      <w:pPr>
+        <w:pStyle w:val="P"/>
+        <w:rPr>
+          <w:lang w:val="en-US"/>
+        </w:rPr>
+      </w:pPr>
+      <w:r>
+        <w:rPr>
+          <w:lang w:val="en-US"/>
+        </w:rPr>
+        <w:t>Кількості байтів для типів даних:</w:t>
+      </w:r>
+    </w:p>
+    <w:p>
+      <w:pPr>
+        <w:pStyle w:val="P"/>
+        <w:rPr>
+          <w:lang w:val="en-US"/>
+        </w:rPr>
+      </w:pPr>
+    </w:p>
+    <w:p>
+      <w:pPr>
+        <w:pStyle w:val="P"/>
+        <w:numPr>
+          <w:ilvl w:val="0"/>
+          <w:numId w:val="3"/>
+        </w:numPr>
+      </w:pPr>
+      <w:r>
+        <w:rPr>
+          <w:lang w:val="en-US"/>
+        </w:rPr>
+        <w:lastRenderedPageBreak/>
+        <w:t>byte: 1</w:t>
+      </w:r>
+      <w:r>
+        <w:t>;</w:t>
+      </w:r>
+    </w:p>
+    <w:p>
+      <w:pPr>
+        <w:pStyle w:val="P"/>
+        <w:numPr>
+          <w:ilvl w:val="0"/>
+          <w:numId w:val="3"/>
+        </w:numPr>
+        <w:rPr>
+          <w:lang w:val="en-US"/>
+        </w:rPr>
+      </w:pPr>
+      <w:r>
+        <w:rPr>
+          <w:lang w:val="en-US"/>
+        </w:rPr>
+        <w:t>short: 2</w:t>
+      </w:r>
+      <w:r>
+        <w:t>;</w:t>
+      </w:r>
+    </w:p>
+    <w:p>
+      <w:pPr>
+        <w:pStyle w:val="P"/>
+        <w:numPr>
+          <w:ilvl w:val="0"/>
+          <w:numId w:val="3"/>
+        </w:numPr>
+        <w:rPr>
+          <w:lang w:val="en-US"/>
+        </w:rPr>
+      </w:pPr>
+      <w:r>
+        <w:rPr>
+          <w:lang w:val="en-US"/>
+        </w:rPr>
+        <w:t>int: 4</w:t>
+      </w:r>
+      <w:r>
+        <w:t>;</w:t>
+      </w:r>
+    </w:p>
+    <w:p>
+      <w:pPr>
+        <w:pStyle w:val="P"/>
+        <w:numPr>
+          <w:ilvl w:val="0"/>
+          <w:numId w:val="3"/>
+        </w:numPr>
+        <w:rPr>
+          <w:lang w:val="en-US"/>
+        </w:rPr>
+      </w:pPr>
+      <w:r>
+        <w:rPr>
+          <w:lang w:val="en-US"/>
+        </w:rPr>
+        <w:t>long: 8</w:t>
+      </w:r>
+      <w:r>
+        <w:t>;</w:t>
+      </w:r>
+    </w:p>
+    <w:p>
+      <w:pPr>
+        <w:pStyle w:val="P"/>
+        <w:numPr>
+          <w:ilvl w:val="0"/>
+          <w:numId w:val="3"/>
+        </w:numPr>
+        <w:rPr>
+          <w:lang w:val="en-US"/>
+        </w:rPr>
+      </w:pPr>
+      <w:r>
+        <w:rPr>
+          <w:lang w:val="en-US"/>
+        </w:rPr>
+        <w:t>char: 2</w:t>
+      </w:r>
+      <w:r>
+        <w:t>.</w:t>
+      </w:r>
+    </w:p>
+    <w:p>
+      <w:pPr>
+        <w:pStyle w:val="P"/>
+      </w:pPr>
+    </w:p>
+    <w:p>
+      <w:pPr>
+        <w:pStyle w:val="P"/>
+        <w:rPr>
+          <w:lang w:val="en-US"/>
+        </w:rPr>
+      </w:pPr>
+      <w:r>
+        <w:rPr>
+          <w:lang w:val="en-US"/>
+        </w:rPr>
+        <w:t>Оператори присвоєння теж, здається, працюють як і у C++.</w:t>
+      </w:r>
+    </w:p>
+    <w:p>
+      <w:pPr>
+        <w:pStyle w:val="P"/>
+        <w:rPr>
+          <w:lang w:val="en-US"/>
+        </w:rPr>
+      </w:pPr>
+      <w:r>
+        <w:rPr>
+          <w:lang w:val="en-US"/>
+        </w:rPr>
+        <w:t xml:space="preserve">У Java теж кожен рядок потрібно завершувати </w:t>
+      </w:r>
+      <w:proofErr w:type="gramStart"/>
+      <w:r>
+        <w:rPr>
+          <w:lang w:val="en-US"/>
+        </w:rPr>
+        <w:t xml:space="preserve">символом </w:t>
+      </w:r>
+      <w:r>
+        <w:rPr>
+          <w:rStyle w:val="CodeChar"/>
+        </w:rPr>
+        <w:t>;</w:t>
+      </w:r>
+      <w:proofErr w:type="gramEnd"/>
+      <w:r>
+        <w:rPr>
+          <w:rStyle w:val="CodeChar"/>
+        </w:rPr>
+        <w:t xml:space="preserve"> </w:t>
+      </w:r>
+      <w:r>
+        <w:rPr>
+          <w:lang w:val="en-US"/>
+        </w:rPr>
+        <w:t>.</w:t>
+      </w:r>
+    </w:p>
+    <w:p>
+      <w:pPr>
+        <w:pStyle w:val="P"/>
+        <w:rPr>
+          <w:lang w:val="en-US"/>
+        </w:rPr>
+      </w:pPr>
+    </w:p>
+    <w:p>
+      <w:pPr>
+        <w:pStyle w:val="P"/>
+        <w:rPr>
+          <w:lang w:val="en-US"/>
+        </w:rPr>
+      </w:pPr>
+    </w:p>
+    <w:p>
+      <w:pPr>
         <w:pStyle w:val="H1"/>
       </w:pPr>
       <w:r>
@@ -1395,7 +1708,6 @@
         </w:rPr>
       </w:pPr>
       <w:r>
-        <w:lastRenderedPageBreak/>
         <w:t>Висновки</w:t>
       </w:r>
     </w:p>
@@ -1473,6 +1785,7 @@
           <w:lang w:val="en-US"/>
         </w:rPr>
       </w:pPr>
+      <w:proofErr w:type="gramStart"/>
       <w:r>
         <w:rPr>
           <w:lang w:val="en-US"/>
@@ -1498,7 +1811,14 @@
         <w:rPr>
           <w:lang w:val="en-US"/>
         </w:rPr>
-        <w:t xml:space="preserve"> запису цілих чисел</w:t>
+        <w:t xml:space="preserve"> запису</w:t>
+      </w:r>
+      <w:proofErr w:type="gramEnd"/>
+      <w:r>
+        <w:rPr>
+          <w:lang w:val="en-US"/>
+        </w:rPr>
+        <w:t xml:space="preserve"> цілих чисел</w:t>
       </w:r>
     </w:p>
     <w:sectPr>

--- a/32KP Konstrujuvannja program/1/KNT-122_Onyshchenko_Variant-19_PR1.docx
+++ b/32KP Konstrujuvannja program/1/KNT-122_Onyshchenko_Variant-19_PR1.docx
@@ -1336,85 +1336,48 @@
     </w:p>
     <w:p>
       <w:pPr>
-        <w:pStyle w:val="P"/>
-        <w:rPr>
-          <w:lang w:val="en-US"/>
-        </w:rPr>
-      </w:pPr>
-      <w:r>
-        <w:rPr>
-          <w:lang w:val="en-US"/>
-        </w:rPr>
+        <w:pStyle w:val="Code"/>
+      </w:pPr>
+      <w:r>
         <w:t>boolean one = false;</w:t>
       </w:r>
     </w:p>
     <w:p>
       <w:pPr>
-        <w:pStyle w:val="P"/>
-        <w:rPr>
-          <w:lang w:val="en-US"/>
-        </w:rPr>
-      </w:pPr>
-      <w:r>
-        <w:rPr>
-          <w:lang w:val="en-US"/>
-        </w:rPr>
+        <w:pStyle w:val="Code"/>
+      </w:pPr>
+      <w:r>
         <w:t>boolean two = true;</w:t>
       </w:r>
     </w:p>
     <w:p>
       <w:pPr>
-        <w:pStyle w:val="P"/>
-        <w:rPr>
-          <w:lang w:val="en-US"/>
-        </w:rPr>
-      </w:pPr>
-      <w:r>
-        <w:rPr>
-          <w:lang w:val="en-US"/>
-        </w:rPr>
+        <w:pStyle w:val="Code"/>
+      </w:pPr>
+      <w:r>
         <w:t>boolean res = one || two;</w:t>
       </w:r>
     </w:p>
     <w:p>
       <w:pPr>
-        <w:pStyle w:val="P"/>
-        <w:rPr>
-          <w:lang w:val="en-US"/>
-        </w:rPr>
-      </w:pPr>
-      <w:r>
-        <w:rPr>
-          <w:lang w:val="en-US"/>
-        </w:rPr>
+        <w:pStyle w:val="Code"/>
+      </w:pPr>
+      <w:r>
         <w:t>System.err.println(res);</w:t>
       </w:r>
     </w:p>
     <w:p>
       <w:pPr>
-        <w:pStyle w:val="P"/>
-        <w:rPr>
-          <w:lang w:val="en-US"/>
-        </w:rPr>
-      </w:pPr>
-      <w:r>
-        <w:rPr>
-          <w:lang w:val="en-US"/>
-        </w:rPr>
+        <w:pStyle w:val="Code"/>
+      </w:pPr>
+      <w:r>
         <w:t>&gt; true</w:t>
       </w:r>
     </w:p>
     <w:p>
       <w:pPr>
         <w:pStyle w:val="P"/>
-        <w:rPr>
-          <w:lang w:val="en-US"/>
-        </w:rPr>
-      </w:pPr>
-    </w:p>
-    <w:p>
-      <w:pPr>
-        <w:pStyle w:val="P"/>
+        <w:ind w:firstLine="0"/>
         <w:rPr>
           <w:lang w:val="en-US"/>
         </w:rPr>
@@ -1454,7 +1417,6 @@
         <w:rPr>
           <w:lang w:val="en-US"/>
         </w:rPr>
-        <w:lastRenderedPageBreak/>
         <w:t>byte: 1</w:t>
       </w:r>
       <w:r>
@@ -1539,6 +1501,7 @@
         <w:rPr>
           <w:lang w:val="en-US"/>
         </w:rPr>
+        <w:lastRenderedPageBreak/>
         <w:t>char: 2</w:t>
       </w:r>
       <w:r>

--- a/32KP Konstrujuvannja program/1/KNT-122_Onyshchenko_Variant-19_PR1.docx
+++ b/32KP Konstrujuvannja program/1/KNT-122_Onyshchenko_Variant-19_PR1.docx
@@ -1530,9 +1530,6 @@
     <w:p>
       <w:pPr>
         <w:pStyle w:val="P"/>
-        <w:rPr>
-          <w:lang w:val="en-US"/>
-        </w:rPr>
       </w:pPr>
       <w:r>
         <w:rPr>
@@ -1566,6 +1563,365 @@
         </w:rPr>
         <w:t>.</w:t>
       </w:r>
+    </w:p>
+    <w:p>
+      <w:pPr>
+        <w:pStyle w:val="P"/>
+      </w:pPr>
+      <w:r>
+        <w:t>Також у мові Java можна, як і в C++, не додавати фігурні дужки якщо операція займе лише один рядок:</w:t>
+      </w:r>
+    </w:p>
+    <w:p>
+      <w:pPr>
+        <w:pStyle w:val="P"/>
+      </w:pPr>
+    </w:p>
+    <w:p>
+      <w:pPr>
+        <w:pStyle w:val="Code"/>
+      </w:pPr>
+      <w:r>
+        <w:t>int one = 2;</w:t>
+      </w:r>
+    </w:p>
+    <w:p>
+      <w:pPr>
+        <w:pStyle w:val="Code"/>
+      </w:pPr>
+      <w:r>
+        <w:t>if (</w:t>
+      </w:r>
+      <w:proofErr w:type="gramStart"/>
+      <w:r>
+        <w:t>one !</w:t>
+      </w:r>
+      <w:proofErr w:type="gramEnd"/>
+      <w:r>
+        <w:t>= 2)</w:t>
+      </w:r>
+    </w:p>
+    <w:p>
+      <w:pPr>
+        <w:pStyle w:val="Code"/>
+      </w:pPr>
+      <w:r>
+        <w:t xml:space="preserve">  System.err.println("None");</w:t>
+      </w:r>
+    </w:p>
+    <w:p>
+      <w:pPr>
+        <w:pStyle w:val="Code"/>
+      </w:pPr>
+      <w:r>
+        <w:t>else</w:t>
+      </w:r>
+    </w:p>
+    <w:p>
+      <w:pPr>
+        <w:pStyle w:val="Code"/>
+      </w:pPr>
+      <w:r>
+        <w:t xml:space="preserve">  System.err.println("True");</w:t>
+      </w:r>
+    </w:p>
+    <w:p>
+      <w:pPr>
+        <w:pStyle w:val="P"/>
+      </w:pPr>
+    </w:p>
+    <w:p>
+      <w:pPr>
+        <w:pStyle w:val="P"/>
+        <w:rPr>
+          <w:lang w:val="en-US"/>
+        </w:rPr>
+      </w:pPr>
+      <w:r>
+        <w:rPr>
+          <w:lang w:val="en-US"/>
+        </w:rPr>
+        <w:t>При спробі створити словник (як це називається в Python) було виявлено, що примітивні типи не можна використовувати у колекціях.</w:t>
+      </w:r>
+    </w:p>
+    <w:p>
+      <w:pPr>
+        <w:pStyle w:val="P"/>
+        <w:rPr>
+          <w:lang w:val="en-US"/>
+        </w:rPr>
+      </w:pPr>
+      <w:r>
+        <w:rPr>
+          <w:lang w:val="en-US"/>
+        </w:rPr>
+        <w:t>Для ітерації через геш-таблицю Java до об'єкта можна застосувати метод forEach:</w:t>
+      </w:r>
+    </w:p>
+    <w:p>
+      <w:pPr>
+        <w:pStyle w:val="P"/>
+        <w:rPr>
+          <w:lang w:val="en-US"/>
+        </w:rPr>
+      </w:pPr>
+    </w:p>
+    <w:p>
+      <w:pPr>
+        <w:pStyle w:val="Code"/>
+      </w:pPr>
+      <w:r>
+        <w:t>Map&lt;Integer, Integer&gt; testCases = Map.of(1, 1, 2, 4, 7, 3);</w:t>
+      </w:r>
+    </w:p>
+    <w:p>
+      <w:pPr>
+        <w:pStyle w:val="Code"/>
+      </w:pPr>
+      <w:r>
+        <w:t>testCases.forEach((k, v) -&gt; {</w:t>
+      </w:r>
+    </w:p>
+    <w:p>
+      <w:pPr>
+        <w:pStyle w:val="Code"/>
+      </w:pPr>
+      <w:r>
+        <w:t xml:space="preserve">  System.err.println(k + " and " + v);</w:t>
+      </w:r>
+    </w:p>
+    <w:p>
+      <w:pPr>
+        <w:pStyle w:val="Code"/>
+      </w:pPr>
+      <w:r>
+        <w:t>});</w:t>
+      </w:r>
+    </w:p>
+    <w:p>
+      <w:pPr>
+        <w:pStyle w:val="Code"/>
+      </w:pPr>
+      <w:r>
+        <w:t>&gt; 1 and 1</w:t>
+      </w:r>
+    </w:p>
+    <w:p>
+      <w:pPr>
+        <w:pStyle w:val="Code"/>
+      </w:pPr>
+      <w:r>
+        <w:t>&gt; 2 and 4</w:t>
+      </w:r>
+    </w:p>
+    <w:p>
+      <w:pPr>
+        <w:pStyle w:val="Code"/>
+      </w:pPr>
+      <w:r>
+        <w:t>&gt; 7 and 3</w:t>
+      </w:r>
+    </w:p>
+    <w:p>
+      <w:pPr>
+        <w:pStyle w:val="P"/>
+        <w:rPr>
+          <w:lang w:val="en-US"/>
+        </w:rPr>
+      </w:pPr>
+    </w:p>
+    <w:p>
+      <w:pPr>
+        <w:pStyle w:val="P"/>
+        <w:rPr>
+          <w:lang w:val="en-US"/>
+        </w:rPr>
+      </w:pPr>
+      <w:r>
+        <w:rPr>
+          <w:lang w:val="en-US"/>
+        </w:rPr>
+        <w:t>Якщо метод розташований нижче у класі, його все одно можна використати у методах, які знаходяться вище по класу:</w:t>
+      </w:r>
+    </w:p>
+    <w:p>
+      <w:pPr>
+        <w:pStyle w:val="P"/>
+        <w:rPr>
+          <w:lang w:val="en-US"/>
+        </w:rPr>
+      </w:pPr>
+    </w:p>
+    <w:p>
+      <w:pPr>
+        <w:pStyle w:val="P"/>
+        <w:rPr>
+          <w:lang w:val="en-US"/>
+        </w:rPr>
+      </w:pPr>
+      <w:r>
+        <w:rPr>
+          <w:lang w:val="en-US"/>
+        </w:rPr>
+        <w:t xml:space="preserve">public static void </w:t>
+      </w:r>
+      <w:proofErr w:type="gramStart"/>
+      <w:r>
+        <w:rPr>
+          <w:lang w:val="en-US"/>
+        </w:rPr>
+        <w:t>main(</w:t>
+      </w:r>
+      <w:proofErr w:type="gramEnd"/>
+      <w:r>
+        <w:rPr>
+          <w:lang w:val="en-US"/>
+        </w:rPr>
+        <w:t>String[] args) {</w:t>
+      </w:r>
+    </w:p>
+    <w:p>
+      <w:pPr>
+        <w:pStyle w:val="P"/>
+        <w:rPr>
+          <w:lang w:val="en-US"/>
+        </w:rPr>
+      </w:pPr>
+      <w:r>
+        <w:rPr>
+          <w:lang w:val="en-US"/>
+        </w:rPr>
+        <w:t xml:space="preserve">  ...</w:t>
+      </w:r>
+    </w:p>
+    <w:p>
+      <w:pPr>
+        <w:pStyle w:val="P"/>
+        <w:rPr>
+          <w:lang w:val="en-US"/>
+        </w:rPr>
+      </w:pPr>
+      <w:r>
+        <w:rPr>
+          <w:lang w:val="en-US"/>
+        </w:rPr>
+        <w:t xml:space="preserve">  testCases.forEach((k, v) -&gt; {</w:t>
+      </w:r>
+    </w:p>
+    <w:p>
+      <w:pPr>
+        <w:pStyle w:val="P"/>
+        <w:rPr>
+          <w:lang w:val="en-US"/>
+        </w:rPr>
+      </w:pPr>
+      <w:r>
+        <w:rPr>
+          <w:lang w:val="en-US"/>
+        </w:rPr>
+        <w:t xml:space="preserve">    int res = </w:t>
+      </w:r>
+      <w:proofErr w:type="gramStart"/>
+      <w:r>
+        <w:rPr>
+          <w:lang w:val="en-US"/>
+        </w:rPr>
+        <w:t>testTarget(</w:t>
+      </w:r>
+      <w:proofErr w:type="gramEnd"/>
+      <w:r>
+        <w:rPr>
+          <w:lang w:val="en-US"/>
+        </w:rPr>
+        <w:t>k, v);</w:t>
+      </w:r>
+    </w:p>
+    <w:p>
+      <w:pPr>
+        <w:pStyle w:val="P"/>
+        <w:rPr>
+          <w:lang w:val="en-US"/>
+        </w:rPr>
+      </w:pPr>
+      <w:r>
+        <w:rPr>
+          <w:lang w:val="en-US"/>
+        </w:rPr>
+        <w:t xml:space="preserve">  ...</w:t>
+      </w:r>
+    </w:p>
+    <w:p>
+      <w:pPr>
+        <w:pStyle w:val="P"/>
+        <w:rPr>
+          <w:lang w:val="en-US"/>
+        </w:rPr>
+      </w:pPr>
+    </w:p>
+    <w:p>
+      <w:pPr>
+        <w:pStyle w:val="P"/>
+        <w:rPr>
+          <w:lang w:val="en-US"/>
+        </w:rPr>
+      </w:pPr>
+      <w:r>
+        <w:rPr>
+          <w:lang w:val="en-US"/>
+        </w:rPr>
+        <w:lastRenderedPageBreak/>
+        <w:t xml:space="preserve">public static int </w:t>
+      </w:r>
+      <w:proofErr w:type="gramStart"/>
+      <w:r>
+        <w:rPr>
+          <w:lang w:val="en-US"/>
+        </w:rPr>
+        <w:t>testTarget(</w:t>
+      </w:r>
+      <w:proofErr w:type="gramEnd"/>
+      <w:r>
+        <w:rPr>
+          <w:lang w:val="en-US"/>
+        </w:rPr>
+        <w:t>int value, int target) {</w:t>
+      </w:r>
+    </w:p>
+    <w:p>
+      <w:pPr>
+        <w:pStyle w:val="P"/>
+        <w:rPr>
+          <w:lang w:val="en-US"/>
+        </w:rPr>
+      </w:pPr>
+      <w:r>
+        <w:rPr>
+          <w:lang w:val="en-US"/>
+        </w:rPr>
+        <w:t xml:space="preserve">  int result = 0;</w:t>
+      </w:r>
+    </w:p>
+    <w:p>
+      <w:pPr>
+        <w:pStyle w:val="P"/>
+        <w:rPr>
+          <w:lang w:val="en-US"/>
+        </w:rPr>
+      </w:pPr>
+      <w:r>
+        <w:rPr>
+          <w:lang w:val="en-US"/>
+        </w:rPr>
+        <w:t xml:space="preserve">  ...</w:t>
+      </w:r>
+    </w:p>
+    <w:p>
+      <w:pPr>
+        <w:pStyle w:val="P"/>
+        <w:rPr>
+          <w:lang w:val="en-US"/>
+        </w:rPr>
+      </w:pPr>
     </w:p>
     <w:p>
       <w:pPr>

--- a/32KP Konstrujuvannja program/1/KNT-122_Onyshchenko_Variant-19_PR1.docx
+++ b/32KP Konstrujuvannja program/1/KNT-122_Onyshchenko_Variant-19_PR1.docx
@@ -470,23 +470,44 @@
         <w:pStyle w:val="P"/>
       </w:pPr>
       <w:r>
-        <w:t>1. Ознайомитися з основними теоретичними відомостями за темою роботи, використовуючи ці методичні вказівки, а також рекомендовану літературу.</w:t>
-      </w:r>
-    </w:p>
-    <w:p>
-      <w:pPr>
-        <w:pStyle w:val="P"/>
-      </w:pPr>
-      <w:r>
-        <w:t>2. Вивчити основні принципи роботи з Java.</w:t>
-      </w:r>
-    </w:p>
-    <w:p>
-      <w:pPr>
-        <w:pStyle w:val="P"/>
-      </w:pPr>
-      <w:r>
-        <w:t>3. Виконати наступні завдання:</w:t>
+        <w:rPr>
+          <w:b/>
+          <w:bCs/>
+        </w:rPr>
+        <w:t>1</w:t>
+      </w:r>
+      <w:r>
+        <w:t>. Ознайомитися з основними теоретичними відомостями за темою роботи, використовуючи ці методичні вказівки, а також рекомендовану літературу.</w:t>
+      </w:r>
+    </w:p>
+    <w:p>
+      <w:pPr>
+        <w:pStyle w:val="P"/>
+      </w:pPr>
+      <w:r>
+        <w:rPr>
+          <w:b/>
+          <w:bCs/>
+        </w:rPr>
+        <w:t>2</w:t>
+      </w:r>
+      <w:r>
+        <w:t>. Вивчити основні принципи роботи з Java.</w:t>
+      </w:r>
+    </w:p>
+    <w:p>
+      <w:pPr>
+        <w:pStyle w:val="P"/>
+      </w:pPr>
+      <w:r>
+        <w:rPr>
+          <w:b/>
+          <w:bCs/>
+        </w:rPr>
+        <w:t>3</w:t>
+      </w:r>
+      <w:r>
+        <w:t>. Виконати наступні завдання:</w:t>
       </w:r>
     </w:p>
     <w:p>
@@ -562,7 +583,18 @@
         <w:pStyle w:val="P"/>
       </w:pPr>
       <w:r>
-        <w:t>1. Упорядкувати рядки (стовпці) матриці в порядку зростання значень елементів k-го стовпця (рядка).</w:t>
+        <w:t xml:space="preserve">1. Упорядкувати рядки (стовпці) матриці в порядку зростання значень елементів </w:t>
+      </w:r>
+      <m:oMath>
+        <m:r>
+          <w:rPr>
+            <w:rFonts w:ascii="Cambria Math" w:hAnsi="Cambria Math"/>
+          </w:rPr>
+          <m:t>k</m:t>
+        </m:r>
+      </m:oMath>
+      <w:r>
+        <w:t>-го стовпця (рядка).</w:t>
       </w:r>
     </w:p>
     <w:p>
@@ -619,7 +651,109 @@
         <w:pStyle w:val="P"/>
       </w:pPr>
       <w:r>
-        <w:t>8. Знайти кількість всіх седлових точок матриці. (Матриця А має седлову точку Аi,j, якщо Аi,j є мінімальним елементом в i-ому рядку й максимальним в j-ому стовпці).</w:t>
+        <w:t xml:space="preserve">8. Знайти кількість всіх седлових точок матриці. (Матриця </w:t>
+      </w:r>
+      <m:oMath>
+        <m:r>
+          <w:rPr>
+            <w:rFonts w:ascii="Cambria Math" w:hAnsi="Cambria Math"/>
+          </w:rPr>
+          <m:t>А</m:t>
+        </m:r>
+      </m:oMath>
+      <w:r>
+        <w:t xml:space="preserve"> має седлову точку </w:t>
+      </w:r>
+      <m:oMath>
+        <m:sSub>
+          <m:sSubPr>
+            <m:ctrlPr>
+              <w:rPr>
+                <w:rFonts w:ascii="Cambria Math" w:hAnsi="Cambria Math"/>
+                <w:i/>
+              </w:rPr>
+            </m:ctrlPr>
+          </m:sSubPr>
+          <m:e>
+            <m:r>
+              <w:rPr>
+                <w:rFonts w:ascii="Cambria Math" w:hAnsi="Cambria Math"/>
+              </w:rPr>
+              <m:t>А</m:t>
+            </m:r>
+          </m:e>
+          <m:sub>
+            <m:r>
+              <w:rPr>
+                <w:rFonts w:ascii="Cambria Math" w:hAnsi="Cambria Math"/>
+              </w:rPr>
+              <m:t>i,j</m:t>
+            </m:r>
+          </m:sub>
+        </m:sSub>
+      </m:oMath>
+      <w:r>
+        <w:t xml:space="preserve">, якщо </w:t>
+      </w:r>
+      <m:oMath>
+        <m:sSub>
+          <m:sSubPr>
+            <m:ctrlPr>
+              <w:rPr>
+                <w:rFonts w:ascii="Cambria Math" w:hAnsi="Cambria Math"/>
+                <w:i/>
+                <w:lang w:val="en-US"/>
+              </w:rPr>
+            </m:ctrlPr>
+          </m:sSubPr>
+          <m:e>
+            <m:r>
+              <w:rPr>
+                <w:rFonts w:ascii="Cambria Math" w:hAnsi="Cambria Math"/>
+              </w:rPr>
+              <m:t>А</m:t>
+            </m:r>
+            <m:ctrlPr>
+              <w:rPr>
+                <w:rFonts w:ascii="Cambria Math" w:hAnsi="Cambria Math"/>
+                <w:i/>
+              </w:rPr>
+            </m:ctrlPr>
+          </m:e>
+          <m:sub>
+            <m:r>
+              <w:rPr>
+                <w:rFonts w:ascii="Cambria Math" w:hAnsi="Cambria Math"/>
+              </w:rPr>
+              <m:t>i,j</m:t>
+            </m:r>
+          </m:sub>
+        </m:sSub>
+      </m:oMath>
+      <w:r>
+        <w:t xml:space="preserve"> є мінімальним елементом в </w:t>
+      </w:r>
+      <m:oMath>
+        <m:r>
+          <w:rPr>
+            <w:rFonts w:ascii="Cambria Math" w:hAnsi="Cambria Math"/>
+          </w:rPr>
+          <m:t>i</m:t>
+        </m:r>
+      </m:oMath>
+      <w:r>
+        <w:t xml:space="preserve">-ому рядку й максимальним в </w:t>
+      </w:r>
+      <m:oMath>
+        <m:r>
+          <w:rPr>
+            <w:rFonts w:ascii="Cambria Math" w:hAnsi="Cambria Math"/>
+          </w:rPr>
+          <m:t>j</m:t>
+        </m:r>
+      </m:oMath>
+      <w:r>
+        <w:t>-ому стовпці).</w:t>
       </w:r>
     </w:p>
     <w:p>
@@ -648,15 +782,29 @@
         <w:pStyle w:val="P"/>
       </w:pPr>
       <w:r>
-        <w:t>4. Оформити звіт з роботи.</w:t>
-      </w:r>
-    </w:p>
-    <w:p>
-      <w:pPr>
-        <w:pStyle w:val="P"/>
-      </w:pPr>
-      <w:r>
-        <w:t>5. Відповісти на контрольні питання.</w:t>
+        <w:rPr>
+          <w:b/>
+          <w:bCs/>
+        </w:rPr>
+        <w:t>4</w:t>
+      </w:r>
+      <w:r>
+        <w:t>. Оформити звіт з роботи.</w:t>
+      </w:r>
+    </w:p>
+    <w:p>
+      <w:pPr>
+        <w:pStyle w:val="P"/>
+      </w:pPr>
+      <w:r>
+        <w:rPr>
+          <w:b/>
+          <w:bCs/>
+        </w:rPr>
+        <w:t>5</w:t>
+      </w:r>
+      <w:r>
+        <w:t>. Відповісти на контрольні питання.</w:t>
       </w:r>
     </w:p>
     <w:p>

--- a/32KP Konstrujuvannja program/1/KNT-122_Onyshchenko_Variant-19_PR1.docx
+++ b/32KP Konstrujuvannja program/1/KNT-122_Onyshchenko_Variant-19_PR1.docx
@@ -458,11 +458,10 @@
     <w:p>
       <w:pPr>
         <w:pStyle w:val="P"/>
-      </w:pPr>
-    </w:p>
-    <w:p>
-      <w:pPr>
-        <w:pStyle w:val="P"/>
+        <w:ind w:firstLine="0"/>
+        <w:rPr>
+          <w:lang w:val="en-US"/>
+        </w:rPr>
       </w:pPr>
     </w:p>
     <w:p>
@@ -602,15 +601,15 @@
         <w:pStyle w:val="P"/>
       </w:pPr>
       <w:r>
+        <w:t>2. Знайти й вивести найбільше число зростаючих (спадаючих) елементів матриці, що йдуть підряд.</w:t>
+      </w:r>
+    </w:p>
+    <w:p>
+      <w:pPr>
+        <w:pStyle w:val="P"/>
+      </w:pPr>
+      <w:r>
         <w:lastRenderedPageBreak/>
-        <w:t>2. Знайти й вивести найбільше число зростаючих (спадаючих) елементів матриці, що йдуть підряд.</w:t>
-      </w:r>
-    </w:p>
-    <w:p>
-      <w:pPr>
-        <w:pStyle w:val="P"/>
-      </w:pPr>
-      <w:r>
         <w:t>3. Транспонувати квадратну матрицю.</w:t>
       </w:r>
     </w:p>
@@ -889,6 +888,7 @@
         </w:numPr>
       </w:pPr>
       <w:r>
+        <w:lastRenderedPageBreak/>
         <w:t xml:space="preserve">Метод для виведення тексту у консоль довший: </w:t>
       </w:r>
       <w:r>
@@ -1269,7 +1269,6 @@
         <w:pStyle w:val="P"/>
       </w:pPr>
       <w:r>
-        <w:lastRenderedPageBreak/>
         <w:t xml:space="preserve">Тип даних </w:t>
       </w:r>
       <w:r>
@@ -1649,10 +1648,81 @@
         <w:rPr>
           <w:lang w:val="en-US"/>
         </w:rPr>
+        <w:t>char: 2</w:t>
+      </w:r>
+      <w:r>
+        <w:t>.</w:t>
+      </w:r>
+    </w:p>
+    <w:p>
+      <w:pPr>
+        <w:pStyle w:val="P"/>
+      </w:pPr>
+    </w:p>
+    <w:p>
+      <w:pPr>
+        <w:pStyle w:val="P"/>
+        <w:rPr>
+          <w:lang w:val="en-US"/>
+        </w:rPr>
+      </w:pPr>
+      <w:r>
+        <w:rPr>
+          <w:lang w:val="en-US"/>
+        </w:rPr>
         <w:lastRenderedPageBreak/>
-        <w:t>char: 2</w:t>
-      </w:r>
-      <w:r>
+        <w:t>Оператори присвоєння теж, здається, працюють як і у C++.</w:t>
+      </w:r>
+    </w:p>
+    <w:p>
+      <w:pPr>
+        <w:pStyle w:val="P"/>
+      </w:pPr>
+      <w:r>
+        <w:rPr>
+          <w:lang w:val="en-US"/>
+        </w:rPr>
+        <w:t>У</w:t>
+      </w:r>
+      <w:r>
+        <w:rPr>
+          <w:lang w:val="en-US"/>
+        </w:rPr>
+        <w:t xml:space="preserve"> </w:t>
+      </w:r>
+      <w:r>
+        <w:t>мові</w:t>
+      </w:r>
+      <w:r>
+        <w:rPr>
+          <w:lang w:val="en-US"/>
+        </w:rPr>
+        <w:t xml:space="preserve"> Java кожен рядок потрібно завершувати </w:t>
+      </w:r>
+      <w:proofErr w:type="gramStart"/>
+      <w:r>
+        <w:rPr>
+          <w:lang w:val="en-US"/>
+        </w:rPr>
+        <w:t xml:space="preserve">символом </w:t>
+      </w:r>
+      <w:r>
+        <w:rPr>
+          <w:rStyle w:val="CodeChar"/>
+        </w:rPr>
+        <w:t>;</w:t>
+      </w:r>
+      <w:proofErr w:type="gramEnd"/>
+      <w:r>
+        <w:rPr>
+          <w:rStyle w:val="CodeChar"/>
+        </w:rPr>
+        <w:t xml:space="preserve"> </w:t>
+      </w:r>
+      <w:r>
+        <w:rPr>
+          <w:lang w:val="en-US"/>
+        </w:rPr>
         <w:t>.</w:t>
       </w:r>
     </w:p>
@@ -1660,50 +1730,579 @@
       <w:pPr>
         <w:pStyle w:val="P"/>
       </w:pPr>
-    </w:p>
-    <w:p>
-      <w:pPr>
-        <w:pStyle w:val="P"/>
-        <w:rPr>
-          <w:lang w:val="en-US"/>
-        </w:rPr>
-      </w:pPr>
-      <w:r>
-        <w:rPr>
-          <w:lang w:val="en-US"/>
-        </w:rPr>
-        <w:t>Оператори присвоєння теж, здається, працюють як і у C++.</w:t>
-      </w:r>
-    </w:p>
-    <w:p>
-      <w:pPr>
-        <w:pStyle w:val="P"/>
-      </w:pPr>
-      <w:r>
-        <w:rPr>
-          <w:lang w:val="en-US"/>
-        </w:rPr>
-        <w:t xml:space="preserve">У Java теж кожен рядок потрібно завершувати </w:t>
+      <w:r>
+        <w:t>Також у Java можна, як і в C++, не додавати фігурні дужки якщо операція займе лише один рядок:</w:t>
+      </w:r>
+    </w:p>
+    <w:p>
+      <w:pPr>
+        <w:pStyle w:val="P"/>
+      </w:pPr>
+    </w:p>
+    <w:p>
+      <w:pPr>
+        <w:pStyle w:val="Code"/>
+      </w:pPr>
+      <w:r>
+        <w:t>int one = 2;</w:t>
+      </w:r>
+    </w:p>
+    <w:p>
+      <w:pPr>
+        <w:pStyle w:val="Code"/>
+      </w:pPr>
+      <w:r>
+        <w:t>if (</w:t>
       </w:r>
       <w:proofErr w:type="gramStart"/>
       <w:r>
-        <w:rPr>
-          <w:lang w:val="en-US"/>
-        </w:rPr>
-        <w:t xml:space="preserve">символом </w:t>
+        <w:t>one !</w:t>
+      </w:r>
+      <w:proofErr w:type="gramEnd"/>
+      <w:r>
+        <w:t>= 2)</w:t>
+      </w:r>
+    </w:p>
+    <w:p>
+      <w:pPr>
+        <w:pStyle w:val="Code"/>
+      </w:pPr>
+      <w:r>
+        <w:t xml:space="preserve">  System.err.println("None");</w:t>
+      </w:r>
+    </w:p>
+    <w:p>
+      <w:pPr>
+        <w:pStyle w:val="Code"/>
+      </w:pPr>
+      <w:r>
+        <w:t>else</w:t>
+      </w:r>
+    </w:p>
+    <w:p>
+      <w:pPr>
+        <w:pStyle w:val="Code"/>
+      </w:pPr>
+      <w:r>
+        <w:t xml:space="preserve">  System.err.println("True");</w:t>
+      </w:r>
+    </w:p>
+    <w:p>
+      <w:pPr>
+        <w:pStyle w:val="P"/>
+      </w:pPr>
+    </w:p>
+    <w:p>
+      <w:pPr>
+        <w:pStyle w:val="P"/>
+        <w:rPr>
+          <w:lang w:val="en-US"/>
+        </w:rPr>
+      </w:pPr>
+      <w:r>
+        <w:rPr>
+          <w:lang w:val="en-US"/>
+        </w:rPr>
+        <w:t>При спробі створити словник (як в Python) було виявлено, що примітивні типи не можна використовувати у колекціях.</w:t>
+      </w:r>
+    </w:p>
+    <w:p>
+      <w:pPr>
+        <w:pStyle w:val="P"/>
+        <w:rPr>
+          <w:lang w:val="en-US"/>
+        </w:rPr>
+      </w:pPr>
+      <w:r>
+        <w:rPr>
+          <w:lang w:val="en-US"/>
+        </w:rPr>
+        <w:t xml:space="preserve">Для ітерації через геш-таблицю Java до об'єкта можна застосувати метод </w:t>
       </w:r>
       <w:r>
         <w:rPr>
           <w:rStyle w:val="CodeChar"/>
         </w:rPr>
-        <w:t>;</w:t>
+        <w:t>forEach</w:t>
+      </w:r>
+      <w:r>
+        <w:rPr>
+          <w:lang w:val="en-US"/>
+        </w:rPr>
+        <w:t>:</w:t>
+      </w:r>
+    </w:p>
+    <w:p>
+      <w:pPr>
+        <w:pStyle w:val="P"/>
+        <w:rPr>
+          <w:lang w:val="en-US"/>
+        </w:rPr>
+      </w:pPr>
+    </w:p>
+    <w:p>
+      <w:pPr>
+        <w:pStyle w:val="Code"/>
+      </w:pPr>
+      <w:r>
+        <w:t>Map&lt;Integer, Integer&gt; testCases = Map.of(1, 1, 2, 4, 7, 3);</w:t>
+      </w:r>
+    </w:p>
+    <w:p>
+      <w:pPr>
+        <w:pStyle w:val="Code"/>
+      </w:pPr>
+      <w:r>
+        <w:t>testCases.forEach((k, v) -&gt; {</w:t>
+      </w:r>
+    </w:p>
+    <w:p>
+      <w:pPr>
+        <w:pStyle w:val="Code"/>
+      </w:pPr>
+      <w:r>
+        <w:t xml:space="preserve">  System.err.println(k + " and " + v);</w:t>
+      </w:r>
+    </w:p>
+    <w:p>
+      <w:pPr>
+        <w:pStyle w:val="Code"/>
+      </w:pPr>
+      <w:r>
+        <w:t>});</w:t>
+      </w:r>
+    </w:p>
+    <w:p>
+      <w:pPr>
+        <w:pStyle w:val="Code"/>
+      </w:pPr>
+      <w:r>
+        <w:t>&gt; 1 and 1</w:t>
+      </w:r>
+    </w:p>
+    <w:p>
+      <w:pPr>
+        <w:pStyle w:val="Code"/>
+      </w:pPr>
+      <w:r>
+        <w:t>&gt; 2 and 4</w:t>
+      </w:r>
+    </w:p>
+    <w:p>
+      <w:pPr>
+        <w:pStyle w:val="Code"/>
+      </w:pPr>
+      <w:r>
+        <w:t>&gt; 7 and 3</w:t>
+      </w:r>
+    </w:p>
+    <w:p>
+      <w:pPr>
+        <w:pStyle w:val="P"/>
+        <w:rPr>
+          <w:lang w:val="en-US"/>
+        </w:rPr>
+      </w:pPr>
+    </w:p>
+    <w:p>
+      <w:pPr>
+        <w:pStyle w:val="P"/>
+        <w:rPr>
+          <w:lang w:val="en-US"/>
+        </w:rPr>
+      </w:pPr>
+      <w:r>
+        <w:rPr>
+          <w:lang w:val="en-US"/>
+        </w:rPr>
+        <w:t>Якщо метод розташований нижче у класі, його все одно можна використати у методах, які знаходяться вище по класу:</w:t>
+      </w:r>
+    </w:p>
+    <w:p>
+      <w:pPr>
+        <w:pStyle w:val="P"/>
+        <w:rPr>
+          <w:lang w:val="en-US"/>
+        </w:rPr>
+      </w:pPr>
+    </w:p>
+    <w:p>
+      <w:pPr>
+        <w:pStyle w:val="Code"/>
+      </w:pPr>
+      <w:r>
+        <w:t xml:space="preserve">public static void </w:t>
+      </w:r>
+      <w:proofErr w:type="gramStart"/>
+      <w:r>
+        <w:t>main(</w:t>
       </w:r>
       <w:proofErr w:type="gramEnd"/>
       <w:r>
+        <w:t>String[] args) {</w:t>
+      </w:r>
+    </w:p>
+    <w:p>
+      <w:pPr>
+        <w:pStyle w:val="Code"/>
+      </w:pPr>
+      <w:r>
+        <w:t xml:space="preserve">  ...</w:t>
+      </w:r>
+    </w:p>
+    <w:p>
+      <w:pPr>
+        <w:pStyle w:val="Code"/>
+      </w:pPr>
+      <w:r>
+        <w:t xml:space="preserve">  testCases.forEach((k, v) -&gt; {</w:t>
+      </w:r>
+    </w:p>
+    <w:p>
+      <w:pPr>
+        <w:pStyle w:val="Code"/>
+      </w:pPr>
+      <w:r>
+        <w:t xml:space="preserve">    int res = </w:t>
+      </w:r>
+      <w:proofErr w:type="gramStart"/>
+      <w:r>
+        <w:t>testTarget(</w:t>
+      </w:r>
+      <w:proofErr w:type="gramEnd"/>
+      <w:r>
+        <w:t>k, v);</w:t>
+      </w:r>
+    </w:p>
+    <w:p>
+      <w:pPr>
+        <w:pStyle w:val="Code"/>
+      </w:pPr>
+      <w:r>
+        <w:t xml:space="preserve">  ...</w:t>
+      </w:r>
+    </w:p>
+    <w:p>
+      <w:pPr>
+        <w:pStyle w:val="Code"/>
+      </w:pPr>
+    </w:p>
+    <w:p>
+      <w:pPr>
+        <w:pStyle w:val="Code"/>
+      </w:pPr>
+      <w:r>
+        <w:t xml:space="preserve">public static int </w:t>
+      </w:r>
+      <w:proofErr w:type="gramStart"/>
+      <w:r>
+        <w:t>testTarget(</w:t>
+      </w:r>
+      <w:proofErr w:type="gramEnd"/>
+      <w:r>
+        <w:t>int value, int target) {</w:t>
+      </w:r>
+    </w:p>
+    <w:p>
+      <w:pPr>
+        <w:pStyle w:val="Code"/>
+      </w:pPr>
+      <w:r>
+        <w:t xml:space="preserve">  int result = 0;</w:t>
+      </w:r>
+    </w:p>
+    <w:p>
+      <w:pPr>
+        <w:pStyle w:val="Code"/>
+      </w:pPr>
+      <w:r>
+        <w:t xml:space="preserve">  ...</w:t>
+      </w:r>
+    </w:p>
+    <w:p>
+      <w:pPr>
+        <w:pStyle w:val="P"/>
+        <w:rPr>
+          <w:lang w:val="en-US"/>
+        </w:rPr>
+      </w:pPr>
+    </w:p>
+    <w:p>
+      <w:pPr>
+        <w:pStyle w:val="P"/>
+        <w:rPr>
+          <w:lang w:val="en-US"/>
+        </w:rPr>
+      </w:pPr>
+      <w:r>
+        <w:rPr>
+          <w:lang w:val="en-US"/>
+        </w:rPr>
+        <w:t>В мові Java мітки можна використовувати для завершення зовнішнього циклу у внутрішньому, на приклад:</w:t>
+      </w:r>
+    </w:p>
+    <w:p>
+      <w:pPr>
+        <w:pStyle w:val="P"/>
+        <w:rPr>
+          <w:lang w:val="en-US"/>
+        </w:rPr>
+      </w:pPr>
+    </w:p>
+    <w:p>
+      <w:pPr>
+        <w:pStyle w:val="P"/>
+        <w:rPr>
+          <w:lang w:val="en-US"/>
+        </w:rPr>
+      </w:pPr>
+      <w:r>
+        <w:rPr>
+          <w:lang w:val="en-US"/>
+        </w:rPr>
+        <w:t>outer: for (int i = 0; i &lt; 3; i++) {</w:t>
+      </w:r>
+    </w:p>
+    <w:p>
+      <w:pPr>
+        <w:pStyle w:val="P"/>
+        <w:rPr>
+          <w:lang w:val="en-US"/>
+        </w:rPr>
+      </w:pPr>
+      <w:r>
+        <w:rPr>
+          <w:lang w:val="en-US"/>
+        </w:rPr>
+        <w:t xml:space="preserve">  inner: for (int j = 1; j &lt;= 3; j++) {</w:t>
+      </w:r>
+    </w:p>
+    <w:p>
+      <w:pPr>
+        <w:pStyle w:val="P"/>
+        <w:rPr>
+          <w:lang w:val="en-US"/>
+        </w:rPr>
+      </w:pPr>
+      <w:r>
+        <w:rPr>
+          <w:lang w:val="en-US"/>
+        </w:rPr>
+        <w:t xml:space="preserve">    if (i == 2)</w:t>
+      </w:r>
+    </w:p>
+    <w:p>
+      <w:pPr>
+        <w:pStyle w:val="P"/>
+        <w:rPr>
+          <w:lang w:val="en-US"/>
+        </w:rPr>
+      </w:pPr>
+      <w:r>
+        <w:rPr>
+          <w:lang w:val="en-US"/>
+        </w:rPr>
+        <w:t xml:space="preserve">      continue outer;</w:t>
+      </w:r>
+    </w:p>
+    <w:p>
+      <w:pPr>
+        <w:pStyle w:val="P"/>
+        <w:rPr>
+          <w:lang w:val="en-US"/>
+        </w:rPr>
+      </w:pPr>
+      <w:r>
+        <w:rPr>
+          <w:lang w:val="en-US"/>
+        </w:rPr>
+        <w:t xml:space="preserve">    else</w:t>
+      </w:r>
+    </w:p>
+    <w:p>
+      <w:pPr>
+        <w:pStyle w:val="P"/>
+        <w:rPr>
+          <w:lang w:val="en-US"/>
+        </w:rPr>
+      </w:pPr>
+      <w:r>
+        <w:rPr>
+          <w:lang w:val="en-US"/>
+        </w:rPr>
+        <w:t xml:space="preserve">      System.err.println(i + " and " + j);</w:t>
+      </w:r>
+    </w:p>
+    <w:p>
+      <w:pPr>
+        <w:pStyle w:val="P"/>
+        <w:rPr>
+          <w:lang w:val="en-US"/>
+        </w:rPr>
+      </w:pPr>
+      <w:r>
+        <w:rPr>
+          <w:lang w:val="en-US"/>
+        </w:rPr>
+        <w:t xml:space="preserve">  }</w:t>
+      </w:r>
+    </w:p>
+    <w:p>
+      <w:pPr>
+        <w:pStyle w:val="P"/>
+        <w:rPr>
+          <w:lang w:val="en-US"/>
+        </w:rPr>
+      </w:pPr>
+      <w:r>
+        <w:rPr>
+          <w:lang w:val="en-US"/>
+        </w:rPr>
+        <w:t>}</w:t>
+      </w:r>
+    </w:p>
+    <w:p>
+      <w:pPr>
+        <w:pStyle w:val="P"/>
+        <w:rPr>
+          <w:lang w:val="en-US"/>
+        </w:rPr>
+      </w:pPr>
+      <w:r>
+        <w:rPr>
+          <w:lang w:val="en-US"/>
+        </w:rPr>
+        <w:t>&gt; 0 and 1</w:t>
+      </w:r>
+    </w:p>
+    <w:p>
+      <w:pPr>
+        <w:pStyle w:val="P"/>
+        <w:rPr>
+          <w:lang w:val="en-US"/>
+        </w:rPr>
+      </w:pPr>
+      <w:r>
+        <w:rPr>
+          <w:lang w:val="en-US"/>
+        </w:rPr>
+        <w:t>&gt; 0 and 2</w:t>
+      </w:r>
+    </w:p>
+    <w:p>
+      <w:pPr>
+        <w:pStyle w:val="P"/>
+        <w:rPr>
+          <w:lang w:val="en-US"/>
+        </w:rPr>
+      </w:pPr>
+      <w:r>
+        <w:rPr>
+          <w:lang w:val="en-US"/>
+        </w:rPr>
+        <w:t>&gt; 0 and 3</w:t>
+      </w:r>
+    </w:p>
+    <w:p>
+      <w:pPr>
+        <w:pStyle w:val="P"/>
+        <w:rPr>
+          <w:lang w:val="en-US"/>
+        </w:rPr>
+      </w:pPr>
+      <w:r>
+        <w:rPr>
+          <w:lang w:val="en-US"/>
+        </w:rPr>
+        <w:t>&gt; 1 and 1</w:t>
+      </w:r>
+    </w:p>
+    <w:p>
+      <w:pPr>
+        <w:pStyle w:val="P"/>
+        <w:rPr>
+          <w:lang w:val="en-US"/>
+        </w:rPr>
+      </w:pPr>
+      <w:r>
+        <w:rPr>
+          <w:lang w:val="en-US"/>
+        </w:rPr>
+        <w:t>&gt; 1 and 2</w:t>
+      </w:r>
+    </w:p>
+    <w:p>
+      <w:pPr>
+        <w:pStyle w:val="P"/>
+        <w:rPr>
+          <w:lang w:val="en-US"/>
+        </w:rPr>
+      </w:pPr>
+      <w:r>
+        <w:rPr>
+          <w:lang w:val="en-US"/>
+        </w:rPr>
+        <w:t>&gt; 1 and 3</w:t>
+      </w:r>
+    </w:p>
+    <w:p>
+      <w:pPr>
+        <w:pStyle w:val="P"/>
+        <w:rPr>
+          <w:lang w:val="en-US"/>
+        </w:rPr>
+      </w:pPr>
+    </w:p>
+    <w:p>
+      <w:pPr>
+        <w:pStyle w:val="P"/>
+        <w:rPr>
+          <w:lang w:val="en-US"/>
+        </w:rPr>
+      </w:pPr>
+    </w:p>
+    <w:p>
+      <w:pPr>
+        <w:pStyle w:val="P"/>
+        <w:rPr>
+          <w:lang w:val="en-US"/>
+        </w:rPr>
+      </w:pPr>
+    </w:p>
+    <w:p>
+      <w:pPr>
+        <w:pStyle w:val="H1"/>
+        <w:rPr>
+          <w:lang w:val="en-US"/>
+        </w:rPr>
+      </w:pPr>
+      <w:r>
+        <w:t xml:space="preserve">Виконання </w:t>
+      </w:r>
+    </w:p>
+    <w:p>
+      <w:pPr>
+        <w:pStyle w:val="P"/>
+        <w:rPr>
+          <w:lang w:val="en-US"/>
+        </w:rPr>
+      </w:pPr>
+    </w:p>
+    <w:p>
+      <w:pPr>
+        <w:pStyle w:val="P"/>
+        <w:rPr>
+          <w:lang w:val="en-US"/>
+        </w:rPr>
+      </w:pPr>
+      <w:r>
+        <w:t xml:space="preserve">Варіант студента – 19. Оскільки завдань менше за студентів, варіант індивідуального завдання: </w:t>
+      </w:r>
+      <w:r>
         <w:rPr>
           <w:rStyle w:val="CodeChar"/>
         </w:rPr>
-        <w:t xml:space="preserve"> </w:t>
+        <w:t>19%10=9</w:t>
       </w:r>
       <w:r>
         <w:rPr>
@@ -1715,9 +2314,20 @@
     <w:p>
       <w:pPr>
         <w:pStyle w:val="P"/>
-      </w:pPr>
-      <w:r>
-        <w:t>Також у мові Java можна, як і в C++, не додавати фігурні дужки якщо операція займе лише один рядок:</w:t>
+        <w:rPr>
+          <w:lang w:val="en-US"/>
+        </w:rPr>
+      </w:pPr>
+    </w:p>
+    <w:p>
+      <w:pPr>
+        <w:pStyle w:val="H2"/>
+      </w:pPr>
+      <w:r>
+        <w:t xml:space="preserve">1 </w:t>
+      </w:r>
+      <w:r>
+        <w:t xml:space="preserve">Код </w:t>
       </w:r>
     </w:p>
     <w:p>
@@ -1730,421 +2340,36 @@
         <w:pStyle w:val="Code"/>
       </w:pPr>
       <w:r>
-        <w:t>int one = 2;</w:t>
-      </w:r>
-    </w:p>
-    <w:p>
-      <w:pPr>
-        <w:pStyle w:val="Code"/>
-      </w:pPr>
-      <w:r>
-        <w:t>if (</w:t>
-      </w:r>
-      <w:proofErr w:type="gramStart"/>
-      <w:r>
-        <w:t>one !</w:t>
-      </w:r>
-      <w:proofErr w:type="gramEnd"/>
-      <w:r>
-        <w:t>= 2)</w:t>
-      </w:r>
-    </w:p>
-    <w:p>
-      <w:pPr>
-        <w:pStyle w:val="Code"/>
-      </w:pPr>
-      <w:r>
-        <w:t xml:space="preserve">  System.err.println("None");</w:t>
-      </w:r>
-    </w:p>
-    <w:p>
-      <w:pPr>
-        <w:pStyle w:val="Code"/>
-      </w:pPr>
-      <w:r>
-        <w:t>else</w:t>
-      </w:r>
-    </w:p>
-    <w:p>
-      <w:pPr>
-        <w:pStyle w:val="Code"/>
-      </w:pPr>
-      <w:r>
-        <w:t xml:space="preserve">  System.err.println("True");</w:t>
-      </w:r>
-    </w:p>
-    <w:p>
-      <w:pPr>
-        <w:pStyle w:val="P"/>
-      </w:pPr>
-    </w:p>
-    <w:p>
-      <w:pPr>
-        <w:pStyle w:val="P"/>
-        <w:rPr>
-          <w:lang w:val="en-US"/>
-        </w:rPr>
-      </w:pPr>
-      <w:r>
-        <w:rPr>
-          <w:lang w:val="en-US"/>
-        </w:rPr>
-        <w:t>При спробі створити словник (як це називається в Python) було виявлено, що примітивні типи не можна використовувати у колекціях.</w:t>
-      </w:r>
-    </w:p>
-    <w:p>
-      <w:pPr>
-        <w:pStyle w:val="P"/>
-        <w:rPr>
-          <w:lang w:val="en-US"/>
-        </w:rPr>
-      </w:pPr>
-      <w:r>
-        <w:rPr>
-          <w:lang w:val="en-US"/>
-        </w:rPr>
-        <w:t>Для ітерації через геш-таблицю Java до об'єкта можна застосувати метод forEach:</w:t>
-      </w:r>
-    </w:p>
-    <w:p>
-      <w:pPr>
-        <w:pStyle w:val="P"/>
-        <w:rPr>
-          <w:lang w:val="en-US"/>
-        </w:rPr>
-      </w:pPr>
-    </w:p>
-    <w:p>
-      <w:pPr>
-        <w:pStyle w:val="Code"/>
-      </w:pPr>
-      <w:r>
-        <w:t>Map&lt;Integer, Integer&gt; testCases = Map.of(1, 1, 2, 4, 7, 3);</w:t>
-      </w:r>
-    </w:p>
-    <w:p>
-      <w:pPr>
-        <w:pStyle w:val="Code"/>
-      </w:pPr>
-      <w:r>
-        <w:t>testCases.forEach((k, v) -&gt; {</w:t>
-      </w:r>
-    </w:p>
-    <w:p>
-      <w:pPr>
-        <w:pStyle w:val="Code"/>
-      </w:pPr>
-      <w:r>
-        <w:t xml:space="preserve">  System.err.println(k + " and " + v);</w:t>
-      </w:r>
-    </w:p>
-    <w:p>
-      <w:pPr>
-        <w:pStyle w:val="Code"/>
-      </w:pPr>
-      <w:r>
-        <w:t>});</w:t>
-      </w:r>
-    </w:p>
-    <w:p>
-      <w:pPr>
-        <w:pStyle w:val="Code"/>
-      </w:pPr>
-      <w:r>
-        <w:t>&gt; 1 and 1</w:t>
-      </w:r>
-    </w:p>
-    <w:p>
-      <w:pPr>
-        <w:pStyle w:val="Code"/>
-      </w:pPr>
-      <w:r>
-        <w:t>&gt; 2 and 4</w:t>
-      </w:r>
-    </w:p>
-    <w:p>
-      <w:pPr>
-        <w:pStyle w:val="Code"/>
-      </w:pPr>
-      <w:r>
-        <w:t>&gt; 7 and 3</w:t>
-      </w:r>
-    </w:p>
-    <w:p>
-      <w:pPr>
-        <w:pStyle w:val="P"/>
-        <w:rPr>
-          <w:lang w:val="en-US"/>
-        </w:rPr>
-      </w:pPr>
-    </w:p>
-    <w:p>
-      <w:pPr>
-        <w:pStyle w:val="P"/>
-        <w:rPr>
-          <w:lang w:val="en-US"/>
-        </w:rPr>
-      </w:pPr>
-      <w:r>
-        <w:rPr>
-          <w:lang w:val="en-US"/>
-        </w:rPr>
-        <w:t>Якщо метод розташований нижче у класі, його все одно можна використати у методах, які знаходяться вище по класу:</w:t>
-      </w:r>
-    </w:p>
-    <w:p>
-      <w:pPr>
-        <w:pStyle w:val="P"/>
-        <w:rPr>
-          <w:lang w:val="en-US"/>
-        </w:rPr>
-      </w:pPr>
-    </w:p>
-    <w:p>
-      <w:pPr>
-        <w:pStyle w:val="P"/>
-        <w:rPr>
-          <w:lang w:val="en-US"/>
-        </w:rPr>
-      </w:pPr>
-      <w:r>
-        <w:rPr>
-          <w:lang w:val="en-US"/>
-        </w:rPr>
-        <w:t xml:space="preserve">public static void </w:t>
-      </w:r>
-      <w:proofErr w:type="gramStart"/>
-      <w:r>
-        <w:rPr>
-          <w:lang w:val="en-US"/>
-        </w:rPr>
-        <w:t>main(</w:t>
-      </w:r>
-      <w:proofErr w:type="gramEnd"/>
-      <w:r>
-        <w:rPr>
-          <w:lang w:val="en-US"/>
-        </w:rPr>
-        <w:t>String[] args) {</w:t>
-      </w:r>
-    </w:p>
-    <w:p>
-      <w:pPr>
-        <w:pStyle w:val="P"/>
-        <w:rPr>
-          <w:lang w:val="en-US"/>
-        </w:rPr>
-      </w:pPr>
-      <w:r>
-        <w:rPr>
-          <w:lang w:val="en-US"/>
-        </w:rPr>
-        <w:t xml:space="preserve">  ...</w:t>
-      </w:r>
-    </w:p>
-    <w:p>
-      <w:pPr>
-        <w:pStyle w:val="P"/>
-        <w:rPr>
-          <w:lang w:val="en-US"/>
-        </w:rPr>
-      </w:pPr>
-      <w:r>
-        <w:rPr>
-          <w:lang w:val="en-US"/>
-        </w:rPr>
-        <w:t xml:space="preserve">  testCases.forEach((k, v) -&gt; {</w:t>
-      </w:r>
-    </w:p>
-    <w:p>
-      <w:pPr>
-        <w:pStyle w:val="P"/>
-        <w:rPr>
-          <w:lang w:val="en-US"/>
-        </w:rPr>
-      </w:pPr>
-      <w:r>
-        <w:rPr>
-          <w:lang w:val="en-US"/>
-        </w:rPr>
-        <w:t xml:space="preserve">    int res = </w:t>
-      </w:r>
-      <w:proofErr w:type="gramStart"/>
-      <w:r>
-        <w:rPr>
-          <w:lang w:val="en-US"/>
-        </w:rPr>
-        <w:t>testTarget(</w:t>
-      </w:r>
-      <w:proofErr w:type="gramEnd"/>
-      <w:r>
-        <w:rPr>
-          <w:lang w:val="en-US"/>
-        </w:rPr>
-        <w:t>k, v);</w:t>
-      </w:r>
-    </w:p>
-    <w:p>
-      <w:pPr>
-        <w:pStyle w:val="P"/>
-        <w:rPr>
-          <w:lang w:val="en-US"/>
-        </w:rPr>
-      </w:pPr>
-      <w:r>
-        <w:rPr>
-          <w:lang w:val="en-US"/>
-        </w:rPr>
-        <w:t xml:space="preserve">  ...</w:t>
-      </w:r>
-    </w:p>
-    <w:p>
-      <w:pPr>
-        <w:pStyle w:val="P"/>
-        <w:rPr>
-          <w:lang w:val="en-US"/>
-        </w:rPr>
-      </w:pPr>
-    </w:p>
-    <w:p>
-      <w:pPr>
-        <w:pStyle w:val="P"/>
-        <w:rPr>
-          <w:lang w:val="en-US"/>
-        </w:rPr>
-      </w:pPr>
-      <w:r>
-        <w:rPr>
-          <w:lang w:val="en-US"/>
-        </w:rPr>
+        <w:t>Текст коду програми.</w:t>
+      </w:r>
+    </w:p>
+    <w:p>
+      <w:pPr>
+        <w:pStyle w:val="P"/>
+      </w:pPr>
+    </w:p>
+    <w:p>
+      <w:pPr>
+        <w:pStyle w:val="H2"/>
+      </w:pPr>
+      <w:r>
+        <w:t xml:space="preserve">2 </w:t>
+      </w:r>
+      <w:r>
+        <w:t xml:space="preserve">Результати </w:t>
+      </w:r>
+    </w:p>
+    <w:p>
+      <w:pPr>
+        <w:pStyle w:val="P"/>
+      </w:pPr>
+    </w:p>
+    <w:p>
+      <w:pPr>
+        <w:pStyle w:val="IMG"/>
+      </w:pPr>
+      <w:r>
         <w:lastRenderedPageBreak/>
-        <w:t xml:space="preserve">public static int </w:t>
-      </w:r>
-      <w:proofErr w:type="gramStart"/>
-      <w:r>
-        <w:rPr>
-          <w:lang w:val="en-US"/>
-        </w:rPr>
-        <w:t>testTarget(</w:t>
-      </w:r>
-      <w:proofErr w:type="gramEnd"/>
-      <w:r>
-        <w:rPr>
-          <w:lang w:val="en-US"/>
-        </w:rPr>
-        <w:t>int value, int target) {</w:t>
-      </w:r>
-    </w:p>
-    <w:p>
-      <w:pPr>
-        <w:pStyle w:val="P"/>
-        <w:rPr>
-          <w:lang w:val="en-US"/>
-        </w:rPr>
-      </w:pPr>
-      <w:r>
-        <w:rPr>
-          <w:lang w:val="en-US"/>
-        </w:rPr>
-        <w:t xml:space="preserve">  int result = 0;</w:t>
-      </w:r>
-    </w:p>
-    <w:p>
-      <w:pPr>
-        <w:pStyle w:val="P"/>
-        <w:rPr>
-          <w:lang w:val="en-US"/>
-        </w:rPr>
-      </w:pPr>
-      <w:r>
-        <w:rPr>
-          <w:lang w:val="en-US"/>
-        </w:rPr>
-        <w:t xml:space="preserve">  ...</w:t>
-      </w:r>
-    </w:p>
-    <w:p>
-      <w:pPr>
-        <w:pStyle w:val="P"/>
-        <w:rPr>
-          <w:lang w:val="en-US"/>
-        </w:rPr>
-      </w:pPr>
-    </w:p>
-    <w:p>
-      <w:pPr>
-        <w:pStyle w:val="P"/>
-        <w:rPr>
-          <w:lang w:val="en-US"/>
-        </w:rPr>
-      </w:pPr>
-    </w:p>
-    <w:p>
-      <w:pPr>
-        <w:pStyle w:val="P"/>
-        <w:rPr>
-          <w:lang w:val="en-US"/>
-        </w:rPr>
-      </w:pPr>
-    </w:p>
-    <w:p>
-      <w:pPr>
-        <w:pStyle w:val="H1"/>
-      </w:pPr>
-      <w:r>
-        <w:t xml:space="preserve">Виконання </w:t>
-      </w:r>
-    </w:p>
-    <w:p>
-      <w:pPr>
-        <w:pStyle w:val="H2"/>
-      </w:pPr>
-      <w:r>
-        <w:t xml:space="preserve">1 </w:t>
-      </w:r>
-      <w:r>
-        <w:t xml:space="preserve">Код </w:t>
-      </w:r>
-    </w:p>
-    <w:p>
-      <w:pPr>
-        <w:pStyle w:val="P"/>
-      </w:pPr>
-    </w:p>
-    <w:p>
-      <w:pPr>
-        <w:pStyle w:val="Code"/>
-      </w:pPr>
-      <w:r>
-        <w:t>Текст коду програми.</w:t>
-      </w:r>
-    </w:p>
-    <w:p>
-      <w:pPr>
-        <w:pStyle w:val="P"/>
-      </w:pPr>
-    </w:p>
-    <w:p>
-      <w:pPr>
-        <w:pStyle w:val="H2"/>
-      </w:pPr>
-      <w:r>
-        <w:t xml:space="preserve">2 </w:t>
-      </w:r>
-      <w:r>
-        <w:t xml:space="preserve">Результати </w:t>
-      </w:r>
-    </w:p>
-    <w:p>
-      <w:pPr>
-        <w:pStyle w:val="P"/>
-      </w:pPr>
-    </w:p>
-    <w:p>
-      <w:pPr>
-        <w:pStyle w:val="IMG"/>
-      </w:pPr>
-      <w:r>
         <w:t>Картинка тут</w:t>
       </w:r>
     </w:p>

--- a/32KP Konstrujuvannja program/1/KNT-122_Onyshchenko_Variant-19_PR1.docx
+++ b/32KP Konstrujuvannja program/1/KNT-122_Onyshchenko_Variant-19_PR1.docx
@@ -1045,15 +1045,7 @@
         <w:pStyle w:val="Code"/>
       </w:pPr>
       <w:r>
-        <w:t xml:space="preserve">public static void </w:t>
-      </w:r>
-      <w:proofErr w:type="gramStart"/>
-      <w:r>
-        <w:t>main(</w:t>
-      </w:r>
-      <w:proofErr w:type="gramEnd"/>
-      <w:r>
-        <w:t>String[] args)</w:t>
+        <w:t>public static void main(String[] args)</w:t>
       </w:r>
     </w:p>
     <w:p>
@@ -1697,14 +1689,7 @@
         <w:rPr>
           <w:lang w:val="en-US"/>
         </w:rPr>
-        <w:t xml:space="preserve"> Java кожен рядок потрібно завершувати </w:t>
-      </w:r>
-      <w:proofErr w:type="gramStart"/>
-      <w:r>
-        <w:rPr>
-          <w:lang w:val="en-US"/>
-        </w:rPr>
-        <w:t xml:space="preserve">символом </w:t>
+        <w:t xml:space="preserve"> Java кожен рядок потрібно завершувати символом </w:t>
       </w:r>
       <w:r>
         <w:rPr>
@@ -1712,7 +1697,6 @@
         </w:rPr>
         <w:t>;</w:t>
       </w:r>
-      <w:proofErr w:type="gramEnd"/>
       <w:r>
         <w:rPr>
           <w:rStyle w:val="CodeChar"/>
@@ -1752,15 +1736,7 @@
         <w:pStyle w:val="Code"/>
       </w:pPr>
       <w:r>
-        <w:t>if (</w:t>
-      </w:r>
-      <w:proofErr w:type="gramStart"/>
-      <w:r>
-        <w:t>one !</w:t>
-      </w:r>
-      <w:proofErr w:type="gramEnd"/>
-      <w:r>
-        <w:t>= 2)</w:t>
+        <w:t>if (one != 2)</w:t>
       </w:r>
     </w:p>
     <w:p>
@@ -1931,15 +1907,7 @@
         <w:pStyle w:val="Code"/>
       </w:pPr>
       <w:r>
-        <w:t xml:space="preserve">public static void </w:t>
-      </w:r>
-      <w:proofErr w:type="gramStart"/>
-      <w:r>
-        <w:t>main(</w:t>
-      </w:r>
-      <w:proofErr w:type="gramEnd"/>
-      <w:r>
-        <w:t>String[] args) {</w:t>
+        <w:t>public static void main(String[] args) {</w:t>
       </w:r>
     </w:p>
     <w:p>
@@ -1963,15 +1931,7 @@
         <w:pStyle w:val="Code"/>
       </w:pPr>
       <w:r>
-        <w:t xml:space="preserve">    int res = </w:t>
-      </w:r>
-      <w:proofErr w:type="gramStart"/>
-      <w:r>
-        <w:t>testTarget(</w:t>
-      </w:r>
-      <w:proofErr w:type="gramEnd"/>
-      <w:r>
-        <w:t>k, v);</w:t>
+        <w:t xml:space="preserve">    int res = testTarget(k, v);</w:t>
       </w:r>
     </w:p>
     <w:p>
@@ -1992,15 +1952,7 @@
         <w:pStyle w:val="Code"/>
       </w:pPr>
       <w:r>
-        <w:t xml:space="preserve">public static int </w:t>
-      </w:r>
-      <w:proofErr w:type="gramStart"/>
-      <w:r>
-        <w:t>testTarget(</w:t>
-      </w:r>
-      <w:proofErr w:type="gramEnd"/>
-      <w:r>
-        <w:t>int value, int target) {</w:t>
+        <w:t>public static int testTarget(int value, int target) {</w:t>
       </w:r>
     </w:p>
     <w:p>
@@ -2291,6 +2243,416 @@
     <w:p>
       <w:pPr>
         <w:pStyle w:val="P"/>
+      </w:pPr>
+      <w:r>
+        <w:t xml:space="preserve">Для використання </w:t>
+      </w:r>
+      <w:r>
+        <w:rPr>
+          <w:lang w:val="en-US"/>
+        </w:rPr>
+        <w:t xml:space="preserve">Java </w:t>
+      </w:r>
+      <w:r>
+        <w:t xml:space="preserve">на комп’ютері було встановлено </w:t>
+      </w:r>
+      <w:r>
+        <w:rPr>
+          <w:lang w:val="en-US"/>
+        </w:rPr>
+        <w:t xml:space="preserve">JDK (Java Development Kit – </w:t>
+      </w:r>
+      <w:hyperlink r:id="rId8" w:anchor="jdk23-windows" w:history="1">
+        <w:r>
+          <w:rPr>
+            <w:rStyle w:val="a4"/>
+            <w:lang w:val="en-US"/>
+          </w:rPr>
+          <w:t>Download Java at Oracle</w:t>
+        </w:r>
+      </w:hyperlink>
+      <w:r>
+        <w:rPr>
+          <w:lang w:val="en-US"/>
+        </w:rPr>
+        <w:t xml:space="preserve">). JDK </w:t>
+      </w:r>
+      <w:r>
+        <w:t xml:space="preserve">це пакет програм для запуску та розробці на мові </w:t>
+      </w:r>
+      <w:r>
+        <w:rPr>
+          <w:lang w:val="en-US"/>
+        </w:rPr>
+        <w:t xml:space="preserve">Java. </w:t>
+      </w:r>
+      <w:r>
+        <w:t xml:space="preserve">Він зазвичай включає </w:t>
+      </w:r>
+      <w:r>
+        <w:rPr>
+          <w:lang w:val="en-US"/>
+        </w:rPr>
+        <w:t xml:space="preserve">JRE (Java Runtime Environment) </w:t>
+      </w:r>
+      <w:r>
+        <w:t xml:space="preserve">та </w:t>
+      </w:r>
+      <w:r>
+        <w:rPr>
+          <w:lang w:val="en-US"/>
+        </w:rPr>
+        <w:t>JVM (Java Virtual Machine)</w:t>
+      </w:r>
+      <w:r>
+        <w:t xml:space="preserve">, а також компілятор </w:t>
+      </w:r>
+      <w:r>
+        <w:rPr>
+          <w:lang w:val="en-US"/>
+        </w:rPr>
+        <w:t>javac</w:t>
+      </w:r>
+      <w:r>
+        <w:t xml:space="preserve"> та архів</w:t>
+      </w:r>
+      <w:r>
+        <w:t>аток</w:t>
+      </w:r>
+      <w:r>
+        <w:t xml:space="preserve"> </w:t>
+      </w:r>
+      <w:r>
+        <w:rPr>
+          <w:lang w:val="en-US"/>
+        </w:rPr>
+        <w:t>jar.</w:t>
+      </w:r>
+    </w:p>
+    <w:p>
+      <w:pPr>
+        <w:pStyle w:val="P"/>
+        <w:rPr>
+          <w:lang w:val="en-US"/>
+        </w:rPr>
+      </w:pPr>
+      <w:r>
+        <w:t xml:space="preserve">Після завантаження та встановлення </w:t>
+      </w:r>
+      <w:r>
+        <w:rPr>
+          <w:lang w:val="en-US"/>
+        </w:rPr>
+        <w:t xml:space="preserve">JDK 23 </w:t>
+      </w:r>
+      <w:r>
+        <w:t xml:space="preserve">версії </w:t>
+      </w:r>
+      <w:r>
+        <w:t>x64 Installer</w:t>
+      </w:r>
+      <w:r>
+        <w:rPr>
+          <w:lang w:val="en-US"/>
+        </w:rPr>
+        <w:t xml:space="preserve"> </w:t>
+      </w:r>
+      <w:r>
+        <w:t xml:space="preserve">від </w:t>
+      </w:r>
+      <w:r>
+        <w:rPr>
+          <w:lang w:val="en-US"/>
+        </w:rPr>
+        <w:t xml:space="preserve">Oracle </w:t>
+      </w:r>
+      <w:r>
+        <w:t xml:space="preserve">було додано теку мови </w:t>
+      </w:r>
+      <w:r>
+        <w:rPr>
+          <w:lang w:val="en-US"/>
+        </w:rPr>
+        <w:t xml:space="preserve">Java </w:t>
+      </w:r>
+      <w:r>
+        <w:t>та системних змінних середовища (</w:t>
+      </w:r>
+      <w:r>
+        <w:rPr>
+          <w:i/>
+          <w:iCs/>
+          <w:lang w:val="en-US"/>
+        </w:rPr>
+        <w:t>environmental variables</w:t>
+      </w:r>
+      <w:r>
+        <w:rPr>
+          <w:lang w:val="en-US"/>
+        </w:rPr>
+        <w:t>)</w:t>
+      </w:r>
+      <w:r>
+        <w:rPr>
+          <w:lang w:val="en-US"/>
+        </w:rPr>
+        <w:t>:</w:t>
+      </w:r>
+    </w:p>
+    <w:p>
+      <w:pPr>
+        <w:pStyle w:val="P"/>
+        <w:rPr>
+          <w:lang w:val="en-US"/>
+        </w:rPr>
+      </w:pPr>
+    </w:p>
+    <w:p>
+      <w:pPr>
+        <w:pStyle w:val="IMG"/>
+        <w:rPr>
+          <w:lang w:val="en-US"/>
+        </w:rPr>
+      </w:pPr>
+      <w:r>
+        <w:rPr>
+          <w:lang w:val="en-US"/>
+        </w:rPr>
+        <w:lastRenderedPageBreak/>
+        <w:drawing>
+          <wp:inline distT="0" distB="0" distL="0" distR="0" wp14:anchorId="47F96961" wp14:editId="614B976C">
+            <wp:extent cx="5731510" cy="5817870"/>
+            <wp:effectExtent l="0" t="0" r="2540" b="0"/>
+            <wp:docPr id="1466288309" name="Рисунок 1" descr="Зображення, що містить текст, знімок екрана, програмне забезпечення, монітор&#10;&#10;Вміст, створений ШІ, може бути неправильним."/>
+            <wp:cNvGraphicFramePr>
+              <a:graphicFrameLocks xmlns:a="http://schemas.openxmlformats.org/drawingml/2006/main" noChangeAspect="1"/>
+            </wp:cNvGraphicFramePr>
+            <a:graphic xmlns:a="http://schemas.openxmlformats.org/drawingml/2006/main">
+              <a:graphicData uri="http://schemas.openxmlformats.org/drawingml/2006/picture">
+                <pic:pic xmlns:pic="http://schemas.openxmlformats.org/drawingml/2006/picture">
+                  <pic:nvPicPr>
+                    <pic:cNvPr id="1466288309" name="Рисунок 1" descr="Зображення, що містить текст, знімок екрана, програмне забезпечення, монітор&#10;&#10;Вміст, створений ШІ, може бути неправильним."/>
+                    <pic:cNvPicPr/>
+                  </pic:nvPicPr>
+                  <pic:blipFill>
+                    <a:blip r:embed="rId9"/>
+                    <a:stretch>
+                      <a:fillRect/>
+                    </a:stretch>
+                  </pic:blipFill>
+                  <pic:spPr>
+                    <a:xfrm>
+                      <a:off x="0" y="0"/>
+                      <a:ext cx="5731510" cy="5817870"/>
+                    </a:xfrm>
+                    <a:prstGeom prst="rect">
+                      <a:avLst/>
+                    </a:prstGeom>
+                  </pic:spPr>
+                </pic:pic>
+              </a:graphicData>
+            </a:graphic>
+          </wp:inline>
+        </w:drawing>
+      </w:r>
+    </w:p>
+    <w:p>
+      <w:pPr>
+        <w:pStyle w:val="IMG"/>
+      </w:pPr>
+      <w:r>
+        <w:t xml:space="preserve">Рисунок 1. – Додана тека </w:t>
+      </w:r>
+      <w:r>
+        <w:rPr>
+          <w:lang w:val="en-US"/>
+        </w:rPr>
+        <w:t xml:space="preserve">Java </w:t>
+      </w:r>
+      <w:r>
+        <w:t>до змінних середовища</w:t>
+      </w:r>
+    </w:p>
+    <w:p>
+      <w:pPr>
+        <w:pStyle w:val="P"/>
+      </w:pPr>
+    </w:p>
+    <w:p>
+      <w:pPr>
+        <w:pStyle w:val="P"/>
+        <w:rPr>
+          <w:lang w:val="en-US"/>
+        </w:rPr>
+      </w:pPr>
+      <w:r>
+        <w:t xml:space="preserve">Це потрібно для того, аби кожного разу при запуску програми не писати шлях до цієї теки, а використовувати просто ключове слово компілятора </w:t>
+      </w:r>
+      <w:r>
+        <w:rPr>
+          <w:lang w:val="en-US"/>
+        </w:rPr>
+        <w:t>javac.</w:t>
+      </w:r>
+    </w:p>
+    <w:p>
+      <w:pPr>
+        <w:pStyle w:val="P"/>
+        <w:rPr>
+          <w:lang w:val="en-US"/>
+        </w:rPr>
+      </w:pPr>
+      <w:r>
+        <w:t xml:space="preserve">Далі для роботи з </w:t>
+      </w:r>
+      <w:r>
+        <w:rPr>
+          <w:lang w:val="en-US"/>
+        </w:rPr>
+        <w:t xml:space="preserve">Java </w:t>
+      </w:r>
+      <w:r>
+        <w:t xml:space="preserve">у середовищі розробки </w:t>
+      </w:r>
+      <w:r>
+        <w:rPr>
+          <w:lang w:val="en-US"/>
+        </w:rPr>
+        <w:t xml:space="preserve">Visual Studio Code </w:t>
+      </w:r>
+      <w:r>
+        <w:t xml:space="preserve">було встановлено спершу, здається, розширення </w:t>
+      </w:r>
+      <w:r>
+        <w:rPr>
+          <w:lang w:val="en-US"/>
+        </w:rPr>
+        <w:t xml:space="preserve">“Java” </w:t>
+      </w:r>
+      <w:r>
+        <w:t xml:space="preserve">від </w:t>
+      </w:r>
+      <w:r>
+        <w:rPr>
+          <w:lang w:val="en-US"/>
+        </w:rPr>
+        <w:t>Oracle Corporation.</w:t>
+      </w:r>
+    </w:p>
+    <w:p>
+      <w:pPr>
+        <w:pStyle w:val="P"/>
+        <w:rPr>
+          <w:lang w:val="en-US"/>
+        </w:rPr>
+      </w:pPr>
+    </w:p>
+    <w:p>
+      <w:pPr>
+        <w:pStyle w:val="P"/>
+        <w:rPr>
+          <w:lang w:val="en-US"/>
+        </w:rPr>
+      </w:pPr>
+      <w:r>
+        <w:rPr>
+          <w:lang w:val="en-US"/>
+        </w:rPr>
+        <w:lastRenderedPageBreak/>
+        <w:drawing>
+          <wp:inline distT="0" distB="0" distL="0" distR="0" wp14:anchorId="2C76E8A2" wp14:editId="2BA006E0">
+            <wp:extent cx="5664835" cy="8863330"/>
+            <wp:effectExtent l="0" t="0" r="0" b="0"/>
+            <wp:docPr id="1285086017" name="Рисунок 1" descr="Зображення, що містить текст, знімок екрана, Шрифт, документ&#10;&#10;Вміст, створений ШІ, може бути неправильним."/>
+            <wp:cNvGraphicFramePr>
+              <a:graphicFrameLocks xmlns:a="http://schemas.openxmlformats.org/drawingml/2006/main" noChangeAspect="1"/>
+            </wp:cNvGraphicFramePr>
+            <a:graphic xmlns:a="http://schemas.openxmlformats.org/drawingml/2006/main">
+              <a:graphicData uri="http://schemas.openxmlformats.org/drawingml/2006/picture">
+                <pic:pic xmlns:pic="http://schemas.openxmlformats.org/drawingml/2006/picture">
+                  <pic:nvPicPr>
+                    <pic:cNvPr id="1285086017" name="Рисунок 1" descr="Зображення, що містить текст, знімок екрана, Шрифт, документ&#10;&#10;Вміст, створений ШІ, може бути неправильним."/>
+                    <pic:cNvPicPr/>
+                  </pic:nvPicPr>
+                  <pic:blipFill>
+                    <a:blip r:embed="rId10"/>
+                    <a:stretch>
+                      <a:fillRect/>
+                    </a:stretch>
+                  </pic:blipFill>
+                  <pic:spPr>
+                    <a:xfrm>
+                      <a:off x="0" y="0"/>
+                      <a:ext cx="5664835" cy="8863330"/>
+                    </a:xfrm>
+                    <a:prstGeom prst="rect">
+                      <a:avLst/>
+                    </a:prstGeom>
+                  </pic:spPr>
+                </pic:pic>
+              </a:graphicData>
+            </a:graphic>
+          </wp:inline>
+        </w:drawing>
+      </w:r>
+    </w:p>
+    <w:p>
+      <w:pPr>
+        <w:pStyle w:val="P"/>
+      </w:pPr>
+      <w:r>
+        <w:lastRenderedPageBreak/>
+        <w:t>Рисунок 1. – Вперше встановлене розширення</w:t>
+      </w:r>
+    </w:p>
+    <w:p>
+      <w:pPr>
+        <w:pStyle w:val="P"/>
+      </w:pPr>
+    </w:p>
+    <w:p>
+      <w:pPr>
+        <w:pStyle w:val="P"/>
+      </w:pPr>
+      <w:r>
+        <w:t xml:space="preserve">Але це розширення додавало кнопки </w:t>
+      </w:r>
+      <w:r>
+        <w:rPr>
+          <w:lang w:val="en-US"/>
+        </w:rPr>
+        <w:t xml:space="preserve">“Run main” </w:t>
+      </w:r>
+      <w:r>
+        <w:t xml:space="preserve">та </w:t>
+      </w:r>
+      <w:r>
+        <w:rPr>
+          <w:lang w:val="en-US"/>
+        </w:rPr>
+        <w:t xml:space="preserve">“Debug main” </w:t>
+      </w:r>
+      <w:r>
+        <w:t xml:space="preserve">до головного методу класу, хоч і працювало все коректно. </w:t>
+      </w:r>
+      <w:r>
+        <w:t>Т</w:t>
+      </w:r>
+      <w:r>
+        <w:t>ому було встановлено інше розширення</w:t>
+      </w:r>
+    </w:p>
+    <w:p>
+      <w:pPr>
+        <w:pStyle w:val="P"/>
+        <w:rPr>
+          <w:lang w:val="en-US"/>
+        </w:rPr>
+      </w:pPr>
+    </w:p>
+    <w:p>
+      <w:pPr>
+        <w:pStyle w:val="P"/>
         <w:rPr>
           <w:lang w:val="en-US"/>
         </w:rPr>
@@ -2369,7 +2731,6 @@
         <w:pStyle w:val="IMG"/>
       </w:pPr>
       <w:r>
-        <w:lastRenderedPageBreak/>
         <w:t>Картинка тут</w:t>
       </w:r>
     </w:p>
@@ -2477,7 +2838,6 @@
           <w:lang w:val="en-US"/>
         </w:rPr>
       </w:pPr>
-      <w:proofErr w:type="gramStart"/>
       <w:r>
         <w:rPr>
           <w:lang w:val="en-US"/>
@@ -2503,14 +2863,7 @@
         <w:rPr>
           <w:lang w:val="en-US"/>
         </w:rPr>
-        <w:t xml:space="preserve"> запису</w:t>
-      </w:r>
-      <w:proofErr w:type="gramEnd"/>
-      <w:r>
-        <w:rPr>
-          <w:lang w:val="en-US"/>
-        </w:rPr>
-        <w:t xml:space="preserve"> цілих чисел</w:t>
+        <w:t xml:space="preserve"> запису цілих чисел</w:t>
       </w:r>
     </w:p>
     <w:sectPr>

--- a/32KP Konstrujuvannja program/1/KNT-122_Onyshchenko_Variant-19_PR1.docx
+++ b/32KP Konstrujuvannja program/1/KNT-122_Onyshchenko_Variant-19_PR1.docx
@@ -841,10 +841,10 @@
         <w:rPr>
           <w:lang w:val="en-US"/>
         </w:rPr>
-        <w:t>Python (</w:t>
-      </w:r>
-      <w:r>
-        <w:t xml:space="preserve">найбільш звична мова програмування) у </w:t>
+        <w:t xml:space="preserve">Python </w:t>
+      </w:r>
+      <w:r>
+        <w:t xml:space="preserve">у </w:t>
       </w:r>
       <w:r>
         <w:rPr>
@@ -853,7 +853,7 @@
         <w:t xml:space="preserve">Java </w:t>
       </w:r>
       <w:r>
-        <w:t>одразу помітно кілька відмінностей:</w:t>
+        <w:t>помітно кілька відмінностей:</w:t>
       </w:r>
     </w:p>
     <w:p>
@@ -870,13 +870,34 @@
         </w:numPr>
       </w:pPr>
       <w:r>
-        <w:t>Весь код має бути записаний у класах. Цим вона нагадує С</w:t>
-      </w:r>
-      <w:r>
-        <w:rPr>
-          <w:lang w:val="en-US"/>
-        </w:rPr>
-        <w:t>#;</w:t>
+        <w:t xml:space="preserve">Весь код має бути у класах </w:t>
+      </w:r>
+      <w:r>
+        <w:rPr>
+          <w:lang w:val="en-US"/>
+        </w:rPr>
+        <w:t>(</w:t>
+      </w:r>
+      <w:r>
+        <w:t xml:space="preserve">як у </w:t>
+      </w:r>
+      <w:r>
+        <w:t>С</w:t>
+      </w:r>
+      <w:r>
+        <w:rPr>
+          <w:lang w:val="en-US"/>
+        </w:rPr>
+        <w:t>#</w:t>
+      </w:r>
+      <w:r>
+        <w:t>)</w:t>
+      </w:r>
+      <w:r>
+        <w:rPr>
+          <w:lang w:val="en-US"/>
+        </w:rPr>
+        <w:t>;</w:t>
       </w:r>
     </w:p>
     <w:p>
@@ -889,7 +910,16 @@
       </w:pPr>
       <w:r>
         <w:lastRenderedPageBreak/>
-        <w:t xml:space="preserve">Метод для виведення тексту у консоль довший: </w:t>
+        <w:t>Д</w:t>
+      </w:r>
+      <w:r>
+        <w:t>ля виведення тексту у консоль</w:t>
+      </w:r>
+      <w:r>
+        <w:t xml:space="preserve"> інша функція</w:t>
+      </w:r>
+      <w:r>
+        <w:t xml:space="preserve">: </w:t>
       </w:r>
       <w:r>
         <w:rPr>
@@ -898,13 +928,22 @@
         <w:t>System.out.println</w:t>
       </w:r>
       <w:r>
-        <w:t xml:space="preserve"> замість </w:t>
+        <w:t xml:space="preserve"> </w:t>
+      </w:r>
+      <w:r>
+        <w:t>(</w:t>
+      </w:r>
+      <w:r>
+        <w:t xml:space="preserve">замість </w:t>
       </w:r>
       <w:r>
         <w:rPr>
           <w:rStyle w:val="CodeChar"/>
         </w:rPr>
         <w:t>print</w:t>
+      </w:r>
+      <w:r>
+        <w:t>)</w:t>
       </w:r>
       <w:r>
         <w:t>;</w:t>
@@ -919,20 +958,50 @@
         </w:numPr>
       </w:pPr>
       <w:r>
-        <w:t>Всі типи даних мають оголошуватися і залишаються незмінними.</w:t>
-      </w:r>
-    </w:p>
-    <w:p>
-      <w:pPr>
-        <w:pStyle w:val="P"/>
-      </w:pPr>
-    </w:p>
-    <w:p>
-      <w:pPr>
-        <w:pStyle w:val="P"/>
-      </w:pPr>
-      <w:r>
-        <w:t>Також після спроби запуску програми було з’ясовано що назва головного класу програми має співпадати з назвою файлу.</w:t>
+        <w:t xml:space="preserve">Всі </w:t>
+      </w:r>
+      <w:r>
+        <w:t>змінні мають бути типізованими.</w:t>
+      </w:r>
+    </w:p>
+    <w:p>
+      <w:pPr>
+        <w:pStyle w:val="P"/>
+      </w:pPr>
+    </w:p>
+    <w:p>
+      <w:pPr>
+        <w:pStyle w:val="P"/>
+      </w:pPr>
+      <w:r>
+        <w:t>П</w:t>
+      </w:r>
+      <w:r>
+        <w:t>ісля спроби запуску програми з’ясовано</w:t>
+      </w:r>
+      <w:r>
+        <w:t>:</w:t>
+      </w:r>
+      <w:r>
+        <w:t xml:space="preserve"> назва головного класу </w:t>
+      </w:r>
+      <w:r>
+        <w:t xml:space="preserve">(той, в якому мутод </w:t>
+      </w:r>
+      <w:r>
+        <w:rPr>
+          <w:rStyle w:val="CodeChar"/>
+        </w:rPr>
+        <w:t>main</w:t>
+      </w:r>
+      <w:r>
+        <w:rPr>
+          <w:lang w:val="en-US"/>
+        </w:rPr>
+        <w:t xml:space="preserve">) </w:t>
+      </w:r>
+      <w:r>
+        <w:t>має співпадати з назвою файлу.</w:t>
       </w:r>
     </w:p>
     <w:p>
@@ -961,19 +1030,22 @@
         <w:t>{ }</w:t>
       </w:r>
       <w:r>
-        <w:rPr>
-          <w:lang w:val="en-US"/>
-        </w:rPr>
-        <w:t xml:space="preserve">, </w:t>
-      </w:r>
-      <w:r>
-        <w:t xml:space="preserve">цим вона схожа на </w:t>
-      </w:r>
-      <w:r>
-        <w:rPr>
-          <w:lang w:val="en-US"/>
-        </w:rPr>
-        <w:t>C++.</w:t>
+        <w:t xml:space="preserve"> (як у </w:t>
+      </w:r>
+      <w:r>
+        <w:rPr>
+          <w:lang w:val="en-US"/>
+        </w:rPr>
+        <w:t>C++</w:t>
+      </w:r>
+      <w:r>
+        <w:t>)</w:t>
+      </w:r>
+      <w:r>
+        <w:rPr>
+          <w:lang w:val="en-US"/>
+        </w:rPr>
+        <w:t>.</w:t>
       </w:r>
     </w:p>
     <w:p>
@@ -1011,461 +1083,514 @@
         <w:rPr>
           <w:lang w:val="en-US"/>
         </w:rPr>
+        <w:t>:</w:t>
+      </w:r>
+    </w:p>
+    <w:p>
+      <w:pPr>
+        <w:pStyle w:val="P"/>
+        <w:rPr>
+          <w:lang w:val="en-US"/>
+        </w:rPr>
+      </w:pPr>
+    </w:p>
+    <w:p>
+      <w:pPr>
+        <w:pStyle w:val="Code"/>
+      </w:pPr>
+      <w:r>
+        <w:t xml:space="preserve">public static void </w:t>
+      </w:r>
+      <w:proofErr w:type="gramStart"/>
+      <w:r>
+        <w:t>main(</w:t>
+      </w:r>
+      <w:proofErr w:type="gramEnd"/>
+      <w:r>
+        <w:t>String[] args)</w:t>
+      </w:r>
+    </w:p>
+    <w:p>
+      <w:pPr>
+        <w:pStyle w:val="P"/>
+        <w:rPr>
+          <w:lang w:val="en-US"/>
+        </w:rPr>
+      </w:pPr>
+    </w:p>
+    <w:p>
+      <w:pPr>
+        <w:pStyle w:val="P"/>
+      </w:pPr>
+      <w:r>
+        <w:t>При спробі оголосити змінну з плаваючою крапкою:</w:t>
+      </w:r>
+    </w:p>
+    <w:p>
+      <w:pPr>
+        <w:pStyle w:val="P"/>
+      </w:pPr>
+    </w:p>
+    <w:p>
+      <w:pPr>
+        <w:pStyle w:val="Code"/>
+      </w:pPr>
+      <w:r>
+        <w:t>float pi = 3.14;</w:t>
+      </w:r>
+    </w:p>
+    <w:p>
+      <w:pPr>
+        <w:pStyle w:val="P"/>
+        <w:rPr>
+          <w:lang w:val="en-US"/>
+        </w:rPr>
+      </w:pPr>
+    </w:p>
+    <w:p>
+      <w:pPr>
+        <w:pStyle w:val="P"/>
+      </w:pPr>
+      <w:r>
+        <w:t>р</w:t>
+      </w:r>
+      <w:r>
+        <w:t xml:space="preserve">едактор видає помилку </w:t>
+      </w:r>
+      <w:r>
+        <w:rPr>
+          <w:lang w:val="en-US"/>
+        </w:rPr>
+        <w:t xml:space="preserve">“cannot convert from double to float”. </w:t>
+      </w:r>
+    </w:p>
+    <w:p>
+      <w:pPr>
+        <w:pStyle w:val="P"/>
+      </w:pPr>
+      <w:r>
+        <w:t>Працює п</w:t>
+      </w:r>
+      <w:r>
+        <w:t xml:space="preserve">ісля додавання постфіксу </w:t>
+      </w:r>
+      <w:r>
+        <w:rPr>
+          <w:rStyle w:val="CodeChar"/>
+        </w:rPr>
+        <w:t>f</w:t>
+      </w:r>
+      <w:r>
+        <w:rPr>
+          <w:lang w:val="en-US"/>
+        </w:rPr>
         <w:t xml:space="preserve"> </w:t>
       </w:r>
       <w:r>
-        <w:t>аби програма працювала.</w:t>
-      </w:r>
-      <w:r>
-        <w:t xml:space="preserve"> Якщо не прописати такий шаблон функції </w:t>
+        <w:t>до числа:</w:t>
+      </w:r>
+    </w:p>
+    <w:p>
+      <w:pPr>
+        <w:pStyle w:val="P"/>
+      </w:pPr>
+    </w:p>
+    <w:p>
+      <w:pPr>
+        <w:pStyle w:val="Code"/>
+      </w:pPr>
+      <w:r>
+        <w:t>float pi = 3.14f;</w:t>
+      </w:r>
+    </w:p>
+    <w:p>
+      <w:pPr>
+        <w:pStyle w:val="Code"/>
+      </w:pPr>
+      <w:r>
+        <w:t>System.err.println(pi);</w:t>
+      </w:r>
+    </w:p>
+    <w:p>
+      <w:pPr>
+        <w:pStyle w:val="Code"/>
+      </w:pPr>
+      <w:r>
+        <w:t>&gt; 3.14</w:t>
+      </w:r>
+    </w:p>
+    <w:p>
+      <w:pPr>
+        <w:pStyle w:val="P"/>
+        <w:rPr>
+          <w:lang w:val="en-US"/>
+        </w:rPr>
+      </w:pPr>
+    </w:p>
+    <w:p>
+      <w:pPr>
+        <w:pStyle w:val="P"/>
+        <w:rPr>
+          <w:lang w:val="en-US"/>
+        </w:rPr>
+      </w:pPr>
+      <w:r>
+        <w:t>Числові к</w:t>
+      </w:r>
+      <w:r>
+        <w:t xml:space="preserve">онстанти за замовчуванням зберігаються як </w:t>
       </w:r>
       <w:r>
         <w:rPr>
           <w:rStyle w:val="CodeChar"/>
         </w:rPr>
-        <w:t>main</w:t>
-      </w:r>
-      <w:r>
-        <w:rPr>
-          <w:lang w:val="en-US"/>
-        </w:rPr>
+        <w:t>double</w:t>
+      </w:r>
+      <w:r>
+        <w:rPr>
+          <w:lang w:val="en-US"/>
+        </w:rPr>
+        <w:t>.</w:t>
+      </w:r>
+    </w:p>
+    <w:p>
+      <w:pPr>
+        <w:pStyle w:val="P"/>
+      </w:pPr>
+      <w:r>
+        <w:t>У</w:t>
+      </w:r>
+      <w:r>
+        <w:t xml:space="preserve"> мові </w:t>
+      </w:r>
+      <w:r>
+        <w:rPr>
+          <w:lang w:val="en-US"/>
+        </w:rPr>
+        <w:t xml:space="preserve">Java </w:t>
+      </w:r>
+      <w:r>
+        <w:t xml:space="preserve">не можна записувати рядки у одинардних лапках </w:t>
+      </w:r>
+      <w:r>
+        <w:rPr>
+          <w:rStyle w:val="CodeChar"/>
+        </w:rPr>
+        <w:t>' '</w:t>
+      </w:r>
+      <w:r>
+        <w:t xml:space="preserve">. Ці символи </w:t>
+      </w:r>
+      <w:r>
+        <w:t>(</w:t>
+      </w:r>
+      <w:r>
+        <w:t xml:space="preserve">як у </w:t>
+      </w:r>
+      <w:r>
+        <w:rPr>
+          <w:lang w:val="en-US"/>
+        </w:rPr>
+        <w:t>C++</w:t>
+      </w:r>
+      <w:r>
+        <w:t>)</w:t>
+      </w:r>
+      <w:r>
+        <w:rPr>
+          <w:lang w:val="en-US"/>
+        </w:rPr>
+        <w:t xml:space="preserve"> </w:t>
+      </w:r>
+      <w:r>
+        <w:t xml:space="preserve">використовуються лише для типу </w:t>
+      </w:r>
+      <w:r>
+        <w:rPr>
+          <w:rStyle w:val="CodeChar"/>
+        </w:rPr>
+        <w:t>char</w:t>
+      </w:r>
+      <w:r>
+        <w:rPr>
+          <w:lang w:val="en-US"/>
+        </w:rPr>
+        <w:t xml:space="preserve">. </w:t>
+      </w:r>
+    </w:p>
+    <w:p>
+      <w:pPr>
+        <w:pStyle w:val="P"/>
+        <w:rPr>
+          <w:lang w:val="en-US"/>
+        </w:rPr>
+      </w:pPr>
+      <w:r>
+        <w:t xml:space="preserve">Для рядків обов’язкове використання подвійних лапок </w:t>
+      </w:r>
+      <w:r>
+        <w:rPr>
+          <w:rStyle w:val="CodeChar"/>
+        </w:rPr>
+        <w:t>" "</w:t>
+      </w:r>
+      <w:r>
+        <w:rPr>
+          <w:lang w:val="en-US"/>
+        </w:rPr>
+        <w:t>.</w:t>
+      </w:r>
+    </w:p>
+    <w:p>
+      <w:pPr>
+        <w:pStyle w:val="P"/>
+      </w:pPr>
+      <w:r>
+        <w:t xml:space="preserve">Тип даних </w:t>
+      </w:r>
+      <w:r>
+        <w:rPr>
+          <w:rStyle w:val="CodeChar"/>
+        </w:rPr>
+        <w:t>string</w:t>
+      </w:r>
+      <w:r>
+        <w:rPr>
+          <w:lang w:val="en-US"/>
+        </w:rPr>
+        <w:t xml:space="preserve"> </w:t>
+      </w:r>
+      <w:r>
+        <w:t xml:space="preserve">потрібно оголошувати з великої літери. </w:t>
+      </w:r>
+    </w:p>
+    <w:p>
+      <w:pPr>
+        <w:pStyle w:val="P"/>
+      </w:pPr>
+      <w:r>
+        <w:t xml:space="preserve">Конкатенація рядків </w:t>
+      </w:r>
+      <w:r>
+        <w:t>(</w:t>
+      </w:r>
+      <w:r>
+        <w:t xml:space="preserve">як в </w:t>
+      </w:r>
+      <w:r>
+        <w:rPr>
+          <w:lang w:val="en-US"/>
+        </w:rPr>
+        <w:t>Python</w:t>
+      </w:r>
+      <w:r>
+        <w:t>)</w:t>
+      </w:r>
+      <w:r>
+        <w:rPr>
+          <w:lang w:val="en-US"/>
+        </w:rPr>
+        <w:t xml:space="preserve"> </w:t>
+      </w:r>
+      <w:r>
+        <w:t>працює:</w:t>
+      </w:r>
+    </w:p>
+    <w:p>
+      <w:pPr>
+        <w:pStyle w:val="P"/>
+      </w:pPr>
+    </w:p>
+    <w:p>
+      <w:pPr>
+        <w:pStyle w:val="Code"/>
+      </w:pPr>
+      <w:r>
+        <w:t>String plus = "One" + "two";</w:t>
+      </w:r>
+    </w:p>
+    <w:p>
+      <w:pPr>
+        <w:pStyle w:val="Code"/>
+      </w:pPr>
+      <w:r>
+        <w:t>System.err.println(plus);</w:t>
+      </w:r>
+    </w:p>
+    <w:p>
+      <w:pPr>
+        <w:pStyle w:val="Code"/>
+      </w:pPr>
+      <w:r>
+        <w:t>&gt; Onetwo</w:t>
+      </w:r>
+    </w:p>
+    <w:p>
+      <w:pPr>
+        <w:pStyle w:val="P"/>
+        <w:rPr>
+          <w:lang w:val="en-US"/>
+        </w:rPr>
+      </w:pPr>
+    </w:p>
+    <w:p>
+      <w:pPr>
+        <w:pStyle w:val="P"/>
+      </w:pPr>
+      <w:r>
+        <w:lastRenderedPageBreak/>
+        <w:t xml:space="preserve">У назві методу </w:t>
+      </w:r>
+      <w:r>
+        <w:t>(</w:t>
+      </w:r>
+      <w:r>
+        <w:t>чи змінної</w:t>
+      </w:r>
+      <w:r>
+        <w:t>)</w:t>
+      </w:r>
+      <w:r>
+        <w:t xml:space="preserve"> не можна ставити цифру на перше місце</w:t>
+      </w:r>
+      <w:r>
+        <w:t>.</w:t>
+      </w:r>
+    </w:p>
+    <w:p>
+      <w:pPr>
+        <w:pStyle w:val="P"/>
+      </w:pPr>
+      <w:r>
+        <w:t>Як назви можна використовувати Українські літери:</w:t>
+      </w:r>
+    </w:p>
+    <w:p>
+      <w:pPr>
+        <w:pStyle w:val="P"/>
+      </w:pPr>
+    </w:p>
+    <w:p>
+      <w:pPr>
+        <w:pStyle w:val="Code"/>
+      </w:pPr>
+      <w:r>
+        <w:t>int привіт = 3;</w:t>
+      </w:r>
+    </w:p>
+    <w:p>
+      <w:pPr>
+        <w:pStyle w:val="Code"/>
+      </w:pPr>
+      <w:r>
+        <w:t>System.err.println(привіт);</w:t>
+      </w:r>
+    </w:p>
+    <w:p>
+      <w:pPr>
+        <w:pStyle w:val="Code"/>
+      </w:pPr>
+      <w:r>
+        <w:t>&gt; 3</w:t>
+      </w:r>
+    </w:p>
+    <w:p>
+      <w:pPr>
+        <w:pStyle w:val="P"/>
+        <w:rPr>
+          <w:lang w:val="en-US"/>
+        </w:rPr>
+      </w:pPr>
+    </w:p>
+    <w:p>
+      <w:pPr>
+        <w:pStyle w:val="P"/>
+      </w:pPr>
+      <w:r>
+        <w:t xml:space="preserve">У мові </w:t>
+      </w:r>
+      <w:r>
+        <w:rPr>
+          <w:lang w:val="en-US"/>
+        </w:rPr>
+        <w:t>Java</w:t>
+      </w:r>
+      <w:r>
+        <w:t xml:space="preserve"> </w:t>
+      </w:r>
+      <w:r>
+        <w:t xml:space="preserve">не можна використовувати рядки </w:t>
+      </w:r>
+      <w:r>
+        <w:t>(</w:t>
+      </w:r>
+      <w:r>
+        <w:t>або числа</w:t>
+      </w:r>
+      <w:r>
+        <w:t>)</w:t>
+      </w:r>
+      <w:r>
+        <w:t xml:space="preserve"> для порівняння</w:t>
+      </w:r>
+      <w:r>
+        <w:t xml:space="preserve"> з типом</w:t>
+      </w:r>
+      <w:r>
+        <w:rPr>
+          <w:lang w:val="en-US"/>
+        </w:rPr>
+        <w:t xml:space="preserve"> </w:t>
+      </w:r>
+      <w:r>
+        <w:rPr>
+          <w:rStyle w:val="CodeChar"/>
+        </w:rPr>
+        <w:t>boolean</w:t>
+      </w:r>
+      <w:r>
         <w:t>:</w:t>
       </w:r>
     </w:p>
     <w:p>
       <w:pPr>
         <w:pStyle w:val="P"/>
-        <w:rPr>
-          <w:lang w:val="en-US"/>
-        </w:rPr>
-      </w:pPr>
-    </w:p>
-    <w:p>
-      <w:pPr>
-        <w:pStyle w:val="Code"/>
-      </w:pPr>
-      <w:r>
-        <w:t>public static void main(String[] args)</w:t>
-      </w:r>
-    </w:p>
-    <w:p>
-      <w:pPr>
-        <w:pStyle w:val="P"/>
-        <w:rPr>
-          <w:lang w:val="en-US"/>
-        </w:rPr>
-      </w:pPr>
-    </w:p>
-    <w:p>
-      <w:pPr>
-        <w:pStyle w:val="P"/>
-        <w:rPr>
-          <w:lang w:val="en-US"/>
-        </w:rPr>
-      </w:pPr>
-      <w:r>
-        <w:t>Програма не буде працювати.</w:t>
-      </w:r>
-    </w:p>
-    <w:p>
-      <w:pPr>
-        <w:pStyle w:val="P"/>
-      </w:pPr>
-      <w:r>
-        <w:t>При спробі оголосити змінну з плаваючою крапкою:</w:t>
-      </w:r>
-    </w:p>
-    <w:p>
-      <w:pPr>
-        <w:pStyle w:val="P"/>
-      </w:pPr>
-    </w:p>
-    <w:p>
-      <w:pPr>
-        <w:pStyle w:val="Code"/>
-      </w:pPr>
-      <w:r>
-        <w:t>float pi = 3.14;</w:t>
-      </w:r>
-    </w:p>
-    <w:p>
-      <w:pPr>
-        <w:pStyle w:val="P"/>
-        <w:rPr>
-          <w:lang w:val="en-US"/>
-        </w:rPr>
-      </w:pPr>
-    </w:p>
-    <w:p>
-      <w:pPr>
-        <w:pStyle w:val="P"/>
-      </w:pPr>
-      <w:r>
-        <w:t xml:space="preserve">Редактор видає помилку </w:t>
-      </w:r>
-      <w:r>
-        <w:rPr>
-          <w:lang w:val="en-US"/>
-        </w:rPr>
-        <w:t xml:space="preserve">“cannot convert from double to float”. </w:t>
-      </w:r>
-      <w:r>
-        <w:t xml:space="preserve">Після додавання постфіксу </w:t>
-      </w:r>
-      <w:r>
-        <w:rPr>
-          <w:rStyle w:val="CodeChar"/>
-        </w:rPr>
-        <w:t>f</w:t>
-      </w:r>
-      <w:r>
-        <w:rPr>
-          <w:lang w:val="en-US"/>
-        </w:rPr>
+      </w:pPr>
+    </w:p>
+    <w:p>
+      <w:pPr>
+        <w:pStyle w:val="Code"/>
+      </w:pPr>
+      <w:r>
+        <w:t>boolean interesting = 0 == false;</w:t>
+      </w:r>
+    </w:p>
+    <w:p>
+      <w:pPr>
+        <w:pStyle w:val="P"/>
+        <w:rPr>
+          <w:lang w:val="en-US"/>
+        </w:rPr>
+      </w:pPr>
+    </w:p>
+    <w:p>
+      <w:pPr>
+        <w:pStyle w:val="P"/>
+      </w:pPr>
+      <w:r>
+        <w:rPr>
+          <w:lang w:val="en-US"/>
+        </w:rPr>
+        <w:t>Оператори порівняння</w:t>
+      </w:r>
+      <w:r>
         <w:t xml:space="preserve"> </w:t>
       </w:r>
       <w:r>
-        <w:t>до числа все запрацювало:</w:t>
-      </w:r>
-    </w:p>
-    <w:p>
-      <w:pPr>
-        <w:pStyle w:val="P"/>
-      </w:pPr>
-    </w:p>
-    <w:p>
-      <w:pPr>
-        <w:pStyle w:val="Code"/>
-      </w:pPr>
-      <w:r>
-        <w:t>float pi = 3.14f;</w:t>
-      </w:r>
-    </w:p>
-    <w:p>
-      <w:pPr>
-        <w:pStyle w:val="Code"/>
-      </w:pPr>
-      <w:r>
-        <w:t>System.err.println(pi);</w:t>
-      </w:r>
-    </w:p>
-    <w:p>
-      <w:pPr>
-        <w:pStyle w:val="Code"/>
-      </w:pPr>
-      <w:r>
-        <w:t>&gt; 3.14</w:t>
-      </w:r>
-    </w:p>
-    <w:p>
-      <w:pPr>
-        <w:pStyle w:val="P"/>
-        <w:rPr>
-          <w:lang w:val="en-US"/>
-        </w:rPr>
-      </w:pPr>
-    </w:p>
-    <w:p>
-      <w:pPr>
-        <w:pStyle w:val="P"/>
-        <w:rPr>
-          <w:lang w:val="en-US"/>
-        </w:rPr>
-      </w:pPr>
-      <w:r>
-        <w:t xml:space="preserve">Це тому, що константи за замовчуванням зберігаються як </w:t>
-      </w:r>
-      <w:r>
-        <w:rPr>
-          <w:rStyle w:val="CodeChar"/>
-        </w:rPr>
-        <w:t>double</w:t>
-      </w:r>
-      <w:r>
-        <w:rPr>
-          <w:lang w:val="en-US"/>
-        </w:rPr>
-        <w:t>.</w:t>
-      </w:r>
-    </w:p>
-    <w:p>
-      <w:pPr>
-        <w:pStyle w:val="P"/>
-        <w:rPr>
-          <w:lang w:val="en-US"/>
-        </w:rPr>
-      </w:pPr>
-      <w:r>
-        <w:t xml:space="preserve">На відміну від </w:t>
-      </w:r>
-      <w:r>
-        <w:rPr>
-          <w:lang w:val="en-US"/>
-        </w:rPr>
-        <w:t xml:space="preserve">Python </w:t>
-      </w:r>
-      <w:r>
-        <w:t xml:space="preserve">у мові </w:t>
-      </w:r>
-      <w:r>
-        <w:rPr>
-          <w:lang w:val="en-US"/>
-        </w:rPr>
-        <w:t xml:space="preserve">Java </w:t>
-      </w:r>
-      <w:r>
-        <w:t xml:space="preserve">не можна записувати рядки у одинардних лапках </w:t>
-      </w:r>
-      <w:r>
-        <w:rPr>
-          <w:rStyle w:val="CodeChar"/>
-        </w:rPr>
-        <w:t>' '</w:t>
-      </w:r>
-      <w:r>
-        <w:t xml:space="preserve">. Ці символи, як і у </w:t>
-      </w:r>
-      <w:r>
-        <w:rPr>
-          <w:lang w:val="en-US"/>
-        </w:rPr>
-        <w:t xml:space="preserve">C++, </w:t>
-      </w:r>
-      <w:r>
-        <w:t xml:space="preserve">використовуються лише для типу </w:t>
-      </w:r>
-      <w:r>
-        <w:rPr>
-          <w:lang w:val="en-US"/>
-        </w:rPr>
-        <w:t xml:space="preserve">char. </w:t>
-      </w:r>
-      <w:r>
-        <w:t xml:space="preserve">Для рядків обов’язкове використання подвійних лапок </w:t>
-      </w:r>
-      <w:r>
-        <w:rPr>
-          <w:rStyle w:val="CodeChar"/>
-        </w:rPr>
-        <w:t>" "</w:t>
-      </w:r>
-      <w:r>
-        <w:rPr>
-          <w:lang w:val="en-US"/>
-        </w:rPr>
-        <w:t>.</w:t>
-      </w:r>
-    </w:p>
-    <w:p>
-      <w:pPr>
-        <w:pStyle w:val="P"/>
-      </w:pPr>
-      <w:r>
-        <w:t xml:space="preserve">Тип даних </w:t>
-      </w:r>
-      <w:r>
-        <w:rPr>
-          <w:rStyle w:val="CodeChar"/>
-        </w:rPr>
-        <w:t>string</w:t>
-      </w:r>
-      <w:r>
-        <w:rPr>
-          <w:lang w:val="en-US"/>
-        </w:rPr>
-        <w:t xml:space="preserve"> </w:t>
-      </w:r>
-      <w:r>
-        <w:t xml:space="preserve">потрібно оголошувати з великої літери. Конкатенація рядків, як і в </w:t>
-      </w:r>
-      <w:r>
-        <w:rPr>
-          <w:lang w:val="en-US"/>
-        </w:rPr>
-        <w:t xml:space="preserve">Python, </w:t>
-      </w:r>
-      <w:r>
-        <w:t>працює:</w:t>
-      </w:r>
-    </w:p>
-    <w:p>
-      <w:pPr>
-        <w:pStyle w:val="P"/>
-      </w:pPr>
-    </w:p>
-    <w:p>
-      <w:pPr>
-        <w:pStyle w:val="Code"/>
-      </w:pPr>
-      <w:r>
-        <w:t>String plus = "One" + "two";</w:t>
-      </w:r>
-    </w:p>
-    <w:p>
-      <w:pPr>
-        <w:pStyle w:val="Code"/>
-      </w:pPr>
-      <w:r>
-        <w:t>System.err.println(plus);</w:t>
-      </w:r>
-    </w:p>
-    <w:p>
-      <w:pPr>
-        <w:pStyle w:val="Code"/>
-      </w:pPr>
-      <w:r>
-        <w:t>&gt; Onetwo</w:t>
-      </w:r>
-    </w:p>
-    <w:p>
-      <w:pPr>
-        <w:pStyle w:val="P"/>
-        <w:rPr>
-          <w:lang w:val="en-US"/>
-        </w:rPr>
-      </w:pPr>
-    </w:p>
-    <w:p>
-      <w:pPr>
-        <w:pStyle w:val="P"/>
-      </w:pPr>
-      <w:r>
-        <w:t>У назві методу чи змінної не можна ставити цифру на перше місце</w:t>
-      </w:r>
-      <w:r>
-        <w:t>.</w:t>
-      </w:r>
-      <w:r>
-        <w:t xml:space="preserve"> Як назви можна використовувати і Українські літери:</w:t>
-      </w:r>
-    </w:p>
-    <w:p>
-      <w:pPr>
-        <w:pStyle w:val="P"/>
-      </w:pPr>
-    </w:p>
-    <w:p>
-      <w:pPr>
-        <w:pStyle w:val="Code"/>
-      </w:pPr>
-      <w:r>
-        <w:t>int привіт = 3;</w:t>
-      </w:r>
-    </w:p>
-    <w:p>
-      <w:pPr>
-        <w:pStyle w:val="Code"/>
-      </w:pPr>
-      <w:r>
-        <w:t>System.err.println(привіт);</w:t>
-      </w:r>
-    </w:p>
-    <w:p>
-      <w:pPr>
-        <w:pStyle w:val="Code"/>
-      </w:pPr>
-      <w:r>
-        <w:t>&gt; 3</w:t>
-      </w:r>
-    </w:p>
-    <w:p>
-      <w:pPr>
-        <w:pStyle w:val="P"/>
-        <w:rPr>
-          <w:lang w:val="en-US"/>
-        </w:rPr>
-      </w:pPr>
-    </w:p>
-    <w:p>
-      <w:pPr>
-        <w:pStyle w:val="P"/>
-      </w:pPr>
-      <w:r>
-        <w:t xml:space="preserve">У мові </w:t>
-      </w:r>
-      <w:r>
-        <w:rPr>
-          <w:lang w:val="en-US"/>
-        </w:rPr>
-        <w:t>Java</w:t>
-      </w:r>
-      <w:r>
-        <w:t xml:space="preserve">, на відміну від </w:t>
-      </w:r>
-      <w:r>
-        <w:rPr>
-          <w:lang w:val="en-US"/>
-        </w:rPr>
-        <w:t>Python,</w:t>
-      </w:r>
-      <w:r>
-        <w:t xml:space="preserve"> не можна використовувати рядки або числа для порівняння</w:t>
-      </w:r>
-      <w:r>
-        <w:t xml:space="preserve"> з типом</w:t>
-      </w:r>
-      <w:r>
-        <w:rPr>
-          <w:lang w:val="en-US"/>
-        </w:rPr>
-        <w:t xml:space="preserve"> </w:t>
-      </w:r>
-      <w:r>
-        <w:rPr>
-          <w:rStyle w:val="CodeChar"/>
-        </w:rPr>
-        <w:t>boolean</w:t>
-      </w:r>
-      <w:r>
-        <w:t>:</w:t>
-      </w:r>
-    </w:p>
-    <w:p>
-      <w:pPr>
-        <w:pStyle w:val="P"/>
-      </w:pPr>
-    </w:p>
-    <w:p>
-      <w:pPr>
-        <w:pStyle w:val="Code"/>
-      </w:pPr>
-      <w:r>
-        <w:t>boolean interesting = 0 == false;</w:t>
-      </w:r>
-    </w:p>
-    <w:p>
-      <w:pPr>
-        <w:pStyle w:val="P"/>
-      </w:pPr>
-    </w:p>
-    <w:p>
-      <w:pPr>
-        <w:pStyle w:val="P"/>
-        <w:rPr>
-          <w:lang w:val="en-US"/>
-        </w:rPr>
-      </w:pPr>
-      <w:r>
-        <w:t>Тоді редактор коду видає помилку.</w:t>
-      </w:r>
-    </w:p>
-    <w:p>
-      <w:pPr>
-        <w:pStyle w:val="P"/>
-        <w:rPr>
-          <w:lang w:val="en-US"/>
-        </w:rPr>
-      </w:pPr>
-    </w:p>
-    <w:p>
-      <w:pPr>
-        <w:pStyle w:val="P"/>
-      </w:pPr>
-      <w:r>
-        <w:rPr>
-          <w:lang w:val="en-US"/>
-        </w:rPr>
-        <w:t>Оператори порівняння, здається, працюють як у C++:</w:t>
+        <w:rPr>
+          <w:lang w:val="en-US"/>
+        </w:rPr>
+        <w:t>працюють як у C++:</w:t>
       </w:r>
     </w:p>
     <w:p>
@@ -1662,19 +1787,743 @@
         <w:rPr>
           <w:lang w:val="en-US"/>
         </w:rPr>
+        <w:t xml:space="preserve">Оператори </w:t>
+      </w:r>
+      <w:r>
+        <w:t xml:space="preserve">схожі на </w:t>
+      </w:r>
+      <w:r>
+        <w:rPr>
+          <w:lang w:val="en-US"/>
+        </w:rPr>
+        <w:t>C++.</w:t>
+      </w:r>
+    </w:p>
+    <w:p>
+      <w:pPr>
+        <w:pStyle w:val="P"/>
+      </w:pPr>
+      <w:r>
+        <w:rPr>
+          <w:lang w:val="en-US"/>
+        </w:rPr>
+        <w:t>У</w:t>
+      </w:r>
+      <w:r>
+        <w:rPr>
+          <w:lang w:val="en-US"/>
+        </w:rPr>
+        <w:t xml:space="preserve"> </w:t>
+      </w:r>
+      <w:r>
+        <w:t>мові</w:t>
+      </w:r>
+      <w:r>
+        <w:rPr>
+          <w:lang w:val="en-US"/>
+        </w:rPr>
+        <w:t xml:space="preserve"> Java кожен рядок потрібно завершувати </w:t>
+      </w:r>
+      <w:proofErr w:type="gramStart"/>
+      <w:r>
+        <w:rPr>
+          <w:lang w:val="en-US"/>
+        </w:rPr>
+        <w:t xml:space="preserve">символом </w:t>
+      </w:r>
+      <w:r>
+        <w:rPr>
+          <w:rStyle w:val="CodeChar"/>
+        </w:rPr>
+        <w:t>;</w:t>
+      </w:r>
+      <w:proofErr w:type="gramEnd"/>
+    </w:p>
+    <w:p>
+      <w:pPr>
+        <w:pStyle w:val="P"/>
+      </w:pPr>
+      <w:r>
+        <w:t xml:space="preserve">Також </w:t>
+      </w:r>
+      <w:r>
+        <w:t xml:space="preserve">можна </w:t>
+      </w:r>
+      <w:r>
+        <w:t>не додавати фігурні дужки якщо операція займе лише один рядок:</w:t>
+      </w:r>
+    </w:p>
+    <w:p>
+      <w:pPr>
+        <w:pStyle w:val="P"/>
+      </w:pPr>
+    </w:p>
+    <w:p>
+      <w:pPr>
+        <w:pStyle w:val="Code"/>
+      </w:pPr>
+      <w:r>
         <w:lastRenderedPageBreak/>
-        <w:t>Оператори присвоєння теж, здається, працюють як і у C++.</w:t>
-      </w:r>
-    </w:p>
-    <w:p>
-      <w:pPr>
-        <w:pStyle w:val="P"/>
-      </w:pPr>
-      <w:r>
-        <w:rPr>
-          <w:lang w:val="en-US"/>
-        </w:rPr>
-        <w:t>У</w:t>
+        <w:t>int one = 2;</w:t>
+      </w:r>
+    </w:p>
+    <w:p>
+      <w:pPr>
+        <w:pStyle w:val="Code"/>
+      </w:pPr>
+      <w:r>
+        <w:t>if (</w:t>
+      </w:r>
+      <w:proofErr w:type="gramStart"/>
+      <w:r>
+        <w:t>one !</w:t>
+      </w:r>
+      <w:proofErr w:type="gramEnd"/>
+      <w:r>
+        <w:t>= 2)</w:t>
+      </w:r>
+    </w:p>
+    <w:p>
+      <w:pPr>
+        <w:pStyle w:val="Code"/>
+      </w:pPr>
+      <w:r>
+        <w:t xml:space="preserve">  System.err.println("None");</w:t>
+      </w:r>
+    </w:p>
+    <w:p>
+      <w:pPr>
+        <w:pStyle w:val="Code"/>
+      </w:pPr>
+      <w:r>
+        <w:t>else</w:t>
+      </w:r>
+    </w:p>
+    <w:p>
+      <w:pPr>
+        <w:pStyle w:val="Code"/>
+        <w:rPr>
+          <w:lang w:val="uk-UA"/>
+        </w:rPr>
+      </w:pPr>
+      <w:r>
+        <w:t xml:space="preserve">  System.err.println("True");</w:t>
+      </w:r>
+    </w:p>
+    <w:p>
+      <w:pPr>
+        <w:pStyle w:val="Code"/>
+      </w:pPr>
+      <w:r>
+        <w:t>&gt; True</w:t>
+      </w:r>
+    </w:p>
+    <w:p>
+      <w:pPr>
+        <w:pStyle w:val="P"/>
+      </w:pPr>
+    </w:p>
+    <w:p>
+      <w:pPr>
+        <w:pStyle w:val="P"/>
+        <w:rPr>
+          <w:lang w:val="en-US"/>
+        </w:rPr>
+      </w:pPr>
+      <w:r>
+        <w:rPr>
+          <w:lang w:val="en-US"/>
+        </w:rPr>
+        <w:t>При спробі створити словник (як в Python) виявлено</w:t>
+      </w:r>
+      <w:r>
+        <w:t>:</w:t>
+      </w:r>
+      <w:r>
+        <w:rPr>
+          <w:lang w:val="en-US"/>
+        </w:rPr>
+        <w:t xml:space="preserve"> примітивні типи не можна використовувати у колекціях.</w:t>
+      </w:r>
+    </w:p>
+    <w:p>
+      <w:pPr>
+        <w:pStyle w:val="P"/>
+        <w:rPr>
+          <w:lang w:val="en-US"/>
+        </w:rPr>
+      </w:pPr>
+      <w:r>
+        <w:rPr>
+          <w:lang w:val="en-US"/>
+        </w:rPr>
+        <w:t>Для ітерації через геш-таблицю Java до об</w:t>
+      </w:r>
+      <w:r>
+        <w:t>’</w:t>
+      </w:r>
+      <w:r>
+        <w:rPr>
+          <w:lang w:val="en-US"/>
+        </w:rPr>
+        <w:t xml:space="preserve">єкта можна застосувати метод </w:t>
+      </w:r>
+      <w:r>
+        <w:rPr>
+          <w:rStyle w:val="CodeChar"/>
+        </w:rPr>
+        <w:t>forEach</w:t>
+      </w:r>
+      <w:r>
+        <w:rPr>
+          <w:lang w:val="en-US"/>
+        </w:rPr>
+        <w:t>:</w:t>
+      </w:r>
+    </w:p>
+    <w:p>
+      <w:pPr>
+        <w:pStyle w:val="P"/>
+        <w:rPr>
+          <w:lang w:val="en-US"/>
+        </w:rPr>
+      </w:pPr>
+    </w:p>
+    <w:p>
+      <w:pPr>
+        <w:pStyle w:val="Code"/>
+      </w:pPr>
+      <w:r>
+        <w:t>Map&lt;Integer, Integer&gt; testCases = Map.of(1, 1, 2, 4, 7, 3);</w:t>
+      </w:r>
+    </w:p>
+    <w:p>
+      <w:pPr>
+        <w:pStyle w:val="Code"/>
+      </w:pPr>
+      <w:r>
+        <w:t>testCases.forEach((k, v) -&gt; {</w:t>
+      </w:r>
+    </w:p>
+    <w:p>
+      <w:pPr>
+        <w:pStyle w:val="Code"/>
+      </w:pPr>
+      <w:r>
+        <w:t xml:space="preserve">  System.err.println(k + " and " + v);</w:t>
+      </w:r>
+    </w:p>
+    <w:p>
+      <w:pPr>
+        <w:pStyle w:val="Code"/>
+      </w:pPr>
+      <w:r>
+        <w:t>});</w:t>
+      </w:r>
+    </w:p>
+    <w:p>
+      <w:pPr>
+        <w:pStyle w:val="Code"/>
+      </w:pPr>
+      <w:r>
+        <w:t>&gt; 1 and 1</w:t>
+      </w:r>
+    </w:p>
+    <w:p>
+      <w:pPr>
+        <w:pStyle w:val="Code"/>
+      </w:pPr>
+      <w:r>
+        <w:t>&gt; 2 and 4</w:t>
+      </w:r>
+    </w:p>
+    <w:p>
+      <w:pPr>
+        <w:pStyle w:val="Code"/>
+      </w:pPr>
+      <w:r>
+        <w:t>&gt; 7 and 3</w:t>
+      </w:r>
+    </w:p>
+    <w:p>
+      <w:pPr>
+        <w:pStyle w:val="P"/>
+        <w:rPr>
+          <w:lang w:val="en-US"/>
+        </w:rPr>
+      </w:pPr>
+    </w:p>
+    <w:p>
+      <w:pPr>
+        <w:pStyle w:val="P"/>
+        <w:rPr>
+          <w:lang w:val="en-US"/>
+        </w:rPr>
+      </w:pPr>
+      <w:r>
+        <w:rPr>
+          <w:lang w:val="en-US"/>
+        </w:rPr>
+        <w:t>Якщо метод розташований нижче у класі, його можна використати у методах, які знаходяться вище по класу:</w:t>
+      </w:r>
+    </w:p>
+    <w:p>
+      <w:pPr>
+        <w:pStyle w:val="P"/>
+        <w:rPr>
+          <w:lang w:val="en-US"/>
+        </w:rPr>
+      </w:pPr>
+    </w:p>
+    <w:p>
+      <w:pPr>
+        <w:pStyle w:val="Code"/>
+      </w:pPr>
+      <w:r>
+        <w:t xml:space="preserve">public static void </w:t>
+      </w:r>
+      <w:proofErr w:type="gramStart"/>
+      <w:r>
+        <w:t>main(</w:t>
+      </w:r>
+      <w:proofErr w:type="gramEnd"/>
+      <w:r>
+        <w:t>String[] args) {</w:t>
+      </w:r>
+    </w:p>
+    <w:p>
+      <w:pPr>
+        <w:pStyle w:val="Code"/>
+      </w:pPr>
+      <w:r>
+        <w:t xml:space="preserve">  ...</w:t>
+      </w:r>
+    </w:p>
+    <w:p>
+      <w:pPr>
+        <w:pStyle w:val="Code"/>
+      </w:pPr>
+      <w:r>
+        <w:t xml:space="preserve">  testCases.forEach((k, v) -&gt; {</w:t>
+      </w:r>
+    </w:p>
+    <w:p>
+      <w:pPr>
+        <w:pStyle w:val="Code"/>
+      </w:pPr>
+      <w:r>
+        <w:t xml:space="preserve">    int res = </w:t>
+      </w:r>
+      <w:proofErr w:type="gramStart"/>
+      <w:r>
+        <w:t>testTarget(</w:t>
+      </w:r>
+      <w:proofErr w:type="gramEnd"/>
+      <w:r>
+        <w:t>k, v);</w:t>
+      </w:r>
+    </w:p>
+    <w:p>
+      <w:pPr>
+        <w:pStyle w:val="Code"/>
+      </w:pPr>
+      <w:r>
+        <w:t xml:space="preserve">  ...</w:t>
+      </w:r>
+    </w:p>
+    <w:p>
+      <w:pPr>
+        <w:pStyle w:val="Code"/>
+      </w:pPr>
+    </w:p>
+    <w:p>
+      <w:pPr>
+        <w:pStyle w:val="Code"/>
+      </w:pPr>
+      <w:r>
+        <w:t xml:space="preserve">public static int </w:t>
+      </w:r>
+      <w:proofErr w:type="gramStart"/>
+      <w:r>
+        <w:t>testTarget(</w:t>
+      </w:r>
+      <w:proofErr w:type="gramEnd"/>
+      <w:r>
+        <w:t>int value, int target) {</w:t>
+      </w:r>
+    </w:p>
+    <w:p>
+      <w:pPr>
+        <w:pStyle w:val="Code"/>
+      </w:pPr>
+      <w:r>
+        <w:t xml:space="preserve">  int result = 0;</w:t>
+      </w:r>
+    </w:p>
+    <w:p>
+      <w:pPr>
+        <w:pStyle w:val="Code"/>
+      </w:pPr>
+      <w:r>
+        <w:t xml:space="preserve">  ...</w:t>
+      </w:r>
+    </w:p>
+    <w:p>
+      <w:pPr>
+        <w:pStyle w:val="P"/>
+        <w:rPr>
+          <w:lang w:val="en-US"/>
+        </w:rPr>
+      </w:pPr>
+    </w:p>
+    <w:p>
+      <w:pPr>
+        <w:pStyle w:val="P"/>
+        <w:rPr>
+          <w:lang w:val="en-US"/>
+        </w:rPr>
+      </w:pPr>
+      <w:r>
+        <w:rPr>
+          <w:lang w:val="en-US"/>
+        </w:rPr>
+        <w:t>В мові Java мітки можна використовувати</w:t>
+      </w:r>
+      <w:r>
+        <w:rPr>
+          <w:lang w:val="en-US"/>
+        </w:rPr>
+        <w:t xml:space="preserve">, </w:t>
+      </w:r>
+      <w:r>
+        <w:t>наприклад,</w:t>
+      </w:r>
+      <w:r>
+        <w:rPr>
+          <w:lang w:val="en-US"/>
+        </w:rPr>
+        <w:t xml:space="preserve"> для завершення зовнішнього циклу у внутрішньому:</w:t>
+      </w:r>
+    </w:p>
+    <w:p>
+      <w:pPr>
+        <w:pStyle w:val="P"/>
+        <w:rPr>
+          <w:lang w:val="en-US"/>
+        </w:rPr>
+      </w:pPr>
+    </w:p>
+    <w:p>
+      <w:pPr>
+        <w:pStyle w:val="Code"/>
+      </w:pPr>
+      <w:r>
+        <w:t>outer: for (int i = 0; i &lt; 3; i++) {</w:t>
+      </w:r>
+    </w:p>
+    <w:p>
+      <w:pPr>
+        <w:pStyle w:val="Code"/>
+      </w:pPr>
+      <w:r>
+        <w:t xml:space="preserve">  inner: for (int j = 1; j &lt;= 3; j++) {</w:t>
+      </w:r>
+    </w:p>
+    <w:p>
+      <w:pPr>
+        <w:pStyle w:val="Code"/>
+      </w:pPr>
+      <w:r>
+        <w:t xml:space="preserve">    if (i == 2)</w:t>
+      </w:r>
+    </w:p>
+    <w:p>
+      <w:pPr>
+        <w:pStyle w:val="Code"/>
+      </w:pPr>
+      <w:r>
+        <w:t xml:space="preserve">      continue outer;</w:t>
+      </w:r>
+    </w:p>
+    <w:p>
+      <w:pPr>
+        <w:pStyle w:val="Code"/>
+      </w:pPr>
+      <w:r>
+        <w:t xml:space="preserve">    else</w:t>
+      </w:r>
+    </w:p>
+    <w:p>
+      <w:pPr>
+        <w:pStyle w:val="Code"/>
+      </w:pPr>
+      <w:r>
+        <w:t xml:space="preserve">      System.err.println(i + " and " + j);</w:t>
+      </w:r>
+    </w:p>
+    <w:p>
+      <w:pPr>
+        <w:pStyle w:val="Code"/>
+      </w:pPr>
+      <w:r>
+        <w:t xml:space="preserve">  }</w:t>
+      </w:r>
+    </w:p>
+    <w:p>
+      <w:pPr>
+        <w:pStyle w:val="Code"/>
+      </w:pPr>
+      <w:r>
+        <w:t>}</w:t>
+      </w:r>
+    </w:p>
+    <w:p>
+      <w:pPr>
+        <w:pStyle w:val="Code"/>
+      </w:pPr>
+      <w:r>
+        <w:lastRenderedPageBreak/>
+        <w:t>&gt; 0 and 1</w:t>
+      </w:r>
+    </w:p>
+    <w:p>
+      <w:pPr>
+        <w:pStyle w:val="Code"/>
+      </w:pPr>
+      <w:r>
+        <w:t>&gt; 0 and 2</w:t>
+      </w:r>
+    </w:p>
+    <w:p>
+      <w:pPr>
+        <w:pStyle w:val="Code"/>
+      </w:pPr>
+      <w:r>
+        <w:t>&gt; 0 and 3</w:t>
+      </w:r>
+    </w:p>
+    <w:p>
+      <w:pPr>
+        <w:pStyle w:val="Code"/>
+      </w:pPr>
+      <w:r>
+        <w:t>&gt; 1 and 1</w:t>
+      </w:r>
+    </w:p>
+    <w:p>
+      <w:pPr>
+        <w:pStyle w:val="Code"/>
+      </w:pPr>
+      <w:r>
+        <w:t>&gt; 1 and 2</w:t>
+      </w:r>
+    </w:p>
+    <w:p>
+      <w:pPr>
+        <w:pStyle w:val="Code"/>
+      </w:pPr>
+      <w:r>
+        <w:t>&gt; 1 and 3</w:t>
+      </w:r>
+    </w:p>
+    <w:p>
+      <w:pPr>
+        <w:pStyle w:val="P"/>
+        <w:rPr>
+          <w:lang w:val="en-US"/>
+        </w:rPr>
+      </w:pPr>
+    </w:p>
+    <w:p>
+      <w:pPr>
+        <w:pStyle w:val="P"/>
+        <w:rPr>
+          <w:lang w:val="en-US"/>
+        </w:rPr>
+      </w:pPr>
+      <w:r>
+        <w:t>Так само з</w:t>
+      </w:r>
+      <w:r>
+        <w:t xml:space="preserve"> інструкцією </w:t>
+      </w:r>
+      <w:r>
+        <w:rPr>
+          <w:rStyle w:val="CodeChar"/>
+        </w:rPr>
+        <w:t>break</w:t>
+      </w:r>
+      <w:r>
+        <w:rPr>
+          <w:lang w:val="en-US"/>
+        </w:rPr>
+        <w:t>:</w:t>
+      </w:r>
+    </w:p>
+    <w:p>
+      <w:pPr>
+        <w:pStyle w:val="P"/>
+        <w:rPr>
+          <w:lang w:val="en-US"/>
+        </w:rPr>
+      </w:pPr>
+    </w:p>
+    <w:p>
+      <w:pPr>
+        <w:pStyle w:val="Code"/>
+      </w:pPr>
+      <w:r>
+        <w:t>boolean check = false;</w:t>
+      </w:r>
+    </w:p>
+    <w:p>
+      <w:pPr>
+        <w:pStyle w:val="Code"/>
+      </w:pPr>
+      <w:r>
+        <w:t xml:space="preserve">outer: while </w:t>
+      </w:r>
+      <w:proofErr w:type="gramStart"/>
+      <w:r>
+        <w:t>(!check</w:t>
+      </w:r>
+      <w:proofErr w:type="gramEnd"/>
+      <w:r>
+        <w:t>) {</w:t>
+      </w:r>
+    </w:p>
+    <w:p>
+      <w:pPr>
+        <w:pStyle w:val="Code"/>
+      </w:pPr>
+      <w:r>
+        <w:t xml:space="preserve">  System.err.println("False");</w:t>
+      </w:r>
+    </w:p>
+    <w:p>
+      <w:pPr>
+        <w:pStyle w:val="Code"/>
+      </w:pPr>
+      <w:r>
+        <w:t xml:space="preserve">  boolean other = false;</w:t>
+      </w:r>
+    </w:p>
+    <w:p>
+      <w:pPr>
+        <w:pStyle w:val="Code"/>
+      </w:pPr>
+      <w:r>
+        <w:t xml:space="preserve">  inner: while </w:t>
+      </w:r>
+      <w:proofErr w:type="gramStart"/>
+      <w:r>
+        <w:t>(!other</w:t>
+      </w:r>
+      <w:proofErr w:type="gramEnd"/>
+      <w:r>
+        <w:t>) {</w:t>
+      </w:r>
+    </w:p>
+    <w:p>
+      <w:pPr>
+        <w:pStyle w:val="Code"/>
+      </w:pPr>
+      <w:r>
+        <w:t xml:space="preserve">    System.err.println("False" + " False");</w:t>
+      </w:r>
+    </w:p>
+    <w:p>
+      <w:pPr>
+        <w:pStyle w:val="Code"/>
+      </w:pPr>
+      <w:r>
+        <w:t xml:space="preserve">    // Множення рядків не працює. Якщо писати "False"*2, видасть помилку</w:t>
+      </w:r>
+    </w:p>
+    <w:p>
+      <w:pPr>
+        <w:pStyle w:val="Code"/>
+      </w:pPr>
+      <w:r>
+        <w:t xml:space="preserve">    other = true;</w:t>
+      </w:r>
+    </w:p>
+    <w:p>
+      <w:pPr>
+        <w:pStyle w:val="Code"/>
+      </w:pPr>
+      <w:r>
+        <w:t xml:space="preserve">    if (other) {</w:t>
+      </w:r>
+    </w:p>
+    <w:p>
+      <w:pPr>
+        <w:pStyle w:val="Code"/>
+      </w:pPr>
+      <w:r>
+        <w:t xml:space="preserve">      break outer;</w:t>
+      </w:r>
+    </w:p>
+    <w:p>
+      <w:pPr>
+        <w:pStyle w:val="Code"/>
+      </w:pPr>
+      <w:r>
+        <w:t xml:space="preserve">    }</w:t>
+      </w:r>
+    </w:p>
+    <w:p>
+      <w:pPr>
+        <w:pStyle w:val="Code"/>
+      </w:pPr>
+      <w:r>
+        <w:t xml:space="preserve">  }</w:t>
+      </w:r>
+    </w:p>
+    <w:p>
+      <w:pPr>
+        <w:pStyle w:val="Code"/>
+      </w:pPr>
+      <w:r>
+        <w:t>}</w:t>
+      </w:r>
+    </w:p>
+    <w:p>
+      <w:pPr>
+        <w:pStyle w:val="Code"/>
+      </w:pPr>
+      <w:r>
+        <w:t>&gt; False</w:t>
+      </w:r>
+    </w:p>
+    <w:p>
+      <w:pPr>
+        <w:pStyle w:val="Code"/>
+      </w:pPr>
+      <w:r>
+        <w:t>&gt; False False</w:t>
+      </w:r>
+    </w:p>
+    <w:p>
+      <w:pPr>
+        <w:pStyle w:val="P"/>
+        <w:rPr>
+          <w:lang w:val="en-US"/>
+        </w:rPr>
+      </w:pPr>
+    </w:p>
+    <w:p>
+      <w:pPr>
+        <w:pStyle w:val="P"/>
+      </w:pPr>
+      <w:r>
+        <w:t xml:space="preserve">Інструкція </w:t>
+      </w:r>
+      <w:r>
+        <w:rPr>
+          <w:rStyle w:val="CodeChar"/>
+        </w:rPr>
+        <w:t>break</w:t>
       </w:r>
       <w:r>
         <w:rPr>
@@ -1683,534 +2532,27 @@
         <w:t xml:space="preserve"> </w:t>
       </w:r>
       <w:r>
-        <w:t>мові</w:t>
-      </w:r>
-      <w:r>
-        <w:rPr>
-          <w:lang w:val="en-US"/>
-        </w:rPr>
-        <w:t xml:space="preserve"> Java кожен рядок потрібно завершувати символом </w:t>
+        <w:t xml:space="preserve">перериває цикл, а </w:t>
       </w:r>
       <w:r>
         <w:rPr>
           <w:rStyle w:val="CodeChar"/>
         </w:rPr>
-        <w:t>;</w:t>
-      </w:r>
-      <w:r>
-        <w:rPr>
-          <w:rStyle w:val="CodeChar"/>
+        <w:t>continue</w:t>
+      </w:r>
+      <w:r>
+        <w:rPr>
+          <w:lang w:val="en-US"/>
         </w:rPr>
         <w:t xml:space="preserve"> </w:t>
       </w:r>
       <w:r>
-        <w:rPr>
-          <w:lang w:val="en-US"/>
-        </w:rPr>
-        <w:t>.</w:t>
-      </w:r>
-    </w:p>
-    <w:p>
-      <w:pPr>
-        <w:pStyle w:val="P"/>
-      </w:pPr>
-      <w:r>
-        <w:t>Також у Java можна, як і в C++, не додавати фігурні дужки якщо операція займе лише один рядок:</w:t>
-      </w:r>
-    </w:p>
-    <w:p>
-      <w:pPr>
-        <w:pStyle w:val="P"/>
-      </w:pPr>
-    </w:p>
-    <w:p>
-      <w:pPr>
-        <w:pStyle w:val="Code"/>
-      </w:pPr>
-      <w:r>
-        <w:t>int one = 2;</w:t>
-      </w:r>
-    </w:p>
-    <w:p>
-      <w:pPr>
-        <w:pStyle w:val="Code"/>
-      </w:pPr>
-      <w:r>
-        <w:t>if (one != 2)</w:t>
-      </w:r>
-    </w:p>
-    <w:p>
-      <w:pPr>
-        <w:pStyle w:val="Code"/>
-      </w:pPr>
-      <w:r>
-        <w:t xml:space="preserve">  System.err.println("None");</w:t>
-      </w:r>
-    </w:p>
-    <w:p>
-      <w:pPr>
-        <w:pStyle w:val="Code"/>
-      </w:pPr>
-      <w:r>
-        <w:t>else</w:t>
-      </w:r>
-    </w:p>
-    <w:p>
-      <w:pPr>
-        <w:pStyle w:val="Code"/>
-      </w:pPr>
-      <w:r>
-        <w:t xml:space="preserve">  System.err.println("True");</w:t>
-      </w:r>
-    </w:p>
-    <w:p>
-      <w:pPr>
-        <w:pStyle w:val="P"/>
-      </w:pPr>
-    </w:p>
-    <w:p>
-      <w:pPr>
-        <w:pStyle w:val="P"/>
-        <w:rPr>
-          <w:lang w:val="en-US"/>
-        </w:rPr>
-      </w:pPr>
-      <w:r>
-        <w:rPr>
-          <w:lang w:val="en-US"/>
-        </w:rPr>
-        <w:t>При спробі створити словник (як в Python) було виявлено, що примітивні типи не можна використовувати у колекціях.</w:t>
-      </w:r>
-    </w:p>
-    <w:p>
-      <w:pPr>
-        <w:pStyle w:val="P"/>
-        <w:rPr>
-          <w:lang w:val="en-US"/>
-        </w:rPr>
-      </w:pPr>
-      <w:r>
-        <w:rPr>
-          <w:lang w:val="en-US"/>
-        </w:rPr>
-        <w:t xml:space="preserve">Для ітерації через геш-таблицю Java до об'єкта можна застосувати метод </w:t>
-      </w:r>
-      <w:r>
-        <w:rPr>
-          <w:rStyle w:val="CodeChar"/>
-        </w:rPr>
-        <w:t>forEach</w:t>
-      </w:r>
-      <w:r>
-        <w:rPr>
-          <w:lang w:val="en-US"/>
-        </w:rPr>
-        <w:t>:</w:t>
-      </w:r>
-    </w:p>
-    <w:p>
-      <w:pPr>
-        <w:pStyle w:val="P"/>
-        <w:rPr>
-          <w:lang w:val="en-US"/>
-        </w:rPr>
-      </w:pPr>
-    </w:p>
-    <w:p>
-      <w:pPr>
-        <w:pStyle w:val="Code"/>
-      </w:pPr>
-      <w:r>
-        <w:t>Map&lt;Integer, Integer&gt; testCases = Map.of(1, 1, 2, 4, 7, 3);</w:t>
-      </w:r>
-    </w:p>
-    <w:p>
-      <w:pPr>
-        <w:pStyle w:val="Code"/>
-      </w:pPr>
-      <w:r>
-        <w:t>testCases.forEach((k, v) -&gt; {</w:t>
-      </w:r>
-    </w:p>
-    <w:p>
-      <w:pPr>
-        <w:pStyle w:val="Code"/>
-      </w:pPr>
-      <w:r>
-        <w:t xml:space="preserve">  System.err.println(k + " and " + v);</w:t>
-      </w:r>
-    </w:p>
-    <w:p>
-      <w:pPr>
-        <w:pStyle w:val="Code"/>
-      </w:pPr>
-      <w:r>
-        <w:t>});</w:t>
-      </w:r>
-    </w:p>
-    <w:p>
-      <w:pPr>
-        <w:pStyle w:val="Code"/>
-      </w:pPr>
-      <w:r>
-        <w:t>&gt; 1 and 1</w:t>
-      </w:r>
-    </w:p>
-    <w:p>
-      <w:pPr>
-        <w:pStyle w:val="Code"/>
-      </w:pPr>
-      <w:r>
-        <w:t>&gt; 2 and 4</w:t>
-      </w:r>
-    </w:p>
-    <w:p>
-      <w:pPr>
-        <w:pStyle w:val="Code"/>
-      </w:pPr>
-      <w:r>
-        <w:t>&gt; 7 and 3</w:t>
-      </w:r>
-    </w:p>
-    <w:p>
-      <w:pPr>
-        <w:pStyle w:val="P"/>
-        <w:rPr>
-          <w:lang w:val="en-US"/>
-        </w:rPr>
-      </w:pPr>
-    </w:p>
-    <w:p>
-      <w:pPr>
-        <w:pStyle w:val="P"/>
-        <w:rPr>
-          <w:lang w:val="en-US"/>
-        </w:rPr>
-      </w:pPr>
-      <w:r>
-        <w:rPr>
-          <w:lang w:val="en-US"/>
-        </w:rPr>
-        <w:t>Якщо метод розташований нижче у класі, його все одно можна використати у методах, які знаходяться вище по класу:</w:t>
-      </w:r>
-    </w:p>
-    <w:p>
-      <w:pPr>
-        <w:pStyle w:val="P"/>
-        <w:rPr>
-          <w:lang w:val="en-US"/>
-        </w:rPr>
-      </w:pPr>
-    </w:p>
-    <w:p>
-      <w:pPr>
-        <w:pStyle w:val="Code"/>
-      </w:pPr>
-      <w:r>
-        <w:t>public static void main(String[] args) {</w:t>
-      </w:r>
-    </w:p>
-    <w:p>
-      <w:pPr>
-        <w:pStyle w:val="Code"/>
-      </w:pPr>
-      <w:r>
-        <w:t xml:space="preserve">  ...</w:t>
-      </w:r>
-    </w:p>
-    <w:p>
-      <w:pPr>
-        <w:pStyle w:val="Code"/>
-      </w:pPr>
-      <w:r>
-        <w:t xml:space="preserve">  testCases.forEach((k, v) -&gt; {</w:t>
-      </w:r>
-    </w:p>
-    <w:p>
-      <w:pPr>
-        <w:pStyle w:val="Code"/>
-      </w:pPr>
-      <w:r>
-        <w:t xml:space="preserve">    int res = testTarget(k, v);</w:t>
-      </w:r>
-    </w:p>
-    <w:p>
-      <w:pPr>
-        <w:pStyle w:val="Code"/>
-      </w:pPr>
-      <w:r>
-        <w:t xml:space="preserve">  ...</w:t>
-      </w:r>
-    </w:p>
-    <w:p>
-      <w:pPr>
-        <w:pStyle w:val="Code"/>
-      </w:pPr>
-    </w:p>
-    <w:p>
-      <w:pPr>
-        <w:pStyle w:val="Code"/>
-      </w:pPr>
-      <w:r>
-        <w:t>public static int testTarget(int value, int target) {</w:t>
-      </w:r>
-    </w:p>
-    <w:p>
-      <w:pPr>
-        <w:pStyle w:val="Code"/>
-      </w:pPr>
-      <w:r>
-        <w:t xml:space="preserve">  int result = 0;</w:t>
-      </w:r>
-    </w:p>
-    <w:p>
-      <w:pPr>
-        <w:pStyle w:val="Code"/>
-      </w:pPr>
-      <w:r>
-        <w:t xml:space="preserve">  ...</w:t>
-      </w:r>
-    </w:p>
-    <w:p>
-      <w:pPr>
-        <w:pStyle w:val="P"/>
-        <w:rPr>
-          <w:lang w:val="en-US"/>
-        </w:rPr>
-      </w:pPr>
-    </w:p>
-    <w:p>
-      <w:pPr>
-        <w:pStyle w:val="P"/>
-        <w:rPr>
-          <w:lang w:val="en-US"/>
-        </w:rPr>
-      </w:pPr>
-      <w:r>
-        <w:rPr>
-          <w:lang w:val="en-US"/>
-        </w:rPr>
-        <w:t>В мові Java мітки можна використовувати для завершення зовнішнього циклу у внутрішньому, на приклад:</w:t>
-      </w:r>
-    </w:p>
-    <w:p>
-      <w:pPr>
-        <w:pStyle w:val="P"/>
-        <w:rPr>
-          <w:lang w:val="en-US"/>
-        </w:rPr>
-      </w:pPr>
-    </w:p>
-    <w:p>
-      <w:pPr>
-        <w:pStyle w:val="P"/>
-        <w:rPr>
-          <w:lang w:val="en-US"/>
-        </w:rPr>
-      </w:pPr>
-      <w:r>
-        <w:rPr>
-          <w:lang w:val="en-US"/>
-        </w:rPr>
-        <w:t>outer: for (int i = 0; i &lt; 3; i++) {</w:t>
-      </w:r>
-    </w:p>
-    <w:p>
-      <w:pPr>
-        <w:pStyle w:val="P"/>
-        <w:rPr>
-          <w:lang w:val="en-US"/>
-        </w:rPr>
-      </w:pPr>
-      <w:r>
-        <w:rPr>
-          <w:lang w:val="en-US"/>
-        </w:rPr>
-        <w:t xml:space="preserve">  inner: for (int j = 1; j &lt;= 3; j++) {</w:t>
-      </w:r>
-    </w:p>
-    <w:p>
-      <w:pPr>
-        <w:pStyle w:val="P"/>
-        <w:rPr>
-          <w:lang w:val="en-US"/>
-        </w:rPr>
-      </w:pPr>
-      <w:r>
-        <w:rPr>
-          <w:lang w:val="en-US"/>
-        </w:rPr>
-        <w:t xml:space="preserve">    if (i == 2)</w:t>
-      </w:r>
-    </w:p>
-    <w:p>
-      <w:pPr>
-        <w:pStyle w:val="P"/>
-        <w:rPr>
-          <w:lang w:val="en-US"/>
-        </w:rPr>
-      </w:pPr>
-      <w:r>
-        <w:rPr>
-          <w:lang w:val="en-US"/>
-        </w:rPr>
-        <w:t xml:space="preserve">      continue outer;</w:t>
-      </w:r>
-    </w:p>
-    <w:p>
-      <w:pPr>
-        <w:pStyle w:val="P"/>
-        <w:rPr>
-          <w:lang w:val="en-US"/>
-        </w:rPr>
-      </w:pPr>
-      <w:r>
-        <w:rPr>
-          <w:lang w:val="en-US"/>
-        </w:rPr>
-        <w:t xml:space="preserve">    else</w:t>
-      </w:r>
-    </w:p>
-    <w:p>
-      <w:pPr>
-        <w:pStyle w:val="P"/>
-        <w:rPr>
-          <w:lang w:val="en-US"/>
-        </w:rPr>
-      </w:pPr>
-      <w:r>
-        <w:rPr>
-          <w:lang w:val="en-US"/>
-        </w:rPr>
-        <w:t xml:space="preserve">      System.err.println(i + " and " + j);</w:t>
-      </w:r>
-    </w:p>
-    <w:p>
-      <w:pPr>
-        <w:pStyle w:val="P"/>
-        <w:rPr>
-          <w:lang w:val="en-US"/>
-        </w:rPr>
-      </w:pPr>
-      <w:r>
-        <w:rPr>
-          <w:lang w:val="en-US"/>
-        </w:rPr>
-        <w:t xml:space="preserve">  }</w:t>
-      </w:r>
-    </w:p>
-    <w:p>
-      <w:pPr>
-        <w:pStyle w:val="P"/>
-        <w:rPr>
-          <w:lang w:val="en-US"/>
-        </w:rPr>
-      </w:pPr>
-      <w:r>
-        <w:rPr>
-          <w:lang w:val="en-US"/>
-        </w:rPr>
-        <w:t>}</w:t>
-      </w:r>
-    </w:p>
-    <w:p>
-      <w:pPr>
-        <w:pStyle w:val="P"/>
-        <w:rPr>
-          <w:lang w:val="en-US"/>
-        </w:rPr>
-      </w:pPr>
-      <w:r>
-        <w:rPr>
-          <w:lang w:val="en-US"/>
-        </w:rPr>
-        <w:t>&gt; 0 and 1</w:t>
-      </w:r>
-    </w:p>
-    <w:p>
-      <w:pPr>
-        <w:pStyle w:val="P"/>
-        <w:rPr>
-          <w:lang w:val="en-US"/>
-        </w:rPr>
-      </w:pPr>
-      <w:r>
-        <w:rPr>
-          <w:lang w:val="en-US"/>
-        </w:rPr>
-        <w:t>&gt; 0 and 2</w:t>
-      </w:r>
-    </w:p>
-    <w:p>
-      <w:pPr>
-        <w:pStyle w:val="P"/>
-        <w:rPr>
-          <w:lang w:val="en-US"/>
-        </w:rPr>
-      </w:pPr>
-      <w:r>
-        <w:rPr>
-          <w:lang w:val="en-US"/>
-        </w:rPr>
-        <w:t>&gt; 0 and 3</w:t>
-      </w:r>
-    </w:p>
-    <w:p>
-      <w:pPr>
-        <w:pStyle w:val="P"/>
-        <w:rPr>
-          <w:lang w:val="en-US"/>
-        </w:rPr>
-      </w:pPr>
-      <w:r>
-        <w:rPr>
-          <w:lang w:val="en-US"/>
-        </w:rPr>
-        <w:t>&gt; 1 and 1</w:t>
-      </w:r>
-    </w:p>
-    <w:p>
-      <w:pPr>
-        <w:pStyle w:val="P"/>
-        <w:rPr>
-          <w:lang w:val="en-US"/>
-        </w:rPr>
-      </w:pPr>
-      <w:r>
-        <w:rPr>
-          <w:lang w:val="en-US"/>
-        </w:rPr>
-        <w:t>&gt; 1 and 2</w:t>
-      </w:r>
-    </w:p>
-    <w:p>
-      <w:pPr>
-        <w:pStyle w:val="P"/>
-        <w:rPr>
-          <w:lang w:val="en-US"/>
-        </w:rPr>
-      </w:pPr>
-      <w:r>
-        <w:rPr>
-          <w:lang w:val="en-US"/>
-        </w:rPr>
-        <w:t>&gt; 1 and 3</w:t>
-      </w:r>
-    </w:p>
-    <w:p>
-      <w:pPr>
-        <w:pStyle w:val="P"/>
-        <w:rPr>
-          <w:lang w:val="en-US"/>
-        </w:rPr>
-      </w:pPr>
-    </w:p>
-    <w:p>
-      <w:pPr>
-        <w:pStyle w:val="P"/>
-        <w:rPr>
-          <w:lang w:val="en-US"/>
-        </w:rPr>
+        <w:t>пропускає ітерацію.</w:t>
+      </w:r>
+    </w:p>
+    <w:p>
+      <w:pPr>
+        <w:pStyle w:val="P"/>
       </w:pPr>
     </w:p>
     <w:p>
@@ -2556,6 +2898,7 @@
       </w:pPr>
       <w:r>
         <w:rPr>
+          <w:noProof/>
           <w:lang w:val="en-US"/>
         </w:rPr>
         <w:lastRenderedPageBreak/>
@@ -2613,6 +2956,9 @@
     <w:p>
       <w:pPr>
         <w:pStyle w:val="P"/>
+        <w:rPr>
+          <w:lang w:val="en-US"/>
+        </w:rPr>
       </w:pPr>
       <w:r>
         <w:t xml:space="preserve">Але це розширення додавало кнопки </w:t>
@@ -2641,6 +2987,90 @@
       <w:r>
         <w:t>ому було встановлено інше розширення</w:t>
       </w:r>
+      <w:r>
+        <w:t xml:space="preserve">: </w:t>
+      </w:r>
+      <w:r>
+        <w:rPr>
+          <w:lang w:val="en-US"/>
+        </w:rPr>
+        <w:t xml:space="preserve">Language Support for Java </w:t>
+      </w:r>
+      <w:r>
+        <w:t xml:space="preserve">від </w:t>
+      </w:r>
+      <w:r>
+        <w:rPr>
+          <w:lang w:val="en-US"/>
+        </w:rPr>
+        <w:t>Red Hat.</w:t>
+      </w:r>
+    </w:p>
+    <w:p>
+      <w:pPr>
+        <w:pStyle w:val="P"/>
+        <w:rPr>
+          <w:lang w:val="en-US"/>
+        </w:rPr>
+      </w:pPr>
+    </w:p>
+    <w:p>
+      <w:pPr>
+        <w:pStyle w:val="P"/>
+        <w:rPr>
+          <w:lang w:val="en-US"/>
+        </w:rPr>
+      </w:pPr>
+      <w:r>
+        <w:rPr>
+          <w:noProof/>
+          <w:lang w:val="en-US"/>
+        </w:rPr>
+        <w:lastRenderedPageBreak/>
+        <w:drawing>
+          <wp:inline distT="0" distB="0" distL="0" distR="0" wp14:anchorId="65893BE2" wp14:editId="3DCF13DE">
+            <wp:extent cx="5008099" cy="8521644"/>
+            <wp:effectExtent l="0" t="0" r="2540" b="0"/>
+            <wp:docPr id="789474041" name="Рисунок 1" descr="Зображення, що містить текст, знімок екрана, Шрифт, Веб-сайт&#10;&#10;Вміст, створений ШІ, може бути неправильним."/>
+            <wp:cNvGraphicFramePr>
+              <a:graphicFrameLocks xmlns:a="http://schemas.openxmlformats.org/drawingml/2006/main" noChangeAspect="1"/>
+            </wp:cNvGraphicFramePr>
+            <a:graphic xmlns:a="http://schemas.openxmlformats.org/drawingml/2006/main">
+              <a:graphicData uri="http://schemas.openxmlformats.org/drawingml/2006/picture">
+                <pic:pic xmlns:pic="http://schemas.openxmlformats.org/drawingml/2006/picture">
+                  <pic:nvPicPr>
+                    <pic:cNvPr id="789474041" name="Рисунок 1" descr="Зображення, що містить текст, знімок екрана, Шрифт, Веб-сайт&#10;&#10;Вміст, створений ШІ, може бути неправильним."/>
+                    <pic:cNvPicPr/>
+                  </pic:nvPicPr>
+                  <pic:blipFill>
+                    <a:blip r:embed="rId11"/>
+                    <a:stretch>
+                      <a:fillRect/>
+                    </a:stretch>
+                  </pic:blipFill>
+                  <pic:spPr>
+                    <a:xfrm>
+                      <a:off x="0" y="0"/>
+                      <a:ext cx="5016408" cy="8535782"/>
+                    </a:xfrm>
+                    <a:prstGeom prst="rect">
+                      <a:avLst/>
+                    </a:prstGeom>
+                  </pic:spPr>
+                </pic:pic>
+              </a:graphicData>
+            </a:graphic>
+          </wp:inline>
+        </w:drawing>
+      </w:r>
+    </w:p>
+    <w:p>
+      <w:pPr>
+        <w:pStyle w:val="P"/>
+      </w:pPr>
+      <w:r>
+        <w:t>Рисунок 1. – Встановлене нове розширення</w:t>
+      </w:r>
     </w:p>
     <w:p>
       <w:pPr>
@@ -2838,6 +3268,7 @@
           <w:lang w:val="en-US"/>
         </w:rPr>
       </w:pPr>
+      <w:proofErr w:type="gramStart"/>
       <w:r>
         <w:rPr>
           <w:lang w:val="en-US"/>
@@ -2863,7 +3294,14 @@
         <w:rPr>
           <w:lang w:val="en-US"/>
         </w:rPr>
-        <w:t xml:space="preserve"> запису цілих чисел</w:t>
+        <w:t xml:space="preserve"> запису</w:t>
+      </w:r>
+      <w:proofErr w:type="gramEnd"/>
+      <w:r>
+        <w:rPr>
+          <w:lang w:val="en-US"/>
+        </w:rPr>
+        <w:t xml:space="preserve"> цілих чисел</w:t>
       </w:r>
     </w:p>
     <w:sectPr>

--- a/32KP Konstrujuvannja program/1/KNT-122_Onyshchenko_Variant-19_PR1.docx
+++ b/32KP Konstrujuvannja program/1/KNT-122_Onyshchenko_Variant-19_PR1.docx
@@ -1099,15 +1099,7 @@
         <w:pStyle w:val="Code"/>
       </w:pPr>
       <w:r>
-        <w:t xml:space="preserve">public static void </w:t>
-      </w:r>
-      <w:proofErr w:type="gramStart"/>
-      <w:r>
-        <w:t>main(</w:t>
-      </w:r>
-      <w:proofErr w:type="gramEnd"/>
-      <w:r>
-        <w:t>String[] args)</w:t>
+        <w:t>public static void main(String[] args)</w:t>
       </w:r>
     </w:p>
     <w:p>
@@ -1822,14 +1814,7 @@
         <w:rPr>
           <w:lang w:val="en-US"/>
         </w:rPr>
-        <w:t xml:space="preserve"> Java кожен рядок потрібно завершувати </w:t>
-      </w:r>
-      <w:proofErr w:type="gramStart"/>
-      <w:r>
-        <w:rPr>
-          <w:lang w:val="en-US"/>
-        </w:rPr>
-        <w:t xml:space="preserve">символом </w:t>
+        <w:t xml:space="preserve"> Java кожен рядок потрібно завершувати символом </w:t>
       </w:r>
       <w:r>
         <w:rPr>
@@ -1837,7 +1822,6 @@
         </w:rPr>
         <w:t>;</w:t>
       </w:r>
-      <w:proofErr w:type="gramEnd"/>
     </w:p>
     <w:p>
       <w:pPr>
@@ -1872,15 +1856,7 @@
         <w:pStyle w:val="Code"/>
       </w:pPr>
       <w:r>
-        <w:t>if (</w:t>
-      </w:r>
-      <w:proofErr w:type="gramStart"/>
-      <w:r>
-        <w:t>one !</w:t>
-      </w:r>
-      <w:proofErr w:type="gramEnd"/>
-      <w:r>
-        <w:t>= 2)</w:t>
+        <w:t>if (one != 2)</w:t>
       </w:r>
     </w:p>
     <w:p>
@@ -2080,15 +2056,7 @@
         <w:pStyle w:val="Code"/>
       </w:pPr>
       <w:r>
-        <w:t xml:space="preserve">public static void </w:t>
-      </w:r>
-      <w:proofErr w:type="gramStart"/>
-      <w:r>
-        <w:t>main(</w:t>
-      </w:r>
-      <w:proofErr w:type="gramEnd"/>
-      <w:r>
-        <w:t>String[] args) {</w:t>
+        <w:t>public static void main(String[] args) {</w:t>
       </w:r>
     </w:p>
     <w:p>
@@ -2112,15 +2080,7 @@
         <w:pStyle w:val="Code"/>
       </w:pPr>
       <w:r>
-        <w:t xml:space="preserve">    int res = </w:t>
-      </w:r>
-      <w:proofErr w:type="gramStart"/>
-      <w:r>
-        <w:t>testTarget(</w:t>
-      </w:r>
-      <w:proofErr w:type="gramEnd"/>
-      <w:r>
-        <w:t>k, v);</w:t>
+        <w:t xml:space="preserve">    int res = testTarget(k, v);</w:t>
       </w:r>
     </w:p>
     <w:p>
@@ -2141,15 +2101,7 @@
         <w:pStyle w:val="Code"/>
       </w:pPr>
       <w:r>
-        <w:t xml:space="preserve">public static int </w:t>
-      </w:r>
-      <w:proofErr w:type="gramStart"/>
-      <w:r>
-        <w:t>testTarget(</w:t>
-      </w:r>
-      <w:proofErr w:type="gramEnd"/>
-      <w:r>
-        <w:t>int value, int target) {</w:t>
+        <w:t>public static int testTarget(int value, int target) {</w:t>
       </w:r>
     </w:p>
     <w:p>
@@ -2381,15 +2333,7 @@
         <w:pStyle w:val="Code"/>
       </w:pPr>
       <w:r>
-        <w:t xml:space="preserve">outer: while </w:t>
-      </w:r>
-      <w:proofErr w:type="gramStart"/>
-      <w:r>
-        <w:t>(!check</w:t>
-      </w:r>
-      <w:proofErr w:type="gramEnd"/>
-      <w:r>
-        <w:t>) {</w:t>
+        <w:t>outer: while (!check) {</w:t>
       </w:r>
     </w:p>
     <w:p>
@@ -2413,15 +2357,7 @@
         <w:pStyle w:val="Code"/>
       </w:pPr>
       <w:r>
-        <w:t xml:space="preserve">  inner: while </w:t>
-      </w:r>
-      <w:proofErr w:type="gramStart"/>
-      <w:r>
-        <w:t>(!other</w:t>
-      </w:r>
-      <w:proofErr w:type="gramEnd"/>
-      <w:r>
-        <w:t>) {</w:t>
+        <w:t xml:space="preserve">  inner: while (!other) {</w:t>
       </w:r>
     </w:p>
     <w:p>
@@ -2549,11 +2485,6 @@
       <w:r>
         <w:t>пропускає ітерацію.</w:t>
       </w:r>
-    </w:p>
-    <w:p>
-      <w:pPr>
-        <w:pStyle w:val="P"/>
-      </w:pPr>
     </w:p>
     <w:p>
       <w:pPr>
@@ -3268,7 +3199,6 @@
           <w:lang w:val="en-US"/>
         </w:rPr>
       </w:pPr>
-      <w:proofErr w:type="gramStart"/>
       <w:r>
         <w:rPr>
           <w:lang w:val="en-US"/>
@@ -3294,14 +3224,7 @@
         <w:rPr>
           <w:lang w:val="en-US"/>
         </w:rPr>
-        <w:t xml:space="preserve"> запису</w:t>
-      </w:r>
-      <w:proofErr w:type="gramEnd"/>
-      <w:r>
-        <w:rPr>
-          <w:lang w:val="en-US"/>
-        </w:rPr>
-        <w:t xml:space="preserve"> цілих чисел</w:t>
+        <w:t xml:space="preserve"> запису цілих чисел</w:t>
       </w:r>
     </w:p>
     <w:sectPr>

--- a/32KP Konstrujuvannja program/1/KNT-122_Onyshchenko_Variant-19_PR1.docx
+++ b/32KP Konstrujuvannja program/1/KNT-122_Onyshchenko_Variant-19_PR1.docx
@@ -1099,7 +1099,15 @@
         <w:pStyle w:val="Code"/>
       </w:pPr>
       <w:r>
-        <w:t>public static void main(String[] args)</w:t>
+        <w:t xml:space="preserve">public static void </w:t>
+      </w:r>
+      <w:proofErr w:type="gramStart"/>
+      <w:r>
+        <w:t>main(</w:t>
+      </w:r>
+      <w:proofErr w:type="gramEnd"/>
+      <w:r>
+        <w:t>String[] args)</w:t>
       </w:r>
     </w:p>
     <w:p>
@@ -1814,7 +1822,14 @@
         <w:rPr>
           <w:lang w:val="en-US"/>
         </w:rPr>
-        <w:t xml:space="preserve"> Java кожен рядок потрібно завершувати символом </w:t>
+        <w:t xml:space="preserve"> Java кожен рядок потрібно завершувати </w:t>
+      </w:r>
+      <w:proofErr w:type="gramStart"/>
+      <w:r>
+        <w:rPr>
+          <w:lang w:val="en-US"/>
+        </w:rPr>
+        <w:t xml:space="preserve">символом </w:t>
       </w:r>
       <w:r>
         <w:rPr>
@@ -1822,6 +1837,7 @@
         </w:rPr>
         <w:t>;</w:t>
       </w:r>
+      <w:proofErr w:type="gramEnd"/>
     </w:p>
     <w:p>
       <w:pPr>
@@ -1856,7 +1872,15 @@
         <w:pStyle w:val="Code"/>
       </w:pPr>
       <w:r>
-        <w:t>if (one != 2)</w:t>
+        <w:t>if (</w:t>
+      </w:r>
+      <w:proofErr w:type="gramStart"/>
+      <w:r>
+        <w:t>one !</w:t>
+      </w:r>
+      <w:proofErr w:type="gramEnd"/>
+      <w:r>
+        <w:t>= 2)</w:t>
       </w:r>
     </w:p>
     <w:p>
@@ -2056,7 +2080,15 @@
         <w:pStyle w:val="Code"/>
       </w:pPr>
       <w:r>
-        <w:t>public static void main(String[] args) {</w:t>
+        <w:t xml:space="preserve">public static void </w:t>
+      </w:r>
+      <w:proofErr w:type="gramStart"/>
+      <w:r>
+        <w:t>main(</w:t>
+      </w:r>
+      <w:proofErr w:type="gramEnd"/>
+      <w:r>
+        <w:t>String[] args) {</w:t>
       </w:r>
     </w:p>
     <w:p>
@@ -2080,7 +2112,15 @@
         <w:pStyle w:val="Code"/>
       </w:pPr>
       <w:r>
-        <w:t xml:space="preserve">    int res = testTarget(k, v);</w:t>
+        <w:t xml:space="preserve">    int res = </w:t>
+      </w:r>
+      <w:proofErr w:type="gramStart"/>
+      <w:r>
+        <w:t>testTarget(</w:t>
+      </w:r>
+      <w:proofErr w:type="gramEnd"/>
+      <w:r>
+        <w:t>k, v);</w:t>
       </w:r>
     </w:p>
     <w:p>
@@ -2101,7 +2141,15 @@
         <w:pStyle w:val="Code"/>
       </w:pPr>
       <w:r>
-        <w:t>public static int testTarget(int value, int target) {</w:t>
+        <w:t xml:space="preserve">public static int </w:t>
+      </w:r>
+      <w:proofErr w:type="gramStart"/>
+      <w:r>
+        <w:t>testTarget(</w:t>
+      </w:r>
+      <w:proofErr w:type="gramEnd"/>
+      <w:r>
+        <w:t>int value, int target) {</w:t>
       </w:r>
     </w:p>
     <w:p>
@@ -2333,7 +2381,15 @@
         <w:pStyle w:val="Code"/>
       </w:pPr>
       <w:r>
-        <w:t>outer: while (!check) {</w:t>
+        <w:t xml:space="preserve">outer: while </w:t>
+      </w:r>
+      <w:proofErr w:type="gramStart"/>
+      <w:r>
+        <w:t>(!check</w:t>
+      </w:r>
+      <w:proofErr w:type="gramEnd"/>
+      <w:r>
+        <w:t>) {</w:t>
       </w:r>
     </w:p>
     <w:p>
@@ -2357,7 +2413,15 @@
         <w:pStyle w:val="Code"/>
       </w:pPr>
       <w:r>
-        <w:t xml:space="preserve">  inner: while (!other) {</w:t>
+        <w:t xml:space="preserve">  inner: while </w:t>
+      </w:r>
+      <w:proofErr w:type="gramStart"/>
+      <w:r>
+        <w:t>(!other</w:t>
+      </w:r>
+      <w:proofErr w:type="gramEnd"/>
+      <w:r>
+        <w:t>) {</w:t>
       </w:r>
     </w:p>
     <w:p>
@@ -2493,6 +2557,341 @@
           <w:lang w:val="en-US"/>
         </w:rPr>
       </w:pPr>
+      <w:r>
+        <w:t xml:space="preserve">Конструкція </w:t>
+      </w:r>
+      <w:r>
+        <w:rPr>
+          <w:rStyle w:val="CodeChar"/>
+        </w:rPr>
+        <w:t>switch</w:t>
+      </w:r>
+      <w:r>
+        <w:rPr>
+          <w:lang w:val="en-US"/>
+        </w:rPr>
+        <w:t xml:space="preserve"> </w:t>
+      </w:r>
+      <w:r>
+        <w:t xml:space="preserve">працює, схоже, як </w:t>
+      </w:r>
+      <w:r>
+        <w:t>у</w:t>
+      </w:r>
+      <w:r>
+        <w:t xml:space="preserve"> </w:t>
+      </w:r>
+      <w:r>
+        <w:rPr>
+          <w:lang w:val="en-US"/>
+        </w:rPr>
+        <w:t>C++:</w:t>
+      </w:r>
+    </w:p>
+    <w:p>
+      <w:pPr>
+        <w:pStyle w:val="P"/>
+        <w:rPr>
+          <w:lang w:val="en-US"/>
+        </w:rPr>
+      </w:pPr>
+    </w:p>
+    <w:p>
+      <w:pPr>
+        <w:pStyle w:val="Code"/>
+      </w:pPr>
+      <w:r>
+        <w:t>for (int i = 0; i &lt;= 3; i++) {</w:t>
+      </w:r>
+    </w:p>
+    <w:p>
+      <w:pPr>
+        <w:pStyle w:val="Code"/>
+      </w:pPr>
+      <w:r>
+        <w:t>  switch (i) {</w:t>
+      </w:r>
+    </w:p>
+    <w:p>
+      <w:pPr>
+        <w:pStyle w:val="Code"/>
+      </w:pPr>
+      <w:r>
+        <w:t>    case 0:</w:t>
+      </w:r>
+    </w:p>
+    <w:p>
+      <w:pPr>
+        <w:pStyle w:val="Code"/>
+      </w:pPr>
+      <w:r>
+        <w:t>      System.err.println("One");</w:t>
+      </w:r>
+    </w:p>
+    <w:p>
+      <w:pPr>
+        <w:pStyle w:val="Code"/>
+      </w:pPr>
+      <w:r>
+        <w:t>      break;</w:t>
+      </w:r>
+    </w:p>
+    <w:p>
+      <w:pPr>
+        <w:pStyle w:val="Code"/>
+      </w:pPr>
+      <w:r>
+        <w:t>    case 1:</w:t>
+      </w:r>
+    </w:p>
+    <w:p>
+      <w:pPr>
+        <w:pStyle w:val="Code"/>
+      </w:pPr>
+      <w:r>
+        <w:t>      System.err.println("Two");</w:t>
+      </w:r>
+    </w:p>
+    <w:p>
+      <w:pPr>
+        <w:pStyle w:val="Code"/>
+      </w:pPr>
+      <w:r>
+        <w:t>      break;</w:t>
+      </w:r>
+    </w:p>
+    <w:p>
+      <w:pPr>
+        <w:pStyle w:val="Code"/>
+      </w:pPr>
+      <w:r>
+        <w:t>    case 2:</w:t>
+      </w:r>
+    </w:p>
+    <w:p>
+      <w:pPr>
+        <w:pStyle w:val="Code"/>
+      </w:pPr>
+      <w:r>
+        <w:t>      System.err.println("Three");</w:t>
+      </w:r>
+    </w:p>
+    <w:p>
+      <w:pPr>
+        <w:pStyle w:val="Code"/>
+      </w:pPr>
+      <w:r>
+        <w:t>      break;</w:t>
+      </w:r>
+    </w:p>
+    <w:p>
+      <w:pPr>
+        <w:pStyle w:val="Code"/>
+      </w:pPr>
+    </w:p>
+    <w:p>
+      <w:pPr>
+        <w:pStyle w:val="Code"/>
+      </w:pPr>
+      <w:r>
+        <w:t>    default:</w:t>
+      </w:r>
+    </w:p>
+    <w:p>
+      <w:pPr>
+        <w:pStyle w:val="Code"/>
+      </w:pPr>
+      <w:r>
+        <w:t>      break;</w:t>
+      </w:r>
+    </w:p>
+    <w:p>
+      <w:pPr>
+        <w:pStyle w:val="Code"/>
+      </w:pPr>
+      <w:r>
+        <w:t>  }</w:t>
+      </w:r>
+    </w:p>
+    <w:p>
+      <w:pPr>
+        <w:pStyle w:val="Code"/>
+      </w:pPr>
+      <w:r>
+        <w:t>}</w:t>
+      </w:r>
+    </w:p>
+    <w:p>
+      <w:pPr>
+        <w:pStyle w:val="P"/>
+        <w:rPr>
+          <w:lang w:val="en-US"/>
+        </w:rPr>
+      </w:pPr>
+    </w:p>
+    <w:p>
+      <w:pPr>
+        <w:pStyle w:val="P"/>
+      </w:pPr>
+      <w:r>
+        <w:t xml:space="preserve">У циклі </w:t>
+      </w:r>
+      <w:r>
+        <w:rPr>
+          <w:rStyle w:val="CodeChar"/>
+        </w:rPr>
+        <w:t>for</w:t>
+      </w:r>
+      <w:r>
+        <w:rPr>
+          <w:lang w:val="en-US"/>
+        </w:rPr>
+        <w:t xml:space="preserve"> </w:t>
+      </w:r>
+      <w:r>
+        <w:t>ітерація (зміна ітератора) відбувається перед кінцем ітерації.</w:t>
+      </w:r>
+    </w:p>
+    <w:p>
+      <w:pPr>
+        <w:pStyle w:val="P"/>
+      </w:pPr>
+    </w:p>
+    <w:p>
+      <w:pPr>
+        <w:pStyle w:val="Code"/>
+      </w:pPr>
+      <w:r>
+        <w:t>// Якщо написати i&lt;=2, j&lt;=3 працювати не буде</w:t>
+      </w:r>
+    </w:p>
+    <w:p>
+      <w:pPr>
+        <w:pStyle w:val="Code"/>
+      </w:pPr>
+      <w:r>
+        <w:t>for (int i = 0, j = 1; i &lt;= 2 &amp;&amp; j &lt;= 3; i++, j++) {</w:t>
+      </w:r>
+    </w:p>
+    <w:p>
+      <w:pPr>
+        <w:pStyle w:val="Code"/>
+      </w:pPr>
+      <w:r>
+        <w:t xml:space="preserve">  System.err.println(i + " and " + j);</w:t>
+      </w:r>
+    </w:p>
+    <w:p>
+      <w:pPr>
+        <w:pStyle w:val="Code"/>
+      </w:pPr>
+      <w:r>
+        <w:t>}</w:t>
+      </w:r>
+    </w:p>
+    <w:p>
+      <w:pPr>
+        <w:pStyle w:val="P"/>
+      </w:pPr>
+    </w:p>
+    <w:p>
+      <w:pPr>
+        <w:pStyle w:val="P"/>
+      </w:pPr>
+      <w:r>
+        <w:t xml:space="preserve">Примітивні типи даних є вбудованими в мову </w:t>
+      </w:r>
+      <w:r>
+        <w:rPr>
+          <w:lang w:val="en-US"/>
+        </w:rPr>
+        <w:t xml:space="preserve">Java, </w:t>
+      </w:r>
+      <w:r>
+        <w:t>а непримітивні (посилальні) є створеними користувачами.</w:t>
+      </w:r>
+    </w:p>
+    <w:p>
+      <w:pPr>
+        <w:pStyle w:val="P"/>
+        <w:rPr>
+          <w:lang w:val="en-US"/>
+        </w:rPr>
+      </w:pPr>
+      <w:r>
+        <w:t xml:space="preserve">Приклади примітивних типів: </w:t>
+      </w:r>
+      <w:r>
+        <w:rPr>
+          <w:lang w:val="en-US"/>
+        </w:rPr>
+        <w:t>int, char, boolean.</w:t>
+      </w:r>
+    </w:p>
+    <w:p>
+      <w:pPr>
+        <w:pStyle w:val="P"/>
+        <w:rPr>
+          <w:lang w:val="en-US"/>
+        </w:rPr>
+      </w:pPr>
+      <w:r>
+        <w:t xml:space="preserve">Приклади посилальних типів: </w:t>
+      </w:r>
+      <w:r>
+        <w:rPr>
+          <w:lang w:val="en-US"/>
+        </w:rPr>
+        <w:t>String, Array, Map.</w:t>
+      </w:r>
+    </w:p>
+    <w:p>
+      <w:pPr>
+        <w:pStyle w:val="P"/>
+        <w:rPr>
+          <w:lang w:val="en-US"/>
+        </w:rPr>
+      </w:pPr>
+      <w:r>
+        <w:t xml:space="preserve">Джерело: </w:t>
+      </w:r>
+      <w:hyperlink r:id="rId8" w:history="1">
+        <w:r>
+          <w:rPr>
+            <w:rStyle w:val="a4"/>
+          </w:rPr>
+          <w:t>Java Non-Primitive Data Types</w:t>
+        </w:r>
+        <w:r>
+          <w:rPr>
+            <w:rStyle w:val="a4"/>
+          </w:rPr>
+          <w:t xml:space="preserve"> </w:t>
+        </w:r>
+        <w:r>
+          <w:rPr>
+            <w:rStyle w:val="a4"/>
+            <w:lang w:val="en-US"/>
+          </w:rPr>
+          <w:t>at W3Schools.com</w:t>
+        </w:r>
+      </w:hyperlink>
+    </w:p>
+    <w:p>
+      <w:pPr>
+        <w:pStyle w:val="P"/>
+        <w:rPr>
+          <w:lang w:val="en-US"/>
+        </w:rPr>
+      </w:pPr>
+    </w:p>
+    <w:p>
+      <w:pPr>
+        <w:pStyle w:val="P"/>
+        <w:rPr>
+          <w:lang w:val="en-US"/>
+        </w:rPr>
+      </w:pPr>
     </w:p>
     <w:p>
       <w:pPr>
@@ -2535,7 +2934,7 @@
         </w:rPr>
         <w:t xml:space="preserve">JDK (Java Development Kit – </w:t>
       </w:r>
-      <w:hyperlink r:id="rId8" w:anchor="jdk23-windows" w:history="1">
+      <w:hyperlink r:id="rId9" w:anchor="jdk23-windows" w:history="1">
         <w:r>
           <w:rPr>
             <w:rStyle w:val="a4"/>
@@ -2708,7 +3107,7 @@
                     <pic:cNvPicPr/>
                   </pic:nvPicPr>
                   <pic:blipFill>
-                    <a:blip r:embed="rId9"/>
+                    <a:blip r:embed="rId10"/>
                     <a:stretch>
                       <a:fillRect/>
                     </a:stretch>
@@ -2849,7 +3248,7 @@
                     <pic:cNvPicPr/>
                   </pic:nvPicPr>
                   <pic:blipFill>
-                    <a:blip r:embed="rId10"/>
+                    <a:blip r:embed="rId11"/>
                     <a:stretch>
                       <a:fillRect/>
                     </a:stretch>
@@ -2974,7 +3373,7 @@
                     <pic:cNvPicPr/>
                   </pic:nvPicPr>
                   <pic:blipFill>
-                    <a:blip r:embed="rId11"/>
+                    <a:blip r:embed="rId12"/>
                     <a:stretch>
                       <a:fillRect/>
                     </a:stretch>
@@ -3199,6 +3598,7 @@
           <w:lang w:val="en-US"/>
         </w:rPr>
       </w:pPr>
+      <w:proofErr w:type="gramStart"/>
       <w:r>
         <w:rPr>
           <w:lang w:val="en-US"/>
@@ -3224,7 +3624,14 @@
         <w:rPr>
           <w:lang w:val="en-US"/>
         </w:rPr>
-        <w:t xml:space="preserve"> запису цілих чисел</w:t>
+        <w:t xml:space="preserve"> запису</w:t>
+      </w:r>
+      <w:proofErr w:type="gramEnd"/>
+      <w:r>
+        <w:rPr>
+          <w:lang w:val="en-US"/>
+        </w:rPr>
+        <w:t xml:space="preserve"> цілих чисел</w:t>
       </w:r>
     </w:p>
     <w:sectPr>
@@ -4085,7 +4492,6 @@
   <w:style w:type="character" w:default="1" w:styleId="a0">
     <w:name w:val="Default Paragraph Font"/>
     <w:uiPriority w:val="1"/>
-    <w:semiHidden/>
     <w:unhideWhenUsed/>
   </w:style>
   <w:style w:type="table" w:default="1" w:styleId="a1">

--- a/32KP Konstrujuvannja program/1/KNT-122_Onyshchenko_Variant-19_PR1.docx
+++ b/32KP Konstrujuvannja program/1/KNT-122_Onyshchenko_Variant-19_PR1.docx
@@ -2860,13 +2860,7 @@
           <w:rPr>
             <w:rStyle w:val="a4"/>
           </w:rPr>
-          <w:t>Java Non-Primitive Data Types</w:t>
-        </w:r>
-        <w:r>
-          <w:rPr>
-            <w:rStyle w:val="a4"/>
-          </w:rPr>
-          <w:t xml:space="preserve"> </w:t>
+          <w:t xml:space="preserve">Java Non-Primitive Data Types </w:t>
         </w:r>
         <w:r>
           <w:rPr>
@@ -2880,17 +2874,522 @@
     <w:p>
       <w:pPr>
         <w:pStyle w:val="P"/>
-        <w:rPr>
-          <w:lang w:val="en-US"/>
-        </w:rPr>
-      </w:pPr>
-    </w:p>
-    <w:p>
-      <w:pPr>
-        <w:pStyle w:val="P"/>
-        <w:rPr>
-          <w:lang w:val="en-US"/>
-        </w:rPr>
+      </w:pPr>
+    </w:p>
+    <w:p>
+      <w:pPr>
+        <w:pStyle w:val="P"/>
+      </w:pPr>
+      <w:r>
+        <w:t>Масиви мають бути:</w:t>
+      </w:r>
+    </w:p>
+    <w:p>
+      <w:pPr>
+        <w:pStyle w:val="P"/>
+        <w:numPr>
+          <w:ilvl w:val="0"/>
+          <w:numId w:val="4"/>
+        </w:numPr>
+      </w:pPr>
+      <w:r>
+        <w:t>оголошені</w:t>
+      </w:r>
+      <w:r>
+        <w:rPr>
+          <w:lang w:val="en-US"/>
+        </w:rPr>
+        <w:t xml:space="preserve">: </w:t>
+      </w:r>
+      <w:r>
+        <w:t>прописані типом змінних та назвою;</w:t>
+      </w:r>
+    </w:p>
+    <w:p>
+      <w:pPr>
+        <w:pStyle w:val="P"/>
+        <w:numPr>
+          <w:ilvl w:val="0"/>
+          <w:numId w:val="4"/>
+        </w:numPr>
+      </w:pPr>
+      <w:r>
+        <w:t xml:space="preserve">визначені: створені ключовим словом </w:t>
+      </w:r>
+      <w:r>
+        <w:rPr>
+          <w:rStyle w:val="CodeChar"/>
+        </w:rPr>
+        <w:t>new</w:t>
+      </w:r>
+      <w:r>
+        <w:rPr>
+          <w:lang w:val="en-US"/>
+        </w:rPr>
+        <w:t>;</w:t>
+      </w:r>
+    </w:p>
+    <w:p>
+      <w:pPr>
+        <w:pStyle w:val="P"/>
+        <w:numPr>
+          <w:ilvl w:val="0"/>
+          <w:numId w:val="4"/>
+        </w:numPr>
+      </w:pPr>
+      <w:r>
+        <w:t>ініціалізовані: заповнені даними.</w:t>
+      </w:r>
+    </w:p>
+    <w:p>
+      <w:pPr>
+        <w:pStyle w:val="P"/>
+      </w:pPr>
+      <w:r>
+        <w:t xml:space="preserve">Приклад: </w:t>
+      </w:r>
+    </w:p>
+    <w:p>
+      <w:pPr>
+        <w:pStyle w:val="P"/>
+      </w:pPr>
+    </w:p>
+    <w:p>
+      <w:pPr>
+        <w:pStyle w:val="Code"/>
+      </w:pPr>
+      <w:r>
+        <w:t>// Оголошення</w:t>
+      </w:r>
+    </w:p>
+    <w:p>
+      <w:pPr>
+        <w:pStyle w:val="Code"/>
+      </w:pPr>
+      <w:proofErr w:type="gramStart"/>
+      <w:r>
+        <w:t>String[</w:t>
+      </w:r>
+      <w:proofErr w:type="gramEnd"/>
+      <w:r>
+        <w:t>] texts;</w:t>
+      </w:r>
+    </w:p>
+    <w:p>
+      <w:pPr>
+        <w:pStyle w:val="Code"/>
+      </w:pPr>
+      <w:r>
+        <w:t>// Встановлення</w:t>
+      </w:r>
+    </w:p>
+    <w:p>
+      <w:pPr>
+        <w:pStyle w:val="Code"/>
+      </w:pPr>
+      <w:r>
+        <w:t xml:space="preserve">texts = new </w:t>
+      </w:r>
+      <w:proofErr w:type="gramStart"/>
+      <w:r>
+        <w:t>String[</w:t>
+      </w:r>
+      <w:proofErr w:type="gramEnd"/>
+      <w:r>
+        <w:t>3];</w:t>
+      </w:r>
+    </w:p>
+    <w:p>
+      <w:pPr>
+        <w:pStyle w:val="Code"/>
+      </w:pPr>
+      <w:r>
+        <w:t>// Ініціаліація</w:t>
+      </w:r>
+    </w:p>
+    <w:p>
+      <w:pPr>
+        <w:pStyle w:val="Code"/>
+      </w:pPr>
+      <w:proofErr w:type="gramStart"/>
+      <w:r>
+        <w:t>texts[</w:t>
+      </w:r>
+      <w:proofErr w:type="gramEnd"/>
+      <w:r>
+        <w:t>0] = "One";</w:t>
+      </w:r>
+    </w:p>
+    <w:p>
+      <w:pPr>
+        <w:pStyle w:val="Code"/>
+      </w:pPr>
+      <w:proofErr w:type="gramStart"/>
+      <w:r>
+        <w:t>texts[</w:t>
+      </w:r>
+      <w:proofErr w:type="gramEnd"/>
+      <w:r>
+        <w:t>1] = "Two";</w:t>
+      </w:r>
+    </w:p>
+    <w:p>
+      <w:pPr>
+        <w:pStyle w:val="Code"/>
+      </w:pPr>
+      <w:proofErr w:type="gramStart"/>
+      <w:r>
+        <w:t>texts[</w:t>
+      </w:r>
+      <w:proofErr w:type="gramEnd"/>
+      <w:r>
+        <w:t>texts.length - 1] = "Three";</w:t>
+      </w:r>
+    </w:p>
+    <w:p>
+      <w:pPr>
+        <w:pStyle w:val="Code"/>
+      </w:pPr>
+      <w:r>
+        <w:t>// Вивід</w:t>
+      </w:r>
+    </w:p>
+    <w:p>
+      <w:pPr>
+        <w:pStyle w:val="Code"/>
+      </w:pPr>
+      <w:r>
+        <w:t xml:space="preserve">for (String </w:t>
+      </w:r>
+      <w:proofErr w:type="gramStart"/>
+      <w:r>
+        <w:t>text :</w:t>
+      </w:r>
+      <w:proofErr w:type="gramEnd"/>
+      <w:r>
+        <w:t xml:space="preserve"> texts) {</w:t>
+      </w:r>
+    </w:p>
+    <w:p>
+      <w:pPr>
+        <w:pStyle w:val="Code"/>
+      </w:pPr>
+      <w:r>
+        <w:t xml:space="preserve">  System.err.println(text);</w:t>
+      </w:r>
+    </w:p>
+    <w:p>
+      <w:pPr>
+        <w:pStyle w:val="Code"/>
+      </w:pPr>
+      <w:r>
+        <w:t>}</w:t>
+      </w:r>
+    </w:p>
+    <w:p>
+      <w:pPr>
+        <w:pStyle w:val="Code"/>
+      </w:pPr>
+      <w:r>
+        <w:t>&gt; One</w:t>
+      </w:r>
+    </w:p>
+    <w:p>
+      <w:pPr>
+        <w:pStyle w:val="Code"/>
+      </w:pPr>
+      <w:r>
+        <w:t>&gt; Two</w:t>
+      </w:r>
+    </w:p>
+    <w:p>
+      <w:pPr>
+        <w:pStyle w:val="Code"/>
+      </w:pPr>
+      <w:r>
+        <w:t>&gt; Three</w:t>
+      </w:r>
+    </w:p>
+    <w:p>
+      <w:pPr>
+        <w:pStyle w:val="P"/>
+        <w:rPr>
+          <w:lang w:val="en-US"/>
+        </w:rPr>
+      </w:pPr>
+    </w:p>
+    <w:p>
+      <w:pPr>
+        <w:pStyle w:val="P"/>
+      </w:pPr>
+      <w:r>
+        <w:t xml:space="preserve">Двомірні масиви в мові </w:t>
+      </w:r>
+      <w:r>
+        <w:rPr>
+          <w:lang w:val="en-US"/>
+        </w:rPr>
+        <w:t xml:space="preserve">Java </w:t>
+      </w:r>
+      <w:r>
+        <w:t>задаються схоже на одномірні:</w:t>
+      </w:r>
+    </w:p>
+    <w:p>
+      <w:pPr>
+        <w:pStyle w:val="P"/>
+      </w:pPr>
+    </w:p>
+    <w:p>
+      <w:pPr>
+        <w:pStyle w:val="Code"/>
+      </w:pPr>
+      <w:proofErr w:type="gramStart"/>
+      <w:r>
+        <w:t>int[</w:t>
+      </w:r>
+      <w:proofErr w:type="gramEnd"/>
+      <w:r>
+        <w:t>][] grid = new int[3][3];</w:t>
+      </w:r>
+    </w:p>
+    <w:p>
+      <w:pPr>
+        <w:pStyle w:val="Code"/>
+      </w:pPr>
+      <w:r>
+        <w:t>int counter = 0;</w:t>
+      </w:r>
+    </w:p>
+    <w:p>
+      <w:pPr>
+        <w:pStyle w:val="Code"/>
+      </w:pPr>
+      <w:r>
+        <w:t xml:space="preserve">for (int i = 0; i &lt; </w:t>
+      </w:r>
+      <w:proofErr w:type="gramStart"/>
+      <w:r>
+        <w:t>grid.length</w:t>
+      </w:r>
+      <w:proofErr w:type="gramEnd"/>
+      <w:r>
+        <w:t>; i++) {</w:t>
+      </w:r>
+    </w:p>
+    <w:p>
+      <w:pPr>
+        <w:pStyle w:val="Code"/>
+      </w:pPr>
+      <w:r>
+        <w:t xml:space="preserve">  for (int j = 0; j &lt; </w:t>
+      </w:r>
+      <w:proofErr w:type="gramStart"/>
+      <w:r>
+        <w:t>grid.length</w:t>
+      </w:r>
+      <w:proofErr w:type="gramEnd"/>
+      <w:r>
+        <w:t>; j++) {</w:t>
+      </w:r>
+    </w:p>
+    <w:p>
+      <w:pPr>
+        <w:pStyle w:val="Code"/>
+      </w:pPr>
+      <w:r>
+        <w:t xml:space="preserve">    grid[i][j] = counter;</w:t>
+      </w:r>
+    </w:p>
+    <w:p>
+      <w:pPr>
+        <w:pStyle w:val="Code"/>
+      </w:pPr>
+      <w:r>
+        <w:lastRenderedPageBreak/>
+        <w:t xml:space="preserve">    counter += 1;</w:t>
+      </w:r>
+    </w:p>
+    <w:p>
+      <w:pPr>
+        <w:pStyle w:val="Code"/>
+      </w:pPr>
+      <w:r>
+        <w:t xml:space="preserve">  }</w:t>
+      </w:r>
+    </w:p>
+    <w:p>
+      <w:pPr>
+        <w:pStyle w:val="Code"/>
+      </w:pPr>
+      <w:r>
+        <w:t>}</w:t>
+      </w:r>
+    </w:p>
+    <w:p>
+      <w:pPr>
+        <w:pStyle w:val="Code"/>
+      </w:pPr>
+    </w:p>
+    <w:p>
+      <w:pPr>
+        <w:pStyle w:val="Code"/>
+      </w:pPr>
+      <w:r>
+        <w:t>System.err.println("Grid:");</w:t>
+      </w:r>
+    </w:p>
+    <w:p>
+      <w:pPr>
+        <w:pStyle w:val="Code"/>
+      </w:pPr>
+      <w:r>
+        <w:t xml:space="preserve">for (int i = 0; i &lt; </w:t>
+      </w:r>
+      <w:proofErr w:type="gramStart"/>
+      <w:r>
+        <w:t>grid.length</w:t>
+      </w:r>
+      <w:proofErr w:type="gramEnd"/>
+      <w:r>
+        <w:t>; i++) {</w:t>
+      </w:r>
+    </w:p>
+    <w:p>
+      <w:pPr>
+        <w:pStyle w:val="Code"/>
+      </w:pPr>
+      <w:r>
+        <w:t xml:space="preserve">  for (int j = 0; j &lt; </w:t>
+      </w:r>
+      <w:proofErr w:type="gramStart"/>
+      <w:r>
+        <w:t>grid.length</w:t>
+      </w:r>
+      <w:proofErr w:type="gramEnd"/>
+      <w:r>
+        <w:t>; j++) {</w:t>
+      </w:r>
+    </w:p>
+    <w:p>
+      <w:pPr>
+        <w:pStyle w:val="Code"/>
+      </w:pPr>
+      <w:r>
+        <w:t xml:space="preserve">    System.err.print(grid[i][j] + " ");</w:t>
+      </w:r>
+    </w:p>
+    <w:p>
+      <w:pPr>
+        <w:pStyle w:val="Code"/>
+      </w:pPr>
+      <w:r>
+        <w:t xml:space="preserve">  }</w:t>
+      </w:r>
+    </w:p>
+    <w:p>
+      <w:pPr>
+        <w:pStyle w:val="Code"/>
+      </w:pPr>
+      <w:r>
+        <w:t xml:space="preserve">  System.err.println();</w:t>
+      </w:r>
+    </w:p>
+    <w:p>
+      <w:pPr>
+        <w:pStyle w:val="Code"/>
+        <w:rPr>
+          <w:lang w:val="uk-UA"/>
+        </w:rPr>
+      </w:pPr>
+      <w:r>
+        <w:t>}</w:t>
+      </w:r>
+    </w:p>
+    <w:p>
+      <w:pPr>
+        <w:pStyle w:val="Code"/>
+      </w:pPr>
+      <w:r>
+        <w:t xml:space="preserve">&gt; </w:t>
+      </w:r>
+      <w:r>
+        <w:t>Grid:</w:t>
+      </w:r>
+    </w:p>
+    <w:p>
+      <w:pPr>
+        <w:pStyle w:val="Code"/>
+      </w:pPr>
+      <w:r>
+        <w:t xml:space="preserve">&gt; </w:t>
+      </w:r>
+      <w:r>
+        <w:t xml:space="preserve">0 1 2 </w:t>
+      </w:r>
+    </w:p>
+    <w:p>
+      <w:pPr>
+        <w:pStyle w:val="Code"/>
+      </w:pPr>
+      <w:r>
+        <w:t xml:space="preserve">&gt; </w:t>
+      </w:r>
+      <w:r>
+        <w:t>3 4 5</w:t>
+      </w:r>
+    </w:p>
+    <w:p>
+      <w:pPr>
+        <w:pStyle w:val="Code"/>
+        <w:rPr>
+          <w:lang w:val="uk-UA"/>
+        </w:rPr>
+      </w:pPr>
+      <w:r>
+        <w:t xml:space="preserve">&gt; </w:t>
+      </w:r>
+      <w:r>
+        <w:t>6 7 8</w:t>
+      </w:r>
+    </w:p>
+    <w:p>
+      <w:pPr>
+        <w:pStyle w:val="P"/>
+      </w:pPr>
+    </w:p>
+    <w:p>
+      <w:pPr>
+        <w:pStyle w:val="P"/>
+      </w:pPr>
+      <w:r>
+        <w:t xml:space="preserve">Для </w:t>
+      </w:r>
+      <w:r>
+        <w:t>використання</w:t>
+      </w:r>
+      <w:r>
+        <w:t xml:space="preserve"> мови </w:t>
+      </w:r>
+      <w:r>
+        <w:rPr>
+          <w:lang w:val="en-US"/>
+        </w:rPr>
+        <w:t xml:space="preserve">Java </w:t>
+      </w:r>
+      <w:r>
+        <w:t xml:space="preserve">на </w:t>
+      </w:r>
+      <w:r>
+        <w:rPr>
+          <w:lang w:val="en-US"/>
+        </w:rPr>
+        <w:t xml:space="preserve">Windows </w:t>
+      </w:r>
+    </w:p>
+    <w:p>
+      <w:pPr>
+        <w:pStyle w:val="P"/>
       </w:pPr>
     </w:p>
     <w:p>
@@ -3221,21 +3720,20 @@
     </w:p>
     <w:p>
       <w:pPr>
-        <w:pStyle w:val="P"/>
-        <w:rPr>
-          <w:lang w:val="en-US"/>
-        </w:rPr>
-      </w:pPr>
-      <w:r>
-        <w:rPr>
-          <w:noProof/>
+        <w:pStyle w:val="IMG"/>
+        <w:rPr>
+          <w:lang w:val="en-US"/>
+        </w:rPr>
+      </w:pPr>
+      <w:r>
+        <w:rPr>
           <w:lang w:val="en-US"/>
         </w:rPr>
         <w:lastRenderedPageBreak/>
         <w:drawing>
-          <wp:inline distT="0" distB="0" distL="0" distR="0" wp14:anchorId="2C76E8A2" wp14:editId="2BA006E0">
-            <wp:extent cx="5664835" cy="8863330"/>
-            <wp:effectExtent l="0" t="0" r="0" b="0"/>
+          <wp:inline distT="0" distB="0" distL="0" distR="0" wp14:anchorId="2C76E8A2" wp14:editId="66B0CD82">
+            <wp:extent cx="5462722" cy="8547100"/>
+            <wp:effectExtent l="0" t="0" r="5080" b="6350"/>
             <wp:docPr id="1285086017" name="Рисунок 1" descr="Зображення, що містить текст, знімок екрана, Шрифт, документ&#10;&#10;Вміст, створений ШІ, може бути неправильним."/>
             <wp:cNvGraphicFramePr>
               <a:graphicFrameLocks xmlns:a="http://schemas.openxmlformats.org/drawingml/2006/main" noChangeAspect="1"/>
@@ -3256,7 +3754,7 @@
                   <pic:spPr>
                     <a:xfrm>
                       <a:off x="0" y="0"/>
-                      <a:ext cx="5664835" cy="8863330"/>
+                      <a:ext cx="5473106" cy="8563347"/>
                     </a:xfrm>
                     <a:prstGeom prst="rect">
                       <a:avLst/>
@@ -3271,10 +3769,9 @@
     </w:p>
     <w:p>
       <w:pPr>
-        <w:pStyle w:val="P"/>
-      </w:pPr>
-      <w:r>
-        <w:lastRenderedPageBreak/>
+        <w:pStyle w:val="IMG"/>
+      </w:pPr>
+      <w:r>
         <w:t>Рисунок 1. – Вперше встановлене розширення</w:t>
       </w:r>
     </w:p>
@@ -3346,14 +3843,13 @@
     </w:p>
     <w:p>
       <w:pPr>
-        <w:pStyle w:val="P"/>
-        <w:rPr>
-          <w:lang w:val="en-US"/>
-        </w:rPr>
-      </w:pPr>
-      <w:r>
-        <w:rPr>
-          <w:noProof/>
+        <w:pStyle w:val="IMG"/>
+        <w:rPr>
+          <w:lang w:val="en-US"/>
+        </w:rPr>
+      </w:pPr>
+      <w:r>
+        <w:rPr>
           <w:lang w:val="en-US"/>
         </w:rPr>
         <w:lastRenderedPageBreak/>
@@ -3396,7 +3892,7 @@
     </w:p>
     <w:p>
       <w:pPr>
-        <w:pStyle w:val="P"/>
+        <w:pStyle w:val="IMG"/>
       </w:pPr>
       <w:r>
         <w:t>Рисунок 1. – Встановлене нове розширення</w:t>
@@ -3786,6 +4282,95 @@
     </w:lvl>
   </w:abstractNum>
   <w:abstractNum w:abstractNumId="1" w15:restartNumberingAfterBreak="0">
+    <w:nsid w:val="36FC14F4"/>
+    <w:multiLevelType w:val="hybridMultilevel"/>
+    <w:tmpl w:val="E700975C"/>
+    <w:lvl w:ilvl="0" w:tplc="4454A75C">
+      <w:start w:val="1"/>
+      <w:numFmt w:val="decimal"/>
+      <w:lvlText w:val="%1)"/>
+      <w:lvlJc w:val="left"/>
+      <w:pPr>
+        <w:ind w:left="1211" w:hanging="360"/>
+      </w:pPr>
+      <w:rPr>
+        <w:rFonts w:hint="default"/>
+      </w:rPr>
+    </w:lvl>
+    <w:lvl w:ilvl="1" w:tplc="04220019" w:tentative="1">
+      <w:start w:val="1"/>
+      <w:numFmt w:val="lowerLetter"/>
+      <w:lvlText w:val="%2."/>
+      <w:lvlJc w:val="left"/>
+      <w:pPr>
+        <w:ind w:left="1931" w:hanging="360"/>
+      </w:pPr>
+    </w:lvl>
+    <w:lvl w:ilvl="2" w:tplc="0422001B" w:tentative="1">
+      <w:start w:val="1"/>
+      <w:numFmt w:val="lowerRoman"/>
+      <w:lvlText w:val="%3."/>
+      <w:lvlJc w:val="right"/>
+      <w:pPr>
+        <w:ind w:left="2651" w:hanging="180"/>
+      </w:pPr>
+    </w:lvl>
+    <w:lvl w:ilvl="3" w:tplc="0422000F" w:tentative="1">
+      <w:start w:val="1"/>
+      <w:numFmt w:val="decimal"/>
+      <w:lvlText w:val="%4."/>
+      <w:lvlJc w:val="left"/>
+      <w:pPr>
+        <w:ind w:left="3371" w:hanging="360"/>
+      </w:pPr>
+    </w:lvl>
+    <w:lvl w:ilvl="4" w:tplc="04220019" w:tentative="1">
+      <w:start w:val="1"/>
+      <w:numFmt w:val="lowerLetter"/>
+      <w:lvlText w:val="%5."/>
+      <w:lvlJc w:val="left"/>
+      <w:pPr>
+        <w:ind w:left="4091" w:hanging="360"/>
+      </w:pPr>
+    </w:lvl>
+    <w:lvl w:ilvl="5" w:tplc="0422001B" w:tentative="1">
+      <w:start w:val="1"/>
+      <w:numFmt w:val="lowerRoman"/>
+      <w:lvlText w:val="%6."/>
+      <w:lvlJc w:val="right"/>
+      <w:pPr>
+        <w:ind w:left="4811" w:hanging="180"/>
+      </w:pPr>
+    </w:lvl>
+    <w:lvl w:ilvl="6" w:tplc="0422000F" w:tentative="1">
+      <w:start w:val="1"/>
+      <w:numFmt w:val="decimal"/>
+      <w:lvlText w:val="%7."/>
+      <w:lvlJc w:val="left"/>
+      <w:pPr>
+        <w:ind w:left="5531" w:hanging="360"/>
+      </w:pPr>
+    </w:lvl>
+    <w:lvl w:ilvl="7" w:tplc="04220019" w:tentative="1">
+      <w:start w:val="1"/>
+      <w:numFmt w:val="lowerLetter"/>
+      <w:lvlText w:val="%8."/>
+      <w:lvlJc w:val="left"/>
+      <w:pPr>
+        <w:ind w:left="6251" w:hanging="360"/>
+      </w:pPr>
+    </w:lvl>
+    <w:lvl w:ilvl="8" w:tplc="0422001B" w:tentative="1">
+      <w:start w:val="1"/>
+      <w:numFmt w:val="lowerRoman"/>
+      <w:lvlText w:val="%9."/>
+      <w:lvlJc w:val="right"/>
+      <w:pPr>
+        <w:ind w:left="6971" w:hanging="180"/>
+      </w:pPr>
+    </w:lvl>
+  </w:abstractNum>
+  <w:abstractNum w:abstractNumId="2" w15:restartNumberingAfterBreak="0">
     <w:nsid w:val="651A709A"/>
     <w:multiLevelType w:val="hybridMultilevel"/>
     <w:tmpl w:val="17289824"/>
@@ -3898,7 +4483,7 @@
       </w:rPr>
     </w:lvl>
   </w:abstractNum>
-  <w:abstractNum w:abstractNumId="2" w15:restartNumberingAfterBreak="0">
+  <w:abstractNum w:abstractNumId="3" w15:restartNumberingAfterBreak="0">
     <w:nsid w:val="795D4379"/>
     <w:multiLevelType w:val="hybridMultilevel"/>
     <w:tmpl w:val="C21A163C"/>
@@ -4011,12 +4596,15 @@
     </w:lvl>
   </w:abstractNum>
   <w:num w:numId="1" w16cid:durableId="1471048762">
-    <w:abstractNumId w:val="2"/>
+    <w:abstractNumId w:val="3"/>
   </w:num>
   <w:num w:numId="2" w16cid:durableId="2123066900">
     <w:abstractNumId w:val="0"/>
   </w:num>
   <w:num w:numId="3" w16cid:durableId="657000220">
+    <w:abstractNumId w:val="2"/>
+  </w:num>
+  <w:num w:numId="4" w16cid:durableId="1522741848">
     <w:abstractNumId w:val="1"/>
   </w:num>
 </w:numbering>
@@ -4492,6 +5080,7 @@
   <w:style w:type="character" w:default="1" w:styleId="a0">
     <w:name w:val="Default Paragraph Font"/>
     <w:uiPriority w:val="1"/>
+    <w:semiHidden/>
     <w:unhideWhenUsed/>
   </w:style>
   <w:style w:type="table" w:default="1" w:styleId="a1">

--- a/32KP Konstrujuvannja program/1/KNT-122_Onyshchenko_Variant-19_PR1.docx
+++ b/32KP Konstrujuvannja program/1/KNT-122_Onyshchenko_Variant-19_PR1.docx
@@ -1099,15 +1099,7 @@
         <w:pStyle w:val="Code"/>
       </w:pPr>
       <w:r>
-        <w:t xml:space="preserve">public static void </w:t>
-      </w:r>
-      <w:proofErr w:type="gramStart"/>
-      <w:r>
-        <w:t>main(</w:t>
-      </w:r>
-      <w:proofErr w:type="gramEnd"/>
-      <w:r>
-        <w:t>String[] args)</w:t>
+        <w:t>public static void main(String[] args)</w:t>
       </w:r>
     </w:p>
     <w:p>
@@ -1208,7 +1200,13 @@
         <w:pStyle w:val="Code"/>
       </w:pPr>
       <w:r>
-        <w:t>System.err.println(pi);</w:t>
+        <w:t>System.</w:t>
+      </w:r>
+      <w:r>
+        <w:t>out.</w:t>
+      </w:r>
+      <w:r>
+        <w:t>println(pi);</w:t>
       </w:r>
     </w:p>
     <w:p>
@@ -1414,7 +1412,13 @@
         <w:pStyle w:val="Code"/>
       </w:pPr>
       <w:r>
-        <w:t>System.err.println(plus);</w:t>
+        <w:t>System.</w:t>
+      </w:r>
+      <w:r>
+        <w:t>out.</w:t>
+      </w:r>
+      <w:r>
+        <w:t>println(plus);</w:t>
       </w:r>
     </w:p>
     <w:p>
@@ -1483,7 +1487,13 @@
         <w:pStyle w:val="Code"/>
       </w:pPr>
       <w:r>
-        <w:t>System.err.println(привіт);</w:t>
+        <w:t>System.</w:t>
+      </w:r>
+      <w:r>
+        <w:t>out.</w:t>
+      </w:r>
+      <w:r>
+        <w:t>println(привіт);</w:t>
       </w:r>
     </w:p>
     <w:p>
@@ -1627,7 +1637,13 @@
         <w:pStyle w:val="Code"/>
       </w:pPr>
       <w:r>
-        <w:t>System.err.println(res);</w:t>
+        <w:t>System.</w:t>
+      </w:r>
+      <w:r>
+        <w:t>out.</w:t>
+      </w:r>
+      <w:r>
+        <w:t>println(res);</w:t>
       </w:r>
     </w:p>
     <w:p>
@@ -1822,14 +1838,7 @@
         <w:rPr>
           <w:lang w:val="en-US"/>
         </w:rPr>
-        <w:t xml:space="preserve"> Java кожен рядок потрібно завершувати </w:t>
-      </w:r>
-      <w:proofErr w:type="gramStart"/>
-      <w:r>
-        <w:rPr>
-          <w:lang w:val="en-US"/>
-        </w:rPr>
-        <w:t xml:space="preserve">символом </w:t>
+        <w:t xml:space="preserve"> Java кожен рядок потрібно завершувати символом </w:t>
       </w:r>
       <w:r>
         <w:rPr>
@@ -1837,7 +1846,6 @@
         </w:rPr>
         <w:t>;</w:t>
       </w:r>
-      <w:proofErr w:type="gramEnd"/>
     </w:p>
     <w:p>
       <w:pPr>
@@ -1872,23 +1880,21 @@
         <w:pStyle w:val="Code"/>
       </w:pPr>
       <w:r>
-        <w:t>if (</w:t>
-      </w:r>
-      <w:proofErr w:type="gramStart"/>
-      <w:r>
-        <w:t>one !</w:t>
-      </w:r>
-      <w:proofErr w:type="gramEnd"/>
-      <w:r>
-        <w:t>= 2)</w:t>
-      </w:r>
-    </w:p>
-    <w:p>
-      <w:pPr>
-        <w:pStyle w:val="Code"/>
-      </w:pPr>
-      <w:r>
-        <w:t xml:space="preserve">  System.err.println("None");</w:t>
+        <w:t>if (one != 2)</w:t>
+      </w:r>
+    </w:p>
+    <w:p>
+      <w:pPr>
+        <w:pStyle w:val="Code"/>
+      </w:pPr>
+      <w:r>
+        <w:t xml:space="preserve">  System.</w:t>
+      </w:r>
+      <w:r>
+        <w:t>out.</w:t>
+      </w:r>
+      <w:r>
+        <w:t>println("None");</w:t>
       </w:r>
     </w:p>
     <w:p>
@@ -1907,7 +1913,13 @@
         </w:rPr>
       </w:pPr>
       <w:r>
-        <w:t xml:space="preserve">  System.err.println("True");</w:t>
+        <w:t xml:space="preserve">  System.</w:t>
+      </w:r>
+      <w:r>
+        <w:t>out.</w:t>
+      </w:r>
+      <w:r>
+        <w:t>println("True");</w:t>
       </w:r>
     </w:p>
     <w:p>
@@ -2010,7 +2022,13 @@
         <w:pStyle w:val="Code"/>
       </w:pPr>
       <w:r>
-        <w:t xml:space="preserve">  System.err.println(k + " and " + v);</w:t>
+        <w:t xml:space="preserve">  System.</w:t>
+      </w:r>
+      <w:r>
+        <w:t>out.</w:t>
+      </w:r>
+      <w:r>
+        <w:t>println(k + " and " + v);</w:t>
       </w:r>
     </w:p>
     <w:p>
@@ -2080,15 +2098,7 @@
         <w:pStyle w:val="Code"/>
       </w:pPr>
       <w:r>
-        <w:t xml:space="preserve">public static void </w:t>
-      </w:r>
-      <w:proofErr w:type="gramStart"/>
-      <w:r>
-        <w:t>main(</w:t>
-      </w:r>
-      <w:proofErr w:type="gramEnd"/>
-      <w:r>
-        <w:t>String[] args) {</w:t>
+        <w:t>public static void main(String[] args) {</w:t>
       </w:r>
     </w:p>
     <w:p>
@@ -2112,15 +2122,7 @@
         <w:pStyle w:val="Code"/>
       </w:pPr>
       <w:r>
-        <w:t xml:space="preserve">    int res = </w:t>
-      </w:r>
-      <w:proofErr w:type="gramStart"/>
-      <w:r>
-        <w:t>testTarget(</w:t>
-      </w:r>
-      <w:proofErr w:type="gramEnd"/>
-      <w:r>
-        <w:t>k, v);</w:t>
+        <w:t xml:space="preserve">    int res = testTarget(k, v);</w:t>
       </w:r>
     </w:p>
     <w:p>
@@ -2141,15 +2143,7 @@
         <w:pStyle w:val="Code"/>
       </w:pPr>
       <w:r>
-        <w:t xml:space="preserve">public static int </w:t>
-      </w:r>
-      <w:proofErr w:type="gramStart"/>
-      <w:r>
-        <w:t>testTarget(</w:t>
-      </w:r>
-      <w:proofErr w:type="gramEnd"/>
-      <w:r>
-        <w:t>int value, int target) {</w:t>
+        <w:t>public static int testTarget(int value, int target) {</w:t>
       </w:r>
     </w:p>
     <w:p>
@@ -2258,7 +2252,13 @@
         <w:pStyle w:val="Code"/>
       </w:pPr>
       <w:r>
-        <w:t xml:space="preserve">      System.err.println(i + " and " + j);</w:t>
+        <w:t xml:space="preserve">      System.</w:t>
+      </w:r>
+      <w:r>
+        <w:t>out.</w:t>
+      </w:r>
+      <w:r>
+        <w:t>println(i + " and " + j);</w:t>
       </w:r>
     </w:p>
     <w:p>
@@ -2381,23 +2381,21 @@
         <w:pStyle w:val="Code"/>
       </w:pPr>
       <w:r>
-        <w:t xml:space="preserve">outer: while </w:t>
-      </w:r>
-      <w:proofErr w:type="gramStart"/>
-      <w:r>
-        <w:t>(!check</w:t>
-      </w:r>
-      <w:proofErr w:type="gramEnd"/>
-      <w:r>
-        <w:t>) {</w:t>
-      </w:r>
-    </w:p>
-    <w:p>
-      <w:pPr>
-        <w:pStyle w:val="Code"/>
-      </w:pPr>
-      <w:r>
-        <w:t xml:space="preserve">  System.err.println("False");</w:t>
+        <w:t>outer: while (!check) {</w:t>
+      </w:r>
+    </w:p>
+    <w:p>
+      <w:pPr>
+        <w:pStyle w:val="Code"/>
+      </w:pPr>
+      <w:r>
+        <w:t xml:space="preserve">  System.</w:t>
+      </w:r>
+      <w:r>
+        <w:t>out.</w:t>
+      </w:r>
+      <w:r>
+        <w:t>println("False");</w:t>
       </w:r>
     </w:p>
     <w:p>
@@ -2413,23 +2411,21 @@
         <w:pStyle w:val="Code"/>
       </w:pPr>
       <w:r>
-        <w:t xml:space="preserve">  inner: while </w:t>
-      </w:r>
-      <w:proofErr w:type="gramStart"/>
-      <w:r>
-        <w:t>(!other</w:t>
-      </w:r>
-      <w:proofErr w:type="gramEnd"/>
-      <w:r>
-        <w:t>) {</w:t>
-      </w:r>
-    </w:p>
-    <w:p>
-      <w:pPr>
-        <w:pStyle w:val="Code"/>
-      </w:pPr>
-      <w:r>
-        <w:t xml:space="preserve">    System.err.println("False" + " False");</w:t>
+        <w:t xml:space="preserve">  inner: while (!other) {</w:t>
+      </w:r>
+    </w:p>
+    <w:p>
+      <w:pPr>
+        <w:pStyle w:val="Code"/>
+      </w:pPr>
+      <w:r>
+        <w:t xml:space="preserve">    System.</w:t>
+      </w:r>
+      <w:r>
+        <w:t>out.</w:t>
+      </w:r>
+      <w:r>
+        <w:t>println("False" + " False");</w:t>
       </w:r>
     </w:p>
     <w:p>
@@ -2625,7 +2621,13 @@
         <w:pStyle w:val="Code"/>
       </w:pPr>
       <w:r>
-        <w:t>      System.err.println("One");</w:t>
+        <w:t>      System.</w:t>
+      </w:r>
+      <w:r>
+        <w:t>out.</w:t>
+      </w:r>
+      <w:r>
+        <w:t>println("One");</w:t>
       </w:r>
     </w:p>
     <w:p>
@@ -2649,7 +2651,13 @@
         <w:pStyle w:val="Code"/>
       </w:pPr>
       <w:r>
-        <w:t>      System.err.println("Two");</w:t>
+        <w:t>      System.</w:t>
+      </w:r>
+      <w:r>
+        <w:t>out.</w:t>
+      </w:r>
+      <w:r>
+        <w:t>println("Two");</w:t>
       </w:r>
     </w:p>
     <w:p>
@@ -2673,7 +2681,13 @@
         <w:pStyle w:val="Code"/>
       </w:pPr>
       <w:r>
-        <w:t>      System.err.println("Three");</w:t>
+        <w:t>      System.</w:t>
+      </w:r>
+      <w:r>
+        <w:t>out.</w:t>
+      </w:r>
+      <w:r>
+        <w:t>println("Three");</w:t>
       </w:r>
     </w:p>
     <w:p>
@@ -2778,7 +2792,13 @@
         <w:pStyle w:val="Code"/>
       </w:pPr>
       <w:r>
-        <w:t xml:space="preserve">  System.err.println(i + " and " + j);</w:t>
+        <w:t xml:space="preserve">  System.</w:t>
+      </w:r>
+      <w:r>
+        <w:t>out.</w:t>
+      </w:r>
+      <w:r>
+        <w:t>println(i + " and " + j);</w:t>
       </w:r>
     </w:p>
     <w:p>
@@ -2966,13 +2986,8 @@
       <w:pPr>
         <w:pStyle w:val="Code"/>
       </w:pPr>
-      <w:proofErr w:type="gramStart"/>
-      <w:r>
-        <w:t>String[</w:t>
-      </w:r>
-      <w:proofErr w:type="gramEnd"/>
-      <w:r>
-        <w:t>] texts;</w:t>
+      <w:r>
+        <w:t>String[] texts;</w:t>
       </w:r>
     </w:p>
     <w:p>
@@ -2988,15 +3003,7 @@
         <w:pStyle w:val="Code"/>
       </w:pPr>
       <w:r>
-        <w:t xml:space="preserve">texts = new </w:t>
-      </w:r>
-      <w:proofErr w:type="gramStart"/>
-      <w:r>
-        <w:t>String[</w:t>
-      </w:r>
-      <w:proofErr w:type="gramEnd"/>
-      <w:r>
-        <w:t>3];</w:t>
+        <w:t>texts = new String[3];</w:t>
       </w:r>
     </w:p>
     <w:p>
@@ -3011,39 +3018,24 @@
       <w:pPr>
         <w:pStyle w:val="Code"/>
       </w:pPr>
-      <w:proofErr w:type="gramStart"/>
-      <w:r>
-        <w:t>texts[</w:t>
-      </w:r>
-      <w:proofErr w:type="gramEnd"/>
-      <w:r>
-        <w:t>0] = "One";</w:t>
-      </w:r>
-    </w:p>
-    <w:p>
-      <w:pPr>
-        <w:pStyle w:val="Code"/>
-      </w:pPr>
-      <w:proofErr w:type="gramStart"/>
-      <w:r>
-        <w:t>texts[</w:t>
-      </w:r>
-      <w:proofErr w:type="gramEnd"/>
-      <w:r>
-        <w:t>1] = "Two";</w:t>
-      </w:r>
-    </w:p>
-    <w:p>
-      <w:pPr>
-        <w:pStyle w:val="Code"/>
-      </w:pPr>
-      <w:proofErr w:type="gramStart"/>
-      <w:r>
-        <w:t>texts[</w:t>
-      </w:r>
-      <w:proofErr w:type="gramEnd"/>
-      <w:r>
-        <w:t>texts.length - 1] = "Three";</w:t>
+      <w:r>
+        <w:t>texts[0] = "One";</w:t>
+      </w:r>
+    </w:p>
+    <w:p>
+      <w:pPr>
+        <w:pStyle w:val="Code"/>
+      </w:pPr>
+      <w:r>
+        <w:t>texts[1] = "Two";</w:t>
+      </w:r>
+    </w:p>
+    <w:p>
+      <w:pPr>
+        <w:pStyle w:val="Code"/>
+      </w:pPr>
+      <w:r>
+        <w:t>texts[texts.length - 1] = "Three";</w:t>
       </w:r>
     </w:p>
     <w:p>
@@ -3059,23 +3051,21 @@
         <w:pStyle w:val="Code"/>
       </w:pPr>
       <w:r>
-        <w:t xml:space="preserve">for (String </w:t>
-      </w:r>
-      <w:proofErr w:type="gramStart"/>
-      <w:r>
-        <w:t>text :</w:t>
-      </w:r>
-      <w:proofErr w:type="gramEnd"/>
-      <w:r>
-        <w:t xml:space="preserve"> texts) {</w:t>
-      </w:r>
-    </w:p>
-    <w:p>
-      <w:pPr>
-        <w:pStyle w:val="Code"/>
-      </w:pPr>
-      <w:r>
-        <w:t xml:space="preserve">  System.err.println(text);</w:t>
+        <w:t>for (String text : texts) {</w:t>
+      </w:r>
+    </w:p>
+    <w:p>
+      <w:pPr>
+        <w:pStyle w:val="Code"/>
+      </w:pPr>
+      <w:r>
+        <w:t xml:space="preserve">  System.</w:t>
+      </w:r>
+      <w:r>
+        <w:t>out.</w:t>
+      </w:r>
+      <w:r>
+        <w:t>println(text);</w:t>
       </w:r>
     </w:p>
     <w:p>
@@ -3144,13 +3134,8 @@
       <w:pPr>
         <w:pStyle w:val="Code"/>
       </w:pPr>
-      <w:proofErr w:type="gramStart"/>
-      <w:r>
-        <w:t>int[</w:t>
-      </w:r>
-      <w:proofErr w:type="gramEnd"/>
-      <w:r>
-        <w:t>][] grid = new int[3][3];</w:t>
+      <w:r>
+        <w:t>int[][] grid = new int[3][3];</w:t>
       </w:r>
     </w:p>
     <w:p>
@@ -3166,31 +3151,15 @@
         <w:pStyle w:val="Code"/>
       </w:pPr>
       <w:r>
-        <w:t xml:space="preserve">for (int i = 0; i &lt; </w:t>
-      </w:r>
-      <w:proofErr w:type="gramStart"/>
-      <w:r>
-        <w:t>grid.length</w:t>
-      </w:r>
-      <w:proofErr w:type="gramEnd"/>
-      <w:r>
-        <w:t>; i++) {</w:t>
-      </w:r>
-    </w:p>
-    <w:p>
-      <w:pPr>
-        <w:pStyle w:val="Code"/>
-      </w:pPr>
-      <w:r>
-        <w:t xml:space="preserve">  for (int j = 0; j &lt; </w:t>
-      </w:r>
-      <w:proofErr w:type="gramStart"/>
-      <w:r>
-        <w:t>grid.length</w:t>
-      </w:r>
-      <w:proofErr w:type="gramEnd"/>
-      <w:r>
-        <w:t>; j++) {</w:t>
+        <w:t>for (int i = 0; i &lt; grid.length; i++) {</w:t>
+      </w:r>
+    </w:p>
+    <w:p>
+      <w:pPr>
+        <w:pStyle w:val="Code"/>
+      </w:pPr>
+      <w:r>
+        <w:t xml:space="preserve">  for (int j = 0; j &lt; grid.length; j++) {</w:t>
       </w:r>
     </w:p>
     <w:p>
@@ -3236,47 +3205,43 @@
         <w:pStyle w:val="Code"/>
       </w:pPr>
       <w:r>
-        <w:t>System.err.println("Grid:");</w:t>
-      </w:r>
-    </w:p>
-    <w:p>
-      <w:pPr>
-        <w:pStyle w:val="Code"/>
-      </w:pPr>
-      <w:r>
-        <w:t xml:space="preserve">for (int i = 0; i &lt; </w:t>
-      </w:r>
-      <w:proofErr w:type="gramStart"/>
-      <w:r>
-        <w:t>grid.length</w:t>
-      </w:r>
-      <w:proofErr w:type="gramEnd"/>
-      <w:r>
-        <w:t>; i++) {</w:t>
-      </w:r>
-    </w:p>
-    <w:p>
-      <w:pPr>
-        <w:pStyle w:val="Code"/>
-      </w:pPr>
-      <w:r>
-        <w:t xml:space="preserve">  for (int j = 0; j &lt; </w:t>
-      </w:r>
-      <w:proofErr w:type="gramStart"/>
-      <w:r>
-        <w:t>grid.length</w:t>
-      </w:r>
-      <w:proofErr w:type="gramEnd"/>
-      <w:r>
-        <w:t>; j++) {</w:t>
-      </w:r>
-    </w:p>
-    <w:p>
-      <w:pPr>
-        <w:pStyle w:val="Code"/>
-      </w:pPr>
-      <w:r>
-        <w:t xml:space="preserve">    System.err.print(grid[i][j] + " ");</w:t>
+        <w:t>System.</w:t>
+      </w:r>
+      <w:r>
+        <w:t>out.</w:t>
+      </w:r>
+      <w:r>
+        <w:t>println("Grid:");</w:t>
+      </w:r>
+    </w:p>
+    <w:p>
+      <w:pPr>
+        <w:pStyle w:val="Code"/>
+      </w:pPr>
+      <w:r>
+        <w:t>for (int i = 0; i &lt; grid.length; i++) {</w:t>
+      </w:r>
+    </w:p>
+    <w:p>
+      <w:pPr>
+        <w:pStyle w:val="Code"/>
+      </w:pPr>
+      <w:r>
+        <w:t xml:space="preserve">  for (int j = 0; j &lt; grid.length; j++) {</w:t>
+      </w:r>
+    </w:p>
+    <w:p>
+      <w:pPr>
+        <w:pStyle w:val="Code"/>
+      </w:pPr>
+      <w:r>
+        <w:t xml:space="preserve">    System.</w:t>
+      </w:r>
+      <w:r>
+        <w:t>out.</w:t>
+      </w:r>
+      <w:r>
+        <w:t>print(grid[i][j] + " ");</w:t>
       </w:r>
     </w:p>
     <w:p>
@@ -3292,7 +3257,13 @@
         <w:pStyle w:val="Code"/>
       </w:pPr>
       <w:r>
-        <w:t xml:space="preserve">  System.err.println();</w:t>
+        <w:t xml:space="preserve">  System.</w:t>
+      </w:r>
+      <w:r>
+        <w:t>out.</w:t>
+      </w:r>
+      <w:r>
+        <w:t>println();</w:t>
       </w:r>
     </w:p>
     <w:p>
@@ -3311,32 +3282,23 @@
         <w:pStyle w:val="Code"/>
       </w:pPr>
       <w:r>
-        <w:t xml:space="preserve">&gt; </w:t>
-      </w:r>
-      <w:r>
-        <w:t>Grid:</w:t>
-      </w:r>
-    </w:p>
-    <w:p>
-      <w:pPr>
-        <w:pStyle w:val="Code"/>
-      </w:pPr>
-      <w:r>
-        <w:t xml:space="preserve">&gt; </w:t>
-      </w:r>
-      <w:r>
-        <w:t xml:space="preserve">0 1 2 </w:t>
-      </w:r>
-    </w:p>
-    <w:p>
-      <w:pPr>
-        <w:pStyle w:val="Code"/>
-      </w:pPr>
-      <w:r>
-        <w:t xml:space="preserve">&gt; </w:t>
-      </w:r>
-      <w:r>
-        <w:t>3 4 5</w:t>
+        <w:t>&gt; Grid:</w:t>
+      </w:r>
+    </w:p>
+    <w:p>
+      <w:pPr>
+        <w:pStyle w:val="Code"/>
+      </w:pPr>
+      <w:r>
+        <w:t xml:space="preserve">&gt; 0 1 2 </w:t>
+      </w:r>
+    </w:p>
+    <w:p>
+      <w:pPr>
+        <w:pStyle w:val="Code"/>
+      </w:pPr>
+      <w:r>
+        <w:t>&gt; 3 4 5</w:t>
       </w:r>
     </w:p>
     <w:p>
@@ -3347,29 +3309,20 @@
         </w:rPr>
       </w:pPr>
       <w:r>
-        <w:t xml:space="preserve">&gt; </w:t>
-      </w:r>
-      <w:r>
-        <w:t>6 7 8</w:t>
-      </w:r>
-    </w:p>
-    <w:p>
-      <w:pPr>
-        <w:pStyle w:val="P"/>
-      </w:pPr>
-    </w:p>
-    <w:p>
-      <w:pPr>
-        <w:pStyle w:val="P"/>
-      </w:pPr>
-      <w:r>
-        <w:t xml:space="preserve">Для </w:t>
-      </w:r>
-      <w:r>
-        <w:t>використання</w:t>
-      </w:r>
-      <w:r>
-        <w:t xml:space="preserve"> мови </w:t>
+        <w:t>&gt; 6 7 8</w:t>
+      </w:r>
+    </w:p>
+    <w:p>
+      <w:pPr>
+        <w:pStyle w:val="P"/>
+      </w:pPr>
+    </w:p>
+    <w:p>
+      <w:pPr>
+        <w:pStyle w:val="P"/>
+      </w:pPr>
+      <w:r>
+        <w:t xml:space="preserve">Для використання мови </w:t>
       </w:r>
       <w:r>
         <w:rPr>
@@ -3386,10 +3339,137 @@
         </w:rPr>
         <w:t xml:space="preserve">Windows </w:t>
       </w:r>
-    </w:p>
-    <w:p>
-      <w:pPr>
-        <w:pStyle w:val="P"/>
+      <w:r>
+        <w:t>необхідно:</w:t>
+      </w:r>
+    </w:p>
+    <w:p>
+      <w:pPr>
+        <w:pStyle w:val="P"/>
+        <w:numPr>
+          <w:ilvl w:val="0"/>
+          <w:numId w:val="5"/>
+        </w:numPr>
+      </w:pPr>
+      <w:r>
+        <w:rPr>
+          <w:lang w:val="en-US"/>
+        </w:rPr>
+        <w:t>Java Runtime Environment</w:t>
+      </w:r>
+      <w:r>
+        <w:t xml:space="preserve"> </w:t>
+      </w:r>
+      <w:r>
+        <w:rPr>
+          <w:lang w:val="en-US"/>
+        </w:rPr>
+        <w:t xml:space="preserve">(JRE) </w:t>
+      </w:r>
+      <w:r>
+        <w:t>для запуску;</w:t>
+      </w:r>
+    </w:p>
+    <w:p>
+      <w:pPr>
+        <w:pStyle w:val="P"/>
+        <w:numPr>
+          <w:ilvl w:val="0"/>
+          <w:numId w:val="5"/>
+        </w:numPr>
+      </w:pPr>
+      <w:r>
+        <w:rPr>
+          <w:lang w:val="en-US"/>
+        </w:rPr>
+        <w:t xml:space="preserve">Java Development Kit (JDK) </w:t>
+      </w:r>
+      <w:r>
+        <w:t>для розробки.</w:t>
+      </w:r>
+    </w:p>
+    <w:p>
+      <w:pPr>
+        <w:pStyle w:val="P"/>
+      </w:pPr>
+      <w:r>
+        <w:rPr>
+          <w:lang w:val="en-US"/>
+        </w:rPr>
+        <w:t xml:space="preserve">JDK </w:t>
+      </w:r>
+      <w:r>
+        <w:t xml:space="preserve">включає в себе </w:t>
+      </w:r>
+      <w:r>
+        <w:rPr>
+          <w:lang w:val="en-US"/>
+        </w:rPr>
+        <w:t xml:space="preserve">Java Virtual Machine – </w:t>
+      </w:r>
+      <w:r>
+        <w:t xml:space="preserve">програму для запуску байткоду (файлів з типом </w:t>
+      </w:r>
+      <w:r>
+        <w:rPr>
+          <w:i/>
+          <w:iCs/>
+          <w:lang w:val="en-US"/>
+        </w:rPr>
+        <w:t>.class</w:t>
+      </w:r>
+      <w:r>
+        <w:rPr>
+          <w:lang w:val="en-US"/>
+        </w:rPr>
+        <w:t>)</w:t>
+      </w:r>
+      <w:r>
+        <w:rPr>
+          <w:lang w:val="en-US"/>
+        </w:rPr>
+        <w:t xml:space="preserve">. </w:t>
+      </w:r>
+      <w:r>
+        <w:t xml:space="preserve">Компілятор </w:t>
+      </w:r>
+      <w:r>
+        <w:rPr>
+          <w:lang w:val="en-US"/>
+        </w:rPr>
+        <w:t xml:space="preserve">Java </w:t>
+      </w:r>
+      <w:r>
+        <w:t xml:space="preserve">спочатку створює байткод, а тоді </w:t>
+      </w:r>
+      <w:r>
+        <w:rPr>
+          <w:lang w:val="en-US"/>
+        </w:rPr>
+        <w:t xml:space="preserve">JVM </w:t>
+      </w:r>
+      <w:r>
+        <w:t>перекладає його на рідний код для платформи, на якій вона встановлена.</w:t>
+      </w:r>
+      <w:r>
+        <w:t xml:space="preserve"> Через це програміст може написати код один раз і запускати його на всіх платформах, які підтримують </w:t>
+      </w:r>
+      <w:r>
+        <w:rPr>
+          <w:lang w:val="en-US"/>
+        </w:rPr>
+        <w:t xml:space="preserve">JVM, </w:t>
+      </w:r>
+      <w:r>
+        <w:t>очікуючи таких самих результатів виконання.</w:t>
+      </w:r>
+    </w:p>
+    <w:p>
+      <w:pPr>
+        <w:pStyle w:val="P"/>
+        <w:rPr>
+          <w:lang w:val="en-US"/>
+        </w:rPr>
       </w:pPr>
     </w:p>
     <w:p>
@@ -3449,7 +3529,28 @@
         <w:t xml:space="preserve">). JDK </w:t>
       </w:r>
       <w:r>
-        <w:t xml:space="preserve">це пакет програм для запуску та розробці на мові </w:t>
+        <w:t>є</w:t>
+      </w:r>
+      <w:r>
+        <w:t xml:space="preserve"> пакет</w:t>
+      </w:r>
+      <w:r>
+        <w:t>ом</w:t>
+      </w:r>
+      <w:r>
+        <w:t xml:space="preserve"> </w:t>
+      </w:r>
+      <w:r>
+        <w:t>застосунків</w:t>
+      </w:r>
+      <w:r>
+        <w:t xml:space="preserve"> для запуску та </w:t>
+      </w:r>
+      <w:r>
+        <w:t xml:space="preserve">роботі </w:t>
+      </w:r>
+      <w:r>
+        <w:t xml:space="preserve">на мові </w:t>
       </w:r>
       <w:r>
         <w:rPr>
@@ -3477,77 +3578,6 @@
       </w:r>
       <w:r>
         <w:t xml:space="preserve">, а також компілятор </w:t>
-      </w:r>
-      <w:r>
-        <w:rPr>
-          <w:lang w:val="en-US"/>
-        </w:rPr>
-        <w:t>javac</w:t>
-      </w:r>
-      <w:r>
-        <w:t xml:space="preserve"> та архів</w:t>
-      </w:r>
-      <w:r>
-        <w:t>аток</w:t>
-      </w:r>
-      <w:r>
-        <w:t xml:space="preserve"> </w:t>
-      </w:r>
-      <w:r>
-        <w:rPr>
-          <w:lang w:val="en-US"/>
-        </w:rPr>
-        <w:t>jar.</w:t>
-      </w:r>
-    </w:p>
-    <w:p>
-      <w:pPr>
-        <w:pStyle w:val="P"/>
-        <w:rPr>
-          <w:lang w:val="en-US"/>
-        </w:rPr>
-      </w:pPr>
-      <w:r>
-        <w:t xml:space="preserve">Після завантаження та встановлення </w:t>
-      </w:r>
-      <w:r>
-        <w:rPr>
-          <w:lang w:val="en-US"/>
-        </w:rPr>
-        <w:t xml:space="preserve">JDK 23 </w:t>
-      </w:r>
-      <w:r>
-        <w:t xml:space="preserve">версії </w:t>
-      </w:r>
-      <w:r>
-        <w:t>x64 Installer</w:t>
-      </w:r>
-      <w:r>
-        <w:rPr>
-          <w:lang w:val="en-US"/>
-        </w:rPr>
-        <w:t xml:space="preserve"> </w:t>
-      </w:r>
-      <w:r>
-        <w:t xml:space="preserve">від </w:t>
-      </w:r>
-      <w:r>
-        <w:rPr>
-          <w:lang w:val="en-US"/>
-        </w:rPr>
-        <w:t xml:space="preserve">Oracle </w:t>
-      </w:r>
-      <w:r>
-        <w:t xml:space="preserve">було додано теку мови </w:t>
-      </w:r>
-      <w:r>
-        <w:rPr>
-          <w:lang w:val="en-US"/>
-        </w:rPr>
-        <w:t xml:space="preserve">Java </w:t>
-      </w:r>
-      <w:r>
-        <w:t>та системних змінних середовища (</w:t>
       </w:r>
       <w:r>
         <w:rPr>
@@ -3555,6 +3585,93 @@
           <w:iCs/>
           <w:lang w:val="en-US"/>
         </w:rPr>
+        <w:t>javac</w:t>
+      </w:r>
+      <w:r>
+        <w:t xml:space="preserve">, </w:t>
+      </w:r>
+      <w:r>
+        <w:t>архів</w:t>
+      </w:r>
+      <w:r>
+        <w:t>ато</w:t>
+      </w:r>
+      <w:r>
+        <w:t>р</w:t>
+      </w:r>
+      <w:r>
+        <w:t xml:space="preserve"> </w:t>
+      </w:r>
+      <w:r>
+        <w:rPr>
+          <w:i/>
+          <w:iCs/>
+          <w:lang w:val="en-US"/>
+        </w:rPr>
+        <w:t>jar</w:t>
+      </w:r>
+      <w:r>
+        <w:t xml:space="preserve"> та інше</w:t>
+      </w:r>
+      <w:r>
+        <w:rPr>
+          <w:lang w:val="en-US"/>
+        </w:rPr>
+        <w:t>.</w:t>
+      </w:r>
+    </w:p>
+    <w:p>
+      <w:pPr>
+        <w:pStyle w:val="P"/>
+        <w:rPr>
+          <w:lang w:val="en-US"/>
+        </w:rPr>
+      </w:pPr>
+      <w:r>
+        <w:t xml:space="preserve">Після завантаження та встановлення </w:t>
+      </w:r>
+      <w:r>
+        <w:rPr>
+          <w:lang w:val="en-US"/>
+        </w:rPr>
+        <w:t xml:space="preserve">JDK 23 </w:t>
+      </w:r>
+      <w:r>
+        <w:t xml:space="preserve">версії </w:t>
+      </w:r>
+      <w:r>
+        <w:t xml:space="preserve">x64 </w:t>
+      </w:r>
+      <w:r>
+        <w:t xml:space="preserve">від </w:t>
+      </w:r>
+      <w:r>
+        <w:rPr>
+          <w:lang w:val="en-US"/>
+        </w:rPr>
+        <w:t xml:space="preserve">Oracle </w:t>
+      </w:r>
+      <w:r>
+        <w:t xml:space="preserve">було додано теку мови </w:t>
+      </w:r>
+      <w:r>
+        <w:rPr>
+          <w:lang w:val="en-US"/>
+        </w:rPr>
+        <w:t xml:space="preserve">Java </w:t>
+      </w:r>
+      <w:r>
+        <w:t>до</w:t>
+      </w:r>
+      <w:r>
+        <w:t xml:space="preserve"> системних змінних середовища (</w:t>
+      </w:r>
+      <w:r>
+        <w:rPr>
+          <w:i/>
+          <w:iCs/>
+          <w:lang w:val="en-US"/>
+        </w:rPr>
         <w:t>environmental variables</w:t>
       </w:r>
       <w:r>
@@ -3589,7 +3706,6 @@
         <w:rPr>
           <w:lang w:val="en-US"/>
         </w:rPr>
-        <w:lastRenderedPageBreak/>
         <w:drawing>
           <wp:inline distT="0" distB="0" distL="0" distR="0" wp14:anchorId="47F96961" wp14:editId="614B976C">
             <wp:extent cx="5731510" cy="5817870"/>
@@ -3632,7 +3748,13 @@
         <w:pStyle w:val="IMG"/>
       </w:pPr>
       <w:r>
-        <w:t xml:space="preserve">Рисунок 1. – Додана тека </w:t>
+        <w:t>Рисунок 1.</w:t>
+      </w:r>
+      <w:r>
+        <w:t>1</w:t>
+      </w:r>
+      <w:r>
+        <w:t xml:space="preserve"> – Додана тека </w:t>
       </w:r>
       <w:r>
         <w:rPr>
@@ -3657,13 +3779,27 @@
         </w:rPr>
       </w:pPr>
       <w:r>
-        <w:t xml:space="preserve">Це потрібно для того, аби кожного разу при запуску програми не писати шлях до цієї теки, а використовувати просто ключове слово компілятора </w:t>
-      </w:r>
-      <w:r>
-        <w:rPr>
-          <w:lang w:val="en-US"/>
-        </w:rPr>
-        <w:t>javac.</w:t>
+        <w:t xml:space="preserve">Це потрібно для того, аби кожного разу при запуску програми не писати шлях до цієї теки, а </w:t>
+      </w:r>
+      <w:r>
+        <w:t xml:space="preserve">лише </w:t>
+      </w:r>
+      <w:r>
+        <w:t xml:space="preserve">використовувати ключове слово </w:t>
+      </w:r>
+      <w:r>
+        <w:rPr>
+          <w:i/>
+          <w:iCs/>
+          <w:lang w:val="en-US"/>
+        </w:rPr>
+        <w:t>javac</w:t>
+      </w:r>
+      <w:r>
+        <w:rPr>
+          <w:lang w:val="en-US"/>
+        </w:rPr>
+        <w:t>.</w:t>
       </w:r>
     </w:p>
     <w:p>
@@ -3683,7 +3819,7 @@
         <w:t xml:space="preserve">Java </w:t>
       </w:r>
       <w:r>
-        <w:t xml:space="preserve">у середовищі розробки </w:t>
+        <w:t xml:space="preserve">у середовищі </w:t>
       </w:r>
       <w:r>
         <w:rPr>
@@ -3772,7 +3908,13 @@
         <w:pStyle w:val="IMG"/>
       </w:pPr>
       <w:r>
-        <w:t>Рисунок 1. – Вперше встановлене розширення</w:t>
+        <w:t>Рисунок 1.</w:t>
+      </w:r>
+      <w:r>
+        <w:t>2</w:t>
+      </w:r>
+      <w:r>
+        <w:t xml:space="preserve"> – Вперше встановлене розширення</w:t>
       </w:r>
     </w:p>
     <w:p>
@@ -3806,7 +3948,7 @@
         <w:t xml:space="preserve">“Debug main” </w:t>
       </w:r>
       <w:r>
-        <w:t xml:space="preserve">до головного методу класу, хоч і працювало все коректно. </w:t>
+        <w:t xml:space="preserve">до головного методу класу, хоч і працювало коректно. </w:t>
       </w:r>
       <w:r>
         <w:t>Т</w:t>
@@ -3895,7 +4037,13 @@
         <w:pStyle w:val="IMG"/>
       </w:pPr>
       <w:r>
-        <w:t>Рисунок 1. – Встановлене нове розширення</w:t>
+        <w:t>Рисунок 1.</w:t>
+      </w:r>
+      <w:r>
+        <w:t>3</w:t>
+      </w:r>
+      <w:r>
+        <w:t xml:space="preserve"> – Встановлене нове розширення</w:t>
       </w:r>
     </w:p>
     <w:p>
@@ -4034,9 +4182,6 @@
     <w:p>
       <w:pPr>
         <w:pStyle w:val="H2"/>
-        <w:rPr>
-          <w:lang w:val="en-US"/>
-        </w:rPr>
       </w:pPr>
       <w:r>
         <w:rPr>
@@ -4047,6 +4192,27 @@
     </w:p>
     <w:p>
       <w:pPr>
+        <w:pStyle w:val="P"/>
+      </w:pPr>
+    </w:p>
+    <w:p>
+      <w:pPr>
+        <w:pStyle w:val="P"/>
+        <w:rPr>
+          <w:lang w:val="en-US"/>
+        </w:rPr>
+      </w:pPr>
+      <w:r>
+        <w:t>Типи даних можна розділити на дві категорії: примітивні та посилальні. Примітивні типи даних:</w:t>
+      </w:r>
+    </w:p>
+    <w:p>
+      <w:pPr>
+        <w:pStyle w:val="P"/>
+      </w:pPr>
+    </w:p>
+    <w:p>
+      <w:pPr>
         <w:pStyle w:val="H2"/>
         <w:rPr>
           <w:lang w:val="en-US"/>
@@ -4061,6 +4227,103 @@
     </w:p>
     <w:p>
       <w:pPr>
+        <w:pStyle w:val="P"/>
+      </w:pPr>
+    </w:p>
+    <w:p>
+      <w:pPr>
+        <w:pStyle w:val="P"/>
+        <w:rPr>
+          <w:lang w:val="en-US"/>
+        </w:rPr>
+      </w:pPr>
+      <w:r>
+        <w:t xml:space="preserve">Мова </w:t>
+      </w:r>
+      <w:r>
+        <w:rPr>
+          <w:lang w:val="en-US"/>
+        </w:rPr>
+        <w:t xml:space="preserve">Java </w:t>
+      </w:r>
+      <w:r>
+        <w:t>має 3 логічні операції:</w:t>
+      </w:r>
+    </w:p>
+    <w:p>
+      <w:pPr>
+        <w:pStyle w:val="P"/>
+        <w:numPr>
+          <w:ilvl w:val="0"/>
+          <w:numId w:val="3"/>
+        </w:numPr>
+      </w:pPr>
+      <w:r>
+        <w:t xml:space="preserve">ТА: визначається оператором </w:t>
+      </w:r>
+      <w:r>
+        <w:rPr>
+          <w:lang w:val="en-US"/>
+        </w:rPr>
+        <w:t>&amp;&amp;</w:t>
+      </w:r>
+      <w:r>
+        <w:t xml:space="preserve">, повертає </w:t>
+      </w:r>
+      <w:r>
+        <w:rPr>
+          <w:lang w:val="en-US"/>
+        </w:rPr>
+        <w:t xml:space="preserve">true </w:t>
+      </w:r>
+      <w:r>
+        <w:t>якщо обидва вирази є правдою:</w:t>
+      </w:r>
+    </w:p>
+    <w:p>
+      <w:pPr>
+        <w:pStyle w:val="P"/>
+        <w:numPr>
+          <w:ilvl w:val="0"/>
+          <w:numId w:val="3"/>
+        </w:numPr>
+      </w:pPr>
+      <w:r>
+        <w:t xml:space="preserve">АБО: </w:t>
+      </w:r>
+    </w:p>
+    <w:p>
+      <w:pPr>
+        <w:pStyle w:val="P"/>
+        <w:numPr>
+          <w:ilvl w:val="0"/>
+          <w:numId w:val="3"/>
+        </w:numPr>
+      </w:pPr>
+      <w:r>
+        <w:t xml:space="preserve">НІ: оператор </w:t>
+      </w:r>
+      <w:r>
+        <w:rPr>
+          <w:lang w:val="en-US"/>
+        </w:rPr>
+        <w:t xml:space="preserve">!, </w:t>
+      </w:r>
+      <w:r>
+        <w:t xml:space="preserve">повертає </w:t>
+      </w:r>
+      <w:r>
+        <w:rPr>
+          <w:lang w:val="en-US"/>
+        </w:rPr>
+        <w:t>false</w:t>
+      </w:r>
+      <w:r>
+        <w:t xml:space="preserve"> якщо вираз є правдою:</w:t>
+      </w:r>
+    </w:p>
+    <w:p>
+      <w:pPr>
         <w:pStyle w:val="H2"/>
         <w:rPr>
           <w:lang w:val="en-US"/>
@@ -4070,6 +4333,7 @@
         <w:rPr>
           <w:lang w:val="en-US"/>
         </w:rPr>
+        <w:lastRenderedPageBreak/>
         <w:t>Побітові операції в мові Java</w:t>
       </w:r>
     </w:p>
@@ -4094,7 +4358,6 @@
           <w:lang w:val="en-US"/>
         </w:rPr>
       </w:pPr>
-      <w:proofErr w:type="gramStart"/>
       <w:r>
         <w:rPr>
           <w:lang w:val="en-US"/>
@@ -4114,23 +4377,11 @@
         <w:rPr>
           <w:lang w:val="en-US"/>
         </w:rPr>
-        <w:t xml:space="preserve"> </w:t>
-      </w:r>
-      <w:r>
-        <w:rPr>
-          <w:lang w:val="en-US"/>
-        </w:rPr>
-        <w:t xml:space="preserve"> запису</w:t>
-      </w:r>
-      <w:proofErr w:type="gramEnd"/>
-      <w:r>
-        <w:rPr>
-          <w:lang w:val="en-US"/>
-        </w:rPr>
-        <w:t xml:space="preserve"> цілих чисел</w:t>
+        <w:t xml:space="preserve"> запису цілих чисел</w:t>
       </w:r>
     </w:p>
     <w:sectPr>
+      <w:headerReference w:type="default" r:id="rId13"/>
       <w:pgSz w:w="11906" w:h="16838"/>
       <w:pgMar w:top="1440" w:right="1440" w:bottom="1440" w:left="1440" w:header="708" w:footer="708" w:gutter="0"/>
       <w:cols w:space="708"/>
@@ -4188,6 +4439,16 @@
     </w:p>
   </w:footnote>
 </w:footnotes>
+</file>
+
+<file path=word/header1.xml><?xml version="1.0" encoding="utf-8"?>
+<w:hdr xmlns:wpc="http://schemas.microsoft.com/office/word/2010/wordprocessingCanvas" xmlns:cx="http://schemas.microsoft.com/office/drawing/2014/chartex" xmlns:cx1="http://schemas.microsoft.com/office/drawing/2015/9/8/chartex" xmlns:cx2="http://schemas.microsoft.com/office/drawing/2015/10/21/chartex" xmlns:cx3="http://schemas.microsoft.com/office/drawing/2016/5/9/chartex" xmlns:cx4="http://schemas.microsoft.com/office/drawing/2016/5/10/chartex" xmlns:cx5="http://schemas.microsoft.com/office/drawing/2016/5/11/chartex" xmlns:cx6="http://schemas.microsoft.com/office/drawing/2016/5/12/chartex" xmlns:cx7="http://schemas.microsoft.com/office/drawing/2016/5/13/chartex" xmlns:cx8="http://schemas.microsoft.com/office/drawing/2016/5/14/chartex" xmlns:mc="http://schemas.openxmlformats.org/markup-compatibility/2006" xmlns:aink="http://schemas.microsoft.com/office/drawing/2016/ink" xmlns:am3d="http://schemas.microsoft.com/office/drawing/2017/model3d" xmlns:o="urn:schemas-microsoft-com:office:office" xmlns:oel="http://schemas.microsoft.com/office/2019/extlst" xmlns:r="http://schemas.openxmlformats.org/officeDocument/2006/relationships" xmlns:m="http://schemas.openxmlformats.org/officeDocument/2006/math" xmlns:v="urn:schemas-microsoft-com:vml" xmlns:wp14="http://schemas.microsoft.com/office/word/2010/wordprocessingDrawing" xmlns:wp="http://schemas.openxmlformats.org/drawingml/2006/wordprocessingDrawing" xmlns:w10="urn:schemas-microsoft-com:office:word" xmlns:w="http://schemas.openxmlformats.org/wordprocessingml/2006/main" xmlns:w14="http://schemas.microsoft.com/office/word/2010/wordml" xmlns:w15="http://schemas.microsoft.com/office/word/2012/wordml" xmlns:w16cex="http://schemas.microsoft.com/office/word/2018/wordml/cex" xmlns:w16cid="http://schemas.microsoft.com/office/word/2016/wordml/cid" xmlns:w16="http://schemas.microsoft.com/office/word/2018/wordml" xmlns:w16du="http://schemas.microsoft.com/office/word/2023/wordml/word16du" xmlns:w16sdtdh="http://schemas.microsoft.com/office/word/2020/wordml/sdtdatahash" xmlns:w16sdtfl="http://schemas.microsoft.com/office/word/2024/wordml/sdtformatlock" xmlns:w16se="http://schemas.microsoft.com/office/word/2015/wordml/symex" xmlns:wpg="http://schemas.microsoft.com/office/word/2010/wordprocessingGroup" xmlns:wpi="http://schemas.microsoft.com/office/word/2010/wordprocessingInk" xmlns:wne="http://schemas.microsoft.com/office/word/2006/wordml" xmlns:wps="http://schemas.microsoft.com/office/word/2010/wordprocessingShape" mc:Ignorable="w14 w15 w16se w16cid w16 w16cex w16sdtdh w16sdtfl w16du wp14">
+  <w:p>
+    <w:pPr>
+      <w:pStyle w:val="ab"/>
+    </w:pPr>
+  </w:p>
+</w:hdr>
 </file>
 
 <file path=word/numbering.xml><?xml version="1.0" encoding="utf-8"?>
@@ -4595,6 +4856,95 @@
       </w:rPr>
     </w:lvl>
   </w:abstractNum>
+  <w:abstractNum w:abstractNumId="4" w15:restartNumberingAfterBreak="0">
+    <w:nsid w:val="79656A54"/>
+    <w:multiLevelType w:val="hybridMultilevel"/>
+    <w:tmpl w:val="9AC26BB2"/>
+    <w:lvl w:ilvl="0" w:tplc="7690F878">
+      <w:start w:val="1"/>
+      <w:numFmt w:val="decimal"/>
+      <w:lvlText w:val="%1)"/>
+      <w:lvlJc w:val="left"/>
+      <w:pPr>
+        <w:ind w:left="1211" w:hanging="360"/>
+      </w:pPr>
+      <w:rPr>
+        <w:rFonts w:hint="default"/>
+      </w:rPr>
+    </w:lvl>
+    <w:lvl w:ilvl="1" w:tplc="04220019" w:tentative="1">
+      <w:start w:val="1"/>
+      <w:numFmt w:val="lowerLetter"/>
+      <w:lvlText w:val="%2."/>
+      <w:lvlJc w:val="left"/>
+      <w:pPr>
+        <w:ind w:left="1931" w:hanging="360"/>
+      </w:pPr>
+    </w:lvl>
+    <w:lvl w:ilvl="2" w:tplc="0422001B" w:tentative="1">
+      <w:start w:val="1"/>
+      <w:numFmt w:val="lowerRoman"/>
+      <w:lvlText w:val="%3."/>
+      <w:lvlJc w:val="right"/>
+      <w:pPr>
+        <w:ind w:left="2651" w:hanging="180"/>
+      </w:pPr>
+    </w:lvl>
+    <w:lvl w:ilvl="3" w:tplc="0422000F" w:tentative="1">
+      <w:start w:val="1"/>
+      <w:numFmt w:val="decimal"/>
+      <w:lvlText w:val="%4."/>
+      <w:lvlJc w:val="left"/>
+      <w:pPr>
+        <w:ind w:left="3371" w:hanging="360"/>
+      </w:pPr>
+    </w:lvl>
+    <w:lvl w:ilvl="4" w:tplc="04220019" w:tentative="1">
+      <w:start w:val="1"/>
+      <w:numFmt w:val="lowerLetter"/>
+      <w:lvlText w:val="%5."/>
+      <w:lvlJc w:val="left"/>
+      <w:pPr>
+        <w:ind w:left="4091" w:hanging="360"/>
+      </w:pPr>
+    </w:lvl>
+    <w:lvl w:ilvl="5" w:tplc="0422001B" w:tentative="1">
+      <w:start w:val="1"/>
+      <w:numFmt w:val="lowerRoman"/>
+      <w:lvlText w:val="%6."/>
+      <w:lvlJc w:val="right"/>
+      <w:pPr>
+        <w:ind w:left="4811" w:hanging="180"/>
+      </w:pPr>
+    </w:lvl>
+    <w:lvl w:ilvl="6" w:tplc="0422000F" w:tentative="1">
+      <w:start w:val="1"/>
+      <w:numFmt w:val="decimal"/>
+      <w:lvlText w:val="%7."/>
+      <w:lvlJc w:val="left"/>
+      <w:pPr>
+        <w:ind w:left="5531" w:hanging="360"/>
+      </w:pPr>
+    </w:lvl>
+    <w:lvl w:ilvl="7" w:tplc="04220019" w:tentative="1">
+      <w:start w:val="1"/>
+      <w:numFmt w:val="lowerLetter"/>
+      <w:lvlText w:val="%8."/>
+      <w:lvlJc w:val="left"/>
+      <w:pPr>
+        <w:ind w:left="6251" w:hanging="360"/>
+      </w:pPr>
+    </w:lvl>
+    <w:lvl w:ilvl="8" w:tplc="0422001B" w:tentative="1">
+      <w:start w:val="1"/>
+      <w:numFmt w:val="lowerRoman"/>
+      <w:lvlText w:val="%9."/>
+      <w:lvlJc w:val="right"/>
+      <w:pPr>
+        <w:ind w:left="6971" w:hanging="180"/>
+      </w:pPr>
+    </w:lvl>
+  </w:abstractNum>
   <w:num w:numId="1" w16cid:durableId="1471048762">
     <w:abstractNumId w:val="3"/>
   </w:num>
@@ -4606,6 +4956,9 @@
   </w:num>
   <w:num w:numId="4" w16cid:durableId="1522741848">
     <w:abstractNumId w:val="1"/>
+  </w:num>
+  <w:num w:numId="5" w16cid:durableId="2105221630">
+    <w:abstractNumId w:val="4"/>
   </w:num>
 </w:numbering>
 </file>
@@ -5668,6 +6021,62 @@
       <w:vertAlign w:val="superscript"/>
     </w:rPr>
   </w:style>
+  <w:style w:type="paragraph" w:styleId="ab">
+    <w:name w:val="header"/>
+    <w:basedOn w:val="a"/>
+    <w:link w:val="ac"/>
+    <w:uiPriority w:val="99"/>
+    <w:unhideWhenUsed/>
+    <w:rsid w:val="00410B74"/>
+    <w:pPr>
+      <w:tabs>
+        <w:tab w:val="center" w:pos="4513"/>
+        <w:tab w:val="right" w:pos="9026"/>
+      </w:tabs>
+      <w:spacing w:line="240" w:lineRule="auto"/>
+    </w:pPr>
+  </w:style>
+  <w:style w:type="character" w:customStyle="1" w:styleId="ac">
+    <w:name w:val="Верхній колонтитул Знак"/>
+    <w:basedOn w:val="a0"/>
+    <w:link w:val="ab"/>
+    <w:uiPriority w:val="99"/>
+    <w:rsid w:val="00410B74"/>
+    <w:rPr>
+      <w:rFonts w:ascii="Times New Roman" w:eastAsia="Times New Roman" w:hAnsi="Times New Roman" w:cs="Times New Roman"/>
+      <w:sz w:val="28"/>
+      <w:szCs w:val="28"/>
+      <w:lang w:eastAsia="uk-UA"/>
+    </w:rPr>
+  </w:style>
+  <w:style w:type="paragraph" w:styleId="ad">
+    <w:name w:val="footer"/>
+    <w:basedOn w:val="a"/>
+    <w:link w:val="ae"/>
+    <w:uiPriority w:val="99"/>
+    <w:unhideWhenUsed/>
+    <w:rsid w:val="00410B74"/>
+    <w:pPr>
+      <w:tabs>
+        <w:tab w:val="center" w:pos="4513"/>
+        <w:tab w:val="right" w:pos="9026"/>
+      </w:tabs>
+      <w:spacing w:line="240" w:lineRule="auto"/>
+    </w:pPr>
+  </w:style>
+  <w:style w:type="character" w:customStyle="1" w:styleId="ae">
+    <w:name w:val="Нижній колонтитул Знак"/>
+    <w:basedOn w:val="a0"/>
+    <w:link w:val="ad"/>
+    <w:uiPriority w:val="99"/>
+    <w:rsid w:val="00410B74"/>
+    <w:rPr>
+      <w:rFonts w:ascii="Times New Roman" w:eastAsia="Times New Roman" w:hAnsi="Times New Roman" w:cs="Times New Roman"/>
+      <w:sz w:val="28"/>
+      <w:szCs w:val="28"/>
+      <w:lang w:eastAsia="uk-UA"/>
+    </w:rPr>
+  </w:style>
 </w:styles>
 </file>
 

--- a/32KP Konstrujuvannja program/1/KNT-122_Onyshchenko_Variant-19_PR1.docx
+++ b/32KP Konstrujuvannja program/1/KNT-122_Onyshchenko_Variant-19_PR1.docx
@@ -4263,7 +4263,7 @@
       </w:r>
       <w:r>
         <w:rPr>
-          <w:lang w:val="en-US"/>
+          <w:rStyle w:val="CodeChar"/>
         </w:rPr>
         <w:t>&amp;&amp;</w:t>
       </w:r>
@@ -4272,13 +4272,59 @@
       </w:r>
       <w:r>
         <w:rPr>
-          <w:lang w:val="en-US"/>
-        </w:rPr>
-        <w:t xml:space="preserve">true </w:t>
+          <w:rStyle w:val="CodeChar"/>
+        </w:rPr>
+        <w:t>true</w:t>
+      </w:r>
+      <w:r>
+        <w:rPr>
+          <w:lang w:val="en-US"/>
+        </w:rPr>
+        <w:t xml:space="preserve"> </w:t>
       </w:r>
       <w:r>
         <w:t>якщо обидва вирази є правдою:</w:t>
       </w:r>
+    </w:p>
+    <w:p>
+      <w:pPr>
+        <w:pStyle w:val="Code"/>
+      </w:pPr>
+    </w:p>
+    <w:p>
+      <w:pPr>
+        <w:pStyle w:val="Code"/>
+      </w:pPr>
+      <w:r>
+        <w:t>if (user.isLoggedIn &amp;&amp; user.isRegistered)</w:t>
+      </w:r>
+    </w:p>
+    <w:p>
+      <w:pPr>
+        <w:pStyle w:val="Code"/>
+      </w:pPr>
+      <w:r>
+        <w:t xml:space="preserve">  System.out.println("Welcome");</w:t>
+      </w:r>
+    </w:p>
+    <w:p>
+      <w:pPr>
+        <w:pStyle w:val="Code"/>
+      </w:pPr>
+      <w:r>
+        <w:t xml:space="preserve">&gt; </w:t>
+      </w:r>
+      <w:r>
+        <w:t>Welcome</w:t>
+      </w:r>
+    </w:p>
+    <w:p>
+      <w:pPr>
+        <w:pStyle w:val="P"/>
+        <w:rPr>
+          <w:lang w:val="en-US"/>
+        </w:rPr>
+      </w:pPr>
     </w:p>
     <w:p>
       <w:pPr>
@@ -4289,8 +4335,76 @@
         </w:numPr>
       </w:pPr>
       <w:r>
+        <w:lastRenderedPageBreak/>
         <w:t xml:space="preserve">АБО: </w:t>
       </w:r>
+      <w:r>
+        <w:t xml:space="preserve">визначається оператором </w:t>
+      </w:r>
+      <w:r>
+        <w:rPr>
+          <w:rStyle w:val="CodeChar"/>
+        </w:rPr>
+        <w:t>||</w:t>
+      </w:r>
+      <w:r>
+        <w:rPr>
+          <w:lang w:val="en-US"/>
+        </w:rPr>
+        <w:t xml:space="preserve">, </w:t>
+      </w:r>
+      <w:r>
+        <w:t xml:space="preserve">повертає </w:t>
+      </w:r>
+      <w:r>
+        <w:rPr>
+          <w:lang w:val="en-US"/>
+        </w:rPr>
+        <w:t xml:space="preserve">true </w:t>
+      </w:r>
+      <w:r>
+        <w:t>якщо хоча б один вираз є правдою:</w:t>
+      </w:r>
+    </w:p>
+    <w:p>
+      <w:pPr>
+        <w:pStyle w:val="P"/>
+        <w:rPr>
+          <w:lang w:val="en-US"/>
+        </w:rPr>
+      </w:pPr>
+    </w:p>
+    <w:p>
+      <w:pPr>
+        <w:pStyle w:val="Code"/>
+      </w:pPr>
+      <w:r>
+        <w:t>if (account.isDeleted || account.balance == 0)</w:t>
+      </w:r>
+    </w:p>
+    <w:p>
+      <w:pPr>
+        <w:pStyle w:val="Code"/>
+      </w:pPr>
+      <w:r>
+        <w:t xml:space="preserve">  System.out.println("Cannot perform");</w:t>
+      </w:r>
+    </w:p>
+    <w:p>
+      <w:pPr>
+        <w:pStyle w:val="Code"/>
+      </w:pPr>
+      <w:r>
+        <w:t xml:space="preserve">&gt; </w:t>
+      </w:r>
+      <w:r>
+        <w:t>Cannot perform</w:t>
+      </w:r>
+    </w:p>
+    <w:p>
+      <w:pPr>
+        <w:pStyle w:val="P"/>
+      </w:pPr>
     </w:p>
     <w:p>
       <w:pPr>
@@ -4316,11 +4430,88 @@
         <w:rPr>
           <w:lang w:val="en-US"/>
         </w:rPr>
-        <w:t>false</w:t>
-      </w:r>
-      <w:r>
-        <w:t xml:space="preserve"> якщо вираз є правдою:</w:t>
-      </w:r>
+        <w:t xml:space="preserve">true </w:t>
+      </w:r>
+      <w:r>
+        <w:t xml:space="preserve">якщо вираз </w:t>
+      </w:r>
+      <w:r>
+        <w:t xml:space="preserve">НЕ </w:t>
+      </w:r>
+      <w:r>
+        <w:t>є правдою:</w:t>
+      </w:r>
+    </w:p>
+    <w:p>
+      <w:pPr>
+        <w:pStyle w:val="P"/>
+        <w:rPr>
+          <w:lang w:val="en-US"/>
+        </w:rPr>
+      </w:pPr>
+    </w:p>
+    <w:p>
+      <w:pPr>
+        <w:pStyle w:val="Code"/>
+      </w:pPr>
+      <w:r>
+        <w:t>if (!car.isLoaded)</w:t>
+      </w:r>
+    </w:p>
+    <w:p>
+      <w:pPr>
+        <w:pStyle w:val="Code"/>
+      </w:pPr>
+      <w:r>
+        <w:t>  System.out.println("Not loaded");</w:t>
+      </w:r>
+    </w:p>
+    <w:p>
+      <w:pPr>
+        <w:pStyle w:val="Code"/>
+      </w:pPr>
+      <w:r>
+        <w:t xml:space="preserve">&gt; </w:t>
+      </w:r>
+      <w:r>
+        <w:t>Not loaded</w:t>
+      </w:r>
+    </w:p>
+    <w:p>
+      <w:pPr>
+        <w:pStyle w:val="P"/>
+        <w:rPr>
+          <w:lang w:val="en-US"/>
+        </w:rPr>
+      </w:pPr>
+    </w:p>
+    <w:p>
+      <w:pPr>
+        <w:pStyle w:val="P"/>
+        <w:rPr>
+          <w:lang w:val="en-US"/>
+        </w:rPr>
+      </w:pPr>
+      <w:r>
+        <w:t xml:space="preserve">Джерело: </w:t>
+      </w:r>
+      <w:hyperlink r:id="rId13" w:anchor=":~:text=with%20logical%20operators-,.,-Logical%20operators%20are" w:history="1">
+        <w:r>
+          <w:rPr>
+            <w:rStyle w:val="a4"/>
+            <w:lang w:val="en-US"/>
+          </w:rPr>
+          <w:t>Java Logical Operators in Java Operators at W3Schools.com</w:t>
+        </w:r>
+      </w:hyperlink>
+    </w:p>
+    <w:p>
+      <w:pPr>
+        <w:pStyle w:val="P"/>
+        <w:rPr>
+          <w:lang w:val="en-US"/>
+        </w:rPr>
+      </w:pPr>
     </w:p>
     <w:p>
       <w:pPr>
@@ -4333,7 +4524,6 @@
         <w:rPr>
           <w:lang w:val="en-US"/>
         </w:rPr>
-        <w:lastRenderedPageBreak/>
         <w:t>Побітові операції в мові Java</w:t>
       </w:r>
     </w:p>
@@ -4381,7 +4571,7 @@
       </w:r>
     </w:p>
     <w:sectPr>
-      <w:headerReference w:type="default" r:id="rId13"/>
+      <w:headerReference w:type="default" r:id="rId14"/>
       <w:pgSz w:w="11906" w:h="16838"/>
       <w:pgMar w:top="1440" w:right="1440" w:bottom="1440" w:left="1440" w:header="708" w:footer="708" w:gutter="0"/>
       <w:cols w:space="708"/>
@@ -5433,7 +5623,6 @@
   <w:style w:type="character" w:default="1" w:styleId="a0">
     <w:name w:val="Default Paragraph Font"/>
     <w:uiPriority w:val="1"/>
-    <w:semiHidden/>
     <w:unhideWhenUsed/>
   </w:style>
   <w:style w:type="table" w:default="1" w:styleId="a1">
@@ -6077,6 +6266,16 @@
       <w:lang w:eastAsia="uk-UA"/>
     </w:rPr>
   </w:style>
+  <w:style w:type="paragraph" w:styleId="af">
+    <w:name w:val="List Paragraph"/>
+    <w:basedOn w:val="a"/>
+    <w:uiPriority w:val="34"/>
+    <w:rsid w:val="00C33B2E"/>
+    <w:pPr>
+      <w:ind w:left="720"/>
+      <w:contextualSpacing/>
+    </w:pPr>
+  </w:style>
 </w:styles>
 </file>
 

--- a/32KP Konstrujuvannja program/1/KNT-122_Onyshchenko_Variant-19_PR1.docx
+++ b/32KP Konstrujuvannja program/1/KNT-122_Onyshchenko_Variant-19_PR1.docx
@@ -3475,9 +3475,6 @@
     <w:p>
       <w:pPr>
         <w:pStyle w:val="H1"/>
-        <w:rPr>
-          <w:lang w:val="en-US"/>
-        </w:rPr>
       </w:pPr>
       <w:r>
         <w:t xml:space="preserve">Виконання </w:t>
@@ -3485,10 +3482,16 @@
     </w:p>
     <w:p>
       <w:pPr>
-        <w:pStyle w:val="P"/>
-        <w:rPr>
-          <w:lang w:val="en-US"/>
-        </w:rPr>
+        <w:pStyle w:val="H2"/>
+      </w:pPr>
+      <w:r>
+        <w:t>0 Підготовка до роботи</w:t>
+      </w:r>
+    </w:p>
+    <w:p>
+      <w:pPr>
+        <w:pStyle w:val="P"/>
+        <w:ind w:firstLine="0"/>
       </w:pPr>
     </w:p>
     <w:p>
@@ -3628,6 +3631,7 @@
         </w:rPr>
       </w:pPr>
       <w:r>
+        <w:lastRenderedPageBreak/>
         <w:t xml:space="preserve">Після завантаження та встановлення </w:t>
       </w:r>
       <w:r>
@@ -3748,7 +3752,13 @@
         <w:pStyle w:val="IMG"/>
       </w:pPr>
       <w:r>
-        <w:t>Рисунок 1.</w:t>
+        <w:t xml:space="preserve">Рисунок </w:t>
+      </w:r>
+      <w:r>
+        <w:t>0</w:t>
+      </w:r>
+      <w:r>
+        <w:t>.</w:t>
       </w:r>
       <w:r>
         <w:t>1</w:t>
@@ -3810,6 +3820,7 @@
         </w:rPr>
       </w:pPr>
       <w:r>
+        <w:lastRenderedPageBreak/>
         <w:t xml:space="preserve">Далі для роботи з </w:t>
       </w:r>
       <w:r>
@@ -3908,7 +3919,13 @@
         <w:pStyle w:val="IMG"/>
       </w:pPr>
       <w:r>
-        <w:t>Рисунок 1.</w:t>
+        <w:t xml:space="preserve">Рисунок </w:t>
+      </w:r>
+      <w:r>
+        <w:t>0</w:t>
+      </w:r>
+      <w:r>
+        <w:t>.</w:t>
       </w:r>
       <w:r>
         <w:t>2</w:t>
@@ -4037,7 +4054,13 @@
         <w:pStyle w:val="IMG"/>
       </w:pPr>
       <w:r>
-        <w:t>Рисунок 1.</w:t>
+        <w:t xml:space="preserve">Рисунок </w:t>
+      </w:r>
+      <w:r>
+        <w:t>0</w:t>
+      </w:r>
+      <w:r>
+        <w:t>.</w:t>
       </w:r>
       <w:r>
         <w:t>3</w:t>
@@ -4090,164 +4113,20 @@
         <w:pStyle w:val="H2"/>
       </w:pPr>
       <w:r>
-        <w:t xml:space="preserve">1 </w:t>
-      </w:r>
-      <w:r>
-        <w:t xml:space="preserve">Код </w:t>
-      </w:r>
-    </w:p>
-    <w:p>
-      <w:pPr>
-        <w:pStyle w:val="P"/>
-      </w:pPr>
-    </w:p>
-    <w:p>
-      <w:pPr>
-        <w:pStyle w:val="Code"/>
-      </w:pPr>
-      <w:r>
-        <w:t>Текст коду програми.</w:t>
-      </w:r>
-    </w:p>
-    <w:p>
-      <w:pPr>
-        <w:pStyle w:val="P"/>
-      </w:pPr>
-    </w:p>
-    <w:p>
-      <w:pPr>
-        <w:pStyle w:val="H2"/>
-      </w:pPr>
-      <w:r>
-        <w:t xml:space="preserve">2 </w:t>
-      </w:r>
-      <w:r>
-        <w:t xml:space="preserve">Результати </w:t>
-      </w:r>
-    </w:p>
-    <w:p>
-      <w:pPr>
-        <w:pStyle w:val="P"/>
-      </w:pPr>
-    </w:p>
-    <w:p>
-      <w:pPr>
-        <w:pStyle w:val="IMG"/>
-      </w:pPr>
-      <w:r>
-        <w:t>Картинка тут</w:t>
-      </w:r>
-    </w:p>
-    <w:p>
-      <w:pPr>
-        <w:pStyle w:val="IMG"/>
-      </w:pPr>
-      <w:r>
-        <w:t xml:space="preserve">Рисунок </w:t>
-      </w:r>
-      <w:r>
-        <w:t>2</w:t>
-      </w:r>
-      <w:r>
-        <w:t>.1 – Опис картинки</w:t>
-      </w:r>
-    </w:p>
-    <w:p>
-      <w:pPr>
-        <w:pStyle w:val="P"/>
-      </w:pPr>
-    </w:p>
-    <w:p>
-      <w:pPr>
-        <w:pStyle w:val="H1"/>
-        <w:rPr>
-          <w:lang w:val="en-US"/>
-        </w:rPr>
-      </w:pPr>
-      <w:r>
-        <w:t>Висновки</w:t>
-      </w:r>
-    </w:p>
-    <w:p>
-      <w:pPr>
-        <w:pStyle w:val="H1"/>
-        <w:rPr>
-          <w:lang w:val="en-US"/>
-        </w:rPr>
-      </w:pPr>
-      <w:r>
-        <w:t xml:space="preserve">Питання </w:t>
-      </w:r>
-    </w:p>
-    <w:p>
-      <w:pPr>
-        <w:pStyle w:val="H2"/>
-      </w:pPr>
-      <w:r>
-        <w:rPr>
-          <w:lang w:val="en-US"/>
-        </w:rPr>
-        <w:t>Типи даних в мові Java</w:t>
-      </w:r>
-    </w:p>
-    <w:p>
-      <w:pPr>
-        <w:pStyle w:val="P"/>
-      </w:pPr>
-    </w:p>
-    <w:p>
-      <w:pPr>
-        <w:pStyle w:val="P"/>
-        <w:rPr>
-          <w:lang w:val="en-US"/>
-        </w:rPr>
-      </w:pPr>
-      <w:r>
-        <w:t>Типи даних можна розділити на дві категорії: примітивні та посилальні. Примітивні типи даних:</w:t>
-      </w:r>
-    </w:p>
-    <w:p>
-      <w:pPr>
-        <w:pStyle w:val="P"/>
-      </w:pPr>
-    </w:p>
-    <w:p>
-      <w:pPr>
-        <w:pStyle w:val="H2"/>
-        <w:rPr>
-          <w:lang w:val="en-US"/>
-        </w:rPr>
-      </w:pPr>
-      <w:r>
-        <w:rPr>
-          <w:lang w:val="en-US"/>
-        </w:rPr>
-        <w:t>Логічні операції в мові Java</w:t>
-      </w:r>
-    </w:p>
-    <w:p>
-      <w:pPr>
-        <w:pStyle w:val="P"/>
-      </w:pPr>
-    </w:p>
-    <w:p>
-      <w:pPr>
-        <w:pStyle w:val="P"/>
-        <w:rPr>
-          <w:lang w:val="en-US"/>
-        </w:rPr>
-      </w:pPr>
-      <w:r>
-        <w:t xml:space="preserve">Мова </w:t>
-      </w:r>
-      <w:r>
-        <w:rPr>
-          <w:lang w:val="en-US"/>
-        </w:rPr>
-        <w:t xml:space="preserve">Java </w:t>
-      </w:r>
-      <w:r>
-        <w:t>має 3 логічні операції:</w:t>
+        <w:t>1 Вивід чисел паліндромів</w:t>
+      </w:r>
+    </w:p>
+    <w:p>
+      <w:pPr>
+        <w:pStyle w:val="P"/>
+      </w:pPr>
+    </w:p>
+    <w:p>
+      <w:pPr>
+        <w:pStyle w:val="P"/>
+      </w:pPr>
+      <w:r>
+        <w:t>Під час виконання були такі складнощі:</w:t>
       </w:r>
     </w:p>
     <w:p>
@@ -4259,72 +4138,48 @@
         </w:numPr>
       </w:pPr>
       <w:r>
-        <w:t xml:space="preserve">ТА: визначається оператором </w:t>
+        <w:t xml:space="preserve">У мові </w:t>
+      </w:r>
+      <w:r>
+        <w:rPr>
+          <w:lang w:val="en-US"/>
+        </w:rPr>
+        <w:t xml:space="preserve">Java </w:t>
+      </w:r>
+      <w:r>
+        <w:t xml:space="preserve">порівняння двох рядків за значенням має здійснюватися через метод </w:t>
       </w:r>
       <w:r>
         <w:rPr>
           <w:rStyle w:val="CodeChar"/>
         </w:rPr>
-        <w:t>&amp;&amp;</w:t>
-      </w:r>
-      <w:r>
-        <w:t xml:space="preserve">, повертає </w:t>
+        <w:t>.equals</w:t>
       </w:r>
       <w:r>
         <w:rPr>
           <w:rStyle w:val="CodeChar"/>
-        </w:rPr>
-        <w:t>true</w:t>
-      </w:r>
-      <w:r>
-        <w:rPr>
-          <w:lang w:val="en-US"/>
-        </w:rPr>
-        <w:t xml:space="preserve"> </w:t>
-      </w:r>
-      <w:r>
-        <w:t>якщо обидва вирази є правдою:</w:t>
-      </w:r>
-    </w:p>
-    <w:p>
-      <w:pPr>
-        <w:pStyle w:val="Code"/>
-      </w:pPr>
-    </w:p>
-    <w:p>
-      <w:pPr>
-        <w:pStyle w:val="Code"/>
-      </w:pPr>
-      <w:r>
-        <w:t>if (user.isLoggedIn &amp;&amp; user.isRegistered)</w:t>
-      </w:r>
-    </w:p>
-    <w:p>
-      <w:pPr>
-        <w:pStyle w:val="Code"/>
-      </w:pPr>
-      <w:r>
-        <w:t xml:space="preserve">  System.out.println("Welcome");</w:t>
-      </w:r>
-    </w:p>
-    <w:p>
-      <w:pPr>
-        <w:pStyle w:val="Code"/>
-      </w:pPr>
-      <w:r>
-        <w:t xml:space="preserve">&gt; </w:t>
-      </w:r>
-      <w:r>
-        <w:t>Welcome</w:t>
-      </w:r>
-    </w:p>
-    <w:p>
-      <w:pPr>
-        <w:pStyle w:val="P"/>
-        <w:rPr>
-          <w:lang w:val="en-US"/>
-        </w:rPr>
-      </w:pPr>
+          <w:lang w:val="uk-UA"/>
+        </w:rPr>
+        <w:t>()</w:t>
+      </w:r>
+      <w:r>
+        <w:rPr>
+          <w:lang w:val="en-US"/>
+        </w:rPr>
+        <w:t xml:space="preserve">. </w:t>
+      </w:r>
+      <w:r>
+        <w:t xml:space="preserve">Після спроби їх порівняти оператором </w:t>
+      </w:r>
+      <w:r>
+        <w:rPr>
+          <w:rStyle w:val="CodeChar"/>
+        </w:rPr>
+        <w:t>==</w:t>
+      </w:r>
+      <w:r>
+        <w:t xml:space="preserve"> програма не працювала;</w:t>
+      </w:r>
     </w:p>
     <w:p>
       <w:pPr>
@@ -4335,76 +4190,23 @@
         </w:numPr>
       </w:pPr>
       <w:r>
-        <w:lastRenderedPageBreak/>
-        <w:t xml:space="preserve">АБО: </w:t>
-      </w:r>
-      <w:r>
-        <w:t xml:space="preserve">визначається оператором </w:t>
+        <w:t xml:space="preserve">Для отримання даних від користувача потрібно створювати об’єкт типу </w:t>
       </w:r>
       <w:r>
         <w:rPr>
           <w:rStyle w:val="CodeChar"/>
         </w:rPr>
-        <w:t>||</w:t>
-      </w:r>
-      <w:r>
-        <w:rPr>
-          <w:lang w:val="en-US"/>
-        </w:rPr>
-        <w:t xml:space="preserve">, </w:t>
-      </w:r>
-      <w:r>
-        <w:t xml:space="preserve">повертає </w:t>
-      </w:r>
-      <w:r>
-        <w:rPr>
-          <w:lang w:val="en-US"/>
-        </w:rPr>
-        <w:t xml:space="preserve">true </w:t>
-      </w:r>
-      <w:r>
-        <w:t>якщо хоча б один вираз є правдою:</w:t>
-      </w:r>
-    </w:p>
-    <w:p>
-      <w:pPr>
-        <w:pStyle w:val="P"/>
-        <w:rPr>
-          <w:lang w:val="en-US"/>
-        </w:rPr>
-      </w:pPr>
-    </w:p>
-    <w:p>
-      <w:pPr>
-        <w:pStyle w:val="Code"/>
-      </w:pPr>
-      <w:r>
-        <w:t>if (account.isDeleted || account.balance == 0)</w:t>
-      </w:r>
-    </w:p>
-    <w:p>
-      <w:pPr>
-        <w:pStyle w:val="Code"/>
-      </w:pPr>
-      <w:r>
-        <w:t xml:space="preserve">  System.out.println("Cannot perform");</w:t>
-      </w:r>
-    </w:p>
-    <w:p>
-      <w:pPr>
-        <w:pStyle w:val="Code"/>
-      </w:pPr>
-      <w:r>
-        <w:t xml:space="preserve">&gt; </w:t>
-      </w:r>
-      <w:r>
-        <w:t>Cannot perform</w:t>
-      </w:r>
-    </w:p>
-    <w:p>
-      <w:pPr>
-        <w:pStyle w:val="P"/>
-      </w:pPr>
+        <w:t>Scanner</w:t>
+      </w:r>
+      <w:r>
+        <w:rPr>
+          <w:lang w:val="en-US"/>
+        </w:rPr>
+        <w:t xml:space="preserve"> </w:t>
+      </w:r>
+      <w:r>
+        <w:t>і використовувати його методи;</w:t>
+      </w:r>
     </w:p>
     <w:p>
       <w:pPr>
@@ -4415,6 +4217,388 @@
         </w:numPr>
       </w:pPr>
       <w:r>
+        <w:t xml:space="preserve">Для динамічного додавання даних до масиву потрібно використовувати інший тип даних: </w:t>
+      </w:r>
+      <w:r>
+        <w:rPr>
+          <w:rStyle w:val="CodeChar"/>
+        </w:rPr>
+        <w:t>List</w:t>
+      </w:r>
+      <w:r>
+        <w:t xml:space="preserve">; та ініціалізувати його типом </w:t>
+      </w:r>
+      <w:r>
+        <w:rPr>
+          <w:rStyle w:val="CodeChar"/>
+        </w:rPr>
+        <w:t>ArrayList</w:t>
+      </w:r>
+      <w:r>
+        <w:t xml:space="preserve"> аби використовувати його метод </w:t>
+      </w:r>
+      <w:r>
+        <w:rPr>
+          <w:rStyle w:val="CodeChar"/>
+        </w:rPr>
+        <w:t>.add()</w:t>
+      </w:r>
+      <w:r>
+        <w:rPr>
+          <w:lang w:val="en-US"/>
+        </w:rPr>
+        <w:t>;</w:t>
+      </w:r>
+    </w:p>
+    <w:p>
+      <w:pPr>
+        <w:pStyle w:val="P"/>
+        <w:rPr>
+          <w:lang w:val="en-US"/>
+        </w:rPr>
+      </w:pPr>
+    </w:p>
+    <w:p>
+      <w:pPr>
+        <w:pStyle w:val="H3"/>
+      </w:pPr>
+      <w:r>
+        <w:t>Код програми</w:t>
+      </w:r>
+    </w:p>
+    <w:p>
+      <w:pPr>
+        <w:pStyle w:val="P"/>
+      </w:pPr>
+    </w:p>
+    <w:p>
+      <w:pPr>
+        <w:pStyle w:val="H3"/>
+      </w:pPr>
+      <w:r>
+        <w:t>Результати виконання</w:t>
+      </w:r>
+    </w:p>
+    <w:p>
+      <w:pPr>
+        <w:pStyle w:val="P"/>
+      </w:pPr>
+    </w:p>
+    <w:p>
+      <w:pPr>
+        <w:pStyle w:val="IMG"/>
+      </w:pPr>
+      <w:r>
+        <w:drawing>
+          <wp:inline distT="0" distB="0" distL="0" distR="0" wp14:anchorId="7CE5E50D" wp14:editId="471C9674">
+            <wp:extent cx="4096322" cy="2029108"/>
+            <wp:effectExtent l="0" t="0" r="0" b="9525"/>
+            <wp:docPr id="1012922845" name="Рисунок 1" descr="Зображення, що містить текст, Шрифт, знімок екрана, алгебра&#10;&#10;Вміст, створений ШІ, може бути неправильним."/>
+            <wp:cNvGraphicFramePr>
+              <a:graphicFrameLocks xmlns:a="http://schemas.openxmlformats.org/drawingml/2006/main" noChangeAspect="1"/>
+            </wp:cNvGraphicFramePr>
+            <a:graphic xmlns:a="http://schemas.openxmlformats.org/drawingml/2006/main">
+              <a:graphicData uri="http://schemas.openxmlformats.org/drawingml/2006/picture">
+                <pic:pic xmlns:pic="http://schemas.openxmlformats.org/drawingml/2006/picture">
+                  <pic:nvPicPr>
+                    <pic:cNvPr id="1012922845" name="Рисунок 1" descr="Зображення, що містить текст, Шрифт, знімок екрана, алгебра&#10;&#10;Вміст, створений ШІ, може бути неправильним."/>
+                    <pic:cNvPicPr/>
+                  </pic:nvPicPr>
+                  <pic:blipFill>
+                    <a:blip r:embed="rId13"/>
+                    <a:stretch>
+                      <a:fillRect/>
+                    </a:stretch>
+                  </pic:blipFill>
+                  <pic:spPr>
+                    <a:xfrm>
+                      <a:off x="0" y="0"/>
+                      <a:ext cx="4096322" cy="2029108"/>
+                    </a:xfrm>
+                    <a:prstGeom prst="rect">
+                      <a:avLst/>
+                    </a:prstGeom>
+                  </pic:spPr>
+                </pic:pic>
+              </a:graphicData>
+            </a:graphic>
+          </wp:inline>
+        </w:drawing>
+      </w:r>
+    </w:p>
+    <w:p>
+      <w:pPr>
+        <w:pStyle w:val="IMG"/>
+      </w:pPr>
+      <w:r>
+        <w:t>Рисунок 1.1 – Виконання програми</w:t>
+      </w:r>
+      <w:r>
+        <w:t xml:space="preserve"> в консолі</w:t>
+      </w:r>
+    </w:p>
+    <w:p>
+      <w:pPr>
+        <w:pStyle w:val="P"/>
+      </w:pPr>
+    </w:p>
+    <w:p>
+      <w:pPr>
+        <w:pStyle w:val="H1"/>
+        <w:rPr>
+          <w:lang w:val="en-US"/>
+        </w:rPr>
+      </w:pPr>
+      <w:r>
+        <w:t>Висновки</w:t>
+      </w:r>
+    </w:p>
+    <w:p>
+      <w:pPr>
+        <w:pStyle w:val="H1"/>
+        <w:rPr>
+          <w:lang w:val="en-US"/>
+        </w:rPr>
+      </w:pPr>
+      <w:r>
+        <w:t xml:space="preserve">Питання </w:t>
+      </w:r>
+    </w:p>
+    <w:p>
+      <w:pPr>
+        <w:pStyle w:val="H2"/>
+      </w:pPr>
+      <w:r>
+        <w:rPr>
+          <w:lang w:val="en-US"/>
+        </w:rPr>
+        <w:t>Типи даних в мові Java</w:t>
+      </w:r>
+    </w:p>
+    <w:p>
+      <w:pPr>
+        <w:pStyle w:val="P"/>
+      </w:pPr>
+    </w:p>
+    <w:p>
+      <w:pPr>
+        <w:pStyle w:val="P"/>
+        <w:rPr>
+          <w:lang w:val="en-US"/>
+        </w:rPr>
+      </w:pPr>
+      <w:r>
+        <w:t>Типи даних можна розділити на дві категорії: примітивні та посилальні. Примітивні типи даних:</w:t>
+      </w:r>
+    </w:p>
+    <w:p>
+      <w:pPr>
+        <w:pStyle w:val="P"/>
+      </w:pPr>
+    </w:p>
+    <w:p>
+      <w:pPr>
+        <w:pStyle w:val="H2"/>
+        <w:rPr>
+          <w:lang w:val="en-US"/>
+        </w:rPr>
+      </w:pPr>
+      <w:r>
+        <w:rPr>
+          <w:lang w:val="en-US"/>
+        </w:rPr>
+        <w:t>Логічні операції в мові Java</w:t>
+      </w:r>
+    </w:p>
+    <w:p>
+      <w:pPr>
+        <w:pStyle w:val="P"/>
+      </w:pPr>
+    </w:p>
+    <w:p>
+      <w:pPr>
+        <w:pStyle w:val="P"/>
+        <w:rPr>
+          <w:lang w:val="en-US"/>
+        </w:rPr>
+      </w:pPr>
+      <w:r>
+        <w:t xml:space="preserve">Мова </w:t>
+      </w:r>
+      <w:r>
+        <w:rPr>
+          <w:lang w:val="en-US"/>
+        </w:rPr>
+        <w:t xml:space="preserve">Java </w:t>
+      </w:r>
+      <w:r>
+        <w:t>має 3 логічні операції:</w:t>
+      </w:r>
+    </w:p>
+    <w:p>
+      <w:pPr>
+        <w:pStyle w:val="P"/>
+        <w:numPr>
+          <w:ilvl w:val="0"/>
+          <w:numId w:val="3"/>
+        </w:numPr>
+      </w:pPr>
+      <w:r>
+        <w:t xml:space="preserve">ТА: визначається оператором </w:t>
+      </w:r>
+      <w:r>
+        <w:rPr>
+          <w:rStyle w:val="CodeChar"/>
+        </w:rPr>
+        <w:t>&amp;&amp;</w:t>
+      </w:r>
+      <w:r>
+        <w:t xml:space="preserve">, повертає </w:t>
+      </w:r>
+      <w:r>
+        <w:rPr>
+          <w:rStyle w:val="CodeChar"/>
+        </w:rPr>
+        <w:t>true</w:t>
+      </w:r>
+      <w:r>
+        <w:rPr>
+          <w:lang w:val="en-US"/>
+        </w:rPr>
+        <w:t xml:space="preserve"> </w:t>
+      </w:r>
+      <w:r>
+        <w:t>якщо обидва вирази є правдою:</w:t>
+      </w:r>
+    </w:p>
+    <w:p>
+      <w:pPr>
+        <w:pStyle w:val="Code"/>
+      </w:pPr>
+    </w:p>
+    <w:p>
+      <w:pPr>
+        <w:pStyle w:val="Code"/>
+      </w:pPr>
+      <w:r>
+        <w:t>if (user.isLoggedIn &amp;&amp; user.isRegistered)</w:t>
+      </w:r>
+    </w:p>
+    <w:p>
+      <w:pPr>
+        <w:pStyle w:val="Code"/>
+      </w:pPr>
+      <w:r>
+        <w:t xml:space="preserve">  System.out.println("Welcome");</w:t>
+      </w:r>
+    </w:p>
+    <w:p>
+      <w:pPr>
+        <w:pStyle w:val="Code"/>
+      </w:pPr>
+      <w:r>
+        <w:t xml:space="preserve">&gt; </w:t>
+      </w:r>
+      <w:r>
+        <w:t>Welcome</w:t>
+      </w:r>
+    </w:p>
+    <w:p>
+      <w:pPr>
+        <w:pStyle w:val="P"/>
+        <w:rPr>
+          <w:lang w:val="en-US"/>
+        </w:rPr>
+      </w:pPr>
+    </w:p>
+    <w:p>
+      <w:pPr>
+        <w:pStyle w:val="P"/>
+        <w:numPr>
+          <w:ilvl w:val="0"/>
+          <w:numId w:val="3"/>
+        </w:numPr>
+      </w:pPr>
+      <w:r>
+        <w:t xml:space="preserve">АБО: </w:t>
+      </w:r>
+      <w:r>
+        <w:t xml:space="preserve">визначається оператором </w:t>
+      </w:r>
+      <w:r>
+        <w:rPr>
+          <w:rStyle w:val="CodeChar"/>
+        </w:rPr>
+        <w:t>||</w:t>
+      </w:r>
+      <w:r>
+        <w:rPr>
+          <w:lang w:val="en-US"/>
+        </w:rPr>
+        <w:t xml:space="preserve">, </w:t>
+      </w:r>
+      <w:r>
+        <w:t xml:space="preserve">повертає </w:t>
+      </w:r>
+      <w:r>
+        <w:rPr>
+          <w:lang w:val="en-US"/>
+        </w:rPr>
+        <w:t xml:space="preserve">true </w:t>
+      </w:r>
+      <w:r>
+        <w:t>якщо хоча б один вираз є правдою:</w:t>
+      </w:r>
+    </w:p>
+    <w:p>
+      <w:pPr>
+        <w:pStyle w:val="P"/>
+        <w:rPr>
+          <w:lang w:val="en-US"/>
+        </w:rPr>
+      </w:pPr>
+    </w:p>
+    <w:p>
+      <w:pPr>
+        <w:pStyle w:val="Code"/>
+      </w:pPr>
+      <w:r>
+        <w:t>if (account.isDeleted || account.balance == 0)</w:t>
+      </w:r>
+    </w:p>
+    <w:p>
+      <w:pPr>
+        <w:pStyle w:val="Code"/>
+      </w:pPr>
+      <w:r>
+        <w:t xml:space="preserve">  System.out.println("Cannot perform");</w:t>
+      </w:r>
+    </w:p>
+    <w:p>
+      <w:pPr>
+        <w:pStyle w:val="Code"/>
+      </w:pPr>
+      <w:r>
+        <w:t xml:space="preserve">&gt; </w:t>
+      </w:r>
+      <w:r>
+        <w:t>Cannot perform</w:t>
+      </w:r>
+    </w:p>
+    <w:p>
+      <w:pPr>
+        <w:pStyle w:val="P"/>
+      </w:pPr>
+    </w:p>
+    <w:p>
+      <w:pPr>
+        <w:pStyle w:val="P"/>
+        <w:numPr>
+          <w:ilvl w:val="0"/>
+          <w:numId w:val="3"/>
+        </w:numPr>
+      </w:pPr>
+      <w:r>
         <w:t xml:space="preserve">НІ: оператор </w:t>
       </w:r>
       <w:r>
@@ -4495,7 +4679,7 @@
       <w:r>
         <w:t xml:space="preserve">Джерело: </w:t>
       </w:r>
-      <w:hyperlink r:id="rId13" w:anchor=":~:text=with%20logical%20operators-,.,-Logical%20operators%20are" w:history="1">
+      <w:hyperlink r:id="rId14" w:anchor=":~:text=with%20logical%20operators-,.,-Logical%20operators%20are" w:history="1">
         <w:r>
           <w:rPr>
             <w:rStyle w:val="a4"/>
@@ -4524,6 +4708,7 @@
         <w:rPr>
           <w:lang w:val="en-US"/>
         </w:rPr>
+        <w:lastRenderedPageBreak/>
         <w:t>Побітові операції в мові Java</w:t>
       </w:r>
     </w:p>
@@ -4571,7 +4756,7 @@
       </w:r>
     </w:p>
     <w:sectPr>
-      <w:headerReference w:type="default" r:id="rId14"/>
+      <w:headerReference w:type="default" r:id="rId15"/>
       <w:pgSz w:w="11906" w:h="16838"/>
       <w:pgMar w:top="1440" w:right="1440" w:bottom="1440" w:left="1440" w:header="708" w:footer="708" w:gutter="0"/>
       <w:cols w:space="708"/>
@@ -5623,6 +5808,7 @@
   <w:style w:type="character" w:default="1" w:styleId="a0">
     <w:name w:val="Default Paragraph Font"/>
     <w:uiPriority w:val="1"/>
+    <w:semiHidden/>
     <w:unhideWhenUsed/>
   </w:style>
   <w:style w:type="table" w:default="1" w:styleId="a1">

--- a/32KP Konstrujuvannja program/1/KNT-122_Onyshchenko_Variant-19_PR1.docx
+++ b/32KP Konstrujuvannja program/1/KNT-122_Onyshchenko_Variant-19_PR1.docx
@@ -1099,7 +1099,15 @@
         <w:pStyle w:val="Code"/>
       </w:pPr>
       <w:r>
-        <w:t>public static void main(String[] args)</w:t>
+        <w:t xml:space="preserve">public static void </w:t>
+      </w:r>
+      <w:proofErr w:type="gramStart"/>
+      <w:r>
+        <w:t>main(</w:t>
+      </w:r>
+      <w:proofErr w:type="gramEnd"/>
+      <w:r>
+        <w:t>String[] args)</w:t>
       </w:r>
     </w:p>
     <w:p>
@@ -1838,7 +1846,14 @@
         <w:rPr>
           <w:lang w:val="en-US"/>
         </w:rPr>
-        <w:t xml:space="preserve"> Java кожен рядок потрібно завершувати символом </w:t>
+        <w:t xml:space="preserve"> Java кожен рядок потрібно завершувати </w:t>
+      </w:r>
+      <w:proofErr w:type="gramStart"/>
+      <w:r>
+        <w:rPr>
+          <w:lang w:val="en-US"/>
+        </w:rPr>
+        <w:t xml:space="preserve">символом </w:t>
       </w:r>
       <w:r>
         <w:rPr>
@@ -1846,6 +1861,7 @@
         </w:rPr>
         <w:t>;</w:t>
       </w:r>
+      <w:proofErr w:type="gramEnd"/>
     </w:p>
     <w:p>
       <w:pPr>
@@ -1880,7 +1896,15 @@
         <w:pStyle w:val="Code"/>
       </w:pPr>
       <w:r>
-        <w:t>if (one != 2)</w:t>
+        <w:t>if (</w:t>
+      </w:r>
+      <w:proofErr w:type="gramStart"/>
+      <w:r>
+        <w:t>one !</w:t>
+      </w:r>
+      <w:proofErr w:type="gramEnd"/>
+      <w:r>
+        <w:t>= 2)</w:t>
       </w:r>
     </w:p>
     <w:p>
@@ -2098,7 +2122,15 @@
         <w:pStyle w:val="Code"/>
       </w:pPr>
       <w:r>
-        <w:t>public static void main(String[] args) {</w:t>
+        <w:t xml:space="preserve">public static void </w:t>
+      </w:r>
+      <w:proofErr w:type="gramStart"/>
+      <w:r>
+        <w:t>main(</w:t>
+      </w:r>
+      <w:proofErr w:type="gramEnd"/>
+      <w:r>
+        <w:t>String[] args) {</w:t>
       </w:r>
     </w:p>
     <w:p>
@@ -2122,7 +2154,15 @@
         <w:pStyle w:val="Code"/>
       </w:pPr>
       <w:r>
-        <w:t xml:space="preserve">    int res = testTarget(k, v);</w:t>
+        <w:t xml:space="preserve">    int res = </w:t>
+      </w:r>
+      <w:proofErr w:type="gramStart"/>
+      <w:r>
+        <w:t>testTarget(</w:t>
+      </w:r>
+      <w:proofErr w:type="gramEnd"/>
+      <w:r>
+        <w:t>k, v);</w:t>
       </w:r>
     </w:p>
     <w:p>
@@ -2143,7 +2183,15 @@
         <w:pStyle w:val="Code"/>
       </w:pPr>
       <w:r>
-        <w:t>public static int testTarget(int value, int target) {</w:t>
+        <w:t xml:space="preserve">public static int </w:t>
+      </w:r>
+      <w:proofErr w:type="gramStart"/>
+      <w:r>
+        <w:t>testTarget(</w:t>
+      </w:r>
+      <w:proofErr w:type="gramEnd"/>
+      <w:r>
+        <w:t>int value, int target) {</w:t>
       </w:r>
     </w:p>
     <w:p>
@@ -2381,7 +2429,15 @@
         <w:pStyle w:val="Code"/>
       </w:pPr>
       <w:r>
-        <w:t>outer: while (!check) {</w:t>
+        <w:t xml:space="preserve">outer: while </w:t>
+      </w:r>
+      <w:proofErr w:type="gramStart"/>
+      <w:r>
+        <w:t>(!check</w:t>
+      </w:r>
+      <w:proofErr w:type="gramEnd"/>
+      <w:r>
+        <w:t>) {</w:t>
       </w:r>
     </w:p>
     <w:p>
@@ -2411,7 +2467,15 @@
         <w:pStyle w:val="Code"/>
       </w:pPr>
       <w:r>
-        <w:t xml:space="preserve">  inner: while (!other) {</w:t>
+        <w:t xml:space="preserve">  inner: while </w:t>
+      </w:r>
+      <w:proofErr w:type="gramStart"/>
+      <w:r>
+        <w:t>(!other</w:t>
+      </w:r>
+      <w:proofErr w:type="gramEnd"/>
+      <w:r>
+        <w:t>) {</w:t>
       </w:r>
     </w:p>
     <w:p>
@@ -2986,8 +3050,13 @@
       <w:pPr>
         <w:pStyle w:val="Code"/>
       </w:pPr>
-      <w:r>
-        <w:t>String[] texts;</w:t>
+      <w:proofErr w:type="gramStart"/>
+      <w:r>
+        <w:t>String[</w:t>
+      </w:r>
+      <w:proofErr w:type="gramEnd"/>
+      <w:r>
+        <w:t>] texts;</w:t>
       </w:r>
     </w:p>
     <w:p>
@@ -3003,7 +3072,15 @@
         <w:pStyle w:val="Code"/>
       </w:pPr>
       <w:r>
-        <w:t>texts = new String[3];</w:t>
+        <w:t xml:space="preserve">texts = new </w:t>
+      </w:r>
+      <w:proofErr w:type="gramStart"/>
+      <w:r>
+        <w:t>String[</w:t>
+      </w:r>
+      <w:proofErr w:type="gramEnd"/>
+      <w:r>
+        <w:t>3];</w:t>
       </w:r>
     </w:p>
     <w:p>
@@ -3018,24 +3095,39 @@
       <w:pPr>
         <w:pStyle w:val="Code"/>
       </w:pPr>
-      <w:r>
-        <w:t>texts[0] = "One";</w:t>
-      </w:r>
-    </w:p>
-    <w:p>
-      <w:pPr>
-        <w:pStyle w:val="Code"/>
-      </w:pPr>
-      <w:r>
-        <w:t>texts[1] = "Two";</w:t>
-      </w:r>
-    </w:p>
-    <w:p>
-      <w:pPr>
-        <w:pStyle w:val="Code"/>
-      </w:pPr>
-      <w:r>
-        <w:t>texts[texts.length - 1] = "Three";</w:t>
+      <w:proofErr w:type="gramStart"/>
+      <w:r>
+        <w:t>texts[</w:t>
+      </w:r>
+      <w:proofErr w:type="gramEnd"/>
+      <w:r>
+        <w:t>0] = "One";</w:t>
+      </w:r>
+    </w:p>
+    <w:p>
+      <w:pPr>
+        <w:pStyle w:val="Code"/>
+      </w:pPr>
+      <w:proofErr w:type="gramStart"/>
+      <w:r>
+        <w:t>texts[</w:t>
+      </w:r>
+      <w:proofErr w:type="gramEnd"/>
+      <w:r>
+        <w:t>1] = "Two";</w:t>
+      </w:r>
+    </w:p>
+    <w:p>
+      <w:pPr>
+        <w:pStyle w:val="Code"/>
+      </w:pPr>
+      <w:proofErr w:type="gramStart"/>
+      <w:r>
+        <w:t>texts[</w:t>
+      </w:r>
+      <w:proofErr w:type="gramEnd"/>
+      <w:r>
+        <w:t>texts.length - 1] = "Three";</w:t>
       </w:r>
     </w:p>
     <w:p>
@@ -3051,7 +3143,15 @@
         <w:pStyle w:val="Code"/>
       </w:pPr>
       <w:r>
-        <w:t>for (String text : texts) {</w:t>
+        <w:t xml:space="preserve">for (String </w:t>
+      </w:r>
+      <w:proofErr w:type="gramStart"/>
+      <w:r>
+        <w:t>text :</w:t>
+      </w:r>
+      <w:proofErr w:type="gramEnd"/>
+      <w:r>
+        <w:t xml:space="preserve"> texts) {</w:t>
       </w:r>
     </w:p>
     <w:p>
@@ -3134,8 +3234,13 @@
       <w:pPr>
         <w:pStyle w:val="Code"/>
       </w:pPr>
-      <w:r>
-        <w:t>int[][] grid = new int[3][3];</w:t>
+      <w:proofErr w:type="gramStart"/>
+      <w:r>
+        <w:t>int[</w:t>
+      </w:r>
+      <w:proofErr w:type="gramEnd"/>
+      <w:r>
+        <w:t>][] grid = new int[3][3];</w:t>
       </w:r>
     </w:p>
     <w:p>
@@ -3151,15 +3256,31 @@
         <w:pStyle w:val="Code"/>
       </w:pPr>
       <w:r>
-        <w:t>for (int i = 0; i &lt; grid.length; i++) {</w:t>
-      </w:r>
-    </w:p>
-    <w:p>
-      <w:pPr>
-        <w:pStyle w:val="Code"/>
-      </w:pPr>
-      <w:r>
-        <w:t xml:space="preserve">  for (int j = 0; j &lt; grid.length; j++) {</w:t>
+        <w:t xml:space="preserve">for (int i = 0; i &lt; </w:t>
+      </w:r>
+      <w:proofErr w:type="gramStart"/>
+      <w:r>
+        <w:t>grid.length</w:t>
+      </w:r>
+      <w:proofErr w:type="gramEnd"/>
+      <w:r>
+        <w:t>; i++) {</w:t>
+      </w:r>
+    </w:p>
+    <w:p>
+      <w:pPr>
+        <w:pStyle w:val="Code"/>
+      </w:pPr>
+      <w:r>
+        <w:t xml:space="preserve">  for (int j = 0; j &lt; </w:t>
+      </w:r>
+      <w:proofErr w:type="gramStart"/>
+      <w:r>
+        <w:t>grid.length</w:t>
+      </w:r>
+      <w:proofErr w:type="gramEnd"/>
+      <w:r>
+        <w:t>; j++) {</w:t>
       </w:r>
     </w:p>
     <w:p>
@@ -3219,15 +3340,31 @@
         <w:pStyle w:val="Code"/>
       </w:pPr>
       <w:r>
-        <w:t>for (int i = 0; i &lt; grid.length; i++) {</w:t>
-      </w:r>
-    </w:p>
-    <w:p>
-      <w:pPr>
-        <w:pStyle w:val="Code"/>
-      </w:pPr>
-      <w:r>
-        <w:t xml:space="preserve">  for (int j = 0; j &lt; grid.length; j++) {</w:t>
+        <w:t xml:space="preserve">for (int i = 0; i &lt; </w:t>
+      </w:r>
+      <w:proofErr w:type="gramStart"/>
+      <w:r>
+        <w:t>grid.length</w:t>
+      </w:r>
+      <w:proofErr w:type="gramEnd"/>
+      <w:r>
+        <w:t>; i++) {</w:t>
+      </w:r>
+    </w:p>
+    <w:p>
+      <w:pPr>
+        <w:pStyle w:val="Code"/>
+      </w:pPr>
+      <w:r>
+        <w:t xml:space="preserve">  for (int j = 0; j &lt; </w:t>
+      </w:r>
+      <w:proofErr w:type="gramStart"/>
+      <w:r>
+        <w:t>grid.length</w:t>
+      </w:r>
+      <w:proofErr w:type="gramEnd"/>
+      <w:r>
+        <w:t>; j++) {</w:t>
       </w:r>
     </w:p>
     <w:p>
@@ -4273,6 +4410,794 @@
     </w:p>
     <w:p>
       <w:pPr>
+        <w:pStyle w:val="P"/>
+      </w:pPr>
+      <w:r>
+        <w:t>Спочатку код виглядав так:</w:t>
+      </w:r>
+    </w:p>
+    <w:p>
+      <w:pPr>
+        <w:pStyle w:val="P"/>
+      </w:pPr>
+    </w:p>
+    <w:p>
+      <w:pPr>
+        <w:pStyle w:val="Code"/>
+      </w:pPr>
+      <w:r>
+        <w:t xml:space="preserve">import </w:t>
+      </w:r>
+      <w:proofErr w:type="gramStart"/>
+      <w:r>
+        <w:t>java.util</w:t>
+      </w:r>
+      <w:proofErr w:type="gramEnd"/>
+      <w:r>
+        <w:t>.ArrayList;</w:t>
+      </w:r>
+    </w:p>
+    <w:p>
+      <w:pPr>
+        <w:pStyle w:val="Code"/>
+      </w:pPr>
+      <w:r>
+        <w:t xml:space="preserve">import </w:t>
+      </w:r>
+      <w:proofErr w:type="gramStart"/>
+      <w:r>
+        <w:t>java.util</w:t>
+      </w:r>
+      <w:proofErr w:type="gramEnd"/>
+      <w:r>
+        <w:t>.List;</w:t>
+      </w:r>
+    </w:p>
+    <w:p>
+      <w:pPr>
+        <w:pStyle w:val="Code"/>
+      </w:pPr>
+      <w:r>
+        <w:t xml:space="preserve">import </w:t>
+      </w:r>
+      <w:proofErr w:type="gramStart"/>
+      <w:r>
+        <w:t>java.util</w:t>
+      </w:r>
+      <w:proofErr w:type="gramEnd"/>
+      <w:r>
+        <w:t>.Scanner;</w:t>
+      </w:r>
+    </w:p>
+    <w:p>
+      <w:pPr>
+        <w:pStyle w:val="Code"/>
+      </w:pPr>
+    </w:p>
+    <w:p>
+      <w:pPr>
+        <w:pStyle w:val="Code"/>
+      </w:pPr>
+      <w:r>
+        <w:t>class One {</w:t>
+      </w:r>
+    </w:p>
+    <w:p>
+      <w:pPr>
+        <w:pStyle w:val="Code"/>
+      </w:pPr>
+      <w:r>
+        <w:t xml:space="preserve">  public static boolean </w:t>
+      </w:r>
+      <w:proofErr w:type="gramStart"/>
+      <w:r>
+        <w:t>isNumberPalindrome(</w:t>
+      </w:r>
+      <w:proofErr w:type="gramEnd"/>
+      <w:r>
+        <w:t>int number) {</w:t>
+      </w:r>
+    </w:p>
+    <w:p>
+      <w:pPr>
+        <w:pStyle w:val="Code"/>
+      </w:pPr>
+      <w:r>
+        <w:t xml:space="preserve">    String stringNumber = Integer.toString(number);</w:t>
+      </w:r>
+    </w:p>
+    <w:p>
+      <w:pPr>
+        <w:pStyle w:val="Code"/>
+      </w:pPr>
+      <w:r>
+        <w:t xml:space="preserve">    String reversedNumber = "";</w:t>
+      </w:r>
+    </w:p>
+    <w:p>
+      <w:pPr>
+        <w:pStyle w:val="Code"/>
+      </w:pPr>
+    </w:p>
+    <w:p>
+      <w:pPr>
+        <w:pStyle w:val="Code"/>
+      </w:pPr>
+      <w:r>
+        <w:t xml:space="preserve">    for (int i = stringNumber.length() - 1; i &gt;= 0; i--) {</w:t>
+      </w:r>
+    </w:p>
+    <w:p>
+      <w:pPr>
+        <w:pStyle w:val="Code"/>
+      </w:pPr>
+      <w:r>
+        <w:t xml:space="preserve">      reversedNumber += stringNumber.charAt(i);</w:t>
+      </w:r>
+    </w:p>
+    <w:p>
+      <w:pPr>
+        <w:pStyle w:val="Code"/>
+      </w:pPr>
+      <w:r>
+        <w:t xml:space="preserve">    }</w:t>
+      </w:r>
+    </w:p>
+    <w:p>
+      <w:pPr>
+        <w:pStyle w:val="Code"/>
+      </w:pPr>
+    </w:p>
+    <w:p>
+      <w:pPr>
+        <w:pStyle w:val="Code"/>
+      </w:pPr>
+      <w:r>
+        <w:t xml:space="preserve">    if (stringNumber.equals(reversedNumber))</w:t>
+      </w:r>
+    </w:p>
+    <w:p>
+      <w:pPr>
+        <w:pStyle w:val="Code"/>
+      </w:pPr>
+      <w:r>
+        <w:t xml:space="preserve">      return true;</w:t>
+      </w:r>
+    </w:p>
+    <w:p>
+      <w:pPr>
+        <w:pStyle w:val="Code"/>
+      </w:pPr>
+      <w:r>
+        <w:t xml:space="preserve">    else</w:t>
+      </w:r>
+    </w:p>
+    <w:p>
+      <w:pPr>
+        <w:pStyle w:val="Code"/>
+      </w:pPr>
+      <w:r>
+        <w:t xml:space="preserve">      return false;</w:t>
+      </w:r>
+    </w:p>
+    <w:p>
+      <w:pPr>
+        <w:pStyle w:val="Code"/>
+      </w:pPr>
+      <w:r>
+        <w:lastRenderedPageBreak/>
+        <w:t xml:space="preserve">  }</w:t>
+      </w:r>
+    </w:p>
+    <w:p>
+      <w:pPr>
+        <w:pStyle w:val="Code"/>
+      </w:pPr>
+    </w:p>
+    <w:p>
+      <w:pPr>
+        <w:pStyle w:val="Code"/>
+      </w:pPr>
+      <w:r>
+        <w:t xml:space="preserve">  public static void </w:t>
+      </w:r>
+      <w:proofErr w:type="gramStart"/>
+      <w:r>
+        <w:t>main(</w:t>
+      </w:r>
+      <w:proofErr w:type="gramEnd"/>
+      <w:r>
+        <w:t>String[] args) {</w:t>
+      </w:r>
+    </w:p>
+    <w:p>
+      <w:pPr>
+        <w:pStyle w:val="Code"/>
+      </w:pPr>
+      <w:r>
+        <w:t xml:space="preserve">    Scanner inputScanner = new </w:t>
+      </w:r>
+      <w:proofErr w:type="gramStart"/>
+      <w:r>
+        <w:t>Scanner(</w:t>
+      </w:r>
+      <w:proofErr w:type="gramEnd"/>
+      <w:r>
+        <w:t>System.in);</w:t>
+      </w:r>
+    </w:p>
+    <w:p>
+      <w:pPr>
+        <w:pStyle w:val="Code"/>
+      </w:pPr>
+    </w:p>
+    <w:p>
+      <w:pPr>
+        <w:pStyle w:val="Code"/>
+      </w:pPr>
+      <w:r>
+        <w:t xml:space="preserve">    System.out.print("Please enter N, number of digits: ");</w:t>
+      </w:r>
+    </w:p>
+    <w:p>
+      <w:pPr>
+        <w:pStyle w:val="Code"/>
+      </w:pPr>
+      <w:r>
+        <w:t xml:space="preserve">    int numberOfDigits = inputScanner.nextInt();</w:t>
+      </w:r>
+    </w:p>
+    <w:p>
+      <w:pPr>
+        <w:pStyle w:val="Code"/>
+      </w:pPr>
+    </w:p>
+    <w:p>
+      <w:pPr>
+        <w:pStyle w:val="Code"/>
+      </w:pPr>
+      <w:r>
+        <w:t xml:space="preserve">    </w:t>
+      </w:r>
+      <w:proofErr w:type="gramStart"/>
+      <w:r>
+        <w:t>int[</w:t>
+      </w:r>
+      <w:proofErr w:type="gramEnd"/>
+      <w:r>
+        <w:t>] numbersArray = new int[numberOfDigits];</w:t>
+      </w:r>
+    </w:p>
+    <w:p>
+      <w:pPr>
+        <w:pStyle w:val="Code"/>
+      </w:pPr>
+      <w:r>
+        <w:t xml:space="preserve">    for (int i = 0; i &lt; numbersArray.length; i++) {</w:t>
+      </w:r>
+    </w:p>
+    <w:p>
+      <w:pPr>
+        <w:pStyle w:val="Code"/>
+      </w:pPr>
+      <w:r>
+        <w:t xml:space="preserve">      int readableNumber = i + 1;</w:t>
+      </w:r>
+    </w:p>
+    <w:p>
+      <w:pPr>
+        <w:pStyle w:val="Code"/>
+      </w:pPr>
+      <w:r>
+        <w:t xml:space="preserve">      System.out.print("Please enter digit number " + readableNumber + ": ");</w:t>
+      </w:r>
+    </w:p>
+    <w:p>
+      <w:pPr>
+        <w:pStyle w:val="Code"/>
+      </w:pPr>
+      <w:r>
+        <w:t xml:space="preserve">      int thisNumber = inputScanner.nextInt();</w:t>
+      </w:r>
+    </w:p>
+    <w:p>
+      <w:pPr>
+        <w:pStyle w:val="Code"/>
+      </w:pPr>
+      <w:r>
+        <w:t xml:space="preserve">      numbersArray[i] = thisNumber;</w:t>
+      </w:r>
+    </w:p>
+    <w:p>
+      <w:pPr>
+        <w:pStyle w:val="Code"/>
+      </w:pPr>
+      <w:r>
+        <w:t xml:space="preserve">    }</w:t>
+      </w:r>
+    </w:p>
+    <w:p>
+      <w:pPr>
+        <w:pStyle w:val="Code"/>
+      </w:pPr>
+      <w:r>
+        <w:t xml:space="preserve">    inputScanner.close();</w:t>
+      </w:r>
+    </w:p>
+    <w:p>
+      <w:pPr>
+        <w:pStyle w:val="Code"/>
+      </w:pPr>
+    </w:p>
+    <w:p>
+      <w:pPr>
+        <w:pStyle w:val="Code"/>
+      </w:pPr>
+      <w:r>
+        <w:t xml:space="preserve">    List&lt;Integer&gt; palindromeNumbers = new ArrayList&lt;Integer</w:t>
+      </w:r>
+      <w:proofErr w:type="gramStart"/>
+      <w:r>
+        <w:t>&gt;(</w:t>
+      </w:r>
+      <w:proofErr w:type="gramEnd"/>
+      <w:r>
+        <w:t>);</w:t>
+      </w:r>
+    </w:p>
+    <w:p>
+      <w:pPr>
+        <w:pStyle w:val="Code"/>
+      </w:pPr>
+      <w:r>
+        <w:t xml:space="preserve">    for (int i = 0; i &lt; numbersArray.length; i++) {</w:t>
+      </w:r>
+    </w:p>
+    <w:p>
+      <w:pPr>
+        <w:pStyle w:val="Code"/>
+      </w:pPr>
+      <w:r>
+        <w:t xml:space="preserve">      int thisNumber = numbersArray[i];</w:t>
+      </w:r>
+    </w:p>
+    <w:p>
+      <w:pPr>
+        <w:pStyle w:val="Code"/>
+      </w:pPr>
+      <w:r>
+        <w:t xml:space="preserve">      boolean isThisNumberPalindrome = isNumberPalindrome(thisNumber);</w:t>
+      </w:r>
+    </w:p>
+    <w:p>
+      <w:pPr>
+        <w:pStyle w:val="Code"/>
+      </w:pPr>
+      <w:r>
+        <w:t xml:space="preserve">      if (isThisNumberPalindrome)</w:t>
+      </w:r>
+    </w:p>
+    <w:p>
+      <w:pPr>
+        <w:pStyle w:val="Code"/>
+      </w:pPr>
+      <w:r>
+        <w:t xml:space="preserve">        palindromeNumbers.add(thisNumber);</w:t>
+      </w:r>
+    </w:p>
+    <w:p>
+      <w:pPr>
+        <w:pStyle w:val="Code"/>
+      </w:pPr>
+      <w:r>
+        <w:t xml:space="preserve">    }</w:t>
+      </w:r>
+    </w:p>
+    <w:p>
+      <w:pPr>
+        <w:pStyle w:val="Code"/>
+      </w:pPr>
+    </w:p>
+    <w:p>
+      <w:pPr>
+        <w:pStyle w:val="Code"/>
+      </w:pPr>
+      <w:r>
+        <w:t xml:space="preserve">    System.out.println("\nPalindrome numbers:");</w:t>
+      </w:r>
+    </w:p>
+    <w:p>
+      <w:pPr>
+        <w:pStyle w:val="Code"/>
+      </w:pPr>
+      <w:r>
+        <w:t xml:space="preserve">    for (int i = 0; i &lt; palindromeNumbers.size(); i++) {</w:t>
+      </w:r>
+    </w:p>
+    <w:p>
+      <w:pPr>
+        <w:pStyle w:val="Code"/>
+      </w:pPr>
+      <w:r>
+        <w:t xml:space="preserve">      System.out.println("- " + palindromeNumbers.get(i));</w:t>
+      </w:r>
+    </w:p>
+    <w:p>
+      <w:pPr>
+        <w:pStyle w:val="Code"/>
+      </w:pPr>
+      <w:r>
+        <w:t xml:space="preserve">    }</w:t>
+      </w:r>
+    </w:p>
+    <w:p>
+      <w:pPr>
+        <w:pStyle w:val="Code"/>
+      </w:pPr>
+      <w:r>
+        <w:t xml:space="preserve">  }</w:t>
+      </w:r>
+    </w:p>
+    <w:p>
+      <w:pPr>
+        <w:pStyle w:val="Code"/>
+      </w:pPr>
+      <w:r>
+        <w:t>}</w:t>
+      </w:r>
+    </w:p>
+    <w:p>
+      <w:pPr>
+        <w:pStyle w:val="P"/>
+      </w:pPr>
+    </w:p>
+    <w:p>
+      <w:pPr>
+        <w:pStyle w:val="P"/>
+      </w:pPr>
+      <w:r>
+        <w:t>Після кількох змін його фінальний вигляд такий:</w:t>
+      </w:r>
+    </w:p>
+    <w:p>
+      <w:pPr>
+        <w:pStyle w:val="P"/>
+      </w:pPr>
+    </w:p>
+    <w:p>
+      <w:pPr>
+        <w:pStyle w:val="Code"/>
+      </w:pPr>
+      <w:r>
+        <w:t xml:space="preserve">import </w:t>
+      </w:r>
+      <w:proofErr w:type="gramStart"/>
+      <w:r>
+        <w:t>java.util</w:t>
+      </w:r>
+      <w:proofErr w:type="gramEnd"/>
+      <w:r>
+        <w:t>.Scanner;</w:t>
+      </w:r>
+    </w:p>
+    <w:p>
+      <w:pPr>
+        <w:pStyle w:val="Code"/>
+      </w:pPr>
+    </w:p>
+    <w:p>
+      <w:pPr>
+        <w:pStyle w:val="Code"/>
+      </w:pPr>
+      <w:r>
+        <w:t>class One {</w:t>
+      </w:r>
+    </w:p>
+    <w:p>
+      <w:pPr>
+        <w:pStyle w:val="Code"/>
+      </w:pPr>
+      <w:r>
+        <w:t xml:space="preserve">  public static boolean </w:t>
+      </w:r>
+      <w:proofErr w:type="gramStart"/>
+      <w:r>
+        <w:t>isNumberPalindrome(</w:t>
+      </w:r>
+      <w:proofErr w:type="gramEnd"/>
+      <w:r>
+        <w:t>int number) {</w:t>
+      </w:r>
+    </w:p>
+    <w:p>
+      <w:pPr>
+        <w:pStyle w:val="Code"/>
+      </w:pPr>
+      <w:r>
+        <w:t xml:space="preserve">    String stringNumber = "" + number;</w:t>
+      </w:r>
+    </w:p>
+    <w:p>
+      <w:pPr>
+        <w:pStyle w:val="Code"/>
+      </w:pPr>
+      <w:r>
+        <w:t xml:space="preserve">    String reversedString = new StringBuilder(stringNumber</w:t>
+      </w:r>
+      <w:proofErr w:type="gramStart"/>
+      <w:r>
+        <w:t>).reverse</w:t>
+      </w:r>
+      <w:proofErr w:type="gramEnd"/>
+      <w:r>
+        <w:t>().toString();</w:t>
+      </w:r>
+    </w:p>
+    <w:p>
+      <w:pPr>
+        <w:pStyle w:val="Code"/>
+      </w:pPr>
+    </w:p>
+    <w:p>
+      <w:pPr>
+        <w:pStyle w:val="Code"/>
+      </w:pPr>
+      <w:r>
+        <w:t xml:space="preserve">    if (stringNumber.equals(reversedString))</w:t>
+      </w:r>
+    </w:p>
+    <w:p>
+      <w:pPr>
+        <w:pStyle w:val="Code"/>
+      </w:pPr>
+      <w:r>
+        <w:t xml:space="preserve">      return true;</w:t>
+      </w:r>
+    </w:p>
+    <w:p>
+      <w:pPr>
+        <w:pStyle w:val="Code"/>
+      </w:pPr>
+      <w:r>
+        <w:t xml:space="preserve">    else</w:t>
+      </w:r>
+    </w:p>
+    <w:p>
+      <w:pPr>
+        <w:pStyle w:val="Code"/>
+      </w:pPr>
+      <w:r>
+        <w:t xml:space="preserve">      return false;</w:t>
+      </w:r>
+    </w:p>
+    <w:p>
+      <w:pPr>
+        <w:pStyle w:val="Code"/>
+      </w:pPr>
+      <w:r>
+        <w:t xml:space="preserve">  }</w:t>
+      </w:r>
+    </w:p>
+    <w:p>
+      <w:pPr>
+        <w:pStyle w:val="Code"/>
+      </w:pPr>
+    </w:p>
+    <w:p>
+      <w:pPr>
+        <w:pStyle w:val="Code"/>
+      </w:pPr>
+      <w:r>
+        <w:t xml:space="preserve">  public static void </w:t>
+      </w:r>
+      <w:proofErr w:type="gramStart"/>
+      <w:r>
+        <w:t>main(</w:t>
+      </w:r>
+      <w:proofErr w:type="gramEnd"/>
+      <w:r>
+        <w:t>String[] args) {</w:t>
+      </w:r>
+    </w:p>
+    <w:p>
+      <w:pPr>
+        <w:pStyle w:val="Code"/>
+      </w:pPr>
+      <w:r>
+        <w:t xml:space="preserve">    Scanner inputScanner = new </w:t>
+      </w:r>
+      <w:proofErr w:type="gramStart"/>
+      <w:r>
+        <w:t>Scanner(</w:t>
+      </w:r>
+      <w:proofErr w:type="gramEnd"/>
+      <w:r>
+        <w:t>System.in);</w:t>
+      </w:r>
+    </w:p>
+    <w:p>
+      <w:pPr>
+        <w:pStyle w:val="Code"/>
+      </w:pPr>
+    </w:p>
+    <w:p>
+      <w:pPr>
+        <w:pStyle w:val="Code"/>
+      </w:pPr>
+      <w:r>
+        <w:t xml:space="preserve">    System.out.print("Please enter N, number of digits: ");</w:t>
+      </w:r>
+    </w:p>
+    <w:p>
+      <w:pPr>
+        <w:pStyle w:val="Code"/>
+      </w:pPr>
+      <w:r>
+        <w:t xml:space="preserve">    int numberOfDigits = inputScanner.nextInt();</w:t>
+      </w:r>
+    </w:p>
+    <w:p>
+      <w:pPr>
+        <w:pStyle w:val="Code"/>
+      </w:pPr>
+    </w:p>
+    <w:p>
+      <w:pPr>
+        <w:pStyle w:val="Code"/>
+      </w:pPr>
+      <w:r>
+        <w:lastRenderedPageBreak/>
+        <w:t xml:space="preserve">    </w:t>
+      </w:r>
+      <w:proofErr w:type="gramStart"/>
+      <w:r>
+        <w:t>int[</w:t>
+      </w:r>
+      <w:proofErr w:type="gramEnd"/>
+      <w:r>
+        <w:t>] numbersArray = new int[numberOfDigits];</w:t>
+      </w:r>
+    </w:p>
+    <w:p>
+      <w:pPr>
+        <w:pStyle w:val="Code"/>
+      </w:pPr>
+      <w:r>
+        <w:t xml:space="preserve">    for (int i = 0; i &lt; numbersArray.length; i++) {</w:t>
+      </w:r>
+    </w:p>
+    <w:p>
+      <w:pPr>
+        <w:pStyle w:val="Code"/>
+      </w:pPr>
+      <w:r>
+        <w:t xml:space="preserve">      int readableNumber = i + 1;</w:t>
+      </w:r>
+    </w:p>
+    <w:p>
+      <w:pPr>
+        <w:pStyle w:val="Code"/>
+      </w:pPr>
+      <w:r>
+        <w:t xml:space="preserve">      System.out.print("Please enter digit number " + readableNumber + ": ");</w:t>
+      </w:r>
+    </w:p>
+    <w:p>
+      <w:pPr>
+        <w:pStyle w:val="Code"/>
+      </w:pPr>
+      <w:r>
+        <w:t xml:space="preserve">      int thisNumber = inputScanner.nextInt();</w:t>
+      </w:r>
+    </w:p>
+    <w:p>
+      <w:pPr>
+        <w:pStyle w:val="Code"/>
+      </w:pPr>
+      <w:r>
+        <w:t xml:space="preserve">      numbersArray[i] = thisNumber;</w:t>
+      </w:r>
+    </w:p>
+    <w:p>
+      <w:pPr>
+        <w:pStyle w:val="Code"/>
+      </w:pPr>
+      <w:r>
+        <w:t xml:space="preserve">    }</w:t>
+      </w:r>
+    </w:p>
+    <w:p>
+      <w:pPr>
+        <w:pStyle w:val="Code"/>
+      </w:pPr>
+      <w:r>
+        <w:t xml:space="preserve">    inputScanner.close();</w:t>
+      </w:r>
+    </w:p>
+    <w:p>
+      <w:pPr>
+        <w:pStyle w:val="Code"/>
+      </w:pPr>
+    </w:p>
+    <w:p>
+      <w:pPr>
+        <w:pStyle w:val="Code"/>
+      </w:pPr>
+      <w:r>
+        <w:t xml:space="preserve">    System.out.println("\nPalindrome numbers:");</w:t>
+      </w:r>
+    </w:p>
+    <w:p>
+      <w:pPr>
+        <w:pStyle w:val="Code"/>
+      </w:pPr>
+      <w:r>
+        <w:t xml:space="preserve">    for (int i = 0; i &lt; numbersArray.length; i++) {</w:t>
+      </w:r>
+    </w:p>
+    <w:p>
+      <w:pPr>
+        <w:pStyle w:val="Code"/>
+      </w:pPr>
+      <w:r>
+        <w:t xml:space="preserve">      int thisNumber = numbersArray[i];</w:t>
+      </w:r>
+    </w:p>
+    <w:p>
+      <w:pPr>
+        <w:pStyle w:val="Code"/>
+      </w:pPr>
+      <w:r>
+        <w:t xml:space="preserve">      boolean isThisNumberPalindrome = isNumberPalindrome(thisNumber);</w:t>
+      </w:r>
+    </w:p>
+    <w:p>
+      <w:pPr>
+        <w:pStyle w:val="Code"/>
+      </w:pPr>
+      <w:r>
+        <w:t xml:space="preserve">      if (isThisNumberPalindrome)</w:t>
+      </w:r>
+    </w:p>
+    <w:p>
+      <w:pPr>
+        <w:pStyle w:val="Code"/>
+      </w:pPr>
+      <w:r>
+        <w:t xml:space="preserve">        System.out.println("- " + thisNumber);</w:t>
+      </w:r>
+    </w:p>
+    <w:p>
+      <w:pPr>
+        <w:pStyle w:val="Code"/>
+      </w:pPr>
+      <w:r>
+        <w:t xml:space="preserve">    }</w:t>
+      </w:r>
+    </w:p>
+    <w:p>
+      <w:pPr>
+        <w:pStyle w:val="Code"/>
+      </w:pPr>
+      <w:r>
+        <w:t xml:space="preserve">  }</w:t>
+      </w:r>
+    </w:p>
+    <w:p>
+      <w:pPr>
+        <w:pStyle w:val="Code"/>
+      </w:pPr>
+      <w:r>
+        <w:t>}</w:t>
+      </w:r>
+    </w:p>
+    <w:p>
+      <w:pPr>
+        <w:pStyle w:val="P"/>
+      </w:pPr>
+    </w:p>
+    <w:p>
+      <w:pPr>
         <w:pStyle w:val="H3"/>
       </w:pPr>
       <w:r>
@@ -4407,6 +5332,7 @@
         <w:rPr>
           <w:lang w:val="en-US"/>
         </w:rPr>
+        <w:lastRenderedPageBreak/>
         <w:t>Логічні операції в мові Java</w:t>
       </w:r>
     </w:p>
@@ -4481,7 +5407,15 @@
         <w:pStyle w:val="Code"/>
       </w:pPr>
       <w:r>
-        <w:t>if (user.isLoggedIn &amp;&amp; user.isRegistered)</w:t>
+        <w:t>if (</w:t>
+      </w:r>
+      <w:proofErr w:type="gramStart"/>
+      <w:r>
+        <w:t>user.isLoggedIn</w:t>
+      </w:r>
+      <w:proofErr w:type="gramEnd"/>
+      <w:r>
+        <w:t xml:space="preserve"> &amp;&amp; user.isRegistered)</w:t>
       </w:r>
     </w:p>
     <w:p>
@@ -4563,7 +5497,15 @@
         <w:pStyle w:val="Code"/>
       </w:pPr>
       <w:r>
-        <w:t>if (account.isDeleted || account.balance == 0)</w:t>
+        <w:t>if (</w:t>
+      </w:r>
+      <w:proofErr w:type="gramStart"/>
+      <w:r>
+        <w:t>account.isDeleted</w:t>
+      </w:r>
+      <w:proofErr w:type="gramEnd"/>
+      <w:r>
+        <w:t xml:space="preserve"> || account.balance == 0)</w:t>
       </w:r>
     </w:p>
     <w:p>
@@ -4639,7 +5581,15 @@
         <w:pStyle w:val="Code"/>
       </w:pPr>
       <w:r>
-        <w:t>if (!car.isLoaded)</w:t>
+        <w:t xml:space="preserve">if </w:t>
+      </w:r>
+      <w:proofErr w:type="gramStart"/>
+      <w:r>
+        <w:t>(!car</w:t>
+      </w:r>
+      <w:proofErr w:type="gramEnd"/>
+      <w:r>
+        <w:t>.isLoaded)</w:t>
       </w:r>
     </w:p>
     <w:p>
@@ -4708,7 +5658,6 @@
         <w:rPr>
           <w:lang w:val="en-US"/>
         </w:rPr>
-        <w:lastRenderedPageBreak/>
         <w:t>Побітові операції в мові Java</w:t>
       </w:r>
     </w:p>

--- a/32KP Konstrujuvannja program/1/KNT-122_Onyshchenko_Variant-19_PR1.docx
+++ b/32KP Konstrujuvannja program/1/KNT-122_Onyshchenko_Variant-19_PR1.docx
@@ -5265,6 +5265,867 @@
     <w:p>
       <w:pPr>
         <w:pStyle w:val="P"/>
+        <w:rPr>
+          <w:lang w:val="en-US"/>
+        </w:rPr>
+      </w:pPr>
+    </w:p>
+    <w:p>
+      <w:pPr>
+        <w:pStyle w:val="H2"/>
+      </w:pPr>
+      <w:r>
+        <w:t>2 Заповнення діагоналі матриці</w:t>
+      </w:r>
+    </w:p>
+    <w:p>
+      <w:pPr>
+        <w:pStyle w:val="P"/>
+      </w:pPr>
+    </w:p>
+    <w:p>
+      <w:pPr>
+        <w:pStyle w:val="P"/>
+      </w:pPr>
+      <w:r>
+        <w:t xml:space="preserve">Програма приймає від користувача квадратну матрицю заданого розміру, додає всі елементи як ключи структури даних </w:t>
+      </w:r>
+      <w:r>
+        <w:rPr>
+          <w:lang w:val="en-US"/>
+        </w:rPr>
+        <w:t>TreeMap (</w:t>
+      </w:r>
+      <w:r>
+        <w:t>яка їх сортує у спадному порядку), проходить через усі ключі і переставляє найбільші елементи на позиції у діагоналі.</w:t>
+      </w:r>
+    </w:p>
+    <w:p>
+      <w:pPr>
+        <w:pStyle w:val="P"/>
+      </w:pPr>
+    </w:p>
+    <w:p>
+      <w:pPr>
+        <w:pStyle w:val="H3"/>
+      </w:pPr>
+      <w:r>
+        <w:lastRenderedPageBreak/>
+        <w:t xml:space="preserve">Код </w:t>
+      </w:r>
+    </w:p>
+    <w:p>
+      <w:pPr>
+        <w:pStyle w:val="P"/>
+      </w:pPr>
+    </w:p>
+    <w:p>
+      <w:pPr>
+        <w:pStyle w:val="Code"/>
+      </w:pPr>
+      <w:r>
+        <w:t xml:space="preserve">import </w:t>
+      </w:r>
+      <w:proofErr w:type="gramStart"/>
+      <w:r>
+        <w:t>java.util</w:t>
+      </w:r>
+      <w:proofErr w:type="gramEnd"/>
+      <w:r>
+        <w:t>.Collections;</w:t>
+      </w:r>
+    </w:p>
+    <w:p>
+      <w:pPr>
+        <w:pStyle w:val="Code"/>
+      </w:pPr>
+      <w:r>
+        <w:t xml:space="preserve">import </w:t>
+      </w:r>
+      <w:proofErr w:type="gramStart"/>
+      <w:r>
+        <w:t>java.util</w:t>
+      </w:r>
+      <w:proofErr w:type="gramEnd"/>
+      <w:r>
+        <w:t>.Scanner;</w:t>
+      </w:r>
+    </w:p>
+    <w:p>
+      <w:pPr>
+        <w:pStyle w:val="Code"/>
+      </w:pPr>
+      <w:r>
+        <w:t xml:space="preserve">import </w:t>
+      </w:r>
+      <w:proofErr w:type="gramStart"/>
+      <w:r>
+        <w:t>java.util</w:t>
+      </w:r>
+      <w:proofErr w:type="gramEnd"/>
+      <w:r>
+        <w:t>.TreeMap;</w:t>
+      </w:r>
+    </w:p>
+    <w:p>
+      <w:pPr>
+        <w:pStyle w:val="Code"/>
+      </w:pPr>
+    </w:p>
+    <w:p>
+      <w:pPr>
+        <w:pStyle w:val="Code"/>
+      </w:pPr>
+      <w:r>
+        <w:t>class Two {</w:t>
+      </w:r>
+    </w:p>
+    <w:p>
+      <w:pPr>
+        <w:pStyle w:val="Code"/>
+      </w:pPr>
+      <w:r>
+        <w:t xml:space="preserve">  public static void showMatrix(</w:t>
+      </w:r>
+      <w:proofErr w:type="gramStart"/>
+      <w:r>
+        <w:t>int[</w:t>
+      </w:r>
+      <w:proofErr w:type="gramEnd"/>
+      <w:r>
+        <w:t>][] matrix) {</w:t>
+      </w:r>
+    </w:p>
+    <w:p>
+      <w:pPr>
+        <w:pStyle w:val="Code"/>
+      </w:pPr>
+      <w:r>
+        <w:t xml:space="preserve">    System.out.println();</w:t>
+      </w:r>
+    </w:p>
+    <w:p>
+      <w:pPr>
+        <w:pStyle w:val="Code"/>
+      </w:pPr>
+      <w:r>
+        <w:t xml:space="preserve">    for (int row = 0; row &lt; </w:t>
+      </w:r>
+      <w:proofErr w:type="gramStart"/>
+      <w:r>
+        <w:t>matrix.length</w:t>
+      </w:r>
+      <w:proofErr w:type="gramEnd"/>
+      <w:r>
+        <w:t>; row++) {</w:t>
+      </w:r>
+    </w:p>
+    <w:p>
+      <w:pPr>
+        <w:pStyle w:val="Code"/>
+      </w:pPr>
+      <w:r>
+        <w:t xml:space="preserve">      for (int col = 0; col &lt; </w:t>
+      </w:r>
+      <w:proofErr w:type="gramStart"/>
+      <w:r>
+        <w:t>matrix.length</w:t>
+      </w:r>
+      <w:proofErr w:type="gramEnd"/>
+      <w:r>
+        <w:t>; col++) {</w:t>
+      </w:r>
+    </w:p>
+    <w:p>
+      <w:pPr>
+        <w:pStyle w:val="Code"/>
+      </w:pPr>
+      <w:r>
+        <w:t xml:space="preserve">        if (row == col) {</w:t>
+      </w:r>
+    </w:p>
+    <w:p>
+      <w:pPr>
+        <w:pStyle w:val="Code"/>
+      </w:pPr>
+      <w:r>
+        <w:t xml:space="preserve">          System.out.print("\033[0;1m" + matrix[row][col] + "\033[0m ");</w:t>
+      </w:r>
+    </w:p>
+    <w:p>
+      <w:pPr>
+        <w:pStyle w:val="Code"/>
+      </w:pPr>
+      <w:r>
+        <w:t xml:space="preserve">        } else {</w:t>
+      </w:r>
+    </w:p>
+    <w:p>
+      <w:pPr>
+        <w:pStyle w:val="Code"/>
+      </w:pPr>
+      <w:r>
+        <w:t xml:space="preserve">          System.out.print(matrix[row][col] + " ");</w:t>
+      </w:r>
+    </w:p>
+    <w:p>
+      <w:pPr>
+        <w:pStyle w:val="Code"/>
+      </w:pPr>
+      <w:r>
+        <w:t xml:space="preserve">        }</w:t>
+      </w:r>
+    </w:p>
+    <w:p>
+      <w:pPr>
+        <w:pStyle w:val="Code"/>
+      </w:pPr>
+      <w:r>
+        <w:t xml:space="preserve">      }</w:t>
+      </w:r>
+    </w:p>
+    <w:p>
+      <w:pPr>
+        <w:pStyle w:val="Code"/>
+      </w:pPr>
+      <w:r>
+        <w:t xml:space="preserve">      System.out.println();</w:t>
+      </w:r>
+    </w:p>
+    <w:p>
+      <w:pPr>
+        <w:pStyle w:val="Code"/>
+      </w:pPr>
+      <w:r>
+        <w:t xml:space="preserve">    }</w:t>
+      </w:r>
+    </w:p>
+    <w:p>
+      <w:pPr>
+        <w:pStyle w:val="Code"/>
+      </w:pPr>
+      <w:r>
+        <w:t xml:space="preserve">    System.out.println();</w:t>
+      </w:r>
+    </w:p>
+    <w:p>
+      <w:pPr>
+        <w:pStyle w:val="Code"/>
+      </w:pPr>
+      <w:r>
+        <w:t xml:space="preserve">  }</w:t>
+      </w:r>
+    </w:p>
+    <w:p>
+      <w:pPr>
+        <w:pStyle w:val="Code"/>
+      </w:pPr>
+    </w:p>
+    <w:p>
+      <w:pPr>
+        <w:pStyle w:val="Code"/>
+      </w:pPr>
+      <w:r>
+        <w:t xml:space="preserve">  public static void </w:t>
+      </w:r>
+      <w:proofErr w:type="gramStart"/>
+      <w:r>
+        <w:t>main(</w:t>
+      </w:r>
+      <w:proofErr w:type="gramEnd"/>
+      <w:r>
+        <w:t>String[] args) {</w:t>
+      </w:r>
+    </w:p>
+    <w:p>
+      <w:pPr>
+        <w:pStyle w:val="Code"/>
+      </w:pPr>
+      <w:r>
+        <w:t xml:space="preserve">    Scanner inputReader = new </w:t>
+      </w:r>
+      <w:proofErr w:type="gramStart"/>
+      <w:r>
+        <w:t>Scanner(</w:t>
+      </w:r>
+      <w:proofErr w:type="gramEnd"/>
+      <w:r>
+        <w:t>System.in);</w:t>
+      </w:r>
+    </w:p>
+    <w:p>
+      <w:pPr>
+        <w:pStyle w:val="Code"/>
+      </w:pPr>
+    </w:p>
+    <w:p>
+      <w:pPr>
+        <w:pStyle w:val="Code"/>
+      </w:pPr>
+      <w:r>
+        <w:t xml:space="preserve">    // Отримання розміру матриці</w:t>
+      </w:r>
+    </w:p>
+    <w:p>
+      <w:pPr>
+        <w:pStyle w:val="Code"/>
+      </w:pPr>
+      <w:r>
+        <w:t xml:space="preserve">    int matrixSize;</w:t>
+      </w:r>
+    </w:p>
+    <w:p>
+      <w:pPr>
+        <w:pStyle w:val="Code"/>
+      </w:pPr>
+      <w:r>
+        <w:t xml:space="preserve">    System.out.print("Please enter matrix size: ");</w:t>
+      </w:r>
+    </w:p>
+    <w:p>
+      <w:pPr>
+        <w:pStyle w:val="Code"/>
+      </w:pPr>
+      <w:r>
+        <w:t xml:space="preserve">    matrixSize = inputReader.nextInt();</w:t>
+      </w:r>
+    </w:p>
+    <w:p>
+      <w:pPr>
+        <w:pStyle w:val="Code"/>
+      </w:pPr>
+    </w:p>
+    <w:p>
+      <w:pPr>
+        <w:pStyle w:val="Code"/>
+      </w:pPr>
+      <w:r>
+        <w:t xml:space="preserve">    // Заповнення</w:t>
+      </w:r>
+    </w:p>
+    <w:p>
+      <w:pPr>
+        <w:pStyle w:val="Code"/>
+      </w:pPr>
+      <w:r>
+        <w:t xml:space="preserve">    </w:t>
+      </w:r>
+      <w:proofErr w:type="gramStart"/>
+      <w:r>
+        <w:t>int[</w:t>
+      </w:r>
+      <w:proofErr w:type="gramEnd"/>
+      <w:r>
+        <w:t>][] matrix = new int[matrixSize][matrixSize];</w:t>
+      </w:r>
+    </w:p>
+    <w:p>
+      <w:pPr>
+        <w:pStyle w:val="Code"/>
+      </w:pPr>
+      <w:r>
+        <w:t xml:space="preserve">    TreeMap&lt;Integer, String&gt; numbers = new TreeMap&lt;Integer, String</w:t>
+      </w:r>
+      <w:proofErr w:type="gramStart"/>
+      <w:r>
+        <w:t>&gt;(</w:t>
+      </w:r>
+      <w:proofErr w:type="gramEnd"/>
+      <w:r>
+        <w:t>Collections.reverseOrder());</w:t>
+      </w:r>
+    </w:p>
+    <w:p>
+      <w:pPr>
+        <w:pStyle w:val="Code"/>
+      </w:pPr>
+      <w:r>
+        <w:t xml:space="preserve">    for (int row = 0; row &lt; </w:t>
+      </w:r>
+      <w:proofErr w:type="gramStart"/>
+      <w:r>
+        <w:t>matrix.length</w:t>
+      </w:r>
+      <w:proofErr w:type="gramEnd"/>
+      <w:r>
+        <w:t>; row++) {</w:t>
+      </w:r>
+    </w:p>
+    <w:p>
+      <w:pPr>
+        <w:pStyle w:val="Code"/>
+      </w:pPr>
+      <w:r>
+        <w:t xml:space="preserve">      for (int col = 0; col &lt; </w:t>
+      </w:r>
+      <w:proofErr w:type="gramStart"/>
+      <w:r>
+        <w:t>matrix.length</w:t>
+      </w:r>
+      <w:proofErr w:type="gramEnd"/>
+      <w:r>
+        <w:t>; col++) {</w:t>
+      </w:r>
+    </w:p>
+    <w:p>
+      <w:pPr>
+        <w:pStyle w:val="Code"/>
+      </w:pPr>
+      <w:r>
+        <w:t xml:space="preserve">        int readableRow = row + 1;</w:t>
+      </w:r>
+    </w:p>
+    <w:p>
+      <w:pPr>
+        <w:pStyle w:val="Code"/>
+      </w:pPr>
+      <w:r>
+        <w:t xml:space="preserve">        int readableCol = col + 1;</w:t>
+      </w:r>
+    </w:p>
+    <w:p>
+      <w:pPr>
+        <w:pStyle w:val="Code"/>
+      </w:pPr>
+      <w:r>
+        <w:t xml:space="preserve">        System.out.print("Please enter element on row " + readableRow + " </w:t>
+      </w:r>
+      <w:proofErr w:type="gramStart"/>
+      <w:r>
+        <w:t>and</w:t>
+      </w:r>
+      <w:proofErr w:type="gramEnd"/>
+      <w:r>
+        <w:t xml:space="preserve"> col " + readableCol + ": ");</w:t>
+      </w:r>
+    </w:p>
+    <w:p>
+      <w:pPr>
+        <w:pStyle w:val="Code"/>
+      </w:pPr>
+    </w:p>
+    <w:p>
+      <w:pPr>
+        <w:pStyle w:val="Code"/>
+      </w:pPr>
+      <w:r>
+        <w:t xml:space="preserve">        int givenElement = inputReader.nextInt();</w:t>
+      </w:r>
+    </w:p>
+    <w:p>
+      <w:pPr>
+        <w:pStyle w:val="Code"/>
+      </w:pPr>
+      <w:r>
+        <w:t xml:space="preserve">        matrix[row][col] = givenElement;</w:t>
+      </w:r>
+    </w:p>
+    <w:p>
+      <w:pPr>
+        <w:pStyle w:val="Code"/>
+      </w:pPr>
+      <w:r>
+        <w:t xml:space="preserve">        String position = row + "," + col;</w:t>
+      </w:r>
+    </w:p>
+    <w:p>
+      <w:pPr>
+        <w:pStyle w:val="Code"/>
+      </w:pPr>
+      <w:r>
+        <w:t xml:space="preserve">        </w:t>
+      </w:r>
+      <w:proofErr w:type="gramStart"/>
+      <w:r>
+        <w:t>numbers.put(</w:t>
+      </w:r>
+      <w:proofErr w:type="gramEnd"/>
+      <w:r>
+        <w:t>givenElement, position);</w:t>
+      </w:r>
+    </w:p>
+    <w:p>
+      <w:pPr>
+        <w:pStyle w:val="Code"/>
+      </w:pPr>
+      <w:r>
+        <w:t xml:space="preserve">      }</w:t>
+      </w:r>
+    </w:p>
+    <w:p>
+      <w:pPr>
+        <w:pStyle w:val="Code"/>
+      </w:pPr>
+      <w:r>
+        <w:t xml:space="preserve">    }</w:t>
+      </w:r>
+    </w:p>
+    <w:p>
+      <w:pPr>
+        <w:pStyle w:val="Code"/>
+      </w:pPr>
+      <w:r>
+        <w:t xml:space="preserve">    showMatrix(matrix);</w:t>
+      </w:r>
+    </w:p>
+    <w:p>
+      <w:pPr>
+        <w:pStyle w:val="Code"/>
+      </w:pPr>
+    </w:p>
+    <w:p>
+      <w:pPr>
+        <w:pStyle w:val="Code"/>
+      </w:pPr>
+      <w:r>
+        <w:t xml:space="preserve">    int matrixSizeCounter = 0;</w:t>
+      </w:r>
+    </w:p>
+    <w:p>
+      <w:pPr>
+        <w:pStyle w:val="Code"/>
+      </w:pPr>
+      <w:r>
+        <w:t xml:space="preserve">    for (Integer </w:t>
+      </w:r>
+      <w:proofErr w:type="gramStart"/>
+      <w:r>
+        <w:t>key :</w:t>
+      </w:r>
+      <w:proofErr w:type="gramEnd"/>
+      <w:r>
+        <w:t xml:space="preserve"> numbers.keySet()) {</w:t>
+      </w:r>
+    </w:p>
+    <w:p>
+      <w:pPr>
+        <w:pStyle w:val="Code"/>
+      </w:pPr>
+      <w:r>
+        <w:t xml:space="preserve">      if (matrixSizeCounter &gt;= matrixSize) {</w:t>
+      </w:r>
+    </w:p>
+    <w:p>
+      <w:pPr>
+        <w:pStyle w:val="Code"/>
+      </w:pPr>
+      <w:r>
+        <w:t xml:space="preserve">        break;</w:t>
+      </w:r>
+    </w:p>
+    <w:p>
+      <w:pPr>
+        <w:pStyle w:val="Code"/>
+      </w:pPr>
+      <w:r>
+        <w:t xml:space="preserve">      }</w:t>
+      </w:r>
+    </w:p>
+    <w:p>
+      <w:pPr>
+        <w:pStyle w:val="Code"/>
+      </w:pPr>
+    </w:p>
+    <w:p>
+      <w:pPr>
+        <w:pStyle w:val="Code"/>
+      </w:pPr>
+      <w:r>
+        <w:lastRenderedPageBreak/>
+        <w:t xml:space="preserve">      String value = numbers.get(key);</w:t>
+      </w:r>
+    </w:p>
+    <w:p>
+      <w:pPr>
+        <w:pStyle w:val="Code"/>
+      </w:pPr>
+      <w:r>
+        <w:t xml:space="preserve">      </w:t>
+      </w:r>
+      <w:proofErr w:type="gramStart"/>
+      <w:r>
+        <w:t>String[</w:t>
+      </w:r>
+      <w:proofErr w:type="gramEnd"/>
+      <w:r>
+        <w:t>] positionParts = value.split(",");</w:t>
+      </w:r>
+    </w:p>
+    <w:p>
+      <w:pPr>
+        <w:pStyle w:val="Code"/>
+      </w:pPr>
+      <w:r>
+        <w:t xml:space="preserve">      int positionRow = Integer.parseInt(</w:t>
+      </w:r>
+      <w:proofErr w:type="gramStart"/>
+      <w:r>
+        <w:t>positionParts[</w:t>
+      </w:r>
+      <w:proofErr w:type="gramEnd"/>
+      <w:r>
+        <w:t>0]);</w:t>
+      </w:r>
+    </w:p>
+    <w:p>
+      <w:pPr>
+        <w:pStyle w:val="Code"/>
+      </w:pPr>
+      <w:r>
+        <w:t xml:space="preserve">      int positionCol = Integer.parseInt(</w:t>
+      </w:r>
+      <w:proofErr w:type="gramStart"/>
+      <w:r>
+        <w:t>positionParts[</w:t>
+      </w:r>
+      <w:proofErr w:type="gramEnd"/>
+      <w:r>
+        <w:t>1]);</w:t>
+      </w:r>
+    </w:p>
+    <w:p>
+      <w:pPr>
+        <w:pStyle w:val="Code"/>
+      </w:pPr>
+      <w:r>
+        <w:t xml:space="preserve">      System.out.println(key + ": row " + positionRow + " and col " + positionCol);</w:t>
+      </w:r>
+    </w:p>
+    <w:p>
+      <w:pPr>
+        <w:pStyle w:val="Code"/>
+      </w:pPr>
+    </w:p>
+    <w:p>
+      <w:pPr>
+        <w:pStyle w:val="Code"/>
+      </w:pPr>
+      <w:r>
+        <w:t xml:space="preserve">      int neededRow = matrixSizeCounter;</w:t>
+      </w:r>
+    </w:p>
+    <w:p>
+      <w:pPr>
+        <w:pStyle w:val="Code"/>
+      </w:pPr>
+      <w:r>
+        <w:t xml:space="preserve">      int neededCol = matrixSizeCounter;</w:t>
+      </w:r>
+    </w:p>
+    <w:p>
+      <w:pPr>
+        <w:pStyle w:val="Code"/>
+      </w:pPr>
+      <w:r>
+        <w:t xml:space="preserve">      String neededPosition = neededRow + "," + neededCol;</w:t>
+      </w:r>
+    </w:p>
+    <w:p>
+      <w:pPr>
+        <w:pStyle w:val="Code"/>
+      </w:pPr>
+      <w:r>
+        <w:t xml:space="preserve">      System.out.println("Needs to be on row " + neededRow + " and on col " + neededCol);</w:t>
+      </w:r>
+    </w:p>
+    <w:p>
+      <w:pPr>
+        <w:pStyle w:val="Code"/>
+      </w:pPr>
+    </w:p>
+    <w:p>
+      <w:pPr>
+        <w:pStyle w:val="Code"/>
+      </w:pPr>
+      <w:r>
+        <w:t xml:space="preserve">      int swappedElement = matrix[neededRow][neededCol];</w:t>
+      </w:r>
+    </w:p>
+    <w:p>
+      <w:pPr>
+        <w:pStyle w:val="Code"/>
+      </w:pPr>
+      <w:r>
+        <w:t xml:space="preserve">      int currentElement = matrix[positionRow][positionCol];</w:t>
+      </w:r>
+    </w:p>
+    <w:p>
+      <w:pPr>
+        <w:pStyle w:val="Code"/>
+      </w:pPr>
+      <w:r>
+        <w:t xml:space="preserve">      matrix[neededRow][neededCol] = currentElement;</w:t>
+      </w:r>
+    </w:p>
+    <w:p>
+      <w:pPr>
+        <w:pStyle w:val="Code"/>
+      </w:pPr>
+      <w:r>
+        <w:t xml:space="preserve">      matrix[positionRow][positionCol] = swappedElement;</w:t>
+      </w:r>
+    </w:p>
+    <w:p>
+      <w:pPr>
+        <w:pStyle w:val="Code"/>
+      </w:pPr>
+    </w:p>
+    <w:p>
+      <w:pPr>
+        <w:pStyle w:val="Code"/>
+      </w:pPr>
+      <w:r>
+        <w:t xml:space="preserve">      showMatrix(matrix);</w:t>
+      </w:r>
+    </w:p>
+    <w:p>
+      <w:pPr>
+        <w:pStyle w:val="Code"/>
+      </w:pPr>
+      <w:r>
+        <w:t xml:space="preserve">      </w:t>
+      </w:r>
+      <w:proofErr w:type="gramStart"/>
+      <w:r>
+        <w:t>numbers.put(</w:t>
+      </w:r>
+      <w:proofErr w:type="gramEnd"/>
+      <w:r>
+        <w:t>key, neededPosition);</w:t>
+      </w:r>
+    </w:p>
+    <w:p>
+      <w:pPr>
+        <w:pStyle w:val="Code"/>
+      </w:pPr>
+      <w:r>
+        <w:t xml:space="preserve">      matrixSizeCounter += 1;</w:t>
+      </w:r>
+    </w:p>
+    <w:p>
+      <w:pPr>
+        <w:pStyle w:val="Code"/>
+      </w:pPr>
+      <w:r>
+        <w:t xml:space="preserve">    }</w:t>
+      </w:r>
+    </w:p>
+    <w:p>
+      <w:pPr>
+        <w:pStyle w:val="Code"/>
+      </w:pPr>
+    </w:p>
+    <w:p>
+      <w:pPr>
+        <w:pStyle w:val="Code"/>
+      </w:pPr>
+      <w:r>
+        <w:t xml:space="preserve">    inputReader.close();</w:t>
+      </w:r>
+    </w:p>
+    <w:p>
+      <w:pPr>
+        <w:pStyle w:val="Code"/>
+      </w:pPr>
+      <w:r>
+        <w:t xml:space="preserve">  }</w:t>
+      </w:r>
+    </w:p>
+    <w:p>
+      <w:pPr>
+        <w:pStyle w:val="Code"/>
+      </w:pPr>
+      <w:r>
+        <w:t>}</w:t>
+      </w:r>
+    </w:p>
+    <w:p>
+      <w:pPr>
+        <w:ind w:firstLine="0"/>
+        <w:rPr>
+          <w:rFonts w:eastAsiaTheme="majorEastAsia"/>
+          <w:b/>
+          <w:bCs/>
+          <w:i/>
+          <w:szCs w:val="24"/>
+        </w:rPr>
+      </w:pPr>
+      <w:r>
+        <w:br w:type="page"/>
+      </w:r>
+    </w:p>
+    <w:p>
+      <w:pPr>
+        <w:pStyle w:val="H3"/>
+      </w:pPr>
+      <w:r>
+        <w:lastRenderedPageBreak/>
+        <w:t>Результати</w:t>
+      </w:r>
+    </w:p>
+    <w:p>
+      <w:pPr>
+        <w:pStyle w:val="P"/>
+      </w:pPr>
+    </w:p>
+    <w:p>
+      <w:pPr>
+        <w:pStyle w:val="IMG"/>
+      </w:pPr>
+      <w:r>
+        <w:drawing>
+          <wp:inline distT="0" distB="0" distL="0" distR="0" wp14:anchorId="57303814" wp14:editId="4BBB88FE">
+            <wp:extent cx="4318000" cy="7907457"/>
+            <wp:effectExtent l="0" t="0" r="6350" b="0"/>
+            <wp:docPr id="2133879175" name="Рисунок 1" descr="Зображення, що містить текст, знімок екрана, Шрифт, число&#10;&#10;Вміст, створений ШІ, може бути неправильним."/>
+            <wp:cNvGraphicFramePr>
+              <a:graphicFrameLocks xmlns:a="http://schemas.openxmlformats.org/drawingml/2006/main" noChangeAspect="1"/>
+            </wp:cNvGraphicFramePr>
+            <a:graphic xmlns:a="http://schemas.openxmlformats.org/drawingml/2006/main">
+              <a:graphicData uri="http://schemas.openxmlformats.org/drawingml/2006/picture">
+                <pic:pic xmlns:pic="http://schemas.openxmlformats.org/drawingml/2006/picture">
+                  <pic:nvPicPr>
+                    <pic:cNvPr id="2133879175" name="Рисунок 1" descr="Зображення, що містить текст, знімок екрана, Шрифт, число&#10;&#10;Вміст, створений ШІ, може бути неправильним."/>
+                    <pic:cNvPicPr/>
+                  </pic:nvPicPr>
+                  <pic:blipFill>
+                    <a:blip r:embed="rId14"/>
+                    <a:stretch>
+                      <a:fillRect/>
+                    </a:stretch>
+                  </pic:blipFill>
+                  <pic:spPr>
+                    <a:xfrm>
+                      <a:off x="0" y="0"/>
+                      <a:ext cx="4336698" cy="7941698"/>
+                    </a:xfrm>
+                    <a:prstGeom prst="rect">
+                      <a:avLst/>
+                    </a:prstGeom>
+                  </pic:spPr>
+                </pic:pic>
+              </a:graphicData>
+            </a:graphic>
+          </wp:inline>
+        </w:drawing>
+      </w:r>
+    </w:p>
+    <w:p>
+      <w:pPr>
+        <w:pStyle w:val="IMG"/>
+      </w:pPr>
+      <w:r>
+        <w:t>Рисунок 2.1 – Результати виконання в консолі</w:t>
+      </w:r>
+    </w:p>
+    <w:p>
+      <w:pPr>
+        <w:pStyle w:val="P"/>
+      </w:pPr>
+    </w:p>
+    <w:p>
+      <w:pPr>
+        <w:pStyle w:val="IMG"/>
       </w:pPr>
     </w:p>
     <w:p>
@@ -5332,7 +6193,6 @@
         <w:rPr>
           <w:lang w:val="en-US"/>
         </w:rPr>
-        <w:lastRenderedPageBreak/>
         <w:t>Логічні операції в мові Java</w:t>
       </w:r>
     </w:p>
@@ -5629,7 +6489,7 @@
       <w:r>
         <w:t xml:space="preserve">Джерело: </w:t>
       </w:r>
-      <w:hyperlink r:id="rId14" w:anchor=":~:text=with%20logical%20operators-,.,-Logical%20operators%20are" w:history="1">
+      <w:hyperlink r:id="rId15" w:anchor=":~:text=with%20logical%20operators-,.,-Logical%20operators%20are" w:history="1">
         <w:r>
           <w:rPr>
             <w:rStyle w:val="a4"/>
@@ -5658,6 +6518,7 @@
         <w:rPr>
           <w:lang w:val="en-US"/>
         </w:rPr>
+        <w:lastRenderedPageBreak/>
         <w:t>Побітові операції в мові Java</w:t>
       </w:r>
     </w:p>
@@ -5705,7 +6566,7 @@
       </w:r>
     </w:p>
     <w:sectPr>
-      <w:headerReference w:type="default" r:id="rId15"/>
+      <w:headerReference w:type="default" r:id="rId16"/>
       <w:pgSz w:w="11906" w:h="16838"/>
       <w:pgMar w:top="1440" w:right="1440" w:bottom="1440" w:left="1440" w:header="708" w:footer="708" w:gutter="0"/>
       <w:cols w:space="708"/>

--- a/32KP Konstrujuvannja program/1/KNT-122_Onyshchenko_Variant-19_PR1.docx
+++ b/32KP Konstrujuvannja program/1/KNT-122_Onyshchenko_Variant-19_PR1.docx
@@ -1099,15 +1099,7 @@
         <w:pStyle w:val="Code"/>
       </w:pPr>
       <w:r>
-        <w:t xml:space="preserve">public static void </w:t>
-      </w:r>
-      <w:proofErr w:type="gramStart"/>
-      <w:r>
-        <w:t>main(</w:t>
-      </w:r>
-      <w:proofErr w:type="gramEnd"/>
-      <w:r>
-        <w:t>String[] args)</w:t>
+        <w:t>public static void main(String[] args)</w:t>
       </w:r>
     </w:p>
     <w:p>
@@ -1846,14 +1838,7 @@
         <w:rPr>
           <w:lang w:val="en-US"/>
         </w:rPr>
-        <w:t xml:space="preserve"> Java кожен рядок потрібно завершувати </w:t>
-      </w:r>
-      <w:proofErr w:type="gramStart"/>
-      <w:r>
-        <w:rPr>
-          <w:lang w:val="en-US"/>
-        </w:rPr>
-        <w:t xml:space="preserve">символом </w:t>
+        <w:t xml:space="preserve"> Java кожен рядок потрібно завершувати символом </w:t>
       </w:r>
       <w:r>
         <w:rPr>
@@ -1861,7 +1846,6 @@
         </w:rPr>
         <w:t>;</w:t>
       </w:r>
-      <w:proofErr w:type="gramEnd"/>
     </w:p>
     <w:p>
       <w:pPr>
@@ -1896,15 +1880,7 @@
         <w:pStyle w:val="Code"/>
       </w:pPr>
       <w:r>
-        <w:t>if (</w:t>
-      </w:r>
-      <w:proofErr w:type="gramStart"/>
-      <w:r>
-        <w:t>one !</w:t>
-      </w:r>
-      <w:proofErr w:type="gramEnd"/>
-      <w:r>
-        <w:t>= 2)</w:t>
+        <w:t>if (one != 2)</w:t>
       </w:r>
     </w:p>
     <w:p>
@@ -2122,15 +2098,7 @@
         <w:pStyle w:val="Code"/>
       </w:pPr>
       <w:r>
-        <w:t xml:space="preserve">public static void </w:t>
-      </w:r>
-      <w:proofErr w:type="gramStart"/>
-      <w:r>
-        <w:t>main(</w:t>
-      </w:r>
-      <w:proofErr w:type="gramEnd"/>
-      <w:r>
-        <w:t>String[] args) {</w:t>
+        <w:t>public static void main(String[] args) {</w:t>
       </w:r>
     </w:p>
     <w:p>
@@ -2154,15 +2122,7 @@
         <w:pStyle w:val="Code"/>
       </w:pPr>
       <w:r>
-        <w:t xml:space="preserve">    int res = </w:t>
-      </w:r>
-      <w:proofErr w:type="gramStart"/>
-      <w:r>
-        <w:t>testTarget(</w:t>
-      </w:r>
-      <w:proofErr w:type="gramEnd"/>
-      <w:r>
-        <w:t>k, v);</w:t>
+        <w:t xml:space="preserve">    int res = testTarget(k, v);</w:t>
       </w:r>
     </w:p>
     <w:p>
@@ -2183,15 +2143,7 @@
         <w:pStyle w:val="Code"/>
       </w:pPr>
       <w:r>
-        <w:t xml:space="preserve">public static int </w:t>
-      </w:r>
-      <w:proofErr w:type="gramStart"/>
-      <w:r>
-        <w:t>testTarget(</w:t>
-      </w:r>
-      <w:proofErr w:type="gramEnd"/>
-      <w:r>
-        <w:t>int value, int target) {</w:t>
+        <w:t>public static int testTarget(int value, int target) {</w:t>
       </w:r>
     </w:p>
     <w:p>
@@ -2429,15 +2381,7 @@
         <w:pStyle w:val="Code"/>
       </w:pPr>
       <w:r>
-        <w:t xml:space="preserve">outer: while </w:t>
-      </w:r>
-      <w:proofErr w:type="gramStart"/>
-      <w:r>
-        <w:t>(!check</w:t>
-      </w:r>
-      <w:proofErr w:type="gramEnd"/>
-      <w:r>
-        <w:t>) {</w:t>
+        <w:t>outer: while (!check) {</w:t>
       </w:r>
     </w:p>
     <w:p>
@@ -2467,15 +2411,7 @@
         <w:pStyle w:val="Code"/>
       </w:pPr>
       <w:r>
-        <w:t xml:space="preserve">  inner: while </w:t>
-      </w:r>
-      <w:proofErr w:type="gramStart"/>
-      <w:r>
-        <w:t>(!other</w:t>
-      </w:r>
-      <w:proofErr w:type="gramEnd"/>
-      <w:r>
-        <w:t>) {</w:t>
+        <w:t xml:space="preserve">  inner: while (!other) {</w:t>
       </w:r>
     </w:p>
     <w:p>
@@ -3050,13 +2986,8 @@
       <w:pPr>
         <w:pStyle w:val="Code"/>
       </w:pPr>
-      <w:proofErr w:type="gramStart"/>
-      <w:r>
-        <w:t>String[</w:t>
-      </w:r>
-      <w:proofErr w:type="gramEnd"/>
-      <w:r>
-        <w:t>] texts;</w:t>
+      <w:r>
+        <w:t>String[] texts;</w:t>
       </w:r>
     </w:p>
     <w:p>
@@ -3072,15 +3003,7 @@
         <w:pStyle w:val="Code"/>
       </w:pPr>
       <w:r>
-        <w:t xml:space="preserve">texts = new </w:t>
-      </w:r>
-      <w:proofErr w:type="gramStart"/>
-      <w:r>
-        <w:t>String[</w:t>
-      </w:r>
-      <w:proofErr w:type="gramEnd"/>
-      <w:r>
-        <w:t>3];</w:t>
+        <w:t>texts = new String[3];</w:t>
       </w:r>
     </w:p>
     <w:p>
@@ -3095,39 +3018,24 @@
       <w:pPr>
         <w:pStyle w:val="Code"/>
       </w:pPr>
-      <w:proofErr w:type="gramStart"/>
-      <w:r>
-        <w:t>texts[</w:t>
-      </w:r>
-      <w:proofErr w:type="gramEnd"/>
-      <w:r>
-        <w:t>0] = "One";</w:t>
-      </w:r>
-    </w:p>
-    <w:p>
-      <w:pPr>
-        <w:pStyle w:val="Code"/>
-      </w:pPr>
-      <w:proofErr w:type="gramStart"/>
-      <w:r>
-        <w:t>texts[</w:t>
-      </w:r>
-      <w:proofErr w:type="gramEnd"/>
-      <w:r>
-        <w:t>1] = "Two";</w:t>
-      </w:r>
-    </w:p>
-    <w:p>
-      <w:pPr>
-        <w:pStyle w:val="Code"/>
-      </w:pPr>
-      <w:proofErr w:type="gramStart"/>
-      <w:r>
-        <w:t>texts[</w:t>
-      </w:r>
-      <w:proofErr w:type="gramEnd"/>
-      <w:r>
-        <w:t>texts.length - 1] = "Three";</w:t>
+      <w:r>
+        <w:t>texts[0] = "One";</w:t>
+      </w:r>
+    </w:p>
+    <w:p>
+      <w:pPr>
+        <w:pStyle w:val="Code"/>
+      </w:pPr>
+      <w:r>
+        <w:t>texts[1] = "Two";</w:t>
+      </w:r>
+    </w:p>
+    <w:p>
+      <w:pPr>
+        <w:pStyle w:val="Code"/>
+      </w:pPr>
+      <w:r>
+        <w:t>texts[texts.length - 1] = "Three";</w:t>
       </w:r>
     </w:p>
     <w:p>
@@ -3143,15 +3051,7 @@
         <w:pStyle w:val="Code"/>
       </w:pPr>
       <w:r>
-        <w:t xml:space="preserve">for (String </w:t>
-      </w:r>
-      <w:proofErr w:type="gramStart"/>
-      <w:r>
-        <w:t>text :</w:t>
-      </w:r>
-      <w:proofErr w:type="gramEnd"/>
-      <w:r>
-        <w:t xml:space="preserve"> texts) {</w:t>
+        <w:t>for (String text : texts) {</w:t>
       </w:r>
     </w:p>
     <w:p>
@@ -3234,13 +3134,8 @@
       <w:pPr>
         <w:pStyle w:val="Code"/>
       </w:pPr>
-      <w:proofErr w:type="gramStart"/>
-      <w:r>
-        <w:t>int[</w:t>
-      </w:r>
-      <w:proofErr w:type="gramEnd"/>
-      <w:r>
-        <w:t>][] grid = new int[3][3];</w:t>
+      <w:r>
+        <w:t>int[][] grid = new int[3][3];</w:t>
       </w:r>
     </w:p>
     <w:p>
@@ -3256,31 +3151,15 @@
         <w:pStyle w:val="Code"/>
       </w:pPr>
       <w:r>
-        <w:t xml:space="preserve">for (int i = 0; i &lt; </w:t>
-      </w:r>
-      <w:proofErr w:type="gramStart"/>
-      <w:r>
-        <w:t>grid.length</w:t>
-      </w:r>
-      <w:proofErr w:type="gramEnd"/>
-      <w:r>
-        <w:t>; i++) {</w:t>
-      </w:r>
-    </w:p>
-    <w:p>
-      <w:pPr>
-        <w:pStyle w:val="Code"/>
-      </w:pPr>
-      <w:r>
-        <w:t xml:space="preserve">  for (int j = 0; j &lt; </w:t>
-      </w:r>
-      <w:proofErr w:type="gramStart"/>
-      <w:r>
-        <w:t>grid.length</w:t>
-      </w:r>
-      <w:proofErr w:type="gramEnd"/>
-      <w:r>
-        <w:t>; j++) {</w:t>
+        <w:t>for (int i = 0; i &lt; grid.length; i++) {</w:t>
+      </w:r>
+    </w:p>
+    <w:p>
+      <w:pPr>
+        <w:pStyle w:val="Code"/>
+      </w:pPr>
+      <w:r>
+        <w:t xml:space="preserve">  for (int j = 0; j &lt; grid.length; j++) {</w:t>
       </w:r>
     </w:p>
     <w:p>
@@ -3340,31 +3219,15 @@
         <w:pStyle w:val="Code"/>
       </w:pPr>
       <w:r>
-        <w:t xml:space="preserve">for (int i = 0; i &lt; </w:t>
-      </w:r>
-      <w:proofErr w:type="gramStart"/>
-      <w:r>
-        <w:t>grid.length</w:t>
-      </w:r>
-      <w:proofErr w:type="gramEnd"/>
-      <w:r>
-        <w:t>; i++) {</w:t>
-      </w:r>
-    </w:p>
-    <w:p>
-      <w:pPr>
-        <w:pStyle w:val="Code"/>
-      </w:pPr>
-      <w:r>
-        <w:t xml:space="preserve">  for (int j = 0; j &lt; </w:t>
-      </w:r>
-      <w:proofErr w:type="gramStart"/>
-      <w:r>
-        <w:t>grid.length</w:t>
-      </w:r>
-      <w:proofErr w:type="gramEnd"/>
-      <w:r>
-        <w:t>; j++) {</w:t>
+        <w:t>for (int i = 0; i &lt; grid.length; i++) {</w:t>
+      </w:r>
+    </w:p>
+    <w:p>
+      <w:pPr>
+        <w:pStyle w:val="Code"/>
+      </w:pPr>
+      <w:r>
+        <w:t xml:space="preserve">  for (int j = 0; j &lt; grid.length; j++) {</w:t>
       </w:r>
     </w:p>
     <w:p>
@@ -4426,47 +4289,23 @@
         <w:pStyle w:val="Code"/>
       </w:pPr>
       <w:r>
-        <w:t xml:space="preserve">import </w:t>
-      </w:r>
-      <w:proofErr w:type="gramStart"/>
-      <w:r>
-        <w:t>java.util</w:t>
-      </w:r>
-      <w:proofErr w:type="gramEnd"/>
-      <w:r>
-        <w:t>.ArrayList;</w:t>
-      </w:r>
-    </w:p>
-    <w:p>
-      <w:pPr>
-        <w:pStyle w:val="Code"/>
-      </w:pPr>
-      <w:r>
-        <w:t xml:space="preserve">import </w:t>
-      </w:r>
-      <w:proofErr w:type="gramStart"/>
-      <w:r>
-        <w:t>java.util</w:t>
-      </w:r>
-      <w:proofErr w:type="gramEnd"/>
-      <w:r>
-        <w:t>.List;</w:t>
-      </w:r>
-    </w:p>
-    <w:p>
-      <w:pPr>
-        <w:pStyle w:val="Code"/>
-      </w:pPr>
-      <w:r>
-        <w:t xml:space="preserve">import </w:t>
-      </w:r>
-      <w:proofErr w:type="gramStart"/>
-      <w:r>
-        <w:t>java.util</w:t>
-      </w:r>
-      <w:proofErr w:type="gramEnd"/>
-      <w:r>
-        <w:t>.Scanner;</w:t>
+        <w:t>import java.util.ArrayList;</w:t>
+      </w:r>
+    </w:p>
+    <w:p>
+      <w:pPr>
+        <w:pStyle w:val="Code"/>
+      </w:pPr>
+      <w:r>
+        <w:t>import java.util.List;</w:t>
+      </w:r>
+    </w:p>
+    <w:p>
+      <w:pPr>
+        <w:pStyle w:val="Code"/>
+      </w:pPr>
+      <w:r>
+        <w:t>import java.util.Scanner;</w:t>
       </w:r>
     </w:p>
     <w:p>
@@ -4487,15 +4326,7 @@
         <w:pStyle w:val="Code"/>
       </w:pPr>
       <w:r>
-        <w:t xml:space="preserve">  public static boolean </w:t>
-      </w:r>
-      <w:proofErr w:type="gramStart"/>
-      <w:r>
-        <w:t>isNumberPalindrome(</w:t>
-      </w:r>
-      <w:proofErr w:type="gramEnd"/>
-      <w:r>
-        <w:t>int number) {</w:t>
+        <w:t xml:space="preserve">  public static boolean isNumberPalindrome(int number) {</w:t>
       </w:r>
     </w:p>
     <w:p>
@@ -4599,31 +4430,15 @@
         <w:pStyle w:val="Code"/>
       </w:pPr>
       <w:r>
-        <w:t xml:space="preserve">  public static void </w:t>
-      </w:r>
-      <w:proofErr w:type="gramStart"/>
-      <w:r>
-        <w:t>main(</w:t>
-      </w:r>
-      <w:proofErr w:type="gramEnd"/>
-      <w:r>
-        <w:t>String[] args) {</w:t>
-      </w:r>
-    </w:p>
-    <w:p>
-      <w:pPr>
-        <w:pStyle w:val="Code"/>
-      </w:pPr>
-      <w:r>
-        <w:t xml:space="preserve">    Scanner inputScanner = new </w:t>
-      </w:r>
-      <w:proofErr w:type="gramStart"/>
-      <w:r>
-        <w:t>Scanner(</w:t>
-      </w:r>
-      <w:proofErr w:type="gramEnd"/>
-      <w:r>
-        <w:t>System.in);</w:t>
+        <w:t xml:space="preserve">  public static void main(String[] args) {</w:t>
+      </w:r>
+    </w:p>
+    <w:p>
+      <w:pPr>
+        <w:pStyle w:val="Code"/>
+      </w:pPr>
+      <w:r>
+        <w:t xml:space="preserve">    Scanner inputScanner = new Scanner(System.in);</w:t>
       </w:r>
     </w:p>
     <w:p>
@@ -4657,15 +4472,7 @@
         <w:pStyle w:val="Code"/>
       </w:pPr>
       <w:r>
-        <w:t xml:space="preserve">    </w:t>
-      </w:r>
-      <w:proofErr w:type="gramStart"/>
-      <w:r>
-        <w:t>int[</w:t>
-      </w:r>
-      <w:proofErr w:type="gramEnd"/>
-      <w:r>
-        <w:t>] numbersArray = new int[numberOfDigits];</w:t>
+        <w:t xml:space="preserve">    int[] numbersArray = new int[numberOfDigits];</w:t>
       </w:r>
     </w:p>
     <w:p>
@@ -4734,15 +4541,7 @@
         <w:pStyle w:val="Code"/>
       </w:pPr>
       <w:r>
-        <w:t xml:space="preserve">    List&lt;Integer&gt; palindromeNumbers = new ArrayList&lt;Integer</w:t>
-      </w:r>
-      <w:proofErr w:type="gramStart"/>
-      <w:r>
-        <w:t>&gt;(</w:t>
-      </w:r>
-      <w:proofErr w:type="gramEnd"/>
-      <w:r>
-        <w:t>);</w:t>
+        <w:t xml:space="preserve">    List&lt;Integer&gt; palindromeNumbers = new ArrayList&lt;Integer&gt;();</w:t>
       </w:r>
     </w:p>
     <w:p>
@@ -4869,15 +4668,7 @@
         <w:pStyle w:val="Code"/>
       </w:pPr>
       <w:r>
-        <w:t xml:space="preserve">import </w:t>
-      </w:r>
-      <w:proofErr w:type="gramStart"/>
-      <w:r>
-        <w:t>java.util</w:t>
-      </w:r>
-      <w:proofErr w:type="gramEnd"/>
-      <w:r>
-        <w:t>.Scanner;</w:t>
+        <w:t>import java.util.Scanner;</w:t>
       </w:r>
     </w:p>
     <w:p>
@@ -4898,15 +4689,7 @@
         <w:pStyle w:val="Code"/>
       </w:pPr>
       <w:r>
-        <w:t xml:space="preserve">  public static boolean </w:t>
-      </w:r>
-      <w:proofErr w:type="gramStart"/>
-      <w:r>
-        <w:t>isNumberPalindrome(</w:t>
-      </w:r>
-      <w:proofErr w:type="gramEnd"/>
-      <w:r>
-        <w:t>int number) {</w:t>
+        <w:t xml:space="preserve">  public static boolean isNumberPalindrome(int number) {</w:t>
       </w:r>
     </w:p>
     <w:p>
@@ -4922,15 +4705,7 @@
         <w:pStyle w:val="Code"/>
       </w:pPr>
       <w:r>
-        <w:t xml:space="preserve">    String reversedString = new StringBuilder(stringNumber</w:t>
-      </w:r>
-      <w:proofErr w:type="gramStart"/>
-      <w:r>
-        <w:t>).reverse</w:t>
-      </w:r>
-      <w:proofErr w:type="gramEnd"/>
-      <w:r>
-        <w:t>().toString();</w:t>
+        <w:t xml:space="preserve">    String reversedString = new StringBuilder(stringNumber).reverse().toString();</w:t>
       </w:r>
     </w:p>
     <w:p>
@@ -4988,31 +4763,15 @@
         <w:pStyle w:val="Code"/>
       </w:pPr>
       <w:r>
-        <w:t xml:space="preserve">  public static void </w:t>
-      </w:r>
-      <w:proofErr w:type="gramStart"/>
-      <w:r>
-        <w:t>main(</w:t>
-      </w:r>
-      <w:proofErr w:type="gramEnd"/>
-      <w:r>
-        <w:t>String[] args) {</w:t>
-      </w:r>
-    </w:p>
-    <w:p>
-      <w:pPr>
-        <w:pStyle w:val="Code"/>
-      </w:pPr>
-      <w:r>
-        <w:t xml:space="preserve">    Scanner inputScanner = new </w:t>
-      </w:r>
-      <w:proofErr w:type="gramStart"/>
-      <w:r>
-        <w:t>Scanner(</w:t>
-      </w:r>
-      <w:proofErr w:type="gramEnd"/>
-      <w:r>
-        <w:t>System.in);</w:t>
+        <w:t xml:space="preserve">  public static void main(String[] args) {</w:t>
+      </w:r>
+    </w:p>
+    <w:p>
+      <w:pPr>
+        <w:pStyle w:val="Code"/>
+      </w:pPr>
+      <w:r>
+        <w:t xml:space="preserve">    Scanner inputScanner = new Scanner(System.in);</w:t>
       </w:r>
     </w:p>
     <w:p>
@@ -5047,15 +4806,7 @@
       </w:pPr>
       <w:r>
         <w:lastRenderedPageBreak/>
-        <w:t xml:space="preserve">    </w:t>
-      </w:r>
-      <w:proofErr w:type="gramStart"/>
-      <w:r>
-        <w:t>int[</w:t>
-      </w:r>
-      <w:proofErr w:type="gramEnd"/>
-      <w:r>
-        <w:t>] numbersArray = new int[numberOfDigits];</w:t>
+        <w:t xml:space="preserve">    int[] numbersArray = new int[numberOfDigits];</w:t>
       </w:r>
     </w:p>
     <w:p>
@@ -5324,47 +5075,23 @@
         <w:pStyle w:val="Code"/>
       </w:pPr>
       <w:r>
-        <w:t xml:space="preserve">import </w:t>
-      </w:r>
-      <w:proofErr w:type="gramStart"/>
-      <w:r>
-        <w:t>java.util</w:t>
-      </w:r>
-      <w:proofErr w:type="gramEnd"/>
-      <w:r>
-        <w:t>.Collections;</w:t>
-      </w:r>
-    </w:p>
-    <w:p>
-      <w:pPr>
-        <w:pStyle w:val="Code"/>
-      </w:pPr>
-      <w:r>
-        <w:t xml:space="preserve">import </w:t>
-      </w:r>
-      <w:proofErr w:type="gramStart"/>
-      <w:r>
-        <w:t>java.util</w:t>
-      </w:r>
-      <w:proofErr w:type="gramEnd"/>
-      <w:r>
-        <w:t>.Scanner;</w:t>
-      </w:r>
-    </w:p>
-    <w:p>
-      <w:pPr>
-        <w:pStyle w:val="Code"/>
-      </w:pPr>
-      <w:r>
-        <w:t xml:space="preserve">import </w:t>
-      </w:r>
-      <w:proofErr w:type="gramStart"/>
-      <w:r>
-        <w:t>java.util</w:t>
-      </w:r>
-      <w:proofErr w:type="gramEnd"/>
-      <w:r>
-        <w:t>.TreeMap;</w:t>
+        <w:t>import java.util.Collections;</w:t>
+      </w:r>
+    </w:p>
+    <w:p>
+      <w:pPr>
+        <w:pStyle w:val="Code"/>
+      </w:pPr>
+      <w:r>
+        <w:t>import java.util.Scanner;</w:t>
+      </w:r>
+    </w:p>
+    <w:p>
+      <w:pPr>
+        <w:pStyle w:val="Code"/>
+      </w:pPr>
+      <w:r>
+        <w:t>import java.util.TreeMap;</w:t>
       </w:r>
     </w:p>
     <w:p>
@@ -5385,15 +5112,7 @@
         <w:pStyle w:val="Code"/>
       </w:pPr>
       <w:r>
-        <w:t xml:space="preserve">  public static void showMatrix(</w:t>
-      </w:r>
-      <w:proofErr w:type="gramStart"/>
-      <w:r>
-        <w:t>int[</w:t>
-      </w:r>
-      <w:proofErr w:type="gramEnd"/>
-      <w:r>
-        <w:t>][] matrix) {</w:t>
+        <w:t xml:space="preserve">  public static void showMatrix(int[][] matrix) {</w:t>
       </w:r>
     </w:p>
     <w:p>
@@ -5409,31 +5128,15 @@
         <w:pStyle w:val="Code"/>
       </w:pPr>
       <w:r>
-        <w:t xml:space="preserve">    for (int row = 0; row &lt; </w:t>
-      </w:r>
-      <w:proofErr w:type="gramStart"/>
-      <w:r>
-        <w:t>matrix.length</w:t>
-      </w:r>
-      <w:proofErr w:type="gramEnd"/>
-      <w:r>
-        <w:t>; row++) {</w:t>
-      </w:r>
-    </w:p>
-    <w:p>
-      <w:pPr>
-        <w:pStyle w:val="Code"/>
-      </w:pPr>
-      <w:r>
-        <w:t xml:space="preserve">      for (int col = 0; col &lt; </w:t>
-      </w:r>
-      <w:proofErr w:type="gramStart"/>
-      <w:r>
-        <w:t>matrix.length</w:t>
-      </w:r>
-      <w:proofErr w:type="gramEnd"/>
-      <w:r>
-        <w:t>; col++) {</w:t>
+        <w:t xml:space="preserve">    for (int row = 0; row &lt; matrix.length; row++) {</w:t>
+      </w:r>
+    </w:p>
+    <w:p>
+      <w:pPr>
+        <w:pStyle w:val="Code"/>
+      </w:pPr>
+      <w:r>
+        <w:t xml:space="preserve">      for (int col = 0; col &lt; matrix.length; col++) {</w:t>
       </w:r>
     </w:p>
     <w:p>
@@ -5526,31 +5229,15 @@
         <w:pStyle w:val="Code"/>
       </w:pPr>
       <w:r>
-        <w:t xml:space="preserve">  public static void </w:t>
-      </w:r>
-      <w:proofErr w:type="gramStart"/>
-      <w:r>
-        <w:t>main(</w:t>
-      </w:r>
-      <w:proofErr w:type="gramEnd"/>
-      <w:r>
-        <w:t>String[] args) {</w:t>
-      </w:r>
-    </w:p>
-    <w:p>
-      <w:pPr>
-        <w:pStyle w:val="Code"/>
-      </w:pPr>
-      <w:r>
-        <w:t xml:space="preserve">    Scanner inputReader = new </w:t>
-      </w:r>
-      <w:proofErr w:type="gramStart"/>
-      <w:r>
-        <w:t>Scanner(</w:t>
-      </w:r>
-      <w:proofErr w:type="gramEnd"/>
-      <w:r>
-        <w:t>System.in);</w:t>
+        <w:t xml:space="preserve">  public static void main(String[] args) {</w:t>
+      </w:r>
+    </w:p>
+    <w:p>
+      <w:pPr>
+        <w:pStyle w:val="Code"/>
+      </w:pPr>
+      <w:r>
+        <w:t xml:space="preserve">    Scanner inputReader = new Scanner(System.in);</w:t>
       </w:r>
     </w:p>
     <w:p>
@@ -5608,63 +5295,31 @@
         <w:pStyle w:val="Code"/>
       </w:pPr>
       <w:r>
-        <w:t xml:space="preserve">    </w:t>
-      </w:r>
-      <w:proofErr w:type="gramStart"/>
-      <w:r>
-        <w:t>int[</w:t>
-      </w:r>
-      <w:proofErr w:type="gramEnd"/>
-      <w:r>
-        <w:t>][] matrix = new int[matrixSize][matrixSize];</w:t>
-      </w:r>
-    </w:p>
-    <w:p>
-      <w:pPr>
-        <w:pStyle w:val="Code"/>
-      </w:pPr>
-      <w:r>
-        <w:t xml:space="preserve">    TreeMap&lt;Integer, String&gt; numbers = new TreeMap&lt;Integer, String</w:t>
-      </w:r>
-      <w:proofErr w:type="gramStart"/>
-      <w:r>
-        <w:t>&gt;(</w:t>
-      </w:r>
-      <w:proofErr w:type="gramEnd"/>
-      <w:r>
-        <w:t>Collections.reverseOrder());</w:t>
-      </w:r>
-    </w:p>
-    <w:p>
-      <w:pPr>
-        <w:pStyle w:val="Code"/>
-      </w:pPr>
-      <w:r>
-        <w:t xml:space="preserve">    for (int row = 0; row &lt; </w:t>
-      </w:r>
-      <w:proofErr w:type="gramStart"/>
-      <w:r>
-        <w:t>matrix.length</w:t>
-      </w:r>
-      <w:proofErr w:type="gramEnd"/>
-      <w:r>
-        <w:t>; row++) {</w:t>
-      </w:r>
-    </w:p>
-    <w:p>
-      <w:pPr>
-        <w:pStyle w:val="Code"/>
-      </w:pPr>
-      <w:r>
-        <w:t xml:space="preserve">      for (int col = 0; col &lt; </w:t>
-      </w:r>
-      <w:proofErr w:type="gramStart"/>
-      <w:r>
-        <w:t>matrix.length</w:t>
-      </w:r>
-      <w:proofErr w:type="gramEnd"/>
-      <w:r>
-        <w:t>; col++) {</w:t>
+        <w:t xml:space="preserve">    int[][] matrix = new int[matrixSize][matrixSize];</w:t>
+      </w:r>
+    </w:p>
+    <w:p>
+      <w:pPr>
+        <w:pStyle w:val="Code"/>
+      </w:pPr>
+      <w:r>
+        <w:t xml:space="preserve">    TreeMap&lt;Integer, String&gt; numbers = new TreeMap&lt;Integer, String&gt;(Collections.reverseOrder());</w:t>
+      </w:r>
+    </w:p>
+    <w:p>
+      <w:pPr>
+        <w:pStyle w:val="Code"/>
+      </w:pPr>
+      <w:r>
+        <w:t xml:space="preserve">    for (int row = 0; row &lt; matrix.length; row++) {</w:t>
+      </w:r>
+    </w:p>
+    <w:p>
+      <w:pPr>
+        <w:pStyle w:val="Code"/>
+      </w:pPr>
+      <w:r>
+        <w:t xml:space="preserve">      for (int col = 0; col &lt; matrix.length; col++) {</w:t>
       </w:r>
     </w:p>
     <w:p>
@@ -5688,15 +5343,7 @@
         <w:pStyle w:val="Code"/>
       </w:pPr>
       <w:r>
-        <w:t xml:space="preserve">        System.out.print("Please enter element on row " + readableRow + " </w:t>
-      </w:r>
-      <w:proofErr w:type="gramStart"/>
-      <w:r>
-        <w:t>and</w:t>
-      </w:r>
-      <w:proofErr w:type="gramEnd"/>
-      <w:r>
-        <w:t xml:space="preserve"> col " + readableCol + ": ");</w:t>
+        <w:t xml:space="preserve">        System.out.print("Please enter element on row " + readableRow + " and col " + readableCol + ": ");</w:t>
       </w:r>
     </w:p>
     <w:p>
@@ -5733,15 +5380,7 @@
         <w:pStyle w:val="Code"/>
       </w:pPr>
       <w:r>
-        <w:t xml:space="preserve">        </w:t>
-      </w:r>
-      <w:proofErr w:type="gramStart"/>
-      <w:r>
-        <w:t>numbers.put(</w:t>
-      </w:r>
-      <w:proofErr w:type="gramEnd"/>
-      <w:r>
-        <w:t>givenElement, position);</w:t>
+        <w:t xml:space="preserve">        numbers.put(givenElement, position);</w:t>
       </w:r>
     </w:p>
     <w:p>
@@ -5786,15 +5425,7 @@
         <w:pStyle w:val="Code"/>
       </w:pPr>
       <w:r>
-        <w:t xml:space="preserve">    for (Integer </w:t>
-      </w:r>
-      <w:proofErr w:type="gramStart"/>
-      <w:r>
-        <w:t>key :</w:t>
-      </w:r>
-      <w:proofErr w:type="gramEnd"/>
-      <w:r>
-        <w:t xml:space="preserve"> numbers.keySet()) {</w:t>
+        <w:t xml:space="preserve">    for (Integer key : numbers.keySet()) {</w:t>
       </w:r>
     </w:p>
     <w:p>
@@ -5840,47 +5471,23 @@
         <w:pStyle w:val="Code"/>
       </w:pPr>
       <w:r>
-        <w:t xml:space="preserve">      </w:t>
-      </w:r>
-      <w:proofErr w:type="gramStart"/>
-      <w:r>
-        <w:t>String[</w:t>
-      </w:r>
-      <w:proofErr w:type="gramEnd"/>
-      <w:r>
-        <w:t>] positionParts = value.split(",");</w:t>
-      </w:r>
-    </w:p>
-    <w:p>
-      <w:pPr>
-        <w:pStyle w:val="Code"/>
-      </w:pPr>
-      <w:r>
-        <w:t xml:space="preserve">      int positionRow = Integer.parseInt(</w:t>
-      </w:r>
-      <w:proofErr w:type="gramStart"/>
-      <w:r>
-        <w:t>positionParts[</w:t>
-      </w:r>
-      <w:proofErr w:type="gramEnd"/>
-      <w:r>
-        <w:t>0]);</w:t>
-      </w:r>
-    </w:p>
-    <w:p>
-      <w:pPr>
-        <w:pStyle w:val="Code"/>
-      </w:pPr>
-      <w:r>
-        <w:t xml:space="preserve">      int positionCol = Integer.parseInt(</w:t>
-      </w:r>
-      <w:proofErr w:type="gramStart"/>
-      <w:r>
-        <w:t>positionParts[</w:t>
-      </w:r>
-      <w:proofErr w:type="gramEnd"/>
-      <w:r>
-        <w:t>1]);</w:t>
+        <w:t xml:space="preserve">      String[] positionParts = value.split(",");</w:t>
+      </w:r>
+    </w:p>
+    <w:p>
+      <w:pPr>
+        <w:pStyle w:val="Code"/>
+      </w:pPr>
+      <w:r>
+        <w:t xml:space="preserve">      int positionRow = Integer.parseInt(positionParts[0]);</w:t>
+      </w:r>
+    </w:p>
+    <w:p>
+      <w:pPr>
+        <w:pStyle w:val="Code"/>
+      </w:pPr>
+      <w:r>
+        <w:t xml:space="preserve">      int positionCol = Integer.parseInt(positionParts[1]);</w:t>
       </w:r>
     </w:p>
     <w:p>
@@ -5983,15 +5590,7 @@
         <w:pStyle w:val="Code"/>
       </w:pPr>
       <w:r>
-        <w:t xml:space="preserve">      </w:t>
-      </w:r>
-      <w:proofErr w:type="gramStart"/>
-      <w:r>
-        <w:t>numbers.put(</w:t>
-      </w:r>
-      <w:proofErr w:type="gramEnd"/>
-      <w:r>
-        <w:t>key, neededPosition);</w:t>
+        <w:t xml:space="preserve">      numbers.put(key, neededPosition);</w:t>
       </w:r>
     </w:p>
     <w:p>
@@ -6125,15 +5724,925 @@
     </w:p>
     <w:p>
       <w:pPr>
+        <w:pStyle w:val="H2"/>
+      </w:pPr>
+      <w:r>
+        <w:t xml:space="preserve">3 </w:t>
+      </w:r>
+      <w:r>
+        <w:t>Пошук локальних мінімумів</w:t>
+      </w:r>
+    </w:p>
+    <w:p>
+      <w:pPr>
+        <w:pStyle w:val="P"/>
+      </w:pPr>
+    </w:p>
+    <w:p>
+      <w:pPr>
+        <w:pStyle w:val="P"/>
+      </w:pPr>
+      <w:r>
+        <w:t>Завдання:</w:t>
+      </w:r>
+    </w:p>
+    <w:p>
+      <w:pPr>
+        <w:pStyle w:val="P"/>
+        <w:rPr>
+          <w:i/>
+          <w:iCs/>
+        </w:rPr>
+      </w:pPr>
+      <w:r>
+        <w:rPr>
+          <w:i/>
+          <w:iCs/>
+        </w:rPr>
+        <w:t>З</w:t>
+      </w:r>
+      <w:r>
+        <w:rPr>
+          <w:i/>
+          <w:iCs/>
+        </w:rPr>
+        <w:t>найти</w:t>
+      </w:r>
+      <w:r>
+        <w:rPr>
+          <w:i/>
+          <w:iCs/>
+        </w:rPr>
+        <w:t xml:space="preserve"> </w:t>
+      </w:r>
+      <w:r>
+        <w:rPr>
+          <w:i/>
+          <w:iCs/>
+        </w:rPr>
+        <w:t>число  локальних  мінімумів.  (Сусідами  елемента матриці  назвемо  елементи,  що  мають  із  ним  загальну сторону або кут. Елемент матриці називається локальним мінімумом, якщо він строго менше всіх своїх сусідів).</w:t>
+      </w:r>
+    </w:p>
+    <w:p>
+      <w:pPr>
+        <w:pStyle w:val="P"/>
+      </w:pPr>
+    </w:p>
+    <w:p>
+      <w:pPr>
+        <w:pStyle w:val="H3"/>
+        <w:rPr>
+          <w:lang w:val="en-US"/>
+        </w:rPr>
+      </w:pPr>
+      <w:r>
+        <w:t>Код</w:t>
+      </w:r>
+    </w:p>
+    <w:p>
+      <w:pPr>
+        <w:pStyle w:val="P"/>
+        <w:rPr>
+          <w:lang w:val="en-US"/>
+        </w:rPr>
+      </w:pPr>
+    </w:p>
+    <w:p>
+      <w:pPr>
+        <w:pStyle w:val="Code"/>
+      </w:pPr>
+      <w:r>
+        <w:t>import java.util.Scanner;</w:t>
+      </w:r>
+    </w:p>
+    <w:p>
+      <w:pPr>
+        <w:pStyle w:val="Code"/>
+      </w:pPr>
+      <w:r>
+        <w:t>import java.util.TreeMap;</w:t>
+      </w:r>
+    </w:p>
+    <w:p>
+      <w:pPr>
+        <w:pStyle w:val="Code"/>
+      </w:pPr>
+    </w:p>
+    <w:p>
+      <w:pPr>
+        <w:pStyle w:val="Code"/>
+      </w:pPr>
+      <w:r>
+        <w:t>class Three {</w:t>
+      </w:r>
+    </w:p>
+    <w:p>
+      <w:pPr>
+        <w:pStyle w:val="Code"/>
+      </w:pPr>
+      <w:r>
+        <w:t xml:space="preserve">  public static void showMatrix(int[][] matrix) {</w:t>
+      </w:r>
+    </w:p>
+    <w:p>
+      <w:pPr>
+        <w:pStyle w:val="Code"/>
+      </w:pPr>
+      <w:r>
+        <w:t xml:space="preserve">    System.out.println();</w:t>
+      </w:r>
+    </w:p>
+    <w:p>
+      <w:pPr>
+        <w:pStyle w:val="Code"/>
+      </w:pPr>
+      <w:r>
+        <w:t xml:space="preserve">    for (int row = 0; row &lt; matrix.length; row++) {</w:t>
+      </w:r>
+    </w:p>
+    <w:p>
+      <w:pPr>
+        <w:pStyle w:val="Code"/>
+      </w:pPr>
+      <w:r>
+        <w:t xml:space="preserve">      for (int col = 0; col &lt; matrix.length; col++) {</w:t>
+      </w:r>
+    </w:p>
+    <w:p>
+      <w:pPr>
+        <w:pStyle w:val="Code"/>
+      </w:pPr>
+      <w:r>
+        <w:t xml:space="preserve">        System.out.print(matrix[row][col] + " ");</w:t>
+      </w:r>
+    </w:p>
+    <w:p>
+      <w:pPr>
+        <w:pStyle w:val="Code"/>
+      </w:pPr>
+      <w:r>
+        <w:t xml:space="preserve">      }</w:t>
+      </w:r>
+    </w:p>
+    <w:p>
+      <w:pPr>
+        <w:pStyle w:val="Code"/>
+      </w:pPr>
+      <w:r>
+        <w:t xml:space="preserve">      System.out.println();</w:t>
+      </w:r>
+    </w:p>
+    <w:p>
+      <w:pPr>
+        <w:pStyle w:val="Code"/>
+      </w:pPr>
+      <w:r>
+        <w:t xml:space="preserve">    }</w:t>
+      </w:r>
+    </w:p>
+    <w:p>
+      <w:pPr>
+        <w:pStyle w:val="Code"/>
+      </w:pPr>
+      <w:r>
+        <w:t xml:space="preserve">    System.out.println();</w:t>
+      </w:r>
+    </w:p>
+    <w:p>
+      <w:pPr>
+        <w:pStyle w:val="Code"/>
+      </w:pPr>
+      <w:r>
+        <w:t xml:space="preserve">  }</w:t>
+      </w:r>
+    </w:p>
+    <w:p>
+      <w:pPr>
+        <w:pStyle w:val="Code"/>
+      </w:pPr>
+    </w:p>
+    <w:p>
+      <w:pPr>
+        <w:pStyle w:val="Code"/>
+      </w:pPr>
+      <w:r>
+        <w:t xml:space="preserve">  public static void main(String[] args) {</w:t>
+      </w:r>
+    </w:p>
+    <w:p>
+      <w:pPr>
+        <w:pStyle w:val="Code"/>
+      </w:pPr>
+      <w:r>
+        <w:t xml:space="preserve">    Scanner inputReader = new Scanner(System.in);</w:t>
+      </w:r>
+    </w:p>
+    <w:p>
+      <w:pPr>
+        <w:pStyle w:val="Code"/>
+      </w:pPr>
+      <w:r>
+        <w:t xml:space="preserve">    int matrixSize;</w:t>
+      </w:r>
+    </w:p>
+    <w:p>
+      <w:pPr>
+        <w:pStyle w:val="Code"/>
+      </w:pPr>
+      <w:r>
+        <w:t xml:space="preserve">    System.out.print("Please enter matrix size: ");</w:t>
+      </w:r>
+    </w:p>
+    <w:p>
+      <w:pPr>
+        <w:pStyle w:val="Code"/>
+      </w:pPr>
+      <w:r>
+        <w:t xml:space="preserve">    matrixSize = inputReader.nextInt();</w:t>
+      </w:r>
+    </w:p>
+    <w:p>
+      <w:pPr>
+        <w:pStyle w:val="Code"/>
+      </w:pPr>
+    </w:p>
+    <w:p>
+      <w:pPr>
+        <w:pStyle w:val="Code"/>
+      </w:pPr>
+      <w:r>
+        <w:t xml:space="preserve">    int[][] matrix = new int[matrixSize][matrixSize];</w:t>
+      </w:r>
+    </w:p>
+    <w:p>
+      <w:pPr>
+        <w:pStyle w:val="Code"/>
+      </w:pPr>
+      <w:r>
+        <w:t xml:space="preserve">    for (int row = 0; row &lt; matrix.length; row++) {</w:t>
+      </w:r>
+    </w:p>
+    <w:p>
+      <w:pPr>
+        <w:pStyle w:val="Code"/>
+      </w:pPr>
+      <w:r>
+        <w:t xml:space="preserve">      for (int col = 0; col &lt; matrix.length; col++) {</w:t>
+      </w:r>
+    </w:p>
+    <w:p>
+      <w:pPr>
+        <w:pStyle w:val="Code"/>
+      </w:pPr>
+      <w:r>
+        <w:t xml:space="preserve">        int readableRow = row + 1;</w:t>
+      </w:r>
+    </w:p>
+    <w:p>
+      <w:pPr>
+        <w:pStyle w:val="Code"/>
+      </w:pPr>
+      <w:r>
+        <w:t xml:space="preserve">        int readableCol = col + 1;</w:t>
+      </w:r>
+    </w:p>
+    <w:p>
+      <w:pPr>
+        <w:pStyle w:val="Code"/>
+      </w:pPr>
+      <w:r>
+        <w:t xml:space="preserve">        System.out.print("Please enter element on row " + readableRow + " and col " +</w:t>
+      </w:r>
+    </w:p>
+    <w:p>
+      <w:pPr>
+        <w:pStyle w:val="Code"/>
+      </w:pPr>
+      <w:r>
+        <w:t xml:space="preserve">            readableCol + ": ");</w:t>
+      </w:r>
+    </w:p>
+    <w:p>
+      <w:pPr>
+        <w:pStyle w:val="Code"/>
+      </w:pPr>
+    </w:p>
+    <w:p>
+      <w:pPr>
+        <w:pStyle w:val="Code"/>
+      </w:pPr>
+      <w:r>
+        <w:t xml:space="preserve">        int givenElement = inputReader.nextInt();</w:t>
+      </w:r>
+    </w:p>
+    <w:p>
+      <w:pPr>
+        <w:pStyle w:val="Code"/>
+      </w:pPr>
+      <w:r>
+        <w:t xml:space="preserve">        matrix[row][col] = givenElement;</w:t>
+      </w:r>
+    </w:p>
+    <w:p>
+      <w:pPr>
+        <w:pStyle w:val="Code"/>
+      </w:pPr>
+      <w:r>
+        <w:t xml:space="preserve">      }</w:t>
+      </w:r>
+    </w:p>
+    <w:p>
+      <w:pPr>
+        <w:pStyle w:val="Code"/>
+      </w:pPr>
+      <w:r>
+        <w:t xml:space="preserve">    }</w:t>
+      </w:r>
+    </w:p>
+    <w:p>
+      <w:pPr>
+        <w:pStyle w:val="Code"/>
+      </w:pPr>
+      <w:r>
+        <w:t xml:space="preserve">    showMatrix(matrix);</w:t>
+      </w:r>
+    </w:p>
+    <w:p>
+      <w:pPr>
+        <w:pStyle w:val="Code"/>
+      </w:pPr>
+    </w:p>
+    <w:p>
+      <w:pPr>
+        <w:pStyle w:val="Code"/>
+      </w:pPr>
+      <w:r>
+        <w:lastRenderedPageBreak/>
+        <w:t xml:space="preserve">    TreeMap&lt;String, Integer&gt; mins = new TreeMap&lt;String, Integer&gt;();</w:t>
+      </w:r>
+    </w:p>
+    <w:p>
+      <w:pPr>
+        <w:pStyle w:val="Code"/>
+      </w:pPr>
+      <w:r>
+        <w:t xml:space="preserve">    for (int i = 0; i &lt; matrix.length; i++) {</w:t>
+      </w:r>
+    </w:p>
+    <w:p>
+      <w:pPr>
+        <w:pStyle w:val="Code"/>
+      </w:pPr>
+      <w:r>
+        <w:t xml:space="preserve">      for (int j = 0; j &lt; matrix.length; j++) {</w:t>
+      </w:r>
+    </w:p>
+    <w:p>
+      <w:pPr>
+        <w:pStyle w:val="Code"/>
+      </w:pPr>
+      <w:r>
+        <w:t xml:space="preserve">        int thisElement = matrix[i][j];</w:t>
+      </w:r>
+    </w:p>
+    <w:p>
+      <w:pPr>
+        <w:pStyle w:val="Code"/>
+      </w:pPr>
+      <w:r>
+        <w:t xml:space="preserve">        int minIndex = 0;</w:t>
+      </w:r>
+    </w:p>
+    <w:p>
+      <w:pPr>
+        <w:pStyle w:val="Code"/>
+      </w:pPr>
+      <w:r>
+        <w:t xml:space="preserve">        int maxIndex = matrixSize - 1;</w:t>
+      </w:r>
+    </w:p>
+    <w:p>
+      <w:pPr>
+        <w:pStyle w:val="Code"/>
+      </w:pPr>
+    </w:p>
+    <w:p>
+      <w:pPr>
+        <w:pStyle w:val="Code"/>
+      </w:pPr>
+      <w:r>
+        <w:t xml:space="preserve">        int topLeft = Integer.MAX_VALUE;</w:t>
+      </w:r>
+    </w:p>
+    <w:p>
+      <w:pPr>
+        <w:pStyle w:val="Code"/>
+      </w:pPr>
+      <w:r>
+        <w:t xml:space="preserve">        int top = Integer.MAX_VALUE;</w:t>
+      </w:r>
+    </w:p>
+    <w:p>
+      <w:pPr>
+        <w:pStyle w:val="Code"/>
+      </w:pPr>
+      <w:r>
+        <w:t xml:space="preserve">        int topRight = Integer.MAX_VALUE;</w:t>
+      </w:r>
+    </w:p>
+    <w:p>
+      <w:pPr>
+        <w:pStyle w:val="Code"/>
+      </w:pPr>
+      <w:r>
+        <w:t xml:space="preserve">        int right = Integer.MAX_VALUE;</w:t>
+      </w:r>
+    </w:p>
+    <w:p>
+      <w:pPr>
+        <w:pStyle w:val="Code"/>
+      </w:pPr>
+      <w:r>
+        <w:t xml:space="preserve">        int bottomRight = Integer.MAX_VALUE;</w:t>
+      </w:r>
+    </w:p>
+    <w:p>
+      <w:pPr>
+        <w:pStyle w:val="Code"/>
+      </w:pPr>
+      <w:r>
+        <w:t xml:space="preserve">        int bottom = Integer.MAX_VALUE;</w:t>
+      </w:r>
+    </w:p>
+    <w:p>
+      <w:pPr>
+        <w:pStyle w:val="Code"/>
+      </w:pPr>
+      <w:r>
+        <w:t xml:space="preserve">        int bottomLeft = Integer.MAX_VALUE;</w:t>
+      </w:r>
+    </w:p>
+    <w:p>
+      <w:pPr>
+        <w:pStyle w:val="Code"/>
+      </w:pPr>
+      <w:r>
+        <w:t xml:space="preserve">        int left = Integer.MAX_VALUE;</w:t>
+      </w:r>
+    </w:p>
+    <w:p>
+      <w:pPr>
+        <w:pStyle w:val="Code"/>
+      </w:pPr>
+    </w:p>
+    <w:p>
+      <w:pPr>
+        <w:pStyle w:val="Code"/>
+      </w:pPr>
+      <w:r>
+        <w:t xml:space="preserve">        if (i != minIndex &amp;&amp; j != minIndex) {</w:t>
+      </w:r>
+    </w:p>
+    <w:p>
+      <w:pPr>
+        <w:pStyle w:val="Code"/>
+      </w:pPr>
+      <w:r>
+        <w:t xml:space="preserve">          topLeft = matrix[i - 1][j - 1];</w:t>
+      </w:r>
+    </w:p>
+    <w:p>
+      <w:pPr>
+        <w:pStyle w:val="Code"/>
+      </w:pPr>
+      <w:r>
+        <w:t xml:space="preserve">        }</w:t>
+      </w:r>
+    </w:p>
+    <w:p>
+      <w:pPr>
+        <w:pStyle w:val="Code"/>
+      </w:pPr>
+      <w:r>
+        <w:t xml:space="preserve">        if (i != minIndex) {</w:t>
+      </w:r>
+    </w:p>
+    <w:p>
+      <w:pPr>
+        <w:pStyle w:val="Code"/>
+      </w:pPr>
+      <w:r>
+        <w:t xml:space="preserve">          top = matrix[i - 1][j];</w:t>
+      </w:r>
+    </w:p>
+    <w:p>
+      <w:pPr>
+        <w:pStyle w:val="Code"/>
+      </w:pPr>
+      <w:r>
+        <w:t xml:space="preserve">        }</w:t>
+      </w:r>
+    </w:p>
+    <w:p>
+      <w:pPr>
+        <w:pStyle w:val="Code"/>
+      </w:pPr>
+      <w:r>
+        <w:t xml:space="preserve">        if (i != minIndex &amp;&amp; j != maxIndex) {</w:t>
+      </w:r>
+    </w:p>
+    <w:p>
+      <w:pPr>
+        <w:pStyle w:val="Code"/>
+      </w:pPr>
+      <w:r>
+        <w:t xml:space="preserve">          topRight = matrix[i - 1][j + 1];</w:t>
+      </w:r>
+    </w:p>
+    <w:p>
+      <w:pPr>
+        <w:pStyle w:val="Code"/>
+      </w:pPr>
+      <w:r>
+        <w:t xml:space="preserve">        }</w:t>
+      </w:r>
+    </w:p>
+    <w:p>
+      <w:pPr>
+        <w:pStyle w:val="Code"/>
+      </w:pPr>
+      <w:r>
+        <w:t xml:space="preserve">        if (j != maxIndex) {</w:t>
+      </w:r>
+    </w:p>
+    <w:p>
+      <w:pPr>
+        <w:pStyle w:val="Code"/>
+      </w:pPr>
+      <w:r>
+        <w:t xml:space="preserve">          right = matrix[i][j + 1];</w:t>
+      </w:r>
+    </w:p>
+    <w:p>
+      <w:pPr>
+        <w:pStyle w:val="Code"/>
+      </w:pPr>
+      <w:r>
+        <w:t xml:space="preserve">        }</w:t>
+      </w:r>
+    </w:p>
+    <w:p>
+      <w:pPr>
+        <w:pStyle w:val="Code"/>
+      </w:pPr>
+      <w:r>
+        <w:t xml:space="preserve">        if (j != maxIndex &amp;&amp; i != maxIndex) {</w:t>
+      </w:r>
+    </w:p>
+    <w:p>
+      <w:pPr>
+        <w:pStyle w:val="Code"/>
+      </w:pPr>
+      <w:r>
+        <w:t xml:space="preserve">          bottomRight = matrix[i + 1][j + 1];</w:t>
+      </w:r>
+    </w:p>
+    <w:p>
+      <w:pPr>
+        <w:pStyle w:val="Code"/>
+      </w:pPr>
+      <w:r>
+        <w:t xml:space="preserve">        }</w:t>
+      </w:r>
+    </w:p>
+    <w:p>
+      <w:pPr>
+        <w:pStyle w:val="Code"/>
+      </w:pPr>
+      <w:r>
+        <w:t xml:space="preserve">        if (i != maxIndex) {</w:t>
+      </w:r>
+    </w:p>
+    <w:p>
+      <w:pPr>
+        <w:pStyle w:val="Code"/>
+      </w:pPr>
+      <w:r>
+        <w:t xml:space="preserve">          bottom = matrix[i + 1][j];</w:t>
+      </w:r>
+    </w:p>
+    <w:p>
+      <w:pPr>
+        <w:pStyle w:val="Code"/>
+      </w:pPr>
+      <w:r>
+        <w:t xml:space="preserve">        }</w:t>
+      </w:r>
+    </w:p>
+    <w:p>
+      <w:pPr>
+        <w:pStyle w:val="Code"/>
+      </w:pPr>
+      <w:r>
+        <w:t xml:space="preserve">        if (i != maxIndex &amp;&amp; j != minIndex) {</w:t>
+      </w:r>
+    </w:p>
+    <w:p>
+      <w:pPr>
+        <w:pStyle w:val="Code"/>
+      </w:pPr>
+      <w:r>
+        <w:t xml:space="preserve">          bottomLeft = matrix[i + 1][j - 1];</w:t>
+      </w:r>
+    </w:p>
+    <w:p>
+      <w:pPr>
+        <w:pStyle w:val="Code"/>
+      </w:pPr>
+      <w:r>
+        <w:t xml:space="preserve">        }</w:t>
+      </w:r>
+    </w:p>
+    <w:p>
+      <w:pPr>
+        <w:pStyle w:val="Code"/>
+      </w:pPr>
+      <w:r>
+        <w:t xml:space="preserve">        if (j != minIndex) {</w:t>
+      </w:r>
+    </w:p>
+    <w:p>
+      <w:pPr>
+        <w:pStyle w:val="Code"/>
+      </w:pPr>
+      <w:r>
+        <w:t xml:space="preserve">          left = matrix[i][j - 1];</w:t>
+      </w:r>
+    </w:p>
+    <w:p>
+      <w:pPr>
+        <w:pStyle w:val="Code"/>
+      </w:pPr>
+      <w:r>
+        <w:t xml:space="preserve">        }</w:t>
+      </w:r>
+    </w:p>
+    <w:p>
+      <w:pPr>
+        <w:pStyle w:val="Code"/>
+      </w:pPr>
+    </w:p>
+    <w:p>
+      <w:pPr>
+        <w:pStyle w:val="Code"/>
+      </w:pPr>
+      <w:r>
+        <w:t xml:space="preserve">        if (thisElement &lt; topLeft &amp;&amp; thisElement &lt; top &amp;&amp; thisElement &lt; topRight &amp;&amp; thisElement &lt; right</w:t>
+      </w:r>
+    </w:p>
+    <w:p>
+      <w:pPr>
+        <w:pStyle w:val="Code"/>
+      </w:pPr>
+      <w:r>
+        <w:t xml:space="preserve">            &amp;&amp; thisElement &lt; bottom &amp;&amp; thisElement &lt; bottomRight &amp;&amp; thisElement &lt; bottomLeft &amp;&amp; thisElement &lt; left) {</w:t>
+      </w:r>
+    </w:p>
+    <w:p>
+      <w:pPr>
+        <w:pStyle w:val="Code"/>
+      </w:pPr>
+      <w:r>
+        <w:t xml:space="preserve">          String position = i + "," + j;</w:t>
+      </w:r>
+    </w:p>
+    <w:p>
+      <w:pPr>
+        <w:pStyle w:val="Code"/>
+      </w:pPr>
+      <w:r>
+        <w:t xml:space="preserve">          mins.put(position, thisElement);</w:t>
+      </w:r>
+    </w:p>
+    <w:p>
+      <w:pPr>
+        <w:pStyle w:val="Code"/>
+      </w:pPr>
+      <w:r>
+        <w:t xml:space="preserve">        }</w:t>
+      </w:r>
+    </w:p>
+    <w:p>
+      <w:pPr>
+        <w:pStyle w:val="Code"/>
+      </w:pPr>
+      <w:r>
+        <w:t xml:space="preserve">      }</w:t>
+      </w:r>
+    </w:p>
+    <w:p>
+      <w:pPr>
+        <w:pStyle w:val="Code"/>
+      </w:pPr>
+      <w:r>
+        <w:t xml:space="preserve">    }</w:t>
+      </w:r>
+    </w:p>
+    <w:p>
+      <w:pPr>
+        <w:pStyle w:val="Code"/>
+      </w:pPr>
+    </w:p>
+    <w:p>
+      <w:pPr>
+        <w:pStyle w:val="Code"/>
+      </w:pPr>
+      <w:r>
+        <w:t xml:space="preserve">    System.out.println("Local minimums:");</w:t>
+      </w:r>
+    </w:p>
+    <w:p>
+      <w:pPr>
+        <w:pStyle w:val="Code"/>
+      </w:pPr>
+      <w:r>
+        <w:t xml:space="preserve">    for (String key : mins.keySet()) {</w:t>
+      </w:r>
+    </w:p>
+    <w:p>
+      <w:pPr>
+        <w:pStyle w:val="Code"/>
+      </w:pPr>
+      <w:r>
+        <w:t xml:space="preserve">      Integer value = mins.get(key);</w:t>
+      </w:r>
+    </w:p>
+    <w:p>
+      <w:pPr>
+        <w:pStyle w:val="Code"/>
+      </w:pPr>
+      <w:r>
+        <w:t xml:space="preserve">      String[] valueParts = key.split(",");</w:t>
+      </w:r>
+    </w:p>
+    <w:p>
+      <w:pPr>
+        <w:pStyle w:val="Code"/>
+      </w:pPr>
+      <w:r>
+        <w:t xml:space="preserve">      int row = Integer.parseInt(valueParts[0]) + 1;</w:t>
+      </w:r>
+    </w:p>
+    <w:p>
+      <w:pPr>
+        <w:pStyle w:val="Code"/>
+      </w:pPr>
+      <w:r>
+        <w:t xml:space="preserve">      int col = Integer.parseInt(valueParts[1]) + 1;</w:t>
+      </w:r>
+    </w:p>
+    <w:p>
+      <w:pPr>
+        <w:pStyle w:val="Code"/>
+      </w:pPr>
+    </w:p>
+    <w:p>
+      <w:pPr>
+        <w:pStyle w:val="Code"/>
+      </w:pPr>
+      <w:r>
+        <w:lastRenderedPageBreak/>
+        <w:t xml:space="preserve">      System.out.println("- Element " + value + " on row " + row + " and col " + col);</w:t>
+      </w:r>
+    </w:p>
+    <w:p>
+      <w:pPr>
+        <w:pStyle w:val="Code"/>
+      </w:pPr>
+      <w:r>
+        <w:t xml:space="preserve">    }</w:t>
+      </w:r>
+    </w:p>
+    <w:p>
+      <w:pPr>
+        <w:pStyle w:val="Code"/>
+      </w:pPr>
+    </w:p>
+    <w:p>
+      <w:pPr>
+        <w:pStyle w:val="Code"/>
+      </w:pPr>
+      <w:r>
+        <w:t xml:space="preserve">    inputReader.close();</w:t>
+      </w:r>
+    </w:p>
+    <w:p>
+      <w:pPr>
+        <w:pStyle w:val="Code"/>
+      </w:pPr>
+      <w:r>
+        <w:t xml:space="preserve">  }</w:t>
+      </w:r>
+    </w:p>
+    <w:p>
+      <w:pPr>
+        <w:pStyle w:val="Code"/>
+      </w:pPr>
+      <w:r>
+        <w:t>}</w:t>
+      </w:r>
+    </w:p>
+    <w:p>
+      <w:pPr>
+        <w:pStyle w:val="P"/>
+        <w:rPr>
+          <w:lang w:val="en-US"/>
+        </w:rPr>
+      </w:pPr>
+    </w:p>
+    <w:p>
+      <w:pPr>
+        <w:pStyle w:val="H3"/>
+        <w:rPr>
+          <w:lang w:val="en-US"/>
+        </w:rPr>
+      </w:pPr>
+      <w:r>
+        <w:t xml:space="preserve">Результати </w:t>
+      </w:r>
+    </w:p>
+    <w:p>
+      <w:pPr>
+        <w:pStyle w:val="P"/>
+        <w:rPr>
+          <w:lang w:val="en-US"/>
+        </w:rPr>
+      </w:pPr>
+    </w:p>
+    <w:p>
+      <w:pPr>
         <w:pStyle w:val="IMG"/>
+        <w:rPr>
+          <w:lang w:val="en-US"/>
+        </w:rPr>
+      </w:pPr>
+      <w:r>
+        <w:rPr>
+          <w:lang w:val="en-US"/>
+        </w:rPr>
+        <w:drawing>
+          <wp:inline distT="0" distB="0" distL="0" distR="0" wp14:anchorId="110D51A5" wp14:editId="6035D819">
+            <wp:extent cx="4877481" cy="4620270"/>
+            <wp:effectExtent l="0" t="0" r="0" b="8890"/>
+            <wp:docPr id="310287115" name="Рисунок 1" descr="Зображення, що містить текст, знімок екрана, Шрифт, число&#10;&#10;Вміст, створений ШІ, може бути неправильним."/>
+            <wp:cNvGraphicFramePr>
+              <a:graphicFrameLocks xmlns:a="http://schemas.openxmlformats.org/drawingml/2006/main" noChangeAspect="1"/>
+            </wp:cNvGraphicFramePr>
+            <a:graphic xmlns:a="http://schemas.openxmlformats.org/drawingml/2006/main">
+              <a:graphicData uri="http://schemas.openxmlformats.org/drawingml/2006/picture">
+                <pic:pic xmlns:pic="http://schemas.openxmlformats.org/drawingml/2006/picture">
+                  <pic:nvPicPr>
+                    <pic:cNvPr id="310287115" name="Рисунок 1" descr="Зображення, що містить текст, знімок екрана, Шрифт, число&#10;&#10;Вміст, створений ШІ, може бути неправильним."/>
+                    <pic:cNvPicPr/>
+                  </pic:nvPicPr>
+                  <pic:blipFill>
+                    <a:blip r:embed="rId15"/>
+                    <a:stretch>
+                      <a:fillRect/>
+                    </a:stretch>
+                  </pic:blipFill>
+                  <pic:spPr>
+                    <a:xfrm>
+                      <a:off x="0" y="0"/>
+                      <a:ext cx="4877481" cy="4620270"/>
+                    </a:xfrm>
+                    <a:prstGeom prst="rect">
+                      <a:avLst/>
+                    </a:prstGeom>
+                  </pic:spPr>
+                </pic:pic>
+              </a:graphicData>
+            </a:graphic>
+          </wp:inline>
+        </w:drawing>
+      </w:r>
+    </w:p>
+    <w:p>
+      <w:pPr>
+        <w:pStyle w:val="IMG"/>
+      </w:pPr>
+      <w:r>
+        <w:t>Рисунок 3.1 – Результати роботи програми</w:t>
+      </w:r>
+    </w:p>
+    <w:p>
+      <w:pPr>
+        <w:pStyle w:val="P"/>
       </w:pPr>
     </w:p>
     <w:p>
       <w:pPr>
         <w:pStyle w:val="H1"/>
-        <w:rPr>
-          <w:lang w:val="en-US"/>
-        </w:rPr>
       </w:pPr>
       <w:r>
         <w:t>Висновки</w:t>
@@ -6141,6 +6650,33 @@
     </w:p>
     <w:p>
       <w:pPr>
+        <w:pStyle w:val="P"/>
+      </w:pPr>
+    </w:p>
+    <w:p>
+      <w:pPr>
+        <w:pStyle w:val="P"/>
+      </w:pPr>
+      <w:r>
+        <w:t xml:space="preserve">Після виконання роботи, благодаттю Господа нашого Ісуса Христа, було ознайомлено з основами роботи з мовою </w:t>
+      </w:r>
+      <w:r>
+        <w:rPr>
+          <w:lang w:val="en-US"/>
+        </w:rPr>
+        <w:t xml:space="preserve">Java </w:t>
+      </w:r>
+      <w:r>
+        <w:t>та розробки програм на ній.</w:t>
+      </w:r>
+    </w:p>
+    <w:p>
+      <w:pPr>
+        <w:pStyle w:val="P"/>
+      </w:pPr>
+    </w:p>
+    <w:p>
+      <w:pPr>
         <w:pStyle w:val="H1"/>
         <w:rPr>
           <w:lang w:val="en-US"/>
@@ -6169,56 +6705,23 @@
     <w:p>
       <w:pPr>
         <w:pStyle w:val="P"/>
-        <w:rPr>
-          <w:lang w:val="en-US"/>
-        </w:rPr>
-      </w:pPr>
-      <w:r>
-        <w:t>Типи даних можна розділити на дві категорії: примітивні та посилальні. Примітивні типи даних:</w:t>
-      </w:r>
-    </w:p>
-    <w:p>
-      <w:pPr>
-        <w:pStyle w:val="P"/>
-      </w:pPr>
-    </w:p>
-    <w:p>
-      <w:pPr>
-        <w:pStyle w:val="H2"/>
-        <w:rPr>
-          <w:lang w:val="en-US"/>
-        </w:rPr>
-      </w:pPr>
-      <w:r>
-        <w:rPr>
-          <w:lang w:val="en-US"/>
-        </w:rPr>
-        <w:t>Логічні операції в мові Java</w:t>
-      </w:r>
-    </w:p>
-    <w:p>
-      <w:pPr>
-        <w:pStyle w:val="P"/>
-      </w:pPr>
-    </w:p>
-    <w:p>
-      <w:pPr>
-        <w:pStyle w:val="P"/>
-        <w:rPr>
-          <w:lang w:val="en-US"/>
-        </w:rPr>
-      </w:pPr>
-      <w:r>
-        <w:t xml:space="preserve">Мова </w:t>
-      </w:r>
-      <w:r>
-        <w:rPr>
-          <w:lang w:val="en-US"/>
-        </w:rPr>
-        <w:t xml:space="preserve">Java </w:t>
-      </w:r>
-      <w:r>
-        <w:t>має 3 логічні операції:</w:t>
+      </w:pPr>
+      <w:r>
+        <w:t xml:space="preserve">Типи даних можна розділити на дві категорії: примітивні та посилальні. </w:t>
+      </w:r>
+    </w:p>
+    <w:p>
+      <w:pPr>
+        <w:pStyle w:val="P"/>
+        <w:rPr>
+          <w:lang w:val="en-US"/>
+        </w:rPr>
+      </w:pPr>
+      <w:r>
+        <w:t>Примітивні типи даних:</w:t>
+      </w:r>
+      <w:r>
+        <w:t xml:space="preserve"> </w:t>
       </w:r>
     </w:p>
     <w:p>
@@ -6230,80 +6733,17 @@
         </w:numPr>
       </w:pPr>
       <w:r>
-        <w:t xml:space="preserve">ТА: визначається оператором </w:t>
-      </w:r>
-      <w:r>
-        <w:rPr>
-          <w:rStyle w:val="CodeChar"/>
-        </w:rPr>
-        <w:t>&amp;&amp;</w:t>
-      </w:r>
-      <w:r>
-        <w:t xml:space="preserve">, повертає </w:t>
-      </w:r>
-      <w:r>
-        <w:rPr>
-          <w:rStyle w:val="CodeChar"/>
-        </w:rPr>
-        <w:t>true</w:t>
-      </w:r>
-      <w:r>
-        <w:rPr>
-          <w:lang w:val="en-US"/>
-        </w:rPr>
-        <w:t xml:space="preserve"> </w:t>
-      </w:r>
-      <w:r>
-        <w:t>якщо обидва вирази є правдою:</w:t>
-      </w:r>
-    </w:p>
-    <w:p>
-      <w:pPr>
-        <w:pStyle w:val="Code"/>
-      </w:pPr>
-    </w:p>
-    <w:p>
-      <w:pPr>
-        <w:pStyle w:val="Code"/>
-      </w:pPr>
-      <w:r>
-        <w:t>if (</w:t>
-      </w:r>
-      <w:proofErr w:type="gramStart"/>
-      <w:r>
-        <w:t>user.isLoggedIn</w:t>
-      </w:r>
-      <w:proofErr w:type="gramEnd"/>
-      <w:r>
-        <w:t xml:space="preserve"> &amp;&amp; user.isRegistered)</w:t>
-      </w:r>
-    </w:p>
-    <w:p>
-      <w:pPr>
-        <w:pStyle w:val="Code"/>
-      </w:pPr>
-      <w:r>
-        <w:t xml:space="preserve">  System.out.println("Welcome");</w:t>
-      </w:r>
-    </w:p>
-    <w:p>
-      <w:pPr>
-        <w:pStyle w:val="Code"/>
-      </w:pPr>
-      <w:r>
-        <w:t xml:space="preserve">&gt; </w:t>
-      </w:r>
-      <w:r>
-        <w:t>Welcome</w:t>
-      </w:r>
-    </w:p>
-    <w:p>
-      <w:pPr>
-        <w:pStyle w:val="P"/>
-        <w:rPr>
-          <w:lang w:val="en-US"/>
-        </w:rPr>
-      </w:pPr>
+        <w:rPr>
+          <w:lang w:val="en-US"/>
+        </w:rPr>
+        <w:t>int</w:t>
+      </w:r>
+      <w:r>
+        <w:rPr>
+          <w:lang w:val="en-US"/>
+        </w:rPr>
+        <w:t>;</w:t>
+      </w:r>
     </w:p>
     <w:p>
       <w:pPr>
@@ -6314,83 +6754,17 @@
         </w:numPr>
       </w:pPr>
       <w:r>
-        <w:t xml:space="preserve">АБО: </w:t>
-      </w:r>
-      <w:r>
-        <w:t xml:space="preserve">визначається оператором </w:t>
-      </w:r>
-      <w:r>
-        <w:rPr>
-          <w:rStyle w:val="CodeChar"/>
-        </w:rPr>
-        <w:t>||</w:t>
-      </w:r>
-      <w:r>
-        <w:rPr>
-          <w:lang w:val="en-US"/>
-        </w:rPr>
-        <w:t xml:space="preserve">, </w:t>
-      </w:r>
-      <w:r>
-        <w:t xml:space="preserve">повертає </w:t>
-      </w:r>
-      <w:r>
-        <w:rPr>
-          <w:lang w:val="en-US"/>
-        </w:rPr>
-        <w:t xml:space="preserve">true </w:t>
-      </w:r>
-      <w:r>
-        <w:t>якщо хоча б один вираз є правдою:</w:t>
-      </w:r>
-    </w:p>
-    <w:p>
-      <w:pPr>
-        <w:pStyle w:val="P"/>
-        <w:rPr>
-          <w:lang w:val="en-US"/>
-        </w:rPr>
-      </w:pPr>
-    </w:p>
-    <w:p>
-      <w:pPr>
-        <w:pStyle w:val="Code"/>
-      </w:pPr>
-      <w:r>
-        <w:t>if (</w:t>
-      </w:r>
-      <w:proofErr w:type="gramStart"/>
-      <w:r>
-        <w:t>account.isDeleted</w:t>
-      </w:r>
-      <w:proofErr w:type="gramEnd"/>
-      <w:r>
-        <w:t xml:space="preserve"> || account.balance == 0)</w:t>
-      </w:r>
-    </w:p>
-    <w:p>
-      <w:pPr>
-        <w:pStyle w:val="Code"/>
-      </w:pPr>
-      <w:r>
-        <w:t xml:space="preserve">  System.out.println("Cannot perform");</w:t>
-      </w:r>
-    </w:p>
-    <w:p>
-      <w:pPr>
-        <w:pStyle w:val="Code"/>
-      </w:pPr>
-      <w:r>
-        <w:t xml:space="preserve">&gt; </w:t>
-      </w:r>
-      <w:r>
-        <w:t>Cannot perform</w:t>
-      </w:r>
-    </w:p>
-    <w:p>
-      <w:pPr>
-        <w:pStyle w:val="P"/>
-      </w:pPr>
+        <w:rPr>
+          <w:lang w:val="en-US"/>
+        </w:rPr>
+        <w:t>boolean</w:t>
+      </w:r>
+      <w:r>
+        <w:rPr>
+          <w:lang w:val="en-US"/>
+        </w:rPr>
+        <w:t>;</w:t>
+      </w:r>
     </w:p>
     <w:p>
       <w:pPr>
@@ -6401,6 +6775,415 @@
         </w:numPr>
       </w:pPr>
       <w:r>
+        <w:rPr>
+          <w:lang w:val="en-US"/>
+        </w:rPr>
+        <w:t>char</w:t>
+      </w:r>
+      <w:r>
+        <w:rPr>
+          <w:lang w:val="en-US"/>
+        </w:rPr>
+        <w:t>;</w:t>
+      </w:r>
+    </w:p>
+    <w:p>
+      <w:pPr>
+        <w:pStyle w:val="P"/>
+        <w:numPr>
+          <w:ilvl w:val="0"/>
+          <w:numId w:val="3"/>
+        </w:numPr>
+      </w:pPr>
+      <w:r>
+        <w:rPr>
+          <w:lang w:val="en-US"/>
+        </w:rPr>
+        <w:t>byte;</w:t>
+      </w:r>
+    </w:p>
+    <w:p>
+      <w:pPr>
+        <w:pStyle w:val="P"/>
+        <w:numPr>
+          <w:ilvl w:val="0"/>
+          <w:numId w:val="3"/>
+        </w:numPr>
+      </w:pPr>
+      <w:r>
+        <w:rPr>
+          <w:lang w:val="en-US"/>
+        </w:rPr>
+        <w:t>short;</w:t>
+      </w:r>
+    </w:p>
+    <w:p>
+      <w:pPr>
+        <w:pStyle w:val="P"/>
+        <w:numPr>
+          <w:ilvl w:val="0"/>
+          <w:numId w:val="3"/>
+        </w:numPr>
+      </w:pPr>
+      <w:r>
+        <w:rPr>
+          <w:lang w:val="en-US"/>
+        </w:rPr>
+        <w:t>long;</w:t>
+      </w:r>
+    </w:p>
+    <w:p>
+      <w:pPr>
+        <w:pStyle w:val="P"/>
+        <w:numPr>
+          <w:ilvl w:val="0"/>
+          <w:numId w:val="3"/>
+        </w:numPr>
+      </w:pPr>
+      <w:r>
+        <w:rPr>
+          <w:lang w:val="en-US"/>
+        </w:rPr>
+        <w:t>float;</w:t>
+      </w:r>
+    </w:p>
+    <w:p>
+      <w:pPr>
+        <w:pStyle w:val="P"/>
+        <w:numPr>
+          <w:ilvl w:val="0"/>
+          <w:numId w:val="3"/>
+        </w:numPr>
+      </w:pPr>
+      <w:r>
+        <w:rPr>
+          <w:lang w:val="en-US"/>
+        </w:rPr>
+        <w:t>double.</w:t>
+      </w:r>
+    </w:p>
+    <w:p>
+      <w:pPr>
+        <w:pStyle w:val="P"/>
+      </w:pPr>
+      <w:r>
+        <w:t>Посилальні типи даних:</w:t>
+      </w:r>
+    </w:p>
+    <w:p>
+      <w:pPr>
+        <w:pStyle w:val="P"/>
+        <w:numPr>
+          <w:ilvl w:val="0"/>
+          <w:numId w:val="3"/>
+        </w:numPr>
+      </w:pPr>
+      <w:r>
+        <w:rPr>
+          <w:lang w:val="en-US"/>
+        </w:rPr>
+        <w:t>String;</w:t>
+      </w:r>
+    </w:p>
+    <w:p>
+      <w:pPr>
+        <w:pStyle w:val="P"/>
+        <w:numPr>
+          <w:ilvl w:val="0"/>
+          <w:numId w:val="3"/>
+        </w:numPr>
+      </w:pPr>
+      <w:r>
+        <w:rPr>
+          <w:lang w:val="en-US"/>
+        </w:rPr>
+        <w:t>Array;</w:t>
+      </w:r>
+    </w:p>
+    <w:p>
+      <w:pPr>
+        <w:pStyle w:val="P"/>
+        <w:numPr>
+          <w:ilvl w:val="0"/>
+          <w:numId w:val="3"/>
+        </w:numPr>
+      </w:pPr>
+      <w:r>
+        <w:rPr>
+          <w:lang w:val="en-US"/>
+        </w:rPr>
+        <w:t>HashMap;</w:t>
+      </w:r>
+    </w:p>
+    <w:p>
+      <w:pPr>
+        <w:pStyle w:val="P"/>
+        <w:numPr>
+          <w:ilvl w:val="0"/>
+          <w:numId w:val="3"/>
+        </w:numPr>
+      </w:pPr>
+      <w:r>
+        <w:rPr>
+          <w:lang w:val="en-US"/>
+        </w:rPr>
+        <w:t>…</w:t>
+      </w:r>
+    </w:p>
+    <w:p>
+      <w:pPr>
+        <w:pStyle w:val="P"/>
+      </w:pPr>
+      <w:r>
+        <w:t xml:space="preserve">Типи даних колекцій не можуть приймати примітивні типи даних для </w:t>
+      </w:r>
+      <w:r>
+        <w:t xml:space="preserve">їх </w:t>
+      </w:r>
+      <w:r>
+        <w:t>оголошенн</w:t>
+      </w:r>
+      <w:r>
+        <w:t>я</w:t>
+      </w:r>
+      <w:r>
+        <w:t>.</w:t>
+      </w:r>
+    </w:p>
+    <w:p>
+      <w:pPr>
+        <w:pStyle w:val="P"/>
+        <w:rPr>
+          <w:lang w:val="en-US"/>
+        </w:rPr>
+      </w:pPr>
+      <w:r>
+        <w:t xml:space="preserve">Джерело: </w:t>
+      </w:r>
+      <w:hyperlink r:id="rId16" w:history="1">
+        <w:r>
+          <w:rPr>
+            <w:rStyle w:val="a4"/>
+            <w:lang w:val="en-US"/>
+          </w:rPr>
+          <w:t>Java Data Types at W3Schools.com</w:t>
+        </w:r>
+      </w:hyperlink>
+      <w:r>
+        <w:rPr>
+          <w:lang w:val="en-US"/>
+        </w:rPr>
+        <w:t>.</w:t>
+      </w:r>
+    </w:p>
+    <w:p>
+      <w:pPr>
+        <w:pStyle w:val="P"/>
+      </w:pPr>
+    </w:p>
+    <w:p>
+      <w:pPr>
+        <w:pStyle w:val="H2"/>
+        <w:rPr>
+          <w:lang w:val="en-US"/>
+        </w:rPr>
+      </w:pPr>
+      <w:r>
+        <w:rPr>
+          <w:lang w:val="en-US"/>
+        </w:rPr>
+        <w:t>Логічні операції в мові Java</w:t>
+      </w:r>
+    </w:p>
+    <w:p>
+      <w:pPr>
+        <w:pStyle w:val="P"/>
+      </w:pPr>
+    </w:p>
+    <w:p>
+      <w:pPr>
+        <w:pStyle w:val="P"/>
+        <w:rPr>
+          <w:lang w:val="en-US"/>
+        </w:rPr>
+      </w:pPr>
+      <w:r>
+        <w:t xml:space="preserve">Мова </w:t>
+      </w:r>
+      <w:r>
+        <w:rPr>
+          <w:lang w:val="en-US"/>
+        </w:rPr>
+        <w:t xml:space="preserve">Java </w:t>
+      </w:r>
+      <w:r>
+        <w:t>має 3 логічні операції:</w:t>
+      </w:r>
+    </w:p>
+    <w:p>
+      <w:pPr>
+        <w:pStyle w:val="P"/>
+        <w:numPr>
+          <w:ilvl w:val="0"/>
+          <w:numId w:val="3"/>
+        </w:numPr>
+      </w:pPr>
+      <w:r>
+        <w:t xml:space="preserve">ТА: визначається оператором </w:t>
+      </w:r>
+      <w:r>
+        <w:rPr>
+          <w:rStyle w:val="CodeChar"/>
+        </w:rPr>
+        <w:t>&amp;&amp;</w:t>
+      </w:r>
+      <w:r>
+        <w:t xml:space="preserve">, повертає </w:t>
+      </w:r>
+      <w:r>
+        <w:rPr>
+          <w:rStyle w:val="CodeChar"/>
+        </w:rPr>
+        <w:t>true</w:t>
+      </w:r>
+      <w:r>
+        <w:rPr>
+          <w:lang w:val="en-US"/>
+        </w:rPr>
+        <w:t xml:space="preserve"> </w:t>
+      </w:r>
+      <w:r>
+        <w:t>якщо обидва вирази є правдою:</w:t>
+      </w:r>
+    </w:p>
+    <w:p>
+      <w:pPr>
+        <w:pStyle w:val="Code"/>
+      </w:pPr>
+    </w:p>
+    <w:p>
+      <w:pPr>
+        <w:pStyle w:val="Code"/>
+      </w:pPr>
+      <w:r>
+        <w:t>if (user.isLoggedIn &amp;&amp; user.isRegistered)</w:t>
+      </w:r>
+    </w:p>
+    <w:p>
+      <w:pPr>
+        <w:pStyle w:val="Code"/>
+      </w:pPr>
+      <w:r>
+        <w:t xml:space="preserve">  System.out.println("Welcome");</w:t>
+      </w:r>
+    </w:p>
+    <w:p>
+      <w:pPr>
+        <w:pStyle w:val="Code"/>
+      </w:pPr>
+      <w:r>
+        <w:t xml:space="preserve">&gt; </w:t>
+      </w:r>
+      <w:r>
+        <w:t>Welcome</w:t>
+      </w:r>
+    </w:p>
+    <w:p>
+      <w:pPr>
+        <w:pStyle w:val="P"/>
+        <w:rPr>
+          <w:lang w:val="en-US"/>
+        </w:rPr>
+      </w:pPr>
+    </w:p>
+    <w:p>
+      <w:pPr>
+        <w:pStyle w:val="P"/>
+        <w:numPr>
+          <w:ilvl w:val="0"/>
+          <w:numId w:val="3"/>
+        </w:numPr>
+      </w:pPr>
+      <w:r>
+        <w:t xml:space="preserve">АБО: </w:t>
+      </w:r>
+      <w:r>
+        <w:t xml:space="preserve">визначається оператором </w:t>
+      </w:r>
+      <w:r>
+        <w:rPr>
+          <w:rStyle w:val="CodeChar"/>
+        </w:rPr>
+        <w:t>||</w:t>
+      </w:r>
+      <w:r>
+        <w:rPr>
+          <w:lang w:val="en-US"/>
+        </w:rPr>
+        <w:t xml:space="preserve">, </w:t>
+      </w:r>
+      <w:r>
+        <w:t xml:space="preserve">повертає </w:t>
+      </w:r>
+      <w:r>
+        <w:rPr>
+          <w:lang w:val="en-US"/>
+        </w:rPr>
+        <w:t xml:space="preserve">true </w:t>
+      </w:r>
+      <w:r>
+        <w:t>якщо хоча б один вираз є правдою:</w:t>
+      </w:r>
+    </w:p>
+    <w:p>
+      <w:pPr>
+        <w:pStyle w:val="P"/>
+        <w:rPr>
+          <w:lang w:val="en-US"/>
+        </w:rPr>
+      </w:pPr>
+    </w:p>
+    <w:p>
+      <w:pPr>
+        <w:pStyle w:val="Code"/>
+      </w:pPr>
+      <w:r>
+        <w:t>if (account.isDeleted || account.balance == 0)</w:t>
+      </w:r>
+    </w:p>
+    <w:p>
+      <w:pPr>
+        <w:pStyle w:val="Code"/>
+      </w:pPr>
+      <w:r>
+        <w:t xml:space="preserve">  System.out.println("Cannot perform");</w:t>
+      </w:r>
+    </w:p>
+    <w:p>
+      <w:pPr>
+        <w:pStyle w:val="Code"/>
+      </w:pPr>
+      <w:r>
+        <w:t xml:space="preserve">&gt; </w:t>
+      </w:r>
+      <w:r>
+        <w:t>Cannot perform</w:t>
+      </w:r>
+    </w:p>
+    <w:p>
+      <w:pPr>
+        <w:pStyle w:val="P"/>
+      </w:pPr>
+    </w:p>
+    <w:p>
+      <w:pPr>
+        <w:pStyle w:val="P"/>
+        <w:numPr>
+          <w:ilvl w:val="0"/>
+          <w:numId w:val="3"/>
+        </w:numPr>
+      </w:pPr>
+      <w:r>
         <w:t xml:space="preserve">НІ: оператор </w:t>
       </w:r>
       <w:r>
@@ -6441,15 +7224,7 @@
         <w:pStyle w:val="Code"/>
       </w:pPr>
       <w:r>
-        <w:t xml:space="preserve">if </w:t>
-      </w:r>
-      <w:proofErr w:type="gramStart"/>
-      <w:r>
-        <w:t>(!car</w:t>
-      </w:r>
-      <w:proofErr w:type="gramEnd"/>
-      <w:r>
-        <w:t>.isLoaded)</w:t>
+        <w:t>if (!car.isLoaded)</w:t>
       </w:r>
     </w:p>
     <w:p>
@@ -6489,7 +7264,7 @@
       <w:r>
         <w:t xml:space="preserve">Джерело: </w:t>
       </w:r>
-      <w:hyperlink r:id="rId15" w:anchor=":~:text=with%20logical%20operators-,.,-Logical%20operators%20are" w:history="1">
+      <w:hyperlink r:id="rId17" w:anchor=":~:text=with%20logical%20operators-,.,-Logical%20operators%20are" w:history="1">
         <w:r>
           <w:rPr>
             <w:rStyle w:val="a4"/>
@@ -6518,9 +7293,395 @@
         <w:rPr>
           <w:lang w:val="en-US"/>
         </w:rPr>
+        <w:t>Побітові операції в мові Java</w:t>
+      </w:r>
+    </w:p>
+    <w:p>
+      <w:pPr>
+        <w:pStyle w:val="P"/>
+        <w:rPr>
+          <w:lang w:val="en-US"/>
+        </w:rPr>
+      </w:pPr>
+    </w:p>
+    <w:p>
+      <w:pPr>
+        <w:pStyle w:val="P"/>
+      </w:pPr>
+      <w:r>
+        <w:t xml:space="preserve">У мові </w:t>
+      </w:r>
+      <w:r>
+        <w:rPr>
+          <w:lang w:val="en-US"/>
+        </w:rPr>
+        <w:t xml:space="preserve">Java </w:t>
+      </w:r>
+      <w:r>
+        <w:t>доступні такі побітові операції:</w:t>
+      </w:r>
+    </w:p>
+    <w:p>
+      <w:pPr>
+        <w:pStyle w:val="P"/>
+        <w:numPr>
+          <w:ilvl w:val="0"/>
+          <w:numId w:val="3"/>
+        </w:numPr>
+      </w:pPr>
+      <w:r>
+        <w:t xml:space="preserve">Побітове АБО: оператор </w:t>
+      </w:r>
+      <w:r>
+        <w:rPr>
+          <w:rStyle w:val="CodeChar"/>
+        </w:rPr>
+        <w:t>|</w:t>
+      </w:r>
+      <w:r>
+        <w:t>, повертає 1 якщо один з бітів дорівнює 1</w:t>
+      </w:r>
+      <w:r>
+        <w:rPr>
+          <w:lang w:val="en-US"/>
+        </w:rPr>
+        <w:t>;</w:t>
+      </w:r>
+    </w:p>
+    <w:p>
+      <w:pPr>
+        <w:pStyle w:val="P"/>
+        <w:numPr>
+          <w:ilvl w:val="0"/>
+          <w:numId w:val="3"/>
+        </w:numPr>
+      </w:pPr>
+      <w:r>
+        <w:t xml:space="preserve">Побітове ТА: оператор </w:t>
+      </w:r>
+      <w:r>
+        <w:rPr>
+          <w:rStyle w:val="CodeChar"/>
+        </w:rPr>
+        <w:t>&amp;</w:t>
+      </w:r>
+      <w:r>
+        <w:rPr>
+          <w:lang w:val="en-US"/>
+        </w:rPr>
+        <w:t xml:space="preserve">, </w:t>
+      </w:r>
+      <w:r>
+        <w:t>повертає 1 якщо обидва біти є 1</w:t>
+      </w:r>
+      <w:r>
+        <w:rPr>
+          <w:lang w:val="en-US"/>
+        </w:rPr>
+        <w:t>;</w:t>
+      </w:r>
+    </w:p>
+    <w:p>
+      <w:pPr>
+        <w:pStyle w:val="P"/>
+        <w:numPr>
+          <w:ilvl w:val="0"/>
+          <w:numId w:val="3"/>
+        </w:numPr>
+      </w:pPr>
+      <w:r>
+        <w:t xml:space="preserve">Побітове виключне АБО: оператор </w:t>
+      </w:r>
+      <w:r>
+        <w:rPr>
+          <w:rStyle w:val="CodeChar"/>
+        </w:rPr>
+        <w:t>^</w:t>
+      </w:r>
+      <w:r>
+        <w:rPr>
+          <w:lang w:val="en-US"/>
+        </w:rPr>
+        <w:t xml:space="preserve">, </w:t>
+      </w:r>
+      <w:r>
+        <w:t xml:space="preserve">повертає </w:t>
+      </w:r>
+      <w:r>
+        <w:t>1 якщо біти різні</w:t>
+      </w:r>
+      <w:r>
+        <w:rPr>
+          <w:lang w:val="en-US"/>
+        </w:rPr>
+        <w:t>;</w:t>
+      </w:r>
+    </w:p>
+    <w:p>
+      <w:pPr>
+        <w:pStyle w:val="P"/>
+        <w:numPr>
+          <w:ilvl w:val="0"/>
+          <w:numId w:val="3"/>
+        </w:numPr>
+      </w:pPr>
+      <w:r>
+        <w:t xml:space="preserve">Побітове доповнення: оператор </w:t>
+      </w:r>
+      <w:r>
+        <w:rPr>
+          <w:rStyle w:val="CodeChar"/>
+        </w:rPr>
+        <w:t>~</w:t>
+      </w:r>
+      <w:r>
+        <w:rPr>
+          <w:lang w:val="en-US"/>
+        </w:rPr>
+        <w:t xml:space="preserve">, </w:t>
+      </w:r>
+      <w:r>
+        <w:t>повертає 0 якщо біт є 1 і 1 якщо біт є 0</w:t>
+      </w:r>
+      <w:r>
+        <w:rPr>
+          <w:lang w:val="en-US"/>
+        </w:rPr>
+        <w:t>.</w:t>
+      </w:r>
+    </w:p>
+    <w:p>
+      <w:pPr>
+        <w:pStyle w:val="P"/>
+      </w:pPr>
+      <w:r>
+        <w:t>Приклад використання побітових операцій:</w:t>
+      </w:r>
+    </w:p>
+    <w:p>
+      <w:pPr>
+        <w:pStyle w:val="P"/>
+      </w:pPr>
+    </w:p>
+    <w:p>
+      <w:pPr>
+        <w:pStyle w:val="Code"/>
+      </w:pPr>
+      <w:r>
+        <w:t>int a = 7;</w:t>
+      </w:r>
+    </w:p>
+    <w:p>
+      <w:pPr>
+        <w:pStyle w:val="Code"/>
+      </w:pPr>
+      <w:r>
+        <w:t>int b = 3;</w:t>
+      </w:r>
+    </w:p>
+    <w:p>
+      <w:pPr>
+        <w:pStyle w:val="Code"/>
+      </w:pPr>
+      <w:r>
+        <w:t>System.out.println(</w:t>
+      </w:r>
+      <w:r>
+        <w:t xml:space="preserve">"a: " + </w:t>
+      </w:r>
+      <w:r>
+        <w:t>Integer.toBinaryString(a));</w:t>
+      </w:r>
+    </w:p>
+    <w:p>
+      <w:pPr>
+        <w:pStyle w:val="Code"/>
+      </w:pPr>
+      <w:r>
+        <w:t>System.out.println(</w:t>
+      </w:r>
+      <w:r>
+        <w:t xml:space="preserve">"b: " + </w:t>
+      </w:r>
+      <w:r>
+        <w:t>Integer.toBinaryString(b));</w:t>
+      </w:r>
+    </w:p>
+    <w:p>
+      <w:pPr>
+        <w:pStyle w:val="Code"/>
+      </w:pPr>
+      <w:r>
+        <w:t>int and = a &amp; b;</w:t>
+      </w:r>
+    </w:p>
+    <w:p>
+      <w:pPr>
+        <w:pStyle w:val="Code"/>
+      </w:pPr>
+      <w:r>
         <w:lastRenderedPageBreak/>
-        <w:t>Побітові операції в мові Java</w:t>
-      </w:r>
+        <w:t>System.out.println(and + " AND in bin: " + Integer.toBinaryString(and));</w:t>
+      </w:r>
+    </w:p>
+    <w:p>
+      <w:pPr>
+        <w:pStyle w:val="Code"/>
+      </w:pPr>
+      <w:r>
+        <w:t>int or = a | b;</w:t>
+      </w:r>
+    </w:p>
+    <w:p>
+      <w:pPr>
+        <w:pStyle w:val="Code"/>
+      </w:pPr>
+      <w:r>
+        <w:t>System.out.println(or + " OR in bin: " + Integer.toBinaryString(or));</w:t>
+      </w:r>
+    </w:p>
+    <w:p>
+      <w:pPr>
+        <w:pStyle w:val="Code"/>
+      </w:pPr>
+      <w:r>
+        <w:t>int eor = a ^ b;</w:t>
+      </w:r>
+    </w:p>
+    <w:p>
+      <w:pPr>
+        <w:pStyle w:val="Code"/>
+      </w:pPr>
+      <w:r>
+        <w:t>System.out.println(eor + " EOR in bin: " + Integer.toBinaryString(eor));</w:t>
+      </w:r>
+    </w:p>
+    <w:p>
+      <w:pPr>
+        <w:pStyle w:val="Code"/>
+      </w:pPr>
+      <w:r>
+        <w:t>int com = ~a;</w:t>
+      </w:r>
+    </w:p>
+    <w:p>
+      <w:pPr>
+        <w:pStyle w:val="Code"/>
+      </w:pPr>
+      <w:r>
+        <w:t>System.out.println(com + " COM in bin: " + Integer.toBinaryString(com));</w:t>
+      </w:r>
+    </w:p>
+    <w:p>
+      <w:pPr>
+        <w:pStyle w:val="Code"/>
+      </w:pPr>
+      <w:r>
+        <w:t xml:space="preserve">&gt; </w:t>
+      </w:r>
+      <w:r>
+        <w:t xml:space="preserve">a: </w:t>
+      </w:r>
+      <w:r>
+        <w:t>111</w:t>
+      </w:r>
+    </w:p>
+    <w:p>
+      <w:pPr>
+        <w:pStyle w:val="Code"/>
+      </w:pPr>
+      <w:r>
+        <w:t xml:space="preserve">&gt; </w:t>
+      </w:r>
+      <w:r>
+        <w:t xml:space="preserve">b: </w:t>
+      </w:r>
+      <w:r>
+        <w:t>11</w:t>
+      </w:r>
+    </w:p>
+    <w:p>
+      <w:pPr>
+        <w:pStyle w:val="Code"/>
+      </w:pPr>
+      <w:r>
+        <w:t xml:space="preserve">&gt; </w:t>
+      </w:r>
+      <w:r>
+        <w:t>3 AND in bin: 11</w:t>
+      </w:r>
+    </w:p>
+    <w:p>
+      <w:pPr>
+        <w:pStyle w:val="Code"/>
+      </w:pPr>
+      <w:r>
+        <w:t xml:space="preserve">&gt; </w:t>
+      </w:r>
+      <w:r>
+        <w:t>7 OR in bin: 111</w:t>
+      </w:r>
+    </w:p>
+    <w:p>
+      <w:pPr>
+        <w:pStyle w:val="Code"/>
+      </w:pPr>
+      <w:r>
+        <w:t xml:space="preserve">&gt; </w:t>
+      </w:r>
+      <w:r>
+        <w:t>4 EOR in bin: 100</w:t>
+      </w:r>
+    </w:p>
+    <w:p>
+      <w:pPr>
+        <w:pStyle w:val="Code"/>
+      </w:pPr>
+      <w:r>
+        <w:t xml:space="preserve">&gt; </w:t>
+      </w:r>
+      <w:r>
+        <w:t>-8 COM in bin: 11111111111111111111111111111000</w:t>
+      </w:r>
+    </w:p>
+    <w:p>
+      <w:pPr>
+        <w:pStyle w:val="P"/>
+      </w:pPr>
+    </w:p>
+    <w:p>
+      <w:pPr>
+        <w:pStyle w:val="P"/>
+        <w:rPr>
+          <w:lang w:val="en-US"/>
+        </w:rPr>
+      </w:pPr>
+      <w:r>
+        <w:t xml:space="preserve">Джерело: </w:t>
+      </w:r>
+      <w:hyperlink r:id="rId18" w:history="1">
+        <w:r>
+          <w:rPr>
+            <w:rStyle w:val="a4"/>
+            <w:lang w:val="en-US"/>
+          </w:rPr>
+          <w:t>Bitwise Operators in Java – GeeksForGeeks</w:t>
+        </w:r>
+      </w:hyperlink>
+      <w:r>
+        <w:rPr>
+          <w:lang w:val="en-US"/>
+        </w:rPr>
+        <w:t>.</w:t>
+      </w:r>
+    </w:p>
+    <w:p>
+      <w:pPr>
+        <w:pStyle w:val="P"/>
+        <w:rPr>
+          <w:lang w:val="en-US"/>
+        </w:rPr>
+      </w:pPr>
     </w:p>
     <w:p>
       <w:pPr>
@@ -6544,29 +7705,23 @@
         </w:rPr>
       </w:pPr>
       <w:r>
-        <w:rPr>
-          <w:lang w:val="en-US"/>
-        </w:rPr>
-        <w:t>С</w:t>
-      </w:r>
-      <w:r>
-        <w:rPr>
-          <w:lang w:val="en-US"/>
-        </w:rPr>
-        <w:t>пособ</w:t>
-      </w:r>
-      <w:r>
-        <w:t>и</w:t>
-      </w:r>
-      <w:r>
-        <w:rPr>
-          <w:lang w:val="en-US"/>
-        </w:rPr>
-        <w:t xml:space="preserve"> запису цілих чисел</w:t>
+        <w:t>П</w:t>
+      </w:r>
+      <w:r>
+        <w:t>равила написання імен</w:t>
+      </w:r>
+      <w:r>
+        <w:t xml:space="preserve"> в </w:t>
+      </w:r>
+      <w:r>
+        <w:rPr>
+          <w:lang w:val="en-US"/>
+        </w:rPr>
+        <w:t>Java</w:t>
       </w:r>
     </w:p>
     <w:sectPr>
-      <w:headerReference w:type="default" r:id="rId16"/>
+      <w:headerReference w:type="default" r:id="rId19"/>
       <w:pgSz w:w="11906" w:h="16838"/>
       <w:pgMar w:top="1440" w:right="1440" w:bottom="1440" w:left="1440" w:header="708" w:footer="708" w:gutter="0"/>
       <w:cols w:space="708"/>
@@ -7618,7 +8773,6 @@
   <w:style w:type="character" w:default="1" w:styleId="a0">
     <w:name w:val="Default Paragraph Font"/>
     <w:uiPriority w:val="1"/>
-    <w:semiHidden/>
     <w:unhideWhenUsed/>
   </w:style>
   <w:style w:type="table" w:default="1" w:styleId="a1">

--- a/32KP Konstrujuvannja program/1/KNT-122_Onyshchenko_Variant-19_PR1.docx
+++ b/32KP Konstrujuvannja program/1/KNT-122_Onyshchenko_Variant-19_PR1.docx
@@ -540,7 +540,18 @@
         <w:pStyle w:val="P"/>
       </w:pPr>
       <w:r>
-        <w:t>1. Ввести з консолі n цілих чисел і помістити їх у масив. На консоль вивести числа-паліндроми, значення яких у прямому й зворотному порядку збігаються.</w:t>
+        <w:t xml:space="preserve">1. Ввести з консолі </w:t>
+      </w:r>
+      <m:oMath>
+        <m:r>
+          <w:rPr>
+            <w:rFonts w:ascii="Cambria Math" w:hAnsi="Cambria Math"/>
+          </w:rPr>
+          <m:t>n</m:t>
+        </m:r>
+      </m:oMath>
+      <w:r>
+        <w:t xml:space="preserve"> цілих чисел і помістити їх у масив. На консоль вивести числа-паліндроми, значення яких у прямому й зворотному порядку збігаються.</w:t>
       </w:r>
     </w:p>
     <w:p>
@@ -1099,7 +1110,15 @@
         <w:pStyle w:val="Code"/>
       </w:pPr>
       <w:r>
-        <w:t>public static void main(String[] args)</w:t>
+        <w:t xml:space="preserve">public static void </w:t>
+      </w:r>
+      <w:proofErr w:type="gramStart"/>
+      <w:r>
+        <w:t>main(</w:t>
+      </w:r>
+      <w:proofErr w:type="gramEnd"/>
+      <w:r>
+        <w:t>String[] args)</w:t>
       </w:r>
     </w:p>
     <w:p>
@@ -1838,13 +1857,21 @@
         <w:rPr>
           <w:lang w:val="en-US"/>
         </w:rPr>
-        <w:t xml:space="preserve"> Java кожен рядок потрібно завершувати символом </w:t>
-      </w:r>
-      <w:r>
-        <w:rPr>
-          <w:rStyle w:val="CodeChar"/>
-        </w:rPr>
-        <w:t>;</w:t>
+        <w:t xml:space="preserve"> Java кожен рядок потрібно завершувати символом</w:t>
+      </w:r>
+      <w:r>
+        <w:t xml:space="preserve"> </w:t>
+      </w:r>
+      <w:hyperlink r:id="rId8" w:anchor=":~:text=%D0%BA%D0%BE%CC%81%D0%BC%D0%BE%D1%8E%2C%20%D0%B0%D0%B1%D0%BE-,%D1%81%D0%B5%D1%80%D0%B5%CC%81%D0%B4%D0%BD%D0%B8%D0%BA,-%5B1%5D" w:history="1">
+        <w:r>
+          <w:rPr>
+            <w:rStyle w:val="a4"/>
+          </w:rPr>
+          <w:t>середнику</w:t>
+        </w:r>
+      </w:hyperlink>
+      <w:r>
+        <w:t>.</w:t>
       </w:r>
     </w:p>
     <w:p>
@@ -1880,7 +1907,15 @@
         <w:pStyle w:val="Code"/>
       </w:pPr>
       <w:r>
-        <w:t>if (one != 2)</w:t>
+        <w:t>if (</w:t>
+      </w:r>
+      <w:proofErr w:type="gramStart"/>
+      <w:r>
+        <w:t>one !</w:t>
+      </w:r>
+      <w:proofErr w:type="gramEnd"/>
+      <w:r>
+        <w:t>= 2)</w:t>
       </w:r>
     </w:p>
     <w:p>
@@ -2098,7 +2133,15 @@
         <w:pStyle w:val="Code"/>
       </w:pPr>
       <w:r>
-        <w:t>public static void main(String[] args) {</w:t>
+        <w:t xml:space="preserve">public static void </w:t>
+      </w:r>
+      <w:proofErr w:type="gramStart"/>
+      <w:r>
+        <w:t>main(</w:t>
+      </w:r>
+      <w:proofErr w:type="gramEnd"/>
+      <w:r>
+        <w:t>String[] args) {</w:t>
       </w:r>
     </w:p>
     <w:p>
@@ -2122,7 +2165,15 @@
         <w:pStyle w:val="Code"/>
       </w:pPr>
       <w:r>
-        <w:t xml:space="preserve">    int res = testTarget(k, v);</w:t>
+        <w:t xml:space="preserve">    int res = </w:t>
+      </w:r>
+      <w:proofErr w:type="gramStart"/>
+      <w:r>
+        <w:t>testTarget(</w:t>
+      </w:r>
+      <w:proofErr w:type="gramEnd"/>
+      <w:r>
+        <w:t>k, v);</w:t>
       </w:r>
     </w:p>
     <w:p>
@@ -2143,7 +2194,15 @@
         <w:pStyle w:val="Code"/>
       </w:pPr>
       <w:r>
-        <w:t>public static int testTarget(int value, int target) {</w:t>
+        <w:t xml:space="preserve">public static int </w:t>
+      </w:r>
+      <w:proofErr w:type="gramStart"/>
+      <w:r>
+        <w:t>testTarget(</w:t>
+      </w:r>
+      <w:proofErr w:type="gramEnd"/>
+      <w:r>
+        <w:t>int value, int target) {</w:t>
       </w:r>
     </w:p>
     <w:p>
@@ -2381,7 +2440,15 @@
         <w:pStyle w:val="Code"/>
       </w:pPr>
       <w:r>
-        <w:t>outer: while (!check) {</w:t>
+        <w:t xml:space="preserve">outer: while </w:t>
+      </w:r>
+      <w:proofErr w:type="gramStart"/>
+      <w:r>
+        <w:t>(!check</w:t>
+      </w:r>
+      <w:proofErr w:type="gramEnd"/>
+      <w:r>
+        <w:t>) {</w:t>
       </w:r>
     </w:p>
     <w:p>
@@ -2411,7 +2478,15 @@
         <w:pStyle w:val="Code"/>
       </w:pPr>
       <w:r>
-        <w:t xml:space="preserve">  inner: while (!other) {</w:t>
+        <w:t xml:space="preserve">  inner: while </w:t>
+      </w:r>
+      <w:proofErr w:type="gramStart"/>
+      <w:r>
+        <w:t>(!other</w:t>
+      </w:r>
+      <w:proofErr w:type="gramEnd"/>
+      <w:r>
+        <w:t>) {</w:t>
       </w:r>
     </w:p>
     <w:p>
@@ -2828,7 +2903,13 @@
         <w:t xml:space="preserve">Java, </w:t>
       </w:r>
       <w:r>
-        <w:t>а непримітивні (посилальні) є створеними користувачами.</w:t>
+        <w:t xml:space="preserve">а непримітивні (посилальні) є </w:t>
+      </w:r>
+      <w:r>
+        <w:t xml:space="preserve">переважно </w:t>
+      </w:r>
+      <w:r>
+        <w:t>створеними користувачами.</w:t>
       </w:r>
     </w:p>
     <w:p>
@@ -2875,7 +2956,7 @@
       <w:r>
         <w:t xml:space="preserve">Джерело: </w:t>
       </w:r>
-      <w:hyperlink r:id="rId8" w:history="1">
+      <w:hyperlink r:id="rId9" w:history="1">
         <w:r>
           <w:rPr>
             <w:rStyle w:val="a4"/>
@@ -2986,8 +3067,13 @@
       <w:pPr>
         <w:pStyle w:val="Code"/>
       </w:pPr>
-      <w:r>
-        <w:t>String[] texts;</w:t>
+      <w:proofErr w:type="gramStart"/>
+      <w:r>
+        <w:t>String[</w:t>
+      </w:r>
+      <w:proofErr w:type="gramEnd"/>
+      <w:r>
+        <w:t>] texts;</w:t>
       </w:r>
     </w:p>
     <w:p>
@@ -3003,7 +3089,15 @@
         <w:pStyle w:val="Code"/>
       </w:pPr>
       <w:r>
-        <w:t>texts = new String[3];</w:t>
+        <w:t xml:space="preserve">texts = new </w:t>
+      </w:r>
+      <w:proofErr w:type="gramStart"/>
+      <w:r>
+        <w:t>String[</w:t>
+      </w:r>
+      <w:proofErr w:type="gramEnd"/>
+      <w:r>
+        <w:t>3];</w:t>
       </w:r>
     </w:p>
     <w:p>
@@ -3018,24 +3112,39 @@
       <w:pPr>
         <w:pStyle w:val="Code"/>
       </w:pPr>
-      <w:r>
-        <w:t>texts[0] = "One";</w:t>
-      </w:r>
-    </w:p>
-    <w:p>
-      <w:pPr>
-        <w:pStyle w:val="Code"/>
-      </w:pPr>
-      <w:r>
-        <w:t>texts[1] = "Two";</w:t>
-      </w:r>
-    </w:p>
-    <w:p>
-      <w:pPr>
-        <w:pStyle w:val="Code"/>
-      </w:pPr>
-      <w:r>
-        <w:t>texts[texts.length - 1] = "Three";</w:t>
+      <w:proofErr w:type="gramStart"/>
+      <w:r>
+        <w:t>texts[</w:t>
+      </w:r>
+      <w:proofErr w:type="gramEnd"/>
+      <w:r>
+        <w:t>0] = "One";</w:t>
+      </w:r>
+    </w:p>
+    <w:p>
+      <w:pPr>
+        <w:pStyle w:val="Code"/>
+      </w:pPr>
+      <w:proofErr w:type="gramStart"/>
+      <w:r>
+        <w:t>texts[</w:t>
+      </w:r>
+      <w:proofErr w:type="gramEnd"/>
+      <w:r>
+        <w:t>1] = "Two";</w:t>
+      </w:r>
+    </w:p>
+    <w:p>
+      <w:pPr>
+        <w:pStyle w:val="Code"/>
+      </w:pPr>
+      <w:proofErr w:type="gramStart"/>
+      <w:r>
+        <w:t>texts[</w:t>
+      </w:r>
+      <w:proofErr w:type="gramEnd"/>
+      <w:r>
+        <w:t>texts.length - 1] = "Three";</w:t>
       </w:r>
     </w:p>
     <w:p>
@@ -3051,7 +3160,15 @@
         <w:pStyle w:val="Code"/>
       </w:pPr>
       <w:r>
-        <w:t>for (String text : texts) {</w:t>
+        <w:t xml:space="preserve">for (String </w:t>
+      </w:r>
+      <w:proofErr w:type="gramStart"/>
+      <w:r>
+        <w:t>text :</w:t>
+      </w:r>
+      <w:proofErr w:type="gramEnd"/>
+      <w:r>
+        <w:t xml:space="preserve"> texts) {</w:t>
       </w:r>
     </w:p>
     <w:p>
@@ -3134,8 +3251,13 @@
       <w:pPr>
         <w:pStyle w:val="Code"/>
       </w:pPr>
-      <w:r>
-        <w:t>int[][] grid = new int[3][3];</w:t>
+      <w:proofErr w:type="gramStart"/>
+      <w:r>
+        <w:t>int[</w:t>
+      </w:r>
+      <w:proofErr w:type="gramEnd"/>
+      <w:r>
+        <w:t>][] grid = new int[3][3];</w:t>
       </w:r>
     </w:p>
     <w:p>
@@ -3151,15 +3273,31 @@
         <w:pStyle w:val="Code"/>
       </w:pPr>
       <w:r>
-        <w:t>for (int i = 0; i &lt; grid.length; i++) {</w:t>
-      </w:r>
-    </w:p>
-    <w:p>
-      <w:pPr>
-        <w:pStyle w:val="Code"/>
-      </w:pPr>
-      <w:r>
-        <w:t xml:space="preserve">  for (int j = 0; j &lt; grid.length; j++) {</w:t>
+        <w:t xml:space="preserve">for (int i = 0; i &lt; </w:t>
+      </w:r>
+      <w:proofErr w:type="gramStart"/>
+      <w:r>
+        <w:t>grid.length</w:t>
+      </w:r>
+      <w:proofErr w:type="gramEnd"/>
+      <w:r>
+        <w:t>; i++) {</w:t>
+      </w:r>
+    </w:p>
+    <w:p>
+      <w:pPr>
+        <w:pStyle w:val="Code"/>
+      </w:pPr>
+      <w:r>
+        <w:t xml:space="preserve">  for (int j = 0; j &lt; </w:t>
+      </w:r>
+      <w:proofErr w:type="gramStart"/>
+      <w:r>
+        <w:t>grid.length</w:t>
+      </w:r>
+      <w:proofErr w:type="gramEnd"/>
+      <w:r>
+        <w:t>; j++) {</w:t>
       </w:r>
     </w:p>
     <w:p>
@@ -3219,15 +3357,31 @@
         <w:pStyle w:val="Code"/>
       </w:pPr>
       <w:r>
-        <w:t>for (int i = 0; i &lt; grid.length; i++) {</w:t>
-      </w:r>
-    </w:p>
-    <w:p>
-      <w:pPr>
-        <w:pStyle w:val="Code"/>
-      </w:pPr>
-      <w:r>
-        <w:t xml:space="preserve">  for (int j = 0; j &lt; grid.length; j++) {</w:t>
+        <w:t xml:space="preserve">for (int i = 0; i &lt; </w:t>
+      </w:r>
+      <w:proofErr w:type="gramStart"/>
+      <w:r>
+        <w:t>grid.length</w:t>
+      </w:r>
+      <w:proofErr w:type="gramEnd"/>
+      <w:r>
+        <w:t>; i++) {</w:t>
+      </w:r>
+    </w:p>
+    <w:p>
+      <w:pPr>
+        <w:pStyle w:val="Code"/>
+      </w:pPr>
+      <w:r>
+        <w:t xml:space="preserve">  for (int j = 0; j &lt; </w:t>
+      </w:r>
+      <w:proofErr w:type="gramStart"/>
+      <w:r>
+        <w:t>grid.length</w:t>
+      </w:r>
+      <w:proofErr w:type="gramEnd"/>
+      <w:r>
+        <w:t>; j++) {</w:t>
       </w:r>
     </w:p>
     <w:p>
@@ -3452,7 +3606,15 @@
         <w:t>перекладає його на рідний код для платформи, на якій вона встановлена.</w:t>
       </w:r>
       <w:r>
-        <w:t xml:space="preserve"> Через це програміст може написати код один раз і запускати його на всіх платформах, які підтримують </w:t>
+        <w:t xml:space="preserve"> </w:t>
+      </w:r>
+    </w:p>
+    <w:p>
+      <w:pPr>
+        <w:pStyle w:val="P"/>
+      </w:pPr>
+      <w:r>
+        <w:t xml:space="preserve">Через це програміст може написати код один раз і запускати його на всіх платформах, які підтримують </w:t>
       </w:r>
       <w:r>
         <w:rPr>
@@ -3516,7 +3678,7 @@
         </w:rPr>
         <w:t xml:space="preserve">JDK (Java Development Kit – </w:t>
       </w:r>
-      <w:hyperlink r:id="rId9" w:anchor="jdk23-windows" w:history="1">
+      <w:hyperlink r:id="rId10" w:anchor="jdk23-windows" w:history="1">
         <w:r>
           <w:rPr>
             <w:rStyle w:val="a4"/>
@@ -3726,7 +3888,7 @@
                     <pic:cNvPicPr/>
                   </pic:nvPicPr>
                   <pic:blipFill>
-                    <a:blip r:embed="rId10"/>
+                    <a:blip r:embed="rId11"/>
                     <a:stretch>
                       <a:fillRect/>
                     </a:stretch>
@@ -3839,7 +4001,19 @@
         <w:t xml:space="preserve">Visual Studio Code </w:t>
       </w:r>
       <w:r>
-        <w:t xml:space="preserve">було встановлено спершу, здається, розширення </w:t>
+        <w:t xml:space="preserve">було встановлено спершу </w:t>
+      </w:r>
+      <w:r>
+        <w:t>(</w:t>
+      </w:r>
+      <w:r>
+        <w:t>здається</w:t>
+      </w:r>
+      <w:r>
+        <w:t>)</w:t>
+      </w:r>
+      <w:r>
+        <w:t xml:space="preserve"> розширення </w:t>
       </w:r>
       <w:r>
         <w:rPr>
@@ -3893,7 +4067,7 @@
                     <pic:cNvPicPr/>
                   </pic:nvPicPr>
                   <pic:blipFill>
-                    <a:blip r:embed="rId11"/>
+                    <a:blip r:embed="rId12"/>
                     <a:stretch>
                       <a:fillRect/>
                     </a:stretch>
@@ -4028,7 +4202,7 @@
                     <pic:cNvPicPr/>
                   </pic:nvPicPr>
                   <pic:blipFill>
-                    <a:blip r:embed="rId12"/>
+                    <a:blip r:embed="rId13"/>
                     <a:stretch>
                       <a:fillRect/>
                     </a:stretch>
@@ -4071,41 +4245,7 @@
     </w:p>
     <w:p>
       <w:pPr>
-        <w:pStyle w:val="P"/>
-        <w:rPr>
-          <w:lang w:val="en-US"/>
-        </w:rPr>
-      </w:pPr>
-    </w:p>
-    <w:p>
-      <w:pPr>
-        <w:pStyle w:val="P"/>
-        <w:rPr>
-          <w:lang w:val="en-US"/>
-        </w:rPr>
-      </w:pPr>
-      <w:r>
-        <w:t xml:space="preserve">Варіант студента – 19. Оскільки завдань менше за студентів, варіант індивідуального завдання: </w:t>
-      </w:r>
-      <w:r>
-        <w:rPr>
-          <w:rStyle w:val="CodeChar"/>
-        </w:rPr>
-        <w:t>19%10=9</w:t>
-      </w:r>
-      <w:r>
-        <w:rPr>
-          <w:lang w:val="en-US"/>
-        </w:rPr>
-        <w:t>.</w:t>
-      </w:r>
-    </w:p>
-    <w:p>
-      <w:pPr>
-        <w:pStyle w:val="P"/>
-        <w:rPr>
-          <w:lang w:val="en-US"/>
-        </w:rPr>
+        <w:pStyle w:val="IMG"/>
       </w:pPr>
     </w:p>
     <w:p>
@@ -4235,7 +4375,25 @@
         <w:t>ArrayList</w:t>
       </w:r>
       <w:r>
-        <w:t xml:space="preserve"> аби використовувати його метод </w:t>
+        <w:t xml:space="preserve"> </w:t>
+      </w:r>
+      <w:r>
+        <w:t>для</w:t>
+      </w:r>
+      <w:r>
+        <w:t xml:space="preserve"> </w:t>
+      </w:r>
+      <w:r>
+        <w:t xml:space="preserve">використання </w:t>
+      </w:r>
+      <w:r>
+        <w:t>його метод</w:t>
+      </w:r>
+      <w:r>
+        <w:t>у</w:t>
+      </w:r>
+      <w:r>
+        <w:t xml:space="preserve"> </w:t>
       </w:r>
       <w:r>
         <w:rPr>
@@ -4263,7 +4421,7 @@
         <w:pStyle w:val="H3"/>
       </w:pPr>
       <w:r>
-        <w:t>Код програми</w:t>
+        <w:t>Код</w:t>
       </w:r>
     </w:p>
     <w:p>
@@ -4289,23 +4447,47 @@
         <w:pStyle w:val="Code"/>
       </w:pPr>
       <w:r>
-        <w:t>import java.util.ArrayList;</w:t>
-      </w:r>
-    </w:p>
-    <w:p>
-      <w:pPr>
-        <w:pStyle w:val="Code"/>
-      </w:pPr>
-      <w:r>
-        <w:t>import java.util.List;</w:t>
-      </w:r>
-    </w:p>
-    <w:p>
-      <w:pPr>
-        <w:pStyle w:val="Code"/>
-      </w:pPr>
-      <w:r>
-        <w:t>import java.util.Scanner;</w:t>
+        <w:t xml:space="preserve">import </w:t>
+      </w:r>
+      <w:proofErr w:type="gramStart"/>
+      <w:r>
+        <w:t>java.util</w:t>
+      </w:r>
+      <w:proofErr w:type="gramEnd"/>
+      <w:r>
+        <w:t>.ArrayList;</w:t>
+      </w:r>
+    </w:p>
+    <w:p>
+      <w:pPr>
+        <w:pStyle w:val="Code"/>
+      </w:pPr>
+      <w:r>
+        <w:t xml:space="preserve">import </w:t>
+      </w:r>
+      <w:proofErr w:type="gramStart"/>
+      <w:r>
+        <w:t>java.util</w:t>
+      </w:r>
+      <w:proofErr w:type="gramEnd"/>
+      <w:r>
+        <w:t>.List;</w:t>
+      </w:r>
+    </w:p>
+    <w:p>
+      <w:pPr>
+        <w:pStyle w:val="Code"/>
+      </w:pPr>
+      <w:r>
+        <w:t xml:space="preserve">import </w:t>
+      </w:r>
+      <w:proofErr w:type="gramStart"/>
+      <w:r>
+        <w:t>java.util</w:t>
+      </w:r>
+      <w:proofErr w:type="gramEnd"/>
+      <w:r>
+        <w:t>.Scanner;</w:t>
       </w:r>
     </w:p>
     <w:p>
@@ -4326,7 +4508,15 @@
         <w:pStyle w:val="Code"/>
       </w:pPr>
       <w:r>
-        <w:t xml:space="preserve">  public static boolean isNumberPalindrome(int number) {</w:t>
+        <w:t xml:space="preserve">  public static boolean </w:t>
+      </w:r>
+      <w:proofErr w:type="gramStart"/>
+      <w:r>
+        <w:t>isNumberPalindrome(</w:t>
+      </w:r>
+      <w:proofErr w:type="gramEnd"/>
+      <w:r>
+        <w:t>int number) {</w:t>
       </w:r>
     </w:p>
     <w:p>
@@ -4416,7 +4606,256 @@
         <w:pStyle w:val="Code"/>
       </w:pPr>
       <w:r>
+        <w:t xml:space="preserve">  }</w:t>
+      </w:r>
+    </w:p>
+    <w:p>
+      <w:pPr>
+        <w:pStyle w:val="Code"/>
+      </w:pPr>
+    </w:p>
+    <w:p>
+      <w:pPr>
+        <w:pStyle w:val="Code"/>
+      </w:pPr>
+      <w:r>
+        <w:t xml:space="preserve">  public static void </w:t>
+      </w:r>
+      <w:proofErr w:type="gramStart"/>
+      <w:r>
+        <w:t>main(</w:t>
+      </w:r>
+      <w:proofErr w:type="gramEnd"/>
+      <w:r>
+        <w:t>String[] args) {</w:t>
+      </w:r>
+    </w:p>
+    <w:p>
+      <w:pPr>
+        <w:pStyle w:val="Code"/>
+      </w:pPr>
+      <w:r>
+        <w:t xml:space="preserve">    Scanner inputScanner = new </w:t>
+      </w:r>
+      <w:proofErr w:type="gramStart"/>
+      <w:r>
+        <w:t>Scanner(</w:t>
+      </w:r>
+      <w:proofErr w:type="gramEnd"/>
+      <w:r>
+        <w:t>System.in);</w:t>
+      </w:r>
+    </w:p>
+    <w:p>
+      <w:pPr>
+        <w:pStyle w:val="Code"/>
+      </w:pPr>
+    </w:p>
+    <w:p>
+      <w:pPr>
+        <w:pStyle w:val="Code"/>
+      </w:pPr>
+      <w:r>
+        <w:t xml:space="preserve">    System.out.print("Please enter N, number of digits: ");</w:t>
+      </w:r>
+    </w:p>
+    <w:p>
+      <w:pPr>
+        <w:pStyle w:val="Code"/>
+      </w:pPr>
+      <w:r>
         <w:lastRenderedPageBreak/>
+        <w:t xml:space="preserve">    int numberOfDigits = inputScanner.nextInt();</w:t>
+      </w:r>
+    </w:p>
+    <w:p>
+      <w:pPr>
+        <w:pStyle w:val="Code"/>
+      </w:pPr>
+    </w:p>
+    <w:p>
+      <w:pPr>
+        <w:pStyle w:val="Code"/>
+      </w:pPr>
+      <w:r>
+        <w:t xml:space="preserve">    </w:t>
+      </w:r>
+      <w:proofErr w:type="gramStart"/>
+      <w:r>
+        <w:t>int[</w:t>
+      </w:r>
+      <w:proofErr w:type="gramEnd"/>
+      <w:r>
+        <w:t>] numbersArray = new int[numberOfDigits];</w:t>
+      </w:r>
+    </w:p>
+    <w:p>
+      <w:pPr>
+        <w:pStyle w:val="Code"/>
+      </w:pPr>
+      <w:r>
+        <w:t xml:space="preserve">    for (int i = 0; i &lt; numbersArray.length; i++) {</w:t>
+      </w:r>
+    </w:p>
+    <w:p>
+      <w:pPr>
+        <w:pStyle w:val="Code"/>
+      </w:pPr>
+      <w:r>
+        <w:t xml:space="preserve">      int readableNumber = i + 1;</w:t>
+      </w:r>
+    </w:p>
+    <w:p>
+      <w:pPr>
+        <w:pStyle w:val="Code"/>
+      </w:pPr>
+      <w:r>
+        <w:t xml:space="preserve">      System.out.print("Please enter digit number " + readableNumber + ": ");</w:t>
+      </w:r>
+    </w:p>
+    <w:p>
+      <w:pPr>
+        <w:pStyle w:val="Code"/>
+      </w:pPr>
+      <w:r>
+        <w:t xml:space="preserve">      int thisNumber = inputScanner.nextInt();</w:t>
+      </w:r>
+    </w:p>
+    <w:p>
+      <w:pPr>
+        <w:pStyle w:val="Code"/>
+      </w:pPr>
+      <w:r>
+        <w:t xml:space="preserve">      numbersArray[i] = thisNumber;</w:t>
+      </w:r>
+    </w:p>
+    <w:p>
+      <w:pPr>
+        <w:pStyle w:val="Code"/>
+      </w:pPr>
+      <w:r>
+        <w:t xml:space="preserve">    }</w:t>
+      </w:r>
+    </w:p>
+    <w:p>
+      <w:pPr>
+        <w:pStyle w:val="Code"/>
+      </w:pPr>
+      <w:r>
+        <w:t xml:space="preserve">    inputScanner.close();</w:t>
+      </w:r>
+    </w:p>
+    <w:p>
+      <w:pPr>
+        <w:pStyle w:val="Code"/>
+      </w:pPr>
+    </w:p>
+    <w:p>
+      <w:pPr>
+        <w:pStyle w:val="Code"/>
+      </w:pPr>
+      <w:r>
+        <w:t xml:space="preserve">    List&lt;Integer&gt; palindromeNumbers = new ArrayList&lt;Integer</w:t>
+      </w:r>
+      <w:proofErr w:type="gramStart"/>
+      <w:r>
+        <w:t>&gt;(</w:t>
+      </w:r>
+      <w:proofErr w:type="gramEnd"/>
+      <w:r>
+        <w:t>);</w:t>
+      </w:r>
+    </w:p>
+    <w:p>
+      <w:pPr>
+        <w:pStyle w:val="Code"/>
+      </w:pPr>
+      <w:r>
+        <w:t xml:space="preserve">    for (int i = 0; i &lt; numbersArray.length; i++) {</w:t>
+      </w:r>
+    </w:p>
+    <w:p>
+      <w:pPr>
+        <w:pStyle w:val="Code"/>
+      </w:pPr>
+      <w:r>
+        <w:t xml:space="preserve">      int thisNumber = numbersArray[i];</w:t>
+      </w:r>
+    </w:p>
+    <w:p>
+      <w:pPr>
+        <w:pStyle w:val="Code"/>
+      </w:pPr>
+      <w:r>
+        <w:t xml:space="preserve">      boolean isThisNumberPalindrome = isNumberPalindrome(thisNumber);</w:t>
+      </w:r>
+    </w:p>
+    <w:p>
+      <w:pPr>
+        <w:pStyle w:val="Code"/>
+      </w:pPr>
+      <w:r>
+        <w:t xml:space="preserve">      if (isThisNumberPalindrome)</w:t>
+      </w:r>
+    </w:p>
+    <w:p>
+      <w:pPr>
+        <w:pStyle w:val="Code"/>
+      </w:pPr>
+      <w:r>
+        <w:t xml:space="preserve">        palindromeNumbers.add(thisNumber);</w:t>
+      </w:r>
+    </w:p>
+    <w:p>
+      <w:pPr>
+        <w:pStyle w:val="Code"/>
+      </w:pPr>
+      <w:r>
+        <w:t xml:space="preserve">    }</w:t>
+      </w:r>
+    </w:p>
+    <w:p>
+      <w:pPr>
+        <w:pStyle w:val="Code"/>
+      </w:pPr>
+    </w:p>
+    <w:p>
+      <w:pPr>
+        <w:pStyle w:val="Code"/>
+      </w:pPr>
+      <w:r>
+        <w:t xml:space="preserve">    System.out.println("\nPalindrome numbers:");</w:t>
+      </w:r>
+    </w:p>
+    <w:p>
+      <w:pPr>
+        <w:pStyle w:val="Code"/>
+      </w:pPr>
+      <w:r>
+        <w:t xml:space="preserve">    for (int i = 0; i &lt; palindromeNumbers.size(); i++) {</w:t>
+      </w:r>
+    </w:p>
+    <w:p>
+      <w:pPr>
+        <w:pStyle w:val="Code"/>
+      </w:pPr>
+      <w:r>
+        <w:t xml:space="preserve">      System.out.println("- " + palindromeNumbers.get(i));</w:t>
+      </w:r>
+    </w:p>
+    <w:p>
+      <w:pPr>
+        <w:pStyle w:val="Code"/>
+      </w:pPr>
+      <w:r>
+        <w:t xml:space="preserve">    }</w:t>
+      </w:r>
+    </w:p>
+    <w:p>
+      <w:pPr>
+        <w:pStyle w:val="Code"/>
+      </w:pPr>
+      <w:r>
         <w:t xml:space="preserve">  }</w:t>
       </w:r>
     </w:p>
@@ -4424,21 +4863,177 @@
       <w:pPr>
         <w:pStyle w:val="Code"/>
       </w:pPr>
-    </w:p>
-    <w:p>
-      <w:pPr>
-        <w:pStyle w:val="Code"/>
-      </w:pPr>
-      <w:r>
-        <w:t xml:space="preserve">  public static void main(String[] args) {</w:t>
-      </w:r>
-    </w:p>
-    <w:p>
-      <w:pPr>
-        <w:pStyle w:val="Code"/>
-      </w:pPr>
-      <w:r>
-        <w:t xml:space="preserve">    Scanner inputScanner = new Scanner(System.in);</w:t>
+      <w:r>
+        <w:t>}</w:t>
+      </w:r>
+    </w:p>
+    <w:p>
+      <w:pPr>
+        <w:pStyle w:val="P"/>
+      </w:pPr>
+    </w:p>
+    <w:p>
+      <w:pPr>
+        <w:pStyle w:val="P"/>
+      </w:pPr>
+      <w:r>
+        <w:t>Після кількох змін його фінальний вигляд такий:</w:t>
+      </w:r>
+    </w:p>
+    <w:p>
+      <w:pPr>
+        <w:pStyle w:val="P"/>
+      </w:pPr>
+    </w:p>
+    <w:p>
+      <w:pPr>
+        <w:pStyle w:val="Code"/>
+      </w:pPr>
+      <w:r>
+        <w:t xml:space="preserve">import </w:t>
+      </w:r>
+      <w:proofErr w:type="gramStart"/>
+      <w:r>
+        <w:t>java.util</w:t>
+      </w:r>
+      <w:proofErr w:type="gramEnd"/>
+      <w:r>
+        <w:t>.Scanner;</w:t>
+      </w:r>
+    </w:p>
+    <w:p>
+      <w:pPr>
+        <w:pStyle w:val="Code"/>
+      </w:pPr>
+    </w:p>
+    <w:p>
+      <w:pPr>
+        <w:pStyle w:val="Code"/>
+      </w:pPr>
+      <w:r>
+        <w:t>class One {</w:t>
+      </w:r>
+    </w:p>
+    <w:p>
+      <w:pPr>
+        <w:pStyle w:val="Code"/>
+      </w:pPr>
+      <w:r>
+        <w:t xml:space="preserve">  public static boolean </w:t>
+      </w:r>
+      <w:proofErr w:type="gramStart"/>
+      <w:r>
+        <w:t>isNumberPalindrome(</w:t>
+      </w:r>
+      <w:proofErr w:type="gramEnd"/>
+      <w:r>
+        <w:t>int number) {</w:t>
+      </w:r>
+    </w:p>
+    <w:p>
+      <w:pPr>
+        <w:pStyle w:val="Code"/>
+      </w:pPr>
+      <w:r>
+        <w:t xml:space="preserve">    String stringNumber = "" + number;</w:t>
+      </w:r>
+    </w:p>
+    <w:p>
+      <w:pPr>
+        <w:pStyle w:val="Code"/>
+      </w:pPr>
+      <w:r>
+        <w:t xml:space="preserve">    String reversedString = new StringBuilder(stringNumber</w:t>
+      </w:r>
+      <w:proofErr w:type="gramStart"/>
+      <w:r>
+        <w:t>).reverse</w:t>
+      </w:r>
+      <w:proofErr w:type="gramEnd"/>
+      <w:r>
+        <w:t>().toString();</w:t>
+      </w:r>
+    </w:p>
+    <w:p>
+      <w:pPr>
+        <w:pStyle w:val="Code"/>
+      </w:pPr>
+    </w:p>
+    <w:p>
+      <w:pPr>
+        <w:pStyle w:val="Code"/>
+      </w:pPr>
+      <w:r>
+        <w:t xml:space="preserve">    if (stringNumber.equals(reversedString))</w:t>
+      </w:r>
+    </w:p>
+    <w:p>
+      <w:pPr>
+        <w:pStyle w:val="Code"/>
+      </w:pPr>
+      <w:r>
+        <w:t xml:space="preserve">      return true;</w:t>
+      </w:r>
+    </w:p>
+    <w:p>
+      <w:pPr>
+        <w:pStyle w:val="Code"/>
+      </w:pPr>
+      <w:r>
+        <w:t xml:space="preserve">    else</w:t>
+      </w:r>
+    </w:p>
+    <w:p>
+      <w:pPr>
+        <w:pStyle w:val="Code"/>
+      </w:pPr>
+      <w:r>
+        <w:t xml:space="preserve">      return false;</w:t>
+      </w:r>
+    </w:p>
+    <w:p>
+      <w:pPr>
+        <w:pStyle w:val="Code"/>
+      </w:pPr>
+      <w:r>
+        <w:t xml:space="preserve">  }</w:t>
+      </w:r>
+    </w:p>
+    <w:p>
+      <w:pPr>
+        <w:pStyle w:val="Code"/>
+      </w:pPr>
+    </w:p>
+    <w:p>
+      <w:pPr>
+        <w:pStyle w:val="Code"/>
+      </w:pPr>
+      <w:r>
+        <w:t xml:space="preserve">  public static void </w:t>
+      </w:r>
+      <w:proofErr w:type="gramStart"/>
+      <w:r>
+        <w:t>main(</w:t>
+      </w:r>
+      <w:proofErr w:type="gramEnd"/>
+      <w:r>
+        <w:t>String[] args) {</w:t>
+      </w:r>
+    </w:p>
+    <w:p>
+      <w:pPr>
+        <w:pStyle w:val="Code"/>
+      </w:pPr>
+      <w:r>
+        <w:t xml:space="preserve">    Scanner inputScanner = new </w:t>
+      </w:r>
+      <w:proofErr w:type="gramStart"/>
+      <w:r>
+        <w:t>Scanner(</w:t>
+      </w:r>
+      <w:proofErr w:type="gramEnd"/>
+      <w:r>
+        <w:t>System.in);</w:t>
       </w:r>
     </w:p>
     <w:p>
@@ -4472,7 +5067,15 @@
         <w:pStyle w:val="Code"/>
       </w:pPr>
       <w:r>
-        <w:t xml:space="preserve">    int[] numbersArray = new int[numberOfDigits];</w:t>
+        <w:t xml:space="preserve">    </w:t>
+      </w:r>
+      <w:proofErr w:type="gramStart"/>
+      <w:r>
+        <w:t>int[</w:t>
+      </w:r>
+      <w:proofErr w:type="gramEnd"/>
+      <w:r>
+        <w:t>] numbersArray = new int[numberOfDigits];</w:t>
       </w:r>
     </w:p>
     <w:p>
@@ -4512,6 +5115,7 @@
         <w:pStyle w:val="Code"/>
       </w:pPr>
       <w:r>
+        <w:lastRenderedPageBreak/>
         <w:t xml:space="preserve">      numbersArray[i] = thisNumber;</w:t>
       </w:r>
     </w:p>
@@ -4541,7 +5145,7 @@
         <w:pStyle w:val="Code"/>
       </w:pPr>
       <w:r>
-        <w:t xml:space="preserve">    List&lt;Integer&gt; palindromeNumbers = new ArrayList&lt;Integer&gt;();</w:t>
+        <w:t xml:space="preserve">    System.out.println("\nPalindrome numbers:");</w:t>
       </w:r>
     </w:p>
     <w:p>
@@ -4581,7 +5185,7 @@
         <w:pStyle w:val="Code"/>
       </w:pPr>
       <w:r>
-        <w:t xml:space="preserve">        palindromeNumbers.add(thisNumber);</w:t>
+        <w:t xml:space="preserve">        System.out.println("- " + thisNumber);</w:t>
       </w:r>
     </w:p>
     <w:p>
@@ -4596,43 +5200,6 @@
       <w:pPr>
         <w:pStyle w:val="Code"/>
       </w:pPr>
-    </w:p>
-    <w:p>
-      <w:pPr>
-        <w:pStyle w:val="Code"/>
-      </w:pPr>
-      <w:r>
-        <w:t xml:space="preserve">    System.out.println("\nPalindrome numbers:");</w:t>
-      </w:r>
-    </w:p>
-    <w:p>
-      <w:pPr>
-        <w:pStyle w:val="Code"/>
-      </w:pPr>
-      <w:r>
-        <w:t xml:space="preserve">    for (int i = 0; i &lt; palindromeNumbers.size(); i++) {</w:t>
-      </w:r>
-    </w:p>
-    <w:p>
-      <w:pPr>
-        <w:pStyle w:val="Code"/>
-      </w:pPr>
-      <w:r>
-        <w:t xml:space="preserve">      System.out.println("- " + palindromeNumbers.get(i));</w:t>
-      </w:r>
-    </w:p>
-    <w:p>
-      <w:pPr>
-        <w:pStyle w:val="Code"/>
-      </w:pPr>
-      <w:r>
-        <w:t xml:space="preserve">    }</w:t>
-      </w:r>
-    </w:p>
-    <w:p>
-      <w:pPr>
-        <w:pStyle w:val="Code"/>
-      </w:pPr>
       <w:r>
         <w:t xml:space="preserve">  }</w:t>
       </w:r>
@@ -4652,307 +5219,10 @@
     </w:p>
     <w:p>
       <w:pPr>
-        <w:pStyle w:val="P"/>
-      </w:pPr>
-      <w:r>
-        <w:t>Після кількох змін його фінальний вигляд такий:</w:t>
-      </w:r>
-    </w:p>
-    <w:p>
-      <w:pPr>
-        <w:pStyle w:val="P"/>
-      </w:pPr>
-    </w:p>
-    <w:p>
-      <w:pPr>
-        <w:pStyle w:val="Code"/>
-      </w:pPr>
-      <w:r>
-        <w:t>import java.util.Scanner;</w:t>
-      </w:r>
-    </w:p>
-    <w:p>
-      <w:pPr>
-        <w:pStyle w:val="Code"/>
-      </w:pPr>
-    </w:p>
-    <w:p>
-      <w:pPr>
-        <w:pStyle w:val="Code"/>
-      </w:pPr>
-      <w:r>
-        <w:t>class One {</w:t>
-      </w:r>
-    </w:p>
-    <w:p>
-      <w:pPr>
-        <w:pStyle w:val="Code"/>
-      </w:pPr>
-      <w:r>
-        <w:t xml:space="preserve">  public static boolean isNumberPalindrome(int number) {</w:t>
-      </w:r>
-    </w:p>
-    <w:p>
-      <w:pPr>
-        <w:pStyle w:val="Code"/>
-      </w:pPr>
-      <w:r>
-        <w:t xml:space="preserve">    String stringNumber = "" + number;</w:t>
-      </w:r>
-    </w:p>
-    <w:p>
-      <w:pPr>
-        <w:pStyle w:val="Code"/>
-      </w:pPr>
-      <w:r>
-        <w:t xml:space="preserve">    String reversedString = new StringBuilder(stringNumber).reverse().toString();</w:t>
-      </w:r>
-    </w:p>
-    <w:p>
-      <w:pPr>
-        <w:pStyle w:val="Code"/>
-      </w:pPr>
-    </w:p>
-    <w:p>
-      <w:pPr>
-        <w:pStyle w:val="Code"/>
-      </w:pPr>
-      <w:r>
-        <w:t xml:space="preserve">    if (stringNumber.equals(reversedString))</w:t>
-      </w:r>
-    </w:p>
-    <w:p>
-      <w:pPr>
-        <w:pStyle w:val="Code"/>
-      </w:pPr>
-      <w:r>
-        <w:t xml:space="preserve">      return true;</w:t>
-      </w:r>
-    </w:p>
-    <w:p>
-      <w:pPr>
-        <w:pStyle w:val="Code"/>
-      </w:pPr>
-      <w:r>
-        <w:t xml:space="preserve">    else</w:t>
-      </w:r>
-    </w:p>
-    <w:p>
-      <w:pPr>
-        <w:pStyle w:val="Code"/>
-      </w:pPr>
-      <w:r>
-        <w:t xml:space="preserve">      return false;</w:t>
-      </w:r>
-    </w:p>
-    <w:p>
-      <w:pPr>
-        <w:pStyle w:val="Code"/>
-      </w:pPr>
-      <w:r>
-        <w:t xml:space="preserve">  }</w:t>
-      </w:r>
-    </w:p>
-    <w:p>
-      <w:pPr>
-        <w:pStyle w:val="Code"/>
-      </w:pPr>
-    </w:p>
-    <w:p>
-      <w:pPr>
-        <w:pStyle w:val="Code"/>
-      </w:pPr>
-      <w:r>
-        <w:t xml:space="preserve">  public static void main(String[] args) {</w:t>
-      </w:r>
-    </w:p>
-    <w:p>
-      <w:pPr>
-        <w:pStyle w:val="Code"/>
-      </w:pPr>
-      <w:r>
-        <w:t xml:space="preserve">    Scanner inputScanner = new Scanner(System.in);</w:t>
-      </w:r>
-    </w:p>
-    <w:p>
-      <w:pPr>
-        <w:pStyle w:val="Code"/>
-      </w:pPr>
-    </w:p>
-    <w:p>
-      <w:pPr>
-        <w:pStyle w:val="Code"/>
-      </w:pPr>
-      <w:r>
-        <w:t xml:space="preserve">    System.out.print("Please enter N, number of digits: ");</w:t>
-      </w:r>
-    </w:p>
-    <w:p>
-      <w:pPr>
-        <w:pStyle w:val="Code"/>
-      </w:pPr>
-      <w:r>
-        <w:t xml:space="preserve">    int numberOfDigits = inputScanner.nextInt();</w:t>
-      </w:r>
-    </w:p>
-    <w:p>
-      <w:pPr>
-        <w:pStyle w:val="Code"/>
-      </w:pPr>
-    </w:p>
-    <w:p>
-      <w:pPr>
-        <w:pStyle w:val="Code"/>
-      </w:pPr>
-      <w:r>
-        <w:lastRenderedPageBreak/>
-        <w:t xml:space="preserve">    int[] numbersArray = new int[numberOfDigits];</w:t>
-      </w:r>
-    </w:p>
-    <w:p>
-      <w:pPr>
-        <w:pStyle w:val="Code"/>
-      </w:pPr>
-      <w:r>
-        <w:t xml:space="preserve">    for (int i = 0; i &lt; numbersArray.length; i++) {</w:t>
-      </w:r>
-    </w:p>
-    <w:p>
-      <w:pPr>
-        <w:pStyle w:val="Code"/>
-      </w:pPr>
-      <w:r>
-        <w:t xml:space="preserve">      int readableNumber = i + 1;</w:t>
-      </w:r>
-    </w:p>
-    <w:p>
-      <w:pPr>
-        <w:pStyle w:val="Code"/>
-      </w:pPr>
-      <w:r>
-        <w:t xml:space="preserve">      System.out.print("Please enter digit number " + readableNumber + ": ");</w:t>
-      </w:r>
-    </w:p>
-    <w:p>
-      <w:pPr>
-        <w:pStyle w:val="Code"/>
-      </w:pPr>
-      <w:r>
-        <w:t xml:space="preserve">      int thisNumber = inputScanner.nextInt();</w:t>
-      </w:r>
-    </w:p>
-    <w:p>
-      <w:pPr>
-        <w:pStyle w:val="Code"/>
-      </w:pPr>
-      <w:r>
-        <w:t xml:space="preserve">      numbersArray[i] = thisNumber;</w:t>
-      </w:r>
-    </w:p>
-    <w:p>
-      <w:pPr>
-        <w:pStyle w:val="Code"/>
-      </w:pPr>
-      <w:r>
-        <w:t xml:space="preserve">    }</w:t>
-      </w:r>
-    </w:p>
-    <w:p>
-      <w:pPr>
-        <w:pStyle w:val="Code"/>
-      </w:pPr>
-      <w:r>
-        <w:t xml:space="preserve">    inputScanner.close();</w:t>
-      </w:r>
-    </w:p>
-    <w:p>
-      <w:pPr>
-        <w:pStyle w:val="Code"/>
-      </w:pPr>
-    </w:p>
-    <w:p>
-      <w:pPr>
-        <w:pStyle w:val="Code"/>
-      </w:pPr>
-      <w:r>
-        <w:t xml:space="preserve">    System.out.println("\nPalindrome numbers:");</w:t>
-      </w:r>
-    </w:p>
-    <w:p>
-      <w:pPr>
-        <w:pStyle w:val="Code"/>
-      </w:pPr>
-      <w:r>
-        <w:t xml:space="preserve">    for (int i = 0; i &lt; numbersArray.length; i++) {</w:t>
-      </w:r>
-    </w:p>
-    <w:p>
-      <w:pPr>
-        <w:pStyle w:val="Code"/>
-      </w:pPr>
-      <w:r>
-        <w:t xml:space="preserve">      int thisNumber = numbersArray[i];</w:t>
-      </w:r>
-    </w:p>
-    <w:p>
-      <w:pPr>
-        <w:pStyle w:val="Code"/>
-      </w:pPr>
-      <w:r>
-        <w:t xml:space="preserve">      boolean isThisNumberPalindrome = isNumberPalindrome(thisNumber);</w:t>
-      </w:r>
-    </w:p>
-    <w:p>
-      <w:pPr>
-        <w:pStyle w:val="Code"/>
-      </w:pPr>
-      <w:r>
-        <w:t xml:space="preserve">      if (isThisNumberPalindrome)</w:t>
-      </w:r>
-    </w:p>
-    <w:p>
-      <w:pPr>
-        <w:pStyle w:val="Code"/>
-      </w:pPr>
-      <w:r>
-        <w:t xml:space="preserve">        System.out.println("- " + thisNumber);</w:t>
-      </w:r>
-    </w:p>
-    <w:p>
-      <w:pPr>
-        <w:pStyle w:val="Code"/>
-      </w:pPr>
-      <w:r>
-        <w:t xml:space="preserve">    }</w:t>
-      </w:r>
-    </w:p>
-    <w:p>
-      <w:pPr>
-        <w:pStyle w:val="Code"/>
-      </w:pPr>
-      <w:r>
-        <w:t xml:space="preserve">  }</w:t>
-      </w:r>
-    </w:p>
-    <w:p>
-      <w:pPr>
-        <w:pStyle w:val="Code"/>
-      </w:pPr>
-      <w:r>
-        <w:t>}</w:t>
-      </w:r>
-    </w:p>
-    <w:p>
-      <w:pPr>
-        <w:pStyle w:val="P"/>
-      </w:pPr>
-    </w:p>
-    <w:p>
-      <w:pPr>
         <w:pStyle w:val="H3"/>
       </w:pPr>
       <w:r>
-        <w:t>Результати виконання</w:t>
+        <w:t xml:space="preserve">Результати </w:t>
       </w:r>
     </w:p>
     <w:p>
@@ -4981,7 +5251,7 @@
                     <pic:cNvPicPr/>
                   </pic:nvPicPr>
                   <pic:blipFill>
-                    <a:blip r:embed="rId13"/>
+                    <a:blip r:embed="rId14"/>
                     <a:stretch>
                       <a:fillRect/>
                     </a:stretch>
@@ -5007,10 +5277,10 @@
         <w:pStyle w:val="IMG"/>
       </w:pPr>
       <w:r>
-        <w:t>Рисунок 1.1 – Виконання програми</w:t>
-      </w:r>
-      <w:r>
-        <w:t xml:space="preserve"> в консолі</w:t>
+        <w:t xml:space="preserve">Рисунок 1.1 – </w:t>
+      </w:r>
+      <w:r>
+        <w:t>Вивід у консоль</w:t>
       </w:r>
     </w:p>
     <w:p>
@@ -5039,7 +5309,13 @@
         <w:pStyle w:val="P"/>
       </w:pPr>
       <w:r>
-        <w:t xml:space="preserve">Програма приймає від користувача квадратну матрицю заданого розміру, додає всі елементи як ключи структури даних </w:t>
+        <w:t>Програма приймає від користувача квадратну матрицю заданого розміру, додає всі елементи як ключ</w:t>
+      </w:r>
+      <w:r>
+        <w:t>і</w:t>
+      </w:r>
+      <w:r>
+        <w:t xml:space="preserve"> структури даних </w:t>
       </w:r>
       <w:r>
         <w:rPr>
@@ -5048,7 +5324,13 @@
         <w:t>TreeMap (</w:t>
       </w:r>
       <w:r>
-        <w:t>яка їх сортує у спадному порядку), проходить через усі ключі і переставляє найбільші елементи на позиції у діагоналі.</w:t>
+        <w:t>яка їх сортує у спадному порядку), проходить через усі ключі і переставляє найбільші елементи на</w:t>
+      </w:r>
+      <w:r>
+        <w:t xml:space="preserve"> свої</w:t>
+      </w:r>
+      <w:r>
+        <w:t xml:space="preserve"> позиції у діагоналі.</w:t>
       </w:r>
     </w:p>
     <w:p>
@@ -5061,37 +5343,61 @@
         <w:pStyle w:val="H3"/>
       </w:pPr>
       <w:r>
+        <w:t xml:space="preserve">Код </w:t>
+      </w:r>
+    </w:p>
+    <w:p>
+      <w:pPr>
+        <w:pStyle w:val="P"/>
+      </w:pPr>
+    </w:p>
+    <w:p>
+      <w:pPr>
+        <w:pStyle w:val="Code"/>
+      </w:pPr>
+      <w:r>
+        <w:t xml:space="preserve">import </w:t>
+      </w:r>
+      <w:proofErr w:type="gramStart"/>
+      <w:r>
+        <w:t>java.util</w:t>
+      </w:r>
+      <w:proofErr w:type="gramEnd"/>
+      <w:r>
+        <w:t>.Collections;</w:t>
+      </w:r>
+    </w:p>
+    <w:p>
+      <w:pPr>
+        <w:pStyle w:val="Code"/>
+      </w:pPr>
+      <w:r>
+        <w:t xml:space="preserve">import </w:t>
+      </w:r>
+      <w:proofErr w:type="gramStart"/>
+      <w:r>
+        <w:t>java.util</w:t>
+      </w:r>
+      <w:proofErr w:type="gramEnd"/>
+      <w:r>
+        <w:t>.Scanner;</w:t>
+      </w:r>
+    </w:p>
+    <w:p>
+      <w:pPr>
+        <w:pStyle w:val="Code"/>
+      </w:pPr>
+      <w:r>
         <w:lastRenderedPageBreak/>
-        <w:t xml:space="preserve">Код </w:t>
-      </w:r>
-    </w:p>
-    <w:p>
-      <w:pPr>
-        <w:pStyle w:val="P"/>
-      </w:pPr>
-    </w:p>
-    <w:p>
-      <w:pPr>
-        <w:pStyle w:val="Code"/>
-      </w:pPr>
-      <w:r>
-        <w:t>import java.util.Collections;</w:t>
-      </w:r>
-    </w:p>
-    <w:p>
-      <w:pPr>
-        <w:pStyle w:val="Code"/>
-      </w:pPr>
-      <w:r>
-        <w:t>import java.util.Scanner;</w:t>
-      </w:r>
-    </w:p>
-    <w:p>
-      <w:pPr>
-        <w:pStyle w:val="Code"/>
-      </w:pPr>
-      <w:r>
-        <w:t>import java.util.TreeMap;</w:t>
+        <w:t xml:space="preserve">import </w:t>
+      </w:r>
+      <w:proofErr w:type="gramStart"/>
+      <w:r>
+        <w:t>java.util</w:t>
+      </w:r>
+      <w:proofErr w:type="gramEnd"/>
+      <w:r>
+        <w:t>.TreeMap;</w:t>
       </w:r>
     </w:p>
     <w:p>
@@ -5112,7 +5418,15 @@
         <w:pStyle w:val="Code"/>
       </w:pPr>
       <w:r>
-        <w:t xml:space="preserve">  public static void showMatrix(int[][] matrix) {</w:t>
+        <w:t xml:space="preserve">  public static void showMatrix(</w:t>
+      </w:r>
+      <w:proofErr w:type="gramStart"/>
+      <w:r>
+        <w:t>int[</w:t>
+      </w:r>
+      <w:proofErr w:type="gramEnd"/>
+      <w:r>
+        <w:t>][] matrix) {</w:t>
       </w:r>
     </w:p>
     <w:p>
@@ -5128,15 +5442,31 @@
         <w:pStyle w:val="Code"/>
       </w:pPr>
       <w:r>
-        <w:t xml:space="preserve">    for (int row = 0; row &lt; matrix.length; row++) {</w:t>
-      </w:r>
-    </w:p>
-    <w:p>
-      <w:pPr>
-        <w:pStyle w:val="Code"/>
-      </w:pPr>
-      <w:r>
-        <w:t xml:space="preserve">      for (int col = 0; col &lt; matrix.length; col++) {</w:t>
+        <w:t xml:space="preserve">    for (int row = 0; row &lt; </w:t>
+      </w:r>
+      <w:proofErr w:type="gramStart"/>
+      <w:r>
+        <w:t>matrix.length</w:t>
+      </w:r>
+      <w:proofErr w:type="gramEnd"/>
+      <w:r>
+        <w:t>; row++) {</w:t>
+      </w:r>
+    </w:p>
+    <w:p>
+      <w:pPr>
+        <w:pStyle w:val="Code"/>
+      </w:pPr>
+      <w:r>
+        <w:t xml:space="preserve">      for (int col = 0; col &lt; </w:t>
+      </w:r>
+      <w:proofErr w:type="gramStart"/>
+      <w:r>
+        <w:t>matrix.length</w:t>
+      </w:r>
+      <w:proofErr w:type="gramEnd"/>
+      <w:r>
+        <w:t>; col++) {</w:t>
       </w:r>
     </w:p>
     <w:p>
@@ -5229,15 +5559,31 @@
         <w:pStyle w:val="Code"/>
       </w:pPr>
       <w:r>
-        <w:t xml:space="preserve">  public static void main(String[] args) {</w:t>
-      </w:r>
-    </w:p>
-    <w:p>
-      <w:pPr>
-        <w:pStyle w:val="Code"/>
-      </w:pPr>
-      <w:r>
-        <w:t xml:space="preserve">    Scanner inputReader = new Scanner(System.in);</w:t>
+        <w:t xml:space="preserve">  public static void </w:t>
+      </w:r>
+      <w:proofErr w:type="gramStart"/>
+      <w:r>
+        <w:t>main(</w:t>
+      </w:r>
+      <w:proofErr w:type="gramEnd"/>
+      <w:r>
+        <w:t>String[] args) {</w:t>
+      </w:r>
+    </w:p>
+    <w:p>
+      <w:pPr>
+        <w:pStyle w:val="Code"/>
+      </w:pPr>
+      <w:r>
+        <w:t xml:space="preserve">    Scanner inputReader = new </w:t>
+      </w:r>
+      <w:proofErr w:type="gramStart"/>
+      <w:r>
+        <w:t>Scanner(</w:t>
+      </w:r>
+      <w:proofErr w:type="gramEnd"/>
+      <w:r>
+        <w:t>System.in);</w:t>
       </w:r>
     </w:p>
     <w:p>
@@ -5295,31 +5641,63 @@
         <w:pStyle w:val="Code"/>
       </w:pPr>
       <w:r>
-        <w:t xml:space="preserve">    int[][] matrix = new int[matrixSize][matrixSize];</w:t>
-      </w:r>
-    </w:p>
-    <w:p>
-      <w:pPr>
-        <w:pStyle w:val="Code"/>
-      </w:pPr>
-      <w:r>
-        <w:t xml:space="preserve">    TreeMap&lt;Integer, String&gt; numbers = new TreeMap&lt;Integer, String&gt;(Collections.reverseOrder());</w:t>
-      </w:r>
-    </w:p>
-    <w:p>
-      <w:pPr>
-        <w:pStyle w:val="Code"/>
-      </w:pPr>
-      <w:r>
-        <w:t xml:space="preserve">    for (int row = 0; row &lt; matrix.length; row++) {</w:t>
-      </w:r>
-    </w:p>
-    <w:p>
-      <w:pPr>
-        <w:pStyle w:val="Code"/>
-      </w:pPr>
-      <w:r>
-        <w:t xml:space="preserve">      for (int col = 0; col &lt; matrix.length; col++) {</w:t>
+        <w:t xml:space="preserve">    </w:t>
+      </w:r>
+      <w:proofErr w:type="gramStart"/>
+      <w:r>
+        <w:t>int[</w:t>
+      </w:r>
+      <w:proofErr w:type="gramEnd"/>
+      <w:r>
+        <w:t>][] matrix = new int[matrixSize][matrixSize];</w:t>
+      </w:r>
+    </w:p>
+    <w:p>
+      <w:pPr>
+        <w:pStyle w:val="Code"/>
+      </w:pPr>
+      <w:r>
+        <w:t xml:space="preserve">    TreeMap&lt;Integer, String&gt; numbers = new TreeMap&lt;Integer, String</w:t>
+      </w:r>
+      <w:proofErr w:type="gramStart"/>
+      <w:r>
+        <w:t>&gt;(</w:t>
+      </w:r>
+      <w:proofErr w:type="gramEnd"/>
+      <w:r>
+        <w:t>Collections.reverseOrder());</w:t>
+      </w:r>
+    </w:p>
+    <w:p>
+      <w:pPr>
+        <w:pStyle w:val="Code"/>
+      </w:pPr>
+      <w:r>
+        <w:t xml:space="preserve">    for (int row = 0; row &lt; </w:t>
+      </w:r>
+      <w:proofErr w:type="gramStart"/>
+      <w:r>
+        <w:t>matrix.length</w:t>
+      </w:r>
+      <w:proofErr w:type="gramEnd"/>
+      <w:r>
+        <w:t>; row++) {</w:t>
+      </w:r>
+    </w:p>
+    <w:p>
+      <w:pPr>
+        <w:pStyle w:val="Code"/>
+      </w:pPr>
+      <w:r>
+        <w:t xml:space="preserve">      for (int col = 0; col &lt; </w:t>
+      </w:r>
+      <w:proofErr w:type="gramStart"/>
+      <w:r>
+        <w:t>matrix.length</w:t>
+      </w:r>
+      <w:proofErr w:type="gramEnd"/>
+      <w:r>
+        <w:t>; col++) {</w:t>
       </w:r>
     </w:p>
     <w:p>
@@ -5343,7 +5721,15 @@
         <w:pStyle w:val="Code"/>
       </w:pPr>
       <w:r>
-        <w:t xml:space="preserve">        System.out.print("Please enter element on row " + readableRow + " and col " + readableCol + ": ");</w:t>
+        <w:t xml:space="preserve">        System.out.print("Please enter element on row " + readableRow + " </w:t>
+      </w:r>
+      <w:proofErr w:type="gramStart"/>
+      <w:r>
+        <w:t>and</w:t>
+      </w:r>
+      <w:proofErr w:type="gramEnd"/>
+      <w:r>
+        <w:t xml:space="preserve"> col " + readableCol + ": ");</w:t>
       </w:r>
     </w:p>
     <w:p>
@@ -5380,7 +5766,15 @@
         <w:pStyle w:val="Code"/>
       </w:pPr>
       <w:r>
-        <w:t xml:space="preserve">        numbers.put(givenElement, position);</w:t>
+        <w:t xml:space="preserve">        </w:t>
+      </w:r>
+      <w:proofErr w:type="gramStart"/>
+      <w:r>
+        <w:t>numbers.put(</w:t>
+      </w:r>
+      <w:proofErr w:type="gramEnd"/>
+      <w:r>
+        <w:t>givenElement, position);</w:t>
       </w:r>
     </w:p>
     <w:p>
@@ -5425,7 +5819,15 @@
         <w:pStyle w:val="Code"/>
       </w:pPr>
       <w:r>
-        <w:t xml:space="preserve">    for (Integer key : numbers.keySet()) {</w:t>
+        <w:t xml:space="preserve">    for (Integer </w:t>
+      </w:r>
+      <w:proofErr w:type="gramStart"/>
+      <w:r>
+        <w:t>key :</w:t>
+      </w:r>
+      <w:proofErr w:type="gramEnd"/>
+      <w:r>
+        <w:t xml:space="preserve"> numbers.keySet()) {</w:t>
       </w:r>
     </w:p>
     <w:p>
@@ -5462,7 +5864,6 @@
         <w:pStyle w:val="Code"/>
       </w:pPr>
       <w:r>
-        <w:lastRenderedPageBreak/>
         <w:t xml:space="preserve">      String value = numbers.get(key);</w:t>
       </w:r>
     </w:p>
@@ -5471,23 +5872,47 @@
         <w:pStyle w:val="Code"/>
       </w:pPr>
       <w:r>
-        <w:t xml:space="preserve">      String[] positionParts = value.split(",");</w:t>
-      </w:r>
-    </w:p>
-    <w:p>
-      <w:pPr>
-        <w:pStyle w:val="Code"/>
-      </w:pPr>
-      <w:r>
-        <w:t xml:space="preserve">      int positionRow = Integer.parseInt(positionParts[0]);</w:t>
-      </w:r>
-    </w:p>
-    <w:p>
-      <w:pPr>
-        <w:pStyle w:val="Code"/>
-      </w:pPr>
-      <w:r>
-        <w:t xml:space="preserve">      int positionCol = Integer.parseInt(positionParts[1]);</w:t>
+        <w:t xml:space="preserve">      </w:t>
+      </w:r>
+      <w:proofErr w:type="gramStart"/>
+      <w:r>
+        <w:t>String[</w:t>
+      </w:r>
+      <w:proofErr w:type="gramEnd"/>
+      <w:r>
+        <w:t>] positionParts = value.split(",");</w:t>
+      </w:r>
+    </w:p>
+    <w:p>
+      <w:pPr>
+        <w:pStyle w:val="Code"/>
+      </w:pPr>
+      <w:r>
+        <w:t xml:space="preserve">      int positionRow = Integer.parseInt(</w:t>
+      </w:r>
+      <w:proofErr w:type="gramStart"/>
+      <w:r>
+        <w:t>positionParts[</w:t>
+      </w:r>
+      <w:proofErr w:type="gramEnd"/>
+      <w:r>
+        <w:t>0]);</w:t>
+      </w:r>
+    </w:p>
+    <w:p>
+      <w:pPr>
+        <w:pStyle w:val="Code"/>
+      </w:pPr>
+      <w:r>
+        <w:t xml:space="preserve">      int positionCol = Integer.parseInt(</w:t>
+      </w:r>
+      <w:proofErr w:type="gramStart"/>
+      <w:r>
+        <w:t>positionParts[</w:t>
+      </w:r>
+      <w:proofErr w:type="gramEnd"/>
+      <w:r>
+        <w:t>1]);</w:t>
       </w:r>
     </w:p>
     <w:p>
@@ -5590,7 +6015,15 @@
         <w:pStyle w:val="Code"/>
       </w:pPr>
       <w:r>
-        <w:t xml:space="preserve">      numbers.put(key, neededPosition);</w:t>
+        <w:t xml:space="preserve">      </w:t>
+      </w:r>
+      <w:proofErr w:type="gramStart"/>
+      <w:r>
+        <w:t>numbers.put(</w:t>
+      </w:r>
+      <w:proofErr w:type="gramEnd"/>
+      <w:r>
+        <w:t>key, neededPosition);</w:t>
       </w:r>
     </w:p>
     <w:p>
@@ -5688,7 +6121,7 @@
                     <pic:cNvPicPr/>
                   </pic:nvPicPr>
                   <pic:blipFill>
-                    <a:blip r:embed="rId14"/>
+                    <a:blip r:embed="rId15"/>
                     <a:stretch>
                       <a:fillRect/>
                     </a:stretch>
@@ -5714,7 +6147,10 @@
         <w:pStyle w:val="IMG"/>
       </w:pPr>
       <w:r>
-        <w:t>Рисунок 2.1 – Результати виконання в консолі</w:t>
+        <w:t xml:space="preserve">Рисунок 2.1 – </w:t>
+      </w:r>
+      <w:r>
+        <w:t>Вивід у консоль</w:t>
       </w:r>
     </w:p>
     <w:p>
@@ -5812,15 +6248,31 @@
         <w:pStyle w:val="Code"/>
       </w:pPr>
       <w:r>
-        <w:t>import java.util.Scanner;</w:t>
-      </w:r>
-    </w:p>
-    <w:p>
-      <w:pPr>
-        <w:pStyle w:val="Code"/>
-      </w:pPr>
-      <w:r>
-        <w:t>import java.util.TreeMap;</w:t>
+        <w:t xml:space="preserve">import </w:t>
+      </w:r>
+      <w:proofErr w:type="gramStart"/>
+      <w:r>
+        <w:t>java.util</w:t>
+      </w:r>
+      <w:proofErr w:type="gramEnd"/>
+      <w:r>
+        <w:t>.Scanner;</w:t>
+      </w:r>
+    </w:p>
+    <w:p>
+      <w:pPr>
+        <w:pStyle w:val="Code"/>
+      </w:pPr>
+      <w:r>
+        <w:t xml:space="preserve">import </w:t>
+      </w:r>
+      <w:proofErr w:type="gramStart"/>
+      <w:r>
+        <w:t>java.util</w:t>
+      </w:r>
+      <w:proofErr w:type="gramEnd"/>
+      <w:r>
+        <w:t>.TreeMap;</w:t>
       </w:r>
     </w:p>
     <w:p>
@@ -5841,7 +6293,15 @@
         <w:pStyle w:val="Code"/>
       </w:pPr>
       <w:r>
-        <w:t xml:space="preserve">  public static void showMatrix(int[][] matrix) {</w:t>
+        <w:t xml:space="preserve">  public static void showMatrix(</w:t>
+      </w:r>
+      <w:proofErr w:type="gramStart"/>
+      <w:r>
+        <w:t>int[</w:t>
+      </w:r>
+      <w:proofErr w:type="gramEnd"/>
+      <w:r>
+        <w:t>][] matrix) {</w:t>
       </w:r>
     </w:p>
     <w:p>
@@ -5857,15 +6317,31 @@
         <w:pStyle w:val="Code"/>
       </w:pPr>
       <w:r>
-        <w:t xml:space="preserve">    for (int row = 0; row &lt; matrix.length; row++) {</w:t>
-      </w:r>
-    </w:p>
-    <w:p>
-      <w:pPr>
-        <w:pStyle w:val="Code"/>
-      </w:pPr>
-      <w:r>
-        <w:t xml:space="preserve">      for (int col = 0; col &lt; matrix.length; col++) {</w:t>
+        <w:t xml:space="preserve">    for (int row = 0; row &lt; </w:t>
+      </w:r>
+      <w:proofErr w:type="gramStart"/>
+      <w:r>
+        <w:t>matrix.length</w:t>
+      </w:r>
+      <w:proofErr w:type="gramEnd"/>
+      <w:r>
+        <w:t>; row++) {</w:t>
+      </w:r>
+    </w:p>
+    <w:p>
+      <w:pPr>
+        <w:pStyle w:val="Code"/>
+      </w:pPr>
+      <w:r>
+        <w:t xml:space="preserve">      for (int col = 0; col &lt; </w:t>
+      </w:r>
+      <w:proofErr w:type="gramStart"/>
+      <w:r>
+        <w:t>matrix.length</w:t>
+      </w:r>
+      <w:proofErr w:type="gramEnd"/>
+      <w:r>
+        <w:t>; col++) {</w:t>
       </w:r>
     </w:p>
     <w:p>
@@ -5926,15 +6402,31 @@
         <w:pStyle w:val="Code"/>
       </w:pPr>
       <w:r>
-        <w:t xml:space="preserve">  public static void main(String[] args) {</w:t>
-      </w:r>
-    </w:p>
-    <w:p>
-      <w:pPr>
-        <w:pStyle w:val="Code"/>
-      </w:pPr>
-      <w:r>
-        <w:t xml:space="preserve">    Scanner inputReader = new Scanner(System.in);</w:t>
+        <w:t xml:space="preserve">  public static void </w:t>
+      </w:r>
+      <w:proofErr w:type="gramStart"/>
+      <w:r>
+        <w:t>main(</w:t>
+      </w:r>
+      <w:proofErr w:type="gramEnd"/>
+      <w:r>
+        <w:t>String[] args) {</w:t>
+      </w:r>
+    </w:p>
+    <w:p>
+      <w:pPr>
+        <w:pStyle w:val="Code"/>
+      </w:pPr>
+      <w:r>
+        <w:t xml:space="preserve">    Scanner inputReader = new </w:t>
+      </w:r>
+      <w:proofErr w:type="gramStart"/>
+      <w:r>
+        <w:t>Scanner(</w:t>
+      </w:r>
+      <w:proofErr w:type="gramEnd"/>
+      <w:r>
+        <w:t>System.in);</w:t>
       </w:r>
     </w:p>
     <w:p>
@@ -5971,23 +6463,47 @@
         <w:pStyle w:val="Code"/>
       </w:pPr>
       <w:r>
-        <w:t xml:space="preserve">    int[][] matrix = new int[matrixSize][matrixSize];</w:t>
-      </w:r>
-    </w:p>
-    <w:p>
-      <w:pPr>
-        <w:pStyle w:val="Code"/>
-      </w:pPr>
-      <w:r>
-        <w:t xml:space="preserve">    for (int row = 0; row &lt; matrix.length; row++) {</w:t>
-      </w:r>
-    </w:p>
-    <w:p>
-      <w:pPr>
-        <w:pStyle w:val="Code"/>
-      </w:pPr>
-      <w:r>
-        <w:t xml:space="preserve">      for (int col = 0; col &lt; matrix.length; col++) {</w:t>
+        <w:t xml:space="preserve">    </w:t>
+      </w:r>
+      <w:proofErr w:type="gramStart"/>
+      <w:r>
+        <w:t>int[</w:t>
+      </w:r>
+      <w:proofErr w:type="gramEnd"/>
+      <w:r>
+        <w:t>][] matrix = new int[matrixSize][matrixSize];</w:t>
+      </w:r>
+    </w:p>
+    <w:p>
+      <w:pPr>
+        <w:pStyle w:val="Code"/>
+      </w:pPr>
+      <w:r>
+        <w:t xml:space="preserve">    for (int row = 0; row &lt; </w:t>
+      </w:r>
+      <w:proofErr w:type="gramStart"/>
+      <w:r>
+        <w:t>matrix.length</w:t>
+      </w:r>
+      <w:proofErr w:type="gramEnd"/>
+      <w:r>
+        <w:t>; row++) {</w:t>
+      </w:r>
+    </w:p>
+    <w:p>
+      <w:pPr>
+        <w:pStyle w:val="Code"/>
+      </w:pPr>
+      <w:r>
+        <w:t xml:space="preserve">      for (int col = 0; col &lt; </w:t>
+      </w:r>
+      <w:proofErr w:type="gramStart"/>
+      <w:r>
+        <w:t>matrix.length</w:t>
+      </w:r>
+      <w:proofErr w:type="gramEnd"/>
+      <w:r>
+        <w:t>; col++) {</w:t>
       </w:r>
     </w:p>
     <w:p>
@@ -6078,23 +6594,47 @@
       </w:pPr>
       <w:r>
         <w:lastRenderedPageBreak/>
-        <w:t xml:space="preserve">    TreeMap&lt;String, Integer&gt; mins = new TreeMap&lt;String, Integer&gt;();</w:t>
-      </w:r>
-    </w:p>
-    <w:p>
-      <w:pPr>
-        <w:pStyle w:val="Code"/>
-      </w:pPr>
-      <w:r>
-        <w:t xml:space="preserve">    for (int i = 0; i &lt; matrix.length; i++) {</w:t>
-      </w:r>
-    </w:p>
-    <w:p>
-      <w:pPr>
-        <w:pStyle w:val="Code"/>
-      </w:pPr>
-      <w:r>
-        <w:t xml:space="preserve">      for (int j = 0; j &lt; matrix.length; j++) {</w:t>
+        <w:t xml:space="preserve">    TreeMap&lt;String, Integer&gt; mins = new TreeMap&lt;String, Integer</w:t>
+      </w:r>
+      <w:proofErr w:type="gramStart"/>
+      <w:r>
+        <w:t>&gt;(</w:t>
+      </w:r>
+      <w:proofErr w:type="gramEnd"/>
+      <w:r>
+        <w:t>);</w:t>
+      </w:r>
+    </w:p>
+    <w:p>
+      <w:pPr>
+        <w:pStyle w:val="Code"/>
+      </w:pPr>
+      <w:r>
+        <w:t xml:space="preserve">    for (int i = 0; i &lt; </w:t>
+      </w:r>
+      <w:proofErr w:type="gramStart"/>
+      <w:r>
+        <w:t>matrix.length</w:t>
+      </w:r>
+      <w:proofErr w:type="gramEnd"/>
+      <w:r>
+        <w:t>; i++) {</w:t>
+      </w:r>
+    </w:p>
+    <w:p>
+      <w:pPr>
+        <w:pStyle w:val="Code"/>
+      </w:pPr>
+      <w:r>
+        <w:t xml:space="preserve">      for (int j = 0; j &lt; </w:t>
+      </w:r>
+      <w:proofErr w:type="gramStart"/>
+      <w:r>
+        <w:t>matrix.length</w:t>
+      </w:r>
+      <w:proofErr w:type="gramEnd"/>
+      <w:r>
+        <w:t>; j++) {</w:t>
       </w:r>
     </w:p>
     <w:p>
@@ -6200,15 +6740,31 @@
         <w:pStyle w:val="Code"/>
       </w:pPr>
       <w:r>
-        <w:t xml:space="preserve">        if (i != minIndex &amp;&amp; j != minIndex) {</w:t>
-      </w:r>
-    </w:p>
-    <w:p>
-      <w:pPr>
-        <w:pStyle w:val="Code"/>
-      </w:pPr>
-      <w:r>
-        <w:t xml:space="preserve">          topLeft = matrix[i - 1][j - 1];</w:t>
+        <w:t xml:space="preserve">        if (</w:t>
+      </w:r>
+      <w:proofErr w:type="gramStart"/>
+      <w:r>
+        <w:t>i !</w:t>
+      </w:r>
+      <w:proofErr w:type="gramEnd"/>
+      <w:r>
+        <w:t>= minIndex &amp;&amp; j != minIndex) {</w:t>
+      </w:r>
+    </w:p>
+    <w:p>
+      <w:pPr>
+        <w:pStyle w:val="Code"/>
+      </w:pPr>
+      <w:r>
+        <w:t xml:space="preserve">          topLeft = </w:t>
+      </w:r>
+      <w:proofErr w:type="gramStart"/>
+      <w:r>
+        <w:t>matrix[</w:t>
+      </w:r>
+      <w:proofErr w:type="gramEnd"/>
+      <w:r>
+        <w:t>i - 1][j - 1];</w:t>
       </w:r>
     </w:p>
     <w:p>
@@ -6224,15 +6780,31 @@
         <w:pStyle w:val="Code"/>
       </w:pPr>
       <w:r>
-        <w:t xml:space="preserve">        if (i != minIndex) {</w:t>
-      </w:r>
-    </w:p>
-    <w:p>
-      <w:pPr>
-        <w:pStyle w:val="Code"/>
-      </w:pPr>
-      <w:r>
-        <w:t xml:space="preserve">          top = matrix[i - 1][j];</w:t>
+        <w:t xml:space="preserve">        if (</w:t>
+      </w:r>
+      <w:proofErr w:type="gramStart"/>
+      <w:r>
+        <w:t>i !</w:t>
+      </w:r>
+      <w:proofErr w:type="gramEnd"/>
+      <w:r>
+        <w:t>= minIndex) {</w:t>
+      </w:r>
+    </w:p>
+    <w:p>
+      <w:pPr>
+        <w:pStyle w:val="Code"/>
+      </w:pPr>
+      <w:r>
+        <w:t xml:space="preserve">          top = </w:t>
+      </w:r>
+      <w:proofErr w:type="gramStart"/>
+      <w:r>
+        <w:t>matrix[</w:t>
+      </w:r>
+      <w:proofErr w:type="gramEnd"/>
+      <w:r>
+        <w:t>i - 1][j];</w:t>
       </w:r>
     </w:p>
     <w:p>
@@ -6248,15 +6820,31 @@
         <w:pStyle w:val="Code"/>
       </w:pPr>
       <w:r>
-        <w:t xml:space="preserve">        if (i != minIndex &amp;&amp; j != maxIndex) {</w:t>
-      </w:r>
-    </w:p>
-    <w:p>
-      <w:pPr>
-        <w:pStyle w:val="Code"/>
-      </w:pPr>
-      <w:r>
-        <w:t xml:space="preserve">          topRight = matrix[i - 1][j + 1];</w:t>
+        <w:t xml:space="preserve">        if (</w:t>
+      </w:r>
+      <w:proofErr w:type="gramStart"/>
+      <w:r>
+        <w:t>i !</w:t>
+      </w:r>
+      <w:proofErr w:type="gramEnd"/>
+      <w:r>
+        <w:t>= minIndex &amp;&amp; j != maxIndex) {</w:t>
+      </w:r>
+    </w:p>
+    <w:p>
+      <w:pPr>
+        <w:pStyle w:val="Code"/>
+      </w:pPr>
+      <w:r>
+        <w:t xml:space="preserve">          topRight = </w:t>
+      </w:r>
+      <w:proofErr w:type="gramStart"/>
+      <w:r>
+        <w:t>matrix[</w:t>
+      </w:r>
+      <w:proofErr w:type="gramEnd"/>
+      <w:r>
+        <w:t>i - 1][j + 1];</w:t>
       </w:r>
     </w:p>
     <w:p>
@@ -6272,15 +6860,31 @@
         <w:pStyle w:val="Code"/>
       </w:pPr>
       <w:r>
-        <w:t xml:space="preserve">        if (j != maxIndex) {</w:t>
-      </w:r>
-    </w:p>
-    <w:p>
-      <w:pPr>
-        <w:pStyle w:val="Code"/>
-      </w:pPr>
-      <w:r>
-        <w:t xml:space="preserve">          right = matrix[i][j + 1];</w:t>
+        <w:t xml:space="preserve">        if (</w:t>
+      </w:r>
+      <w:proofErr w:type="gramStart"/>
+      <w:r>
+        <w:t>j !</w:t>
+      </w:r>
+      <w:proofErr w:type="gramEnd"/>
+      <w:r>
+        <w:t>= maxIndex) {</w:t>
+      </w:r>
+    </w:p>
+    <w:p>
+      <w:pPr>
+        <w:pStyle w:val="Code"/>
+      </w:pPr>
+      <w:r>
+        <w:t xml:space="preserve">          right = matrix[i</w:t>
+      </w:r>
+      <w:proofErr w:type="gramStart"/>
+      <w:r>
+        <w:t>][</w:t>
+      </w:r>
+      <w:proofErr w:type="gramEnd"/>
+      <w:r>
+        <w:t>j + 1];</w:t>
       </w:r>
     </w:p>
     <w:p>
@@ -6296,15 +6900,31 @@
         <w:pStyle w:val="Code"/>
       </w:pPr>
       <w:r>
-        <w:t xml:space="preserve">        if (j != maxIndex &amp;&amp; i != maxIndex) {</w:t>
-      </w:r>
-    </w:p>
-    <w:p>
-      <w:pPr>
-        <w:pStyle w:val="Code"/>
-      </w:pPr>
-      <w:r>
-        <w:t xml:space="preserve">          bottomRight = matrix[i + 1][j + 1];</w:t>
+        <w:t xml:space="preserve">        if (</w:t>
+      </w:r>
+      <w:proofErr w:type="gramStart"/>
+      <w:r>
+        <w:t>j !</w:t>
+      </w:r>
+      <w:proofErr w:type="gramEnd"/>
+      <w:r>
+        <w:t>= maxIndex &amp;&amp; i != maxIndex) {</w:t>
+      </w:r>
+    </w:p>
+    <w:p>
+      <w:pPr>
+        <w:pStyle w:val="Code"/>
+      </w:pPr>
+      <w:r>
+        <w:t xml:space="preserve">          bottomRight = </w:t>
+      </w:r>
+      <w:proofErr w:type="gramStart"/>
+      <w:r>
+        <w:t>matrix[</w:t>
+      </w:r>
+      <w:proofErr w:type="gramEnd"/>
+      <w:r>
+        <w:t>i + 1][j + 1];</w:t>
       </w:r>
     </w:p>
     <w:p>
@@ -6320,15 +6940,31 @@
         <w:pStyle w:val="Code"/>
       </w:pPr>
       <w:r>
-        <w:t xml:space="preserve">        if (i != maxIndex) {</w:t>
-      </w:r>
-    </w:p>
-    <w:p>
-      <w:pPr>
-        <w:pStyle w:val="Code"/>
-      </w:pPr>
-      <w:r>
-        <w:t xml:space="preserve">          bottom = matrix[i + 1][j];</w:t>
+        <w:t xml:space="preserve">        if (</w:t>
+      </w:r>
+      <w:proofErr w:type="gramStart"/>
+      <w:r>
+        <w:t>i !</w:t>
+      </w:r>
+      <w:proofErr w:type="gramEnd"/>
+      <w:r>
+        <w:t>= maxIndex) {</w:t>
+      </w:r>
+    </w:p>
+    <w:p>
+      <w:pPr>
+        <w:pStyle w:val="Code"/>
+      </w:pPr>
+      <w:r>
+        <w:t xml:space="preserve">          bottom = </w:t>
+      </w:r>
+      <w:proofErr w:type="gramStart"/>
+      <w:r>
+        <w:t>matrix[</w:t>
+      </w:r>
+      <w:proofErr w:type="gramEnd"/>
+      <w:r>
+        <w:t>i + 1][j];</w:t>
       </w:r>
     </w:p>
     <w:p>
@@ -6344,15 +6980,31 @@
         <w:pStyle w:val="Code"/>
       </w:pPr>
       <w:r>
-        <w:t xml:space="preserve">        if (i != maxIndex &amp;&amp; j != minIndex) {</w:t>
-      </w:r>
-    </w:p>
-    <w:p>
-      <w:pPr>
-        <w:pStyle w:val="Code"/>
-      </w:pPr>
-      <w:r>
-        <w:t xml:space="preserve">          bottomLeft = matrix[i + 1][j - 1];</w:t>
+        <w:t xml:space="preserve">        if (</w:t>
+      </w:r>
+      <w:proofErr w:type="gramStart"/>
+      <w:r>
+        <w:t>i !</w:t>
+      </w:r>
+      <w:proofErr w:type="gramEnd"/>
+      <w:r>
+        <w:t>= maxIndex &amp;&amp; j != minIndex) {</w:t>
+      </w:r>
+    </w:p>
+    <w:p>
+      <w:pPr>
+        <w:pStyle w:val="Code"/>
+      </w:pPr>
+      <w:r>
+        <w:t xml:space="preserve">          bottomLeft = </w:t>
+      </w:r>
+      <w:proofErr w:type="gramStart"/>
+      <w:r>
+        <w:t>matrix[</w:t>
+      </w:r>
+      <w:proofErr w:type="gramEnd"/>
+      <w:r>
+        <w:t>i + 1][j - 1];</w:t>
       </w:r>
     </w:p>
     <w:p>
@@ -6368,15 +7020,31 @@
         <w:pStyle w:val="Code"/>
       </w:pPr>
       <w:r>
-        <w:t xml:space="preserve">        if (j != minIndex) {</w:t>
-      </w:r>
-    </w:p>
-    <w:p>
-      <w:pPr>
-        <w:pStyle w:val="Code"/>
-      </w:pPr>
-      <w:r>
-        <w:t xml:space="preserve">          left = matrix[i][j - 1];</w:t>
+        <w:t xml:space="preserve">        if (</w:t>
+      </w:r>
+      <w:proofErr w:type="gramStart"/>
+      <w:r>
+        <w:t>j !</w:t>
+      </w:r>
+      <w:proofErr w:type="gramEnd"/>
+      <w:r>
+        <w:t>= minIndex) {</w:t>
+      </w:r>
+    </w:p>
+    <w:p>
+      <w:pPr>
+        <w:pStyle w:val="Code"/>
+      </w:pPr>
+      <w:r>
+        <w:t xml:space="preserve">          left = matrix[i</w:t>
+      </w:r>
+      <w:proofErr w:type="gramStart"/>
+      <w:r>
+        <w:t>][</w:t>
+      </w:r>
+      <w:proofErr w:type="gramEnd"/>
+      <w:r>
+        <w:t>j - 1];</w:t>
       </w:r>
     </w:p>
     <w:p>
@@ -6421,7 +7089,15 @@
         <w:pStyle w:val="Code"/>
       </w:pPr>
       <w:r>
-        <w:t xml:space="preserve">          mins.put(position, thisElement);</w:t>
+        <w:t xml:space="preserve">          </w:t>
+      </w:r>
+      <w:proofErr w:type="gramStart"/>
+      <w:r>
+        <w:t>mins.put(</w:t>
+      </w:r>
+      <w:proofErr w:type="gramEnd"/>
+      <w:r>
+        <w:t>position, thisElement);</w:t>
       </w:r>
     </w:p>
     <w:p>
@@ -6466,7 +7142,15 @@
         <w:pStyle w:val="Code"/>
       </w:pPr>
       <w:r>
-        <w:t xml:space="preserve">    for (String key : mins.keySet()) {</w:t>
+        <w:t xml:space="preserve">    for (String </w:t>
+      </w:r>
+      <w:proofErr w:type="gramStart"/>
+      <w:r>
+        <w:t>key :</w:t>
+      </w:r>
+      <w:proofErr w:type="gramEnd"/>
+      <w:r>
+        <w:t xml:space="preserve"> mins.keySet()) {</w:t>
       </w:r>
     </w:p>
     <w:p>
@@ -6482,23 +7166,47 @@
         <w:pStyle w:val="Code"/>
       </w:pPr>
       <w:r>
-        <w:t xml:space="preserve">      String[] valueParts = key.split(",");</w:t>
-      </w:r>
-    </w:p>
-    <w:p>
-      <w:pPr>
-        <w:pStyle w:val="Code"/>
-      </w:pPr>
-      <w:r>
-        <w:t xml:space="preserve">      int row = Integer.parseInt(valueParts[0]) + 1;</w:t>
-      </w:r>
-    </w:p>
-    <w:p>
-      <w:pPr>
-        <w:pStyle w:val="Code"/>
-      </w:pPr>
-      <w:r>
-        <w:t xml:space="preserve">      int col = Integer.parseInt(valueParts[1]) + 1;</w:t>
+        <w:t xml:space="preserve">      </w:t>
+      </w:r>
+      <w:proofErr w:type="gramStart"/>
+      <w:r>
+        <w:t>String[</w:t>
+      </w:r>
+      <w:proofErr w:type="gramEnd"/>
+      <w:r>
+        <w:t>] valueParts = key.split(",");</w:t>
+      </w:r>
+    </w:p>
+    <w:p>
+      <w:pPr>
+        <w:pStyle w:val="Code"/>
+      </w:pPr>
+      <w:r>
+        <w:t xml:space="preserve">      int row = Integer.parseInt(</w:t>
+      </w:r>
+      <w:proofErr w:type="gramStart"/>
+      <w:r>
+        <w:t>valueParts[</w:t>
+      </w:r>
+      <w:proofErr w:type="gramEnd"/>
+      <w:r>
+        <w:t>0]) + 1;</w:t>
+      </w:r>
+    </w:p>
+    <w:p>
+      <w:pPr>
+        <w:pStyle w:val="Code"/>
+      </w:pPr>
+      <w:r>
+        <w:t xml:space="preserve">      int col = Integer.parseInt(</w:t>
+      </w:r>
+      <w:proofErr w:type="gramStart"/>
+      <w:r>
+        <w:t>valueParts[</w:t>
+      </w:r>
+      <w:proofErr w:type="gramEnd"/>
+      <w:r>
+        <w:t>1]) + 1;</w:t>
       </w:r>
     </w:p>
     <w:p>
@@ -6606,7 +7314,7 @@
                     <pic:cNvPicPr/>
                   </pic:nvPicPr>
                   <pic:blipFill>
-                    <a:blip r:embed="rId15"/>
+                    <a:blip r:embed="rId16"/>
                     <a:stretch>
                       <a:fillRect/>
                     </a:stretch>
@@ -6632,7 +7340,10 @@
         <w:pStyle w:val="IMG"/>
       </w:pPr>
       <w:r>
-        <w:t>Рисунок 3.1 – Результати роботи програми</w:t>
+        <w:t xml:space="preserve">Рисунок 3.1 – </w:t>
+      </w:r>
+      <w:r>
+        <w:t>Вивід у консоль</w:t>
       </w:r>
     </w:p>
     <w:p>
@@ -6935,7 +7646,7 @@
         <w:pStyle w:val="P"/>
       </w:pPr>
       <w:r>
-        <w:t xml:space="preserve">Типи даних колекцій не можуть приймати примітивні типи даних для </w:t>
+        <w:t xml:space="preserve">Типи даних колекцій не можуть приймати примітивні типи для </w:t>
       </w:r>
       <w:r>
         <w:t xml:space="preserve">їх </w:t>
@@ -6960,7 +7671,7 @@
       <w:r>
         <w:t xml:space="preserve">Джерело: </w:t>
       </w:r>
-      <w:hyperlink r:id="rId16" w:history="1">
+      <w:hyperlink r:id="rId17" w:history="1">
         <w:r>
           <w:rPr>
             <w:rStyle w:val="a4"/>
@@ -7066,7 +7777,15 @@
         <w:pStyle w:val="Code"/>
       </w:pPr>
       <w:r>
-        <w:t>if (user.isLoggedIn &amp;&amp; user.isRegistered)</w:t>
+        <w:t>if (</w:t>
+      </w:r>
+      <w:proofErr w:type="gramStart"/>
+      <w:r>
+        <w:t>user.isLoggedIn</w:t>
+      </w:r>
+      <w:proofErr w:type="gramEnd"/>
+      <w:r>
+        <w:t xml:space="preserve"> &amp;&amp; user.isRegistered)</w:t>
       </w:r>
     </w:p>
     <w:p>
@@ -7127,9 +7846,15 @@
       </w:r>
       <w:r>
         <w:rPr>
-          <w:lang w:val="en-US"/>
-        </w:rPr>
-        <w:t xml:space="preserve">true </w:t>
+          <w:rStyle w:val="CodeChar"/>
+        </w:rPr>
+        <w:t>true</w:t>
+      </w:r>
+      <w:r>
+        <w:rPr>
+          <w:lang w:val="en-US"/>
+        </w:rPr>
+        <w:t xml:space="preserve"> </w:t>
       </w:r>
       <w:r>
         <w:t>якщо хоча б один вираз є правдою:</w:t>
@@ -7148,7 +7873,15 @@
         <w:pStyle w:val="Code"/>
       </w:pPr>
       <w:r>
-        <w:t>if (account.isDeleted || account.balance == 0)</w:t>
+        <w:t>if (</w:t>
+      </w:r>
+      <w:proofErr w:type="gramStart"/>
+      <w:r>
+        <w:t>account.isDeleted</w:t>
+      </w:r>
+      <w:proofErr w:type="gramEnd"/>
+      <w:r>
+        <w:t xml:space="preserve"> || account.balance == 0)</w:t>
       </w:r>
     </w:p>
     <w:p>
@@ -7188,18 +7921,30 @@
       </w:r>
       <w:r>
         <w:rPr>
-          <w:lang w:val="en-US"/>
-        </w:rPr>
-        <w:t xml:space="preserve">!, </w:t>
+          <w:rStyle w:val="CodeChar"/>
+        </w:rPr>
+        <w:t>!</w:t>
+      </w:r>
+      <w:r>
+        <w:rPr>
+          <w:lang w:val="en-US"/>
+        </w:rPr>
+        <w:t xml:space="preserve">, </w:t>
       </w:r>
       <w:r>
         <w:t xml:space="preserve">повертає </w:t>
       </w:r>
       <w:r>
         <w:rPr>
-          <w:lang w:val="en-US"/>
-        </w:rPr>
-        <w:t xml:space="preserve">true </w:t>
+          <w:rStyle w:val="CodeChar"/>
+        </w:rPr>
+        <w:t>true</w:t>
+      </w:r>
+      <w:r>
+        <w:rPr>
+          <w:lang w:val="en-US"/>
+        </w:rPr>
+        <w:t xml:space="preserve"> </w:t>
       </w:r>
       <w:r>
         <w:t xml:space="preserve">якщо вираз </w:t>
@@ -7224,7 +7969,15 @@
         <w:pStyle w:val="Code"/>
       </w:pPr>
       <w:r>
-        <w:t>if (!car.isLoaded)</w:t>
+        <w:t xml:space="preserve">if </w:t>
+      </w:r>
+      <w:proofErr w:type="gramStart"/>
+      <w:r>
+        <w:t>(!car</w:t>
+      </w:r>
+      <w:proofErr w:type="gramEnd"/>
+      <w:r>
+        <w:t>.isLoaded)</w:t>
       </w:r>
     </w:p>
     <w:p>
@@ -7264,7 +8017,7 @@
       <w:r>
         <w:t xml:space="preserve">Джерело: </w:t>
       </w:r>
-      <w:hyperlink r:id="rId17" w:anchor=":~:text=with%20logical%20operators-,.,-Logical%20operators%20are" w:history="1">
+      <w:hyperlink r:id="rId18" w:anchor=":~:text=with%20logical%20operators-,.,-Logical%20operators%20are" w:history="1">
         <w:r>
           <w:rPr>
             <w:rStyle w:val="a4"/>
@@ -7659,7 +8412,7 @@
       <w:r>
         <w:t xml:space="preserve">Джерело: </w:t>
       </w:r>
-      <w:hyperlink r:id="rId18" w:history="1">
+      <w:hyperlink r:id="rId19" w:history="1">
         <w:r>
           <w:rPr>
             <w:rStyle w:val="a4"/>
@@ -7699,6 +8452,392 @@
     </w:p>
     <w:p>
       <w:pPr>
+        <w:pStyle w:val="P"/>
+        <w:rPr>
+          <w:lang w:val="en-US"/>
+        </w:rPr>
+      </w:pPr>
+    </w:p>
+    <w:p>
+      <w:pPr>
+        <w:pStyle w:val="P"/>
+      </w:pPr>
+      <w:r>
+        <w:t xml:space="preserve">Мова </w:t>
+      </w:r>
+      <w:r>
+        <w:rPr>
+          <w:lang w:val="en-US"/>
+        </w:rPr>
+        <w:t xml:space="preserve">Java </w:t>
+      </w:r>
+      <w:r>
+        <w:t>дозволяє використовувати такі операції зсуву:</w:t>
+      </w:r>
+    </w:p>
+    <w:p>
+      <w:pPr>
+        <w:pStyle w:val="P"/>
+        <w:numPr>
+          <w:ilvl w:val="0"/>
+          <w:numId w:val="3"/>
+        </w:numPr>
+      </w:pPr>
+      <w:r>
+        <w:t xml:space="preserve">Позначений зсув вліво: оператор </w:t>
+      </w:r>
+      <w:r>
+        <w:rPr>
+          <w:rStyle w:val="CodeChar"/>
+        </w:rPr>
+        <w:t>&lt;&lt;</w:t>
+      </w:r>
+      <w:r>
+        <w:rPr>
+          <w:lang w:val="en-US"/>
+        </w:rPr>
+        <w:t xml:space="preserve">, </w:t>
+      </w:r>
+      <w:r>
+        <w:t xml:space="preserve">пересуває всі біти на зазначене число вліво: </w:t>
+      </w:r>
+      <w:r>
+        <w:rPr>
+          <w:rStyle w:val="CodeChar"/>
+        </w:rPr>
+        <w:t>variable &lt;&lt; numberOfPlacesToShift</w:t>
+      </w:r>
+      <w:r>
+        <w:rPr>
+          <w:lang w:val="en-US"/>
+        </w:rPr>
+        <w:t>;</w:t>
+      </w:r>
+    </w:p>
+    <w:p>
+      <w:pPr>
+        <w:pStyle w:val="P"/>
+        <w:numPr>
+          <w:ilvl w:val="0"/>
+          <w:numId w:val="3"/>
+        </w:numPr>
+      </w:pPr>
+      <w:r>
+        <w:t xml:space="preserve">Позначений зсув вправо: </w:t>
+      </w:r>
+      <w:r>
+        <w:t xml:space="preserve">оператор </w:t>
+      </w:r>
+      <w:r>
+        <w:rPr>
+          <w:rStyle w:val="CodeChar"/>
+        </w:rPr>
+        <w:t>&gt;&gt;</w:t>
+      </w:r>
+      <w:r>
+        <w:rPr>
+          <w:lang w:val="en-US"/>
+        </w:rPr>
+        <w:t xml:space="preserve">, </w:t>
+      </w:r>
+      <w:r>
+        <w:t xml:space="preserve">пересуває всі біти на зазначене число </w:t>
+      </w:r>
+      <w:r>
+        <w:t>вправо</w:t>
+      </w:r>
+      <w:r>
+        <w:t xml:space="preserve">: </w:t>
+      </w:r>
+      <w:r>
+        <w:rPr>
+          <w:rStyle w:val="CodeChar"/>
+        </w:rPr>
+        <w:t xml:space="preserve">variable </w:t>
+      </w:r>
+      <w:r>
+        <w:rPr>
+          <w:rStyle w:val="CodeChar"/>
+        </w:rPr>
+        <w:t>&gt;&gt;</w:t>
+      </w:r>
+      <w:r>
+        <w:rPr>
+          <w:rStyle w:val="CodeChar"/>
+        </w:rPr>
+        <w:t xml:space="preserve"> numberOfPlacesToShift</w:t>
+      </w:r>
+      <w:r>
+        <w:rPr>
+          <w:lang w:val="en-US"/>
+        </w:rPr>
+        <w:t>;</w:t>
+      </w:r>
+    </w:p>
+    <w:p>
+      <w:pPr>
+        <w:pStyle w:val="P"/>
+        <w:numPr>
+          <w:ilvl w:val="0"/>
+          <w:numId w:val="3"/>
+        </w:numPr>
+      </w:pPr>
+      <w:r>
+        <w:t xml:space="preserve">Непозначений зсув вправо: </w:t>
+      </w:r>
+      <w:r>
+        <w:t xml:space="preserve">оператор </w:t>
+      </w:r>
+      <w:r>
+        <w:rPr>
+          <w:rStyle w:val="CodeChar"/>
+        </w:rPr>
+        <w:t>&gt;&gt;</w:t>
+      </w:r>
+      <w:r>
+        <w:rPr>
+          <w:rStyle w:val="CodeChar"/>
+        </w:rPr>
+        <w:t>&gt;</w:t>
+      </w:r>
+      <w:r>
+        <w:rPr>
+          <w:lang w:val="en-US"/>
+        </w:rPr>
+        <w:t xml:space="preserve">, </w:t>
+      </w:r>
+      <w:r>
+        <w:t xml:space="preserve">пересуває всі біти на зазначене число </w:t>
+      </w:r>
+      <w:r>
+        <w:t>вправо без урахування знаку</w:t>
+      </w:r>
+      <w:r>
+        <w:t xml:space="preserve">: </w:t>
+      </w:r>
+      <w:r>
+        <w:rPr>
+          <w:rStyle w:val="CodeChar"/>
+        </w:rPr>
+        <w:t xml:space="preserve">variable </w:t>
+      </w:r>
+      <w:r>
+        <w:rPr>
+          <w:rStyle w:val="CodeChar"/>
+        </w:rPr>
+        <w:t>&gt;&gt;</w:t>
+      </w:r>
+      <w:r>
+        <w:rPr>
+          <w:rStyle w:val="CodeChar"/>
+        </w:rPr>
+        <w:t>&gt;</w:t>
+      </w:r>
+      <w:r>
+        <w:rPr>
+          <w:rStyle w:val="CodeChar"/>
+        </w:rPr>
+        <w:t xml:space="preserve"> numberOfPlacesToShift</w:t>
+      </w:r>
+      <w:r>
+        <w:t>.</w:t>
+      </w:r>
+    </w:p>
+    <w:p>
+      <w:pPr>
+        <w:pStyle w:val="P"/>
+      </w:pPr>
+      <w:r>
+        <w:t>Приклад використання операцій зсуву:</w:t>
+      </w:r>
+    </w:p>
+    <w:p>
+      <w:pPr>
+        <w:pStyle w:val="P"/>
+      </w:pPr>
+    </w:p>
+    <w:p>
+      <w:pPr>
+        <w:pStyle w:val="Code"/>
+      </w:pPr>
+      <w:r>
+        <w:t>int a = 7;</w:t>
+      </w:r>
+    </w:p>
+    <w:p>
+      <w:pPr>
+        <w:pStyle w:val="Code"/>
+      </w:pPr>
+      <w:r>
+        <w:t>int b = 3;</w:t>
+      </w:r>
+    </w:p>
+    <w:p>
+      <w:pPr>
+        <w:pStyle w:val="Code"/>
+      </w:pPr>
+      <w:r>
+        <w:t>System.out.println("a: " + Integer.toBinaryString(a));</w:t>
+      </w:r>
+    </w:p>
+    <w:p>
+      <w:pPr>
+        <w:pStyle w:val="Code"/>
+      </w:pPr>
+      <w:r>
+        <w:t>System.out.println("b: " + Integer.toBinaryString(b));</w:t>
+      </w:r>
+    </w:p>
+    <w:p>
+      <w:pPr>
+        <w:pStyle w:val="Code"/>
+      </w:pPr>
+    </w:p>
+    <w:p>
+      <w:pPr>
+        <w:pStyle w:val="Code"/>
+      </w:pPr>
+      <w:r>
+        <w:t>int left = a &lt;&lt; b;</w:t>
+      </w:r>
+    </w:p>
+    <w:p>
+      <w:pPr>
+        <w:pStyle w:val="Code"/>
+      </w:pPr>
+      <w:r>
+        <w:t>int right = a &gt;&gt; b;</w:t>
+      </w:r>
+    </w:p>
+    <w:p>
+      <w:pPr>
+        <w:pStyle w:val="Code"/>
+      </w:pPr>
+      <w:r>
+        <w:t>int unsignedRight = a &gt;&gt;&gt; b;</w:t>
+      </w:r>
+    </w:p>
+    <w:p>
+      <w:pPr>
+        <w:pStyle w:val="Code"/>
+      </w:pPr>
+      <w:r>
+        <w:t>System.out.println("Left &lt;&lt; " + Integer.toBinaryString(left));</w:t>
+      </w:r>
+    </w:p>
+    <w:p>
+      <w:pPr>
+        <w:pStyle w:val="Code"/>
+      </w:pPr>
+      <w:r>
+        <w:t>System.out.println("Right &gt;&gt; " + Integer.toBinaryString(right));</w:t>
+      </w:r>
+    </w:p>
+    <w:p>
+      <w:pPr>
+        <w:pStyle w:val="Code"/>
+      </w:pPr>
+      <w:r>
+        <w:lastRenderedPageBreak/>
+        <w:t>System.out.println("Unsigned right &gt;&gt;&gt; " + Integer.toBinaryString(unsignedRight));</w:t>
+      </w:r>
+    </w:p>
+    <w:p>
+      <w:pPr>
+        <w:pStyle w:val="Code"/>
+      </w:pPr>
+      <w:r>
+        <w:t xml:space="preserve">&gt; </w:t>
+      </w:r>
+      <w:r>
+        <w:t>a: 111</w:t>
+      </w:r>
+    </w:p>
+    <w:p>
+      <w:pPr>
+        <w:pStyle w:val="Code"/>
+      </w:pPr>
+      <w:r>
+        <w:t xml:space="preserve">&gt; </w:t>
+      </w:r>
+      <w:r>
+        <w:t>b: 11</w:t>
+      </w:r>
+    </w:p>
+    <w:p>
+      <w:pPr>
+        <w:pStyle w:val="Code"/>
+      </w:pPr>
+      <w:r>
+        <w:t xml:space="preserve">&gt; </w:t>
+      </w:r>
+      <w:r>
+        <w:t>Left &lt;&lt; 111000</w:t>
+      </w:r>
+    </w:p>
+    <w:p>
+      <w:pPr>
+        <w:pStyle w:val="Code"/>
+      </w:pPr>
+      <w:r>
+        <w:t xml:space="preserve">&gt; </w:t>
+      </w:r>
+      <w:r>
+        <w:t>Right &gt;&gt; 0</w:t>
+      </w:r>
+    </w:p>
+    <w:p>
+      <w:pPr>
+        <w:pStyle w:val="Code"/>
+      </w:pPr>
+      <w:r>
+        <w:t xml:space="preserve">&gt; </w:t>
+      </w:r>
+      <w:r>
+        <w:t>Unsigned right &gt;&gt;&gt; 0</w:t>
+      </w:r>
+    </w:p>
+    <w:p>
+      <w:pPr>
+        <w:pStyle w:val="P"/>
+      </w:pPr>
+    </w:p>
+    <w:p>
+      <w:pPr>
+        <w:pStyle w:val="P"/>
+        <w:rPr>
+          <w:lang w:val="en-US"/>
+        </w:rPr>
+      </w:pPr>
+      <w:r>
+        <w:t xml:space="preserve">Джерело: </w:t>
+      </w:r>
+      <w:hyperlink r:id="rId20" w:history="1">
+        <w:r>
+          <w:rPr>
+            <w:rStyle w:val="a4"/>
+            <w:lang w:val="en-US"/>
+          </w:rPr>
+          <w:t>Shift Operators in Java – GeeksForGeeks</w:t>
+        </w:r>
+      </w:hyperlink>
+      <w:r>
+        <w:rPr>
+          <w:lang w:val="en-US"/>
+        </w:rPr>
+        <w:t>.</w:t>
+      </w:r>
+    </w:p>
+    <w:p>
+      <w:pPr>
+        <w:pStyle w:val="P"/>
+        <w:rPr>
+          <w:lang w:val="en-US"/>
+        </w:rPr>
+      </w:pPr>
+    </w:p>
+    <w:p>
+      <w:pPr>
         <w:pStyle w:val="H2"/>
         <w:rPr>
           <w:lang w:val="en-US"/>
@@ -7720,8 +8859,140 @@
         <w:t>Java</w:t>
       </w:r>
     </w:p>
+    <w:p>
+      <w:pPr>
+        <w:pStyle w:val="P"/>
+        <w:rPr>
+          <w:lang w:val="en-US"/>
+        </w:rPr>
+      </w:pPr>
+    </w:p>
+    <w:p>
+      <w:pPr>
+        <w:pStyle w:val="P"/>
+      </w:pPr>
+      <w:r>
+        <w:t>Загальні правила для написанні імен:</w:t>
+      </w:r>
+    </w:p>
+    <w:p>
+      <w:pPr>
+        <w:pStyle w:val="P"/>
+        <w:numPr>
+          <w:ilvl w:val="0"/>
+          <w:numId w:val="3"/>
+        </w:numPr>
+      </w:pPr>
+      <w:r>
+        <w:t>Має починатися з букви;</w:t>
+      </w:r>
+    </w:p>
+    <w:p>
+      <w:pPr>
+        <w:pStyle w:val="P"/>
+        <w:numPr>
+          <w:ilvl w:val="0"/>
+          <w:numId w:val="3"/>
+        </w:numPr>
+      </w:pPr>
+      <w:r>
+        <w:t>Може містити літери, цифри, підкреслювання, …;</w:t>
+      </w:r>
+    </w:p>
+    <w:p>
+      <w:pPr>
+        <w:pStyle w:val="P"/>
+        <w:numPr>
+          <w:ilvl w:val="0"/>
+          <w:numId w:val="3"/>
+        </w:numPr>
+      </w:pPr>
+      <w:r>
+        <w:t xml:space="preserve">Краще писати, використовуючи </w:t>
+      </w:r>
+      <w:r>
+        <w:rPr>
+          <w:rStyle w:val="CodeChar"/>
+        </w:rPr>
+        <w:t>camelCase</w:t>
+      </w:r>
+      <w:r>
+        <w:rPr>
+          <w:lang w:val="en-US"/>
+        </w:rPr>
+        <w:t>;</w:t>
+      </w:r>
+    </w:p>
+    <w:p>
+      <w:pPr>
+        <w:pStyle w:val="P"/>
+        <w:numPr>
+          <w:ilvl w:val="0"/>
+          <w:numId w:val="3"/>
+        </w:numPr>
+      </w:pPr>
+      <w:r>
+        <w:t xml:space="preserve">Не можна використовувати зарезервовані слова: </w:t>
+      </w:r>
+      <w:r>
+        <w:rPr>
+          <w:lang w:val="en-US"/>
+        </w:rPr>
+        <w:t>int, boolean, …</w:t>
+      </w:r>
+      <w:r>
+        <w:rPr>
+          <w:lang w:val="en-US"/>
+        </w:rPr>
+        <w:t>;</w:t>
+      </w:r>
+    </w:p>
+    <w:p>
+      <w:pPr>
+        <w:pStyle w:val="P"/>
+        <w:numPr>
+          <w:ilvl w:val="0"/>
+          <w:numId w:val="3"/>
+        </w:numPr>
+      </w:pPr>
+      <w:r>
+        <w:t>Враховують регістр</w:t>
+      </w:r>
+      <w:r>
+        <w:rPr>
+          <w:lang w:val="en-US"/>
+        </w:rPr>
+        <w:t>.</w:t>
+      </w:r>
+    </w:p>
+    <w:p>
+      <w:pPr>
+        <w:pStyle w:val="P"/>
+        <w:rPr>
+          <w:lang w:val="en-US"/>
+        </w:rPr>
+      </w:pPr>
+      <w:r>
+        <w:t xml:space="preserve">Джерело: </w:t>
+      </w:r>
+      <w:hyperlink r:id="rId21" w:history="1">
+        <w:r>
+          <w:rPr>
+            <w:rStyle w:val="a4"/>
+            <w:lang w:val="en-US"/>
+          </w:rPr>
+          <w:t>Java Identifiers at W3Schools.com</w:t>
+        </w:r>
+      </w:hyperlink>
+      <w:r>
+        <w:rPr>
+          <w:lang w:val="en-US"/>
+        </w:rPr>
+        <w:t>.</w:t>
+      </w:r>
+    </w:p>
     <w:sectPr>
-      <w:headerReference w:type="default" r:id="rId19"/>
+      <w:headerReference w:type="default" r:id="rId22"/>
       <w:pgSz w:w="11906" w:h="16838"/>
       <w:pgMar w:top="1440" w:right="1440" w:bottom="1440" w:left="1440" w:header="708" w:footer="708" w:gutter="0"/>
       <w:cols w:space="708"/>
